--- a/RAPOR.docx
+++ b/RAPOR.docx
@@ -20,7 +20,7 @@
           <w:noProof/>
         </w:rPr>
         <w:drawing>
-          <wp:inline distT="0" distB="0" distL="0" distR="0" wp14:anchorId="537ECBD4" wp14:editId="0385BC49">
+          <wp:inline distT="0" distB="0" distL="0" distR="0" wp14:anchorId="537ECBD4" wp14:editId="3FEB5F1E">
             <wp:extent cx="2268071" cy="2268071"/>
             <wp:effectExtent l="0" t="0" r="5715" b="5715"/>
             <wp:docPr id="756522366" name="Picture 1"/>
@@ -486,638 +486,34 @@
       </w:r>
     </w:p>
     <w:p>
+      <w:r>
+        <w:t>Erişim yönetimi veri tabanları için hayati öneme sahiptir. Kullanıcılara ihtiyaçları olabilecek en düşük yetkileri vermek (Principle of Least Privelege - PoLP) bilgi güvenliğinin gereklilikleri arasındadır. Raporun bu aşamasında bu senaryo gerçekleştirilecektir.</w:t>
+      </w:r>
+    </w:p>
+    <w:p>
       <w:pPr>
         <w:spacing w:before="240"/>
       </w:pPr>
       <w:r>
-        <w:t xml:space="preserve">Veri tabanı yönetim süreçlerindeki yedekleme stratejileri </w:t>
-      </w:r>
-      <w:r>
-        <w:t>dört</w:t>
-      </w:r>
-      <w:r>
-        <w:t xml:space="preserve"> farklı yedekleme türü üzerine kurulmaktadır.</w:t>
-      </w:r>
-      <w:r>
-        <w:t xml:space="preserve"> Bu dört yedekleme türü şunlardır:</w:t>
-      </w:r>
-    </w:p>
-    <w:p>
-      <w:pPr>
-        <w:pStyle w:val="Paragraphedeliste"/>
-        <w:numPr>
-          <w:ilvl w:val="0"/>
-          <w:numId w:val="10"/>
-        </w:numPr>
-        <w:spacing w:before="240"/>
-      </w:pPr>
-      <w:r>
-        <w:rPr>
-          <w:b/>
-          <w:bCs/>
-        </w:rPr>
-        <w:t>Tam Yedekleme:</w:t>
-      </w:r>
-      <w:r>
-        <w:t xml:space="preserve"> Veri tabanının tamamının yedeklenmesidir. Yedekleme boyutu çok büyük olduğundan yedekleme uzun sürmektedir. Bu niteliklerinden ötürü özellikle büyük boyutlu veri tabanlarında temel yedek olarak tercih edilmektedir ve diğer </w:t>
-      </w:r>
-      <w:r>
-        <w:t xml:space="preserve">yedekleme yöntemleri için bir </w:t>
-      </w:r>
-      <w:r>
+        <w:t>Erişim yönetimi senaryosunun gerçekleştirilmesi için aşağıdaki PostgreSQL sorgusu ile iki farklı rol oluşturulmuştur.</w:t>
+      </w:r>
+    </w:p>
+    <w:p>
+      <w:pPr>
+        <w:rPr>
+          <w:lang w:val="en-US"/>
+        </w:rPr>
+      </w:pPr>
+      <w:r>
+        <w:rPr>
+          <w:lang w:val="en-US"/>
+        </w:rPr>
         <w:lastRenderedPageBreak/>
-        <w:t>başlangıç noktası işlevi görmektedir</w:t>
-      </w:r>
-      <w:r>
-        <w:t>.</w:t>
-      </w:r>
-      <w:r>
-        <w:t xml:space="preserve"> Yedeklerin geri yüklenmesi için tek bir dosya gerekli olduğundan geri yükleme işlemi kolaydır.</w:t>
-      </w:r>
-    </w:p>
-    <w:p>
-      <w:pPr>
-        <w:pStyle w:val="Paragraphedeliste"/>
-        <w:numPr>
-          <w:ilvl w:val="0"/>
-          <w:numId w:val="10"/>
-        </w:numPr>
-        <w:spacing w:before="240"/>
-      </w:pPr>
-      <w:r>
-        <w:rPr>
-          <w:b/>
-          <w:bCs/>
-        </w:rPr>
-        <w:t>Farklı/Diferansiyel</w:t>
-      </w:r>
-      <w:r>
-        <w:rPr>
-          <w:b/>
-          <w:bCs/>
-        </w:rPr>
-        <w:t xml:space="preserve"> Yedekleme:</w:t>
-      </w:r>
-      <w:r>
-        <w:t xml:space="preserve"> </w:t>
-      </w:r>
-      <w:r>
-        <w:t>Tam yedeklemeden sonra değişen ve yeni eklenen verilerin yedeklenmesidir. Tam yedekleme üzerinden geçen süre arttırkça yedekleme boyutu artmaktadır. Yedeklerin geri yüklenebilmesi için son alınan tam yedeğe ve artımsal yedeğe ihtiyaç duyulmaktadır.</w:t>
-      </w:r>
-    </w:p>
-    <w:p>
-      <w:pPr>
-        <w:pStyle w:val="Paragraphedeliste"/>
-        <w:numPr>
-          <w:ilvl w:val="0"/>
-          <w:numId w:val="10"/>
-        </w:numPr>
-        <w:spacing w:before="240"/>
-      </w:pPr>
-      <w:r>
-        <w:t xml:space="preserve"> </w:t>
-      </w:r>
-      <w:r>
-        <w:rPr>
-          <w:b/>
-          <w:bCs/>
-        </w:rPr>
-        <w:t>Artımlı Yedekleme:</w:t>
-      </w:r>
-      <w:r>
-        <w:t xml:space="preserve"> Tür farketmeksizin alınan son yedekten bu yana yalnızca değişen verilerin yedeklenmesidir. Yedekleme işlemi çok küçük boyutludur bundan ötürü yedekleme işlemi çok kısa sürmektedir.</w:t>
-      </w:r>
-      <w:r>
-        <w:t xml:space="preserve"> Ancak geri yükleme süreci karmaşık ve uzundur.</w:t>
-      </w:r>
-    </w:p>
-    <w:p>
-      <w:pPr>
-        <w:pStyle w:val="Paragraphedeliste"/>
-        <w:numPr>
-          <w:ilvl w:val="0"/>
-          <w:numId w:val="10"/>
-        </w:numPr>
-        <w:spacing w:before="240"/>
-      </w:pPr>
-      <w:r>
-        <w:rPr>
-          <w:b/>
-          <w:bCs/>
-          <w:lang w:val="tr-TR"/>
-        </w:rPr>
-        <w:t>İşlem Günlüğü Yedeklemesi:</w:t>
-      </w:r>
-      <w:r>
-        <w:rPr>
-          <w:lang w:val="tr-TR"/>
-        </w:rPr>
-        <w:t xml:space="preserve"> Veri tabanı üzerinde gerçekleştirilen tüm işlemlerinin kaydedildiği log dosyalarının yedeklenmesidir. Veri tabanının istenilen bir ana döndürülmesini sağlar. Point-in-time </w:t>
-      </w:r>
-      <w:proofErr w:type="spellStart"/>
-      <w:r>
-        <w:rPr>
-          <w:lang w:val="tr-TR"/>
-        </w:rPr>
-        <w:t>recovery</w:t>
-      </w:r>
-      <w:proofErr w:type="spellEnd"/>
-      <w:r>
-        <w:rPr>
-          <w:lang w:val="tr-TR"/>
-        </w:rPr>
-        <w:t xml:space="preserve"> imkânı sunar. </w:t>
-      </w:r>
-    </w:p>
-    <w:p>
-      <w:pPr>
-        <w:spacing w:before="240"/>
-        <w:ind w:left="360"/>
-      </w:pPr>
-      <w:r>
-        <w:t>Bu projede yedeklemesi stratejisi haftalık olarak tam yedekleme ve günlük artımlı yedekleme ve sürekli olarak işlem günlüğü yedeklemedir. Bu strateji sayesinde point-in-time recovery mümkün olmaktadır.</w:t>
-      </w:r>
-    </w:p>
-    <w:p>
-      <w:pPr>
-        <w:spacing w:before="240"/>
-        <w:ind w:left="360"/>
-      </w:pPr>
-      <w:r>
-        <w:t>Belirlenen stratejinin PostgreSQL veri tabanında ve macOS işletim sisteminde gerçekleştirilmesi için ilk olarak pgBackRest kurulumu yapılmıştır. Sonrasında yedeklerin saklanacağı repo hazırlanmış ve config dosyalarında işlem günlüğü yedeklemesini aktifleştirmek için gerekli düzenlemeler yapılmıştır.</w:t>
-      </w:r>
-    </w:p>
-    <w:p>
-      <w:pPr>
-        <w:spacing w:before="240"/>
-        <w:ind w:left="360"/>
-      </w:pPr>
-    </w:p>
-    <w:p>
-      <w:pPr>
-        <w:pStyle w:val="Titre2"/>
-        <w:ind w:left="993"/>
-      </w:pPr>
-      <w:r>
-        <w:t xml:space="preserve"> Zamanlayıcılarla Yedekleme</w:t>
-      </w:r>
-    </w:p>
-    <w:p>
-      <w:pPr>
-        <w:rPr>
-          <w:lang w:val="tr-TR"/>
-        </w:rPr>
-      </w:pPr>
-    </w:p>
-    <w:p>
-      <w:pPr>
-        <w:rPr>
-          <w:lang w:val="tr-TR"/>
-        </w:rPr>
-      </w:pPr>
-      <w:r>
-        <w:rPr>
-          <w:lang w:val="tr-TR"/>
-        </w:rPr>
-        <w:t xml:space="preserve">Yedekleme süreçlerinin otomasyonu için </w:t>
-      </w:r>
-      <w:proofErr w:type="spellStart"/>
-      <w:r>
-        <w:rPr>
-          <w:lang w:val="tr-TR"/>
-        </w:rPr>
-        <w:t>macOS</w:t>
-      </w:r>
-      <w:proofErr w:type="spellEnd"/>
-      <w:r>
-        <w:rPr>
-          <w:lang w:val="tr-TR"/>
-        </w:rPr>
-        <w:t xml:space="preserve"> işletim sisteminin zamanlama aracı olan </w:t>
-      </w:r>
-      <w:proofErr w:type="spellStart"/>
-      <w:r>
-        <w:rPr>
-          <w:lang w:val="tr-TR"/>
-        </w:rPr>
-        <w:t>crontab</w:t>
-      </w:r>
-      <w:proofErr w:type="spellEnd"/>
-      <w:r>
-        <w:rPr>
-          <w:lang w:val="tr-TR"/>
-        </w:rPr>
-        <w:t xml:space="preserve"> kullanılmıştır. Aşağıdaki komutlar sayesinde her </w:t>
-      </w:r>
-      <w:proofErr w:type="gramStart"/>
-      <w:r>
-        <w:rPr>
-          <w:lang w:val="tr-TR"/>
-        </w:rPr>
-        <w:t>Pazar</w:t>
-      </w:r>
-      <w:proofErr w:type="gramEnd"/>
-      <w:r>
-        <w:rPr>
-          <w:lang w:val="tr-TR"/>
-        </w:rPr>
-        <w:t xml:space="preserve"> günü tam yedek alınması ve her gece artımlı yedek alınması sağlanmıştır.</w:t>
-      </w:r>
-    </w:p>
-    <w:p>
-      <w:pPr>
-        <w:rPr>
-          <w:lang w:val="tr-TR"/>
-        </w:rPr>
-      </w:pPr>
-    </w:p>
-    <w:p>
-      <w:pPr>
-        <w:rPr>
-          <w:rFonts w:ascii="FiraCode Nerd Font" w:hAnsi="FiraCode Nerd Font" w:cs="FiraCode Nerd Font"/>
-          <w:sz w:val="22"/>
-          <w:szCs w:val="22"/>
-          <w:lang w:val="tr-TR"/>
-        </w:rPr>
-      </w:pPr>
-      <w:r>
-        <w:rPr>
-          <w:rFonts w:ascii="FiraCode Nerd Font" w:hAnsi="FiraCode Nerd Font" w:cs="FiraCode Nerd Font"/>
-          <w:sz w:val="22"/>
-          <w:szCs w:val="22"/>
-          <w:lang w:val="tr-TR"/>
-        </w:rPr>
-        <w:t># 1. Her Pazar gece saat 02:00'da Tam Yedek al</w:t>
-      </w:r>
-    </w:p>
-    <w:p>
-      <w:pPr>
-        <w:rPr>
-          <w:rFonts w:ascii="FiraCode Nerd Font" w:hAnsi="FiraCode Nerd Font" w:cs="FiraCode Nerd Font"/>
-          <w:sz w:val="22"/>
-          <w:szCs w:val="22"/>
-          <w:lang w:val="tr-TR"/>
-        </w:rPr>
-      </w:pPr>
-      <w:r>
-        <w:rPr>
-          <w:rFonts w:ascii="FiraCode Nerd Font" w:hAnsi="FiraCode Nerd Font" w:cs="FiraCode Nerd Font"/>
-          <w:sz w:val="22"/>
-          <w:szCs w:val="22"/>
-          <w:lang w:val="tr-TR"/>
-        </w:rPr>
-        <w:t xml:space="preserve">0 2 * * 0 </w:t>
-      </w:r>
-      <w:proofErr w:type="spellStart"/>
-      <w:r>
-        <w:rPr>
-          <w:rFonts w:ascii="FiraCode Nerd Font" w:hAnsi="FiraCode Nerd Font" w:cs="FiraCode Nerd Font"/>
-          <w:sz w:val="22"/>
-          <w:szCs w:val="22"/>
-          <w:lang w:val="tr-TR"/>
-        </w:rPr>
-        <w:t>pgbackrest</w:t>
-      </w:r>
-      <w:proofErr w:type="spellEnd"/>
-      <w:r>
-        <w:rPr>
-          <w:rFonts w:ascii="FiraCode Nerd Font" w:hAnsi="FiraCode Nerd Font" w:cs="FiraCode Nerd Font"/>
-          <w:sz w:val="22"/>
-          <w:szCs w:val="22"/>
-          <w:lang w:val="tr-TR"/>
-        </w:rPr>
-        <w:t xml:space="preserve"> --</w:t>
-      </w:r>
-      <w:proofErr w:type="spellStart"/>
-      <w:r>
-        <w:rPr>
-          <w:rFonts w:ascii="FiraCode Nerd Font" w:hAnsi="FiraCode Nerd Font" w:cs="FiraCode Nerd Font"/>
-          <w:sz w:val="22"/>
-          <w:szCs w:val="22"/>
-          <w:lang w:val="tr-TR"/>
-        </w:rPr>
-        <w:t>stanza</w:t>
-      </w:r>
-      <w:proofErr w:type="spellEnd"/>
-      <w:r>
-        <w:rPr>
-          <w:rFonts w:ascii="FiraCode Nerd Font" w:hAnsi="FiraCode Nerd Font" w:cs="FiraCode Nerd Font"/>
-          <w:sz w:val="22"/>
-          <w:szCs w:val="22"/>
-          <w:lang w:val="tr-TR"/>
-        </w:rPr>
-        <w:t>=scenario-1 --</w:t>
-      </w:r>
-      <w:proofErr w:type="spellStart"/>
-      <w:r>
-        <w:rPr>
-          <w:rFonts w:ascii="FiraCode Nerd Font" w:hAnsi="FiraCode Nerd Font" w:cs="FiraCode Nerd Font"/>
-          <w:sz w:val="22"/>
-          <w:szCs w:val="22"/>
-          <w:lang w:val="tr-TR"/>
-        </w:rPr>
-        <w:t>type</w:t>
-      </w:r>
-      <w:proofErr w:type="spellEnd"/>
-      <w:r>
-        <w:rPr>
-          <w:rFonts w:ascii="FiraCode Nerd Font" w:hAnsi="FiraCode Nerd Font" w:cs="FiraCode Nerd Font"/>
-          <w:sz w:val="22"/>
-          <w:szCs w:val="22"/>
-          <w:lang w:val="tr-TR"/>
-        </w:rPr>
-        <w:t>=</w:t>
-      </w:r>
-      <w:proofErr w:type="spellStart"/>
-      <w:r>
-        <w:rPr>
-          <w:rFonts w:ascii="FiraCode Nerd Font" w:hAnsi="FiraCode Nerd Font" w:cs="FiraCode Nerd Font"/>
-          <w:sz w:val="22"/>
-          <w:szCs w:val="22"/>
-          <w:lang w:val="tr-TR"/>
-        </w:rPr>
-        <w:t>full</w:t>
-      </w:r>
-      <w:proofErr w:type="spellEnd"/>
-      <w:r>
-        <w:rPr>
-          <w:rFonts w:ascii="FiraCode Nerd Font" w:hAnsi="FiraCode Nerd Font" w:cs="FiraCode Nerd Font"/>
-          <w:sz w:val="22"/>
-          <w:szCs w:val="22"/>
-          <w:lang w:val="tr-TR"/>
-        </w:rPr>
-        <w:t xml:space="preserve"> </w:t>
-      </w:r>
-      <w:proofErr w:type="spellStart"/>
-      <w:r>
-        <w:rPr>
-          <w:rFonts w:ascii="FiraCode Nerd Font" w:hAnsi="FiraCode Nerd Font" w:cs="FiraCode Nerd Font"/>
-          <w:sz w:val="22"/>
-          <w:szCs w:val="22"/>
-          <w:lang w:val="tr-TR"/>
-        </w:rPr>
-        <w:t>backup</w:t>
-      </w:r>
-      <w:proofErr w:type="spellEnd"/>
-    </w:p>
-    <w:p>
-      <w:pPr>
-        <w:rPr>
-          <w:rFonts w:ascii="FiraCode Nerd Font" w:hAnsi="FiraCode Nerd Font" w:cs="FiraCode Nerd Font"/>
-          <w:sz w:val="22"/>
-          <w:szCs w:val="22"/>
-          <w:lang w:val="tr-TR"/>
-        </w:rPr>
-      </w:pPr>
-    </w:p>
-    <w:p>
-      <w:pPr>
-        <w:rPr>
-          <w:rFonts w:ascii="FiraCode Nerd Font" w:hAnsi="FiraCode Nerd Font" w:cs="FiraCode Nerd Font"/>
-          <w:sz w:val="22"/>
-          <w:szCs w:val="22"/>
-          <w:lang w:val="tr-TR"/>
-        </w:rPr>
-      </w:pPr>
-      <w:r>
-        <w:rPr>
-          <w:rFonts w:ascii="FiraCode Nerd Font" w:hAnsi="FiraCode Nerd Font" w:cs="FiraCode Nerd Font"/>
-          <w:sz w:val="22"/>
-          <w:szCs w:val="22"/>
-          <w:lang w:val="tr-TR"/>
-        </w:rPr>
-        <w:lastRenderedPageBreak/>
-        <w:t># 2. Haftanın geri kalan günlerinde (Pazartesi-Cumartesi) gece 02:00'da Artı</w:t>
-      </w:r>
-      <w:r>
-        <w:rPr>
-          <w:rFonts w:ascii="FiraCode Nerd Font" w:hAnsi="FiraCode Nerd Font" w:cs="FiraCode Nerd Font"/>
-          <w:sz w:val="22"/>
-          <w:szCs w:val="22"/>
-          <w:lang w:val="tr-TR"/>
-        </w:rPr>
-        <w:t>mlı</w:t>
-      </w:r>
-      <w:r>
-        <w:rPr>
-          <w:rFonts w:ascii="FiraCode Nerd Font" w:hAnsi="FiraCode Nerd Font" w:cs="FiraCode Nerd Font"/>
-          <w:sz w:val="22"/>
-          <w:szCs w:val="22"/>
-          <w:lang w:val="tr-TR"/>
-        </w:rPr>
-        <w:t xml:space="preserve"> Yedek (</w:t>
-      </w:r>
-      <w:proofErr w:type="spellStart"/>
-      <w:r>
-        <w:rPr>
-          <w:rFonts w:ascii="FiraCode Nerd Font" w:hAnsi="FiraCode Nerd Font" w:cs="FiraCode Nerd Font"/>
-          <w:sz w:val="22"/>
-          <w:szCs w:val="22"/>
-          <w:lang w:val="tr-TR"/>
-        </w:rPr>
-        <w:t>Incr</w:t>
-      </w:r>
-      <w:proofErr w:type="spellEnd"/>
-      <w:r>
-        <w:rPr>
-          <w:rFonts w:ascii="FiraCode Nerd Font" w:hAnsi="FiraCode Nerd Font" w:cs="FiraCode Nerd Font"/>
-          <w:sz w:val="22"/>
-          <w:szCs w:val="22"/>
-          <w:lang w:val="tr-TR"/>
-        </w:rPr>
-        <w:t>) al</w:t>
-      </w:r>
-    </w:p>
-    <w:p>
-      <w:pPr>
-        <w:pStyle w:val="Paragraphedeliste"/>
-        <w:numPr>
-          <w:ilvl w:val="0"/>
-          <w:numId w:val="13"/>
-        </w:numPr>
-        <w:rPr>
-          <w:rFonts w:ascii="FiraCode Nerd Font" w:hAnsi="FiraCode Nerd Font" w:cs="FiraCode Nerd Font"/>
-          <w:sz w:val="22"/>
-          <w:szCs w:val="22"/>
-          <w:lang w:val="tr-TR"/>
-        </w:rPr>
-      </w:pPr>
-      <w:r>
-        <w:rPr>
-          <w:rFonts w:ascii="FiraCode Nerd Font" w:hAnsi="FiraCode Nerd Font" w:cs="FiraCode Nerd Font"/>
-          <w:sz w:val="22"/>
-          <w:szCs w:val="22"/>
-          <w:lang w:val="tr-TR"/>
-        </w:rPr>
-        <w:t xml:space="preserve">2 * * 1-6 </w:t>
-      </w:r>
-      <w:proofErr w:type="spellStart"/>
-      <w:r>
-        <w:rPr>
-          <w:rFonts w:ascii="FiraCode Nerd Font" w:hAnsi="FiraCode Nerd Font" w:cs="FiraCode Nerd Font"/>
-          <w:sz w:val="22"/>
-          <w:szCs w:val="22"/>
-          <w:lang w:val="tr-TR"/>
-        </w:rPr>
-        <w:t>pgbackrest</w:t>
-      </w:r>
-      <w:proofErr w:type="spellEnd"/>
-      <w:r>
-        <w:rPr>
-          <w:rFonts w:ascii="FiraCode Nerd Font" w:hAnsi="FiraCode Nerd Font" w:cs="FiraCode Nerd Font"/>
-          <w:sz w:val="22"/>
-          <w:szCs w:val="22"/>
-          <w:lang w:val="tr-TR"/>
-        </w:rPr>
-        <w:t xml:space="preserve"> --</w:t>
-      </w:r>
-      <w:proofErr w:type="spellStart"/>
-      <w:r>
-        <w:rPr>
-          <w:rFonts w:ascii="FiraCode Nerd Font" w:hAnsi="FiraCode Nerd Font" w:cs="FiraCode Nerd Font"/>
-          <w:sz w:val="22"/>
-          <w:szCs w:val="22"/>
-          <w:lang w:val="tr-TR"/>
-        </w:rPr>
-        <w:t>stanza</w:t>
-      </w:r>
-      <w:proofErr w:type="spellEnd"/>
-      <w:r>
-        <w:rPr>
-          <w:rFonts w:ascii="FiraCode Nerd Font" w:hAnsi="FiraCode Nerd Font" w:cs="FiraCode Nerd Font"/>
-          <w:sz w:val="22"/>
-          <w:szCs w:val="22"/>
-          <w:lang w:val="tr-TR"/>
-        </w:rPr>
-        <w:t>=scenario-1 --</w:t>
-      </w:r>
-      <w:proofErr w:type="spellStart"/>
-      <w:r>
-        <w:rPr>
-          <w:rFonts w:ascii="FiraCode Nerd Font" w:hAnsi="FiraCode Nerd Font" w:cs="FiraCode Nerd Font"/>
-          <w:sz w:val="22"/>
-          <w:szCs w:val="22"/>
-          <w:lang w:val="tr-TR"/>
-        </w:rPr>
-        <w:t>type</w:t>
-      </w:r>
-      <w:proofErr w:type="spellEnd"/>
-      <w:r>
-        <w:rPr>
-          <w:rFonts w:ascii="FiraCode Nerd Font" w:hAnsi="FiraCode Nerd Font" w:cs="FiraCode Nerd Font"/>
-          <w:sz w:val="22"/>
-          <w:szCs w:val="22"/>
-          <w:lang w:val="tr-TR"/>
-        </w:rPr>
-        <w:t>=</w:t>
-      </w:r>
-      <w:proofErr w:type="spellStart"/>
-      <w:r>
-        <w:rPr>
-          <w:rFonts w:ascii="FiraCode Nerd Font" w:hAnsi="FiraCode Nerd Font" w:cs="FiraCode Nerd Font"/>
-          <w:sz w:val="22"/>
-          <w:szCs w:val="22"/>
-          <w:lang w:val="tr-TR"/>
-        </w:rPr>
-        <w:t>incr</w:t>
-      </w:r>
-      <w:proofErr w:type="spellEnd"/>
-      <w:r>
-        <w:rPr>
-          <w:rFonts w:ascii="FiraCode Nerd Font" w:hAnsi="FiraCode Nerd Font" w:cs="FiraCode Nerd Font"/>
-          <w:sz w:val="22"/>
-          <w:szCs w:val="22"/>
-          <w:lang w:val="tr-TR"/>
-        </w:rPr>
-        <w:t xml:space="preserve"> </w:t>
-      </w:r>
-      <w:proofErr w:type="spellStart"/>
-      <w:r>
-        <w:rPr>
-          <w:rFonts w:ascii="FiraCode Nerd Font" w:hAnsi="FiraCode Nerd Font" w:cs="FiraCode Nerd Font"/>
-          <w:sz w:val="22"/>
-          <w:szCs w:val="22"/>
-          <w:lang w:val="tr-TR"/>
-        </w:rPr>
-        <w:t>backup</w:t>
-      </w:r>
-      <w:proofErr w:type="spellEnd"/>
-    </w:p>
-    <w:p>
-      <w:pPr>
-        <w:rPr>
-          <w:rFonts w:ascii="FiraCode Nerd Font" w:hAnsi="FiraCode Nerd Font" w:cs="FiraCode Nerd Font"/>
-          <w:sz w:val="22"/>
-          <w:szCs w:val="22"/>
-          <w:lang w:val="tr-TR"/>
-        </w:rPr>
-      </w:pPr>
-    </w:p>
-    <w:p>
-      <w:pPr>
-        <w:pStyle w:val="Titre2"/>
-        <w:numPr>
-          <w:ilvl w:val="0"/>
-          <w:numId w:val="0"/>
-        </w:numPr>
-        <w:spacing w:before="240"/>
-        <w:ind w:left="567"/>
-        <w:rPr>
-          <w:lang w:val="tr-TR"/>
-        </w:rPr>
-      </w:pPr>
-      <w:r>
-        <w:rPr>
-          <w:lang w:val="tr-TR"/>
-        </w:rPr>
-        <w:t>3.3 Felaketten Kurtarma Senaryoları</w:t>
-      </w:r>
-    </w:p>
-    <w:p>
-      <w:pPr>
-        <w:spacing w:before="240"/>
-        <w:rPr>
-          <w:lang w:val="tr-TR"/>
-        </w:rPr>
-      </w:pPr>
-      <w:r>
-        <w:rPr>
-          <w:lang w:val="tr-TR"/>
-        </w:rPr>
-        <w:t>Hazırlanan altyapı ve stratejiler ile bir felaket simüle edilmiş ve veriler bu felaketten kurtarılmıştır. Bu bölümde bu felaketin nasıl simüle edildiğine ve senaryonun çıktıları incelenmektedir.</w:t>
-      </w:r>
-    </w:p>
-    <w:p>
-      <w:pPr>
-        <w:spacing w:before="240"/>
-        <w:rPr>
-          <w:lang w:val="tr-TR"/>
-        </w:rPr>
-      </w:pPr>
-      <w:r>
-        <w:rPr>
-          <w:lang w:val="tr-TR"/>
-        </w:rPr>
-        <w:t>Felaket senaryosundan önce aşağıdaki komut aracılığıyla örnek veri tabanının bir yedeği alınmıştır.</w:t>
-      </w:r>
-    </w:p>
-    <w:p>
-      <w:pPr>
-        <w:spacing w:before="240"/>
-        <w:rPr>
-          <w:lang w:val="tr-TR"/>
-        </w:rPr>
-      </w:pPr>
-      <w:r>
-        <w:rPr>
-          <w:noProof/>
-          <w:lang w:val="tr-TR"/>
-        </w:rPr>
         <w:drawing>
-          <wp:inline distT="0" distB="0" distL="0" distR="0" wp14:anchorId="306F6DA2" wp14:editId="054E5BC8">
-            <wp:extent cx="5971540" cy="1852295"/>
-            <wp:effectExtent l="0" t="0" r="0" b="1905"/>
-            <wp:docPr id="1392225075" name="Image 1"/>
+          <wp:inline distT="0" distB="0" distL="0" distR="0" wp14:anchorId="61664A6E" wp14:editId="7BB8E6E2">
+            <wp:extent cx="5971540" cy="517525"/>
+            <wp:effectExtent l="0" t="0" r="0" b="3175"/>
+            <wp:docPr id="1931006060" name="Image 1"/>
             <wp:cNvGraphicFramePr>
               <a:graphicFrameLocks xmlns:a="http://schemas.openxmlformats.org/drawingml/2006/main" noChangeAspect="1"/>
             </wp:cNvGraphicFramePr>
@@ -1125,7 +521,7 @@
               <a:graphicData uri="http://schemas.openxmlformats.org/drawingml/2006/picture">
                 <pic:pic xmlns:pic="http://schemas.openxmlformats.org/drawingml/2006/picture">
                   <pic:nvPicPr>
-                    <pic:cNvPr id="1392225075" name=""/>
+                    <pic:cNvPr id="1931006060" name=""/>
                     <pic:cNvPicPr/>
                   </pic:nvPicPr>
                   <pic:blipFill>
@@ -1137,7 +533,7 @@
                   <pic:spPr>
                     <a:xfrm>
                       <a:off x="0" y="0"/>
-                      <a:ext cx="5971540" cy="1852295"/>
+                      <a:ext cx="5971540" cy="517525"/>
                     </a:xfrm>
                     <a:prstGeom prst="rect">
                       <a:avLst/>
@@ -1149,59 +545,21 @@
           </wp:inline>
         </w:drawing>
       </w:r>
-    </w:p>
-    <w:p>
-      <w:pPr>
-        <w:spacing w:before="240"/>
+      <w:r>
         <w:rPr>
           <w:lang w:val="tr-TR"/>
         </w:rPr>
-      </w:pPr>
-      <w:r>
-        <w:rPr>
-          <w:lang w:val="en-US"/>
-        </w:rPr>
-        <w:t xml:space="preserve">Bu </w:t>
-      </w:r>
-      <w:proofErr w:type="spellStart"/>
-      <w:r>
-        <w:rPr>
-          <w:lang w:val="en-US"/>
-        </w:rPr>
-        <w:t>yedek</w:t>
-      </w:r>
-      <w:proofErr w:type="spellEnd"/>
-      <w:r>
-        <w:rPr>
-          <w:lang w:val="en-US"/>
-        </w:rPr>
-        <w:t xml:space="preserve"> alma </w:t>
-      </w:r>
-      <w:r>
-        <w:rPr>
-          <w:lang w:val="tr-TR"/>
-        </w:rPr>
-        <w:t>işleminden sonra aşağıdaki komutlar kullanılarak veri tabanından veri silinmiştir. Veri silme işleminden önce tarih damgası not edilmiştir.</w:t>
-      </w:r>
-    </w:p>
-    <w:p>
-      <w:pPr>
-        <w:spacing w:before="240"/>
-        <w:rPr>
-          <w:lang w:val="en-US"/>
-        </w:rPr>
-      </w:pPr>
-      <w:r>
-        <w:rPr>
-          <w:noProof/>
-          <w:lang w:val="en-US"/>
-        </w:rPr>
-        <w:lastRenderedPageBreak/>
+        <w:t>Oluşturulan her iki role de veri tabanına bağlanma ve şemalara erişim yetkisi verilmiştir.</w:t>
+      </w:r>
+      <w:r>
+        <w:rPr>
+          <w:lang w:val="en-US"/>
+        </w:rPr>
         <w:drawing>
-          <wp:inline distT="0" distB="0" distL="0" distR="0" wp14:anchorId="53AF69DE" wp14:editId="260DF7CF">
-            <wp:extent cx="5971540" cy="3272790"/>
-            <wp:effectExtent l="0" t="0" r="0" b="3810"/>
-            <wp:docPr id="133909371" name="Image 1" descr="Une image contenant texte, capture d’écran, Police&#10;&#10;Le contenu généré par l’IA peut être incorrect."/>
+          <wp:inline distT="0" distB="0" distL="0" distR="0" wp14:anchorId="334474BD" wp14:editId="2B520815">
+            <wp:extent cx="5971540" cy="320040"/>
+            <wp:effectExtent l="0" t="0" r="0" b="0"/>
+            <wp:docPr id="1912015553" name="Image 1"/>
             <wp:cNvGraphicFramePr>
               <a:graphicFrameLocks xmlns:a="http://schemas.openxmlformats.org/drawingml/2006/main" noChangeAspect="1"/>
             </wp:cNvGraphicFramePr>
@@ -1209,7 +567,7 @@
               <a:graphicData uri="http://schemas.openxmlformats.org/drawingml/2006/picture">
                 <pic:pic xmlns:pic="http://schemas.openxmlformats.org/drawingml/2006/picture">
                   <pic:nvPicPr>
-                    <pic:cNvPr id="133909371" name="Image 1" descr="Une image contenant texte, capture d’écran, Police&#10;&#10;Le contenu généré par l’IA peut être incorrect."/>
+                    <pic:cNvPr id="1912015553" name=""/>
                     <pic:cNvPicPr/>
                   </pic:nvPicPr>
                   <pic:blipFill>
@@ -1221,7 +579,7 @@
                   <pic:spPr>
                     <a:xfrm>
                       <a:off x="0" y="0"/>
-                      <a:ext cx="5971540" cy="3272790"/>
+                      <a:ext cx="5971540" cy="320040"/>
                     </a:xfrm>
                     <a:prstGeom prst="rect">
                       <a:avLst/>
@@ -1238,123 +596,18 @@
       <w:pPr>
         <w:spacing w:before="240"/>
         <w:rPr>
-          <w:lang w:val="tr-TR"/>
-        </w:rPr>
-      </w:pPr>
-      <w:r>
-        <w:rPr>
-          <w:lang w:val="en-US"/>
-        </w:rPr>
-        <w:t xml:space="preserve">Veri </w:t>
-      </w:r>
-      <w:proofErr w:type="spellStart"/>
-      <w:r>
-        <w:rPr>
-          <w:lang w:val="en-US"/>
-        </w:rPr>
-        <w:t>silme</w:t>
-      </w:r>
-      <w:proofErr w:type="spellEnd"/>
-      <w:r>
-        <w:rPr>
-          <w:lang w:val="en-US"/>
-        </w:rPr>
-        <w:t xml:space="preserve"> </w:t>
-      </w:r>
-      <w:proofErr w:type="spellStart"/>
-      <w:r>
-        <w:rPr>
-          <w:lang w:val="en-US"/>
-        </w:rPr>
-        <w:t>işleminden</w:t>
-      </w:r>
-      <w:proofErr w:type="spellEnd"/>
-      <w:r>
-        <w:rPr>
-          <w:lang w:val="en-US"/>
-        </w:rPr>
-        <w:t xml:space="preserve"> </w:t>
-      </w:r>
-      <w:proofErr w:type="spellStart"/>
-      <w:r>
-        <w:rPr>
-          <w:lang w:val="en-US"/>
-        </w:rPr>
-        <w:t>sonra</w:t>
-      </w:r>
-      <w:proofErr w:type="spellEnd"/>
-      <w:r>
-        <w:rPr>
-          <w:lang w:val="en-US"/>
-        </w:rPr>
-        <w:t xml:space="preserve"> PostgreSQL </w:t>
-      </w:r>
-      <w:proofErr w:type="spellStart"/>
-      <w:r>
-        <w:rPr>
-          <w:lang w:val="en-US"/>
-        </w:rPr>
-        <w:t>servisi</w:t>
-      </w:r>
-      <w:proofErr w:type="spellEnd"/>
-      <w:r>
-        <w:rPr>
-          <w:lang w:val="en-US"/>
-        </w:rPr>
-        <w:t xml:space="preserve"> </w:t>
-      </w:r>
-      <w:proofErr w:type="spellStart"/>
-      <w:r>
-        <w:rPr>
-          <w:lang w:val="en-US"/>
-        </w:rPr>
-        <w:t>durdu</w:t>
-      </w:r>
-      <w:r>
-        <w:rPr>
-          <w:lang w:val="tr-TR"/>
-        </w:rPr>
-        <w:t>rulmuş</w:t>
-      </w:r>
-      <w:proofErr w:type="spellEnd"/>
-      <w:r>
-        <w:rPr>
-          <w:lang w:val="tr-TR"/>
-        </w:rPr>
-        <w:t xml:space="preserve"> ve not edilen tarih damgası ile </w:t>
-      </w:r>
-      <w:proofErr w:type="spellStart"/>
-      <w:r>
-        <w:rPr>
-          <w:lang w:val="tr-TR"/>
-        </w:rPr>
-        <w:t>pgBackRest</w:t>
-      </w:r>
-      <w:proofErr w:type="spellEnd"/>
-      <w:r>
-        <w:rPr>
-          <w:lang w:val="tr-TR"/>
-        </w:rPr>
-        <w:t xml:space="preserve"> komutu çağırılmıştır.</w:t>
-      </w:r>
-    </w:p>
-    <w:p>
-      <w:pPr>
-        <w:spacing w:before="240"/>
-        <w:rPr>
-          <w:lang w:val="en-US"/>
-        </w:rPr>
-      </w:pPr>
-      <w:r>
-        <w:rPr>
-          <w:noProof/>
+          <w:lang w:val="en-US"/>
+        </w:rPr>
+      </w:pPr>
+      <w:r>
+        <w:rPr>
           <w:lang w:val="en-US"/>
         </w:rPr>
         <w:drawing>
-          <wp:inline distT="0" distB="0" distL="0" distR="0" wp14:anchorId="52678F47" wp14:editId="2EDAC9A7">
-            <wp:extent cx="5971540" cy="1348740"/>
+          <wp:inline distT="0" distB="0" distL="0" distR="0" wp14:anchorId="1FC9196D" wp14:editId="624FDCFD">
+            <wp:extent cx="5971540" cy="305435"/>
             <wp:effectExtent l="0" t="0" r="0" b="0"/>
-            <wp:docPr id="231942686" name="Image 1" descr="Une image contenant texte, capture d’écran, Police, document&#10;&#10;Le contenu généré par l’IA peut être incorrect."/>
+            <wp:docPr id="1360858491" name="Image 1"/>
             <wp:cNvGraphicFramePr>
               <a:graphicFrameLocks xmlns:a="http://schemas.openxmlformats.org/drawingml/2006/main" noChangeAspect="1"/>
             </wp:cNvGraphicFramePr>
@@ -1362,7 +615,7 @@
               <a:graphicData uri="http://schemas.openxmlformats.org/drawingml/2006/picture">
                 <pic:pic xmlns:pic="http://schemas.openxmlformats.org/drawingml/2006/picture">
                   <pic:nvPicPr>
-                    <pic:cNvPr id="231942686" name="Image 1" descr="Une image contenant texte, capture d’écran, Police, document&#10;&#10;Le contenu généré par l’IA peut être incorrect."/>
+                    <pic:cNvPr id="1360858491" name=""/>
                     <pic:cNvPicPr/>
                   </pic:nvPicPr>
                   <pic:blipFill>
@@ -1374,7 +627,7 @@
                   <pic:spPr>
                     <a:xfrm>
                       <a:off x="0" y="0"/>
-                      <a:ext cx="5971540" cy="1348740"/>
+                      <a:ext cx="5971540" cy="305435"/>
                     </a:xfrm>
                     <a:prstGeom prst="rect">
                       <a:avLst/>
@@ -1394,142 +647,107 @@
           <w:lang w:val="en-US"/>
         </w:rPr>
       </w:pPr>
-      <w:r>
-        <w:rPr>
-          <w:lang w:val="en-US"/>
-        </w:rPr>
-        <w:t xml:space="preserve">Bu </w:t>
-      </w:r>
-      <w:proofErr w:type="spellStart"/>
-      <w:r>
-        <w:rPr>
-          <w:lang w:val="en-US"/>
-        </w:rPr>
-        <w:t>komutun</w:t>
-      </w:r>
-      <w:proofErr w:type="spellEnd"/>
-      <w:r>
-        <w:rPr>
-          <w:lang w:val="en-US"/>
-        </w:rPr>
-        <w:t xml:space="preserve"> </w:t>
-      </w:r>
-      <w:proofErr w:type="spellStart"/>
-      <w:r>
-        <w:rPr>
-          <w:lang w:val="en-US"/>
-        </w:rPr>
-        <w:t>çıktısı</w:t>
-      </w:r>
-      <w:proofErr w:type="spellEnd"/>
-      <w:r>
-        <w:rPr>
-          <w:lang w:val="en-US"/>
-        </w:rPr>
-        <w:t xml:space="preserve"> </w:t>
-      </w:r>
-      <w:proofErr w:type="spellStart"/>
-      <w:r>
-        <w:rPr>
-          <w:lang w:val="en-US"/>
-        </w:rPr>
-        <w:t>veri</w:t>
-      </w:r>
-      <w:proofErr w:type="spellEnd"/>
-      <w:r>
-        <w:rPr>
-          <w:lang w:val="en-US"/>
-        </w:rPr>
-        <w:t xml:space="preserve"> </w:t>
-      </w:r>
-      <w:proofErr w:type="spellStart"/>
-      <w:r>
-        <w:rPr>
-          <w:lang w:val="en-US"/>
-        </w:rPr>
-        <w:t>kurtarma</w:t>
-      </w:r>
-      <w:proofErr w:type="spellEnd"/>
-      <w:r>
-        <w:rPr>
-          <w:lang w:val="en-US"/>
-        </w:rPr>
-        <w:t xml:space="preserve"> </w:t>
-      </w:r>
-      <w:proofErr w:type="spellStart"/>
-      <w:r>
-        <w:rPr>
-          <w:lang w:val="en-US"/>
-        </w:rPr>
-        <w:t>işleminin</w:t>
-      </w:r>
-      <w:proofErr w:type="spellEnd"/>
-      <w:r>
-        <w:rPr>
-          <w:lang w:val="en-US"/>
-        </w:rPr>
-        <w:t xml:space="preserve"> </w:t>
-      </w:r>
-      <w:proofErr w:type="spellStart"/>
-      <w:r>
-        <w:rPr>
-          <w:lang w:val="en-US"/>
-        </w:rPr>
-        <w:t>başarılı</w:t>
-      </w:r>
-      <w:proofErr w:type="spellEnd"/>
-      <w:r>
-        <w:rPr>
-          <w:lang w:val="en-US"/>
-        </w:rPr>
-        <w:t xml:space="preserve"> </w:t>
-      </w:r>
-      <w:proofErr w:type="spellStart"/>
-      <w:r>
-        <w:rPr>
-          <w:lang w:val="en-US"/>
-        </w:rPr>
-        <w:t>şekilde</w:t>
-      </w:r>
-      <w:proofErr w:type="spellEnd"/>
-      <w:r>
-        <w:rPr>
-          <w:lang w:val="en-US"/>
-        </w:rPr>
-        <w:t xml:space="preserve"> </w:t>
-      </w:r>
-      <w:proofErr w:type="spellStart"/>
-      <w:r>
-        <w:rPr>
-          <w:lang w:val="en-US"/>
-        </w:rPr>
-        <w:t>sonuçlandığını</w:t>
-      </w:r>
-      <w:proofErr w:type="spellEnd"/>
-      <w:r>
-        <w:rPr>
-          <w:lang w:val="en-US"/>
-        </w:rPr>
-        <w:t xml:space="preserve"> </w:t>
-      </w:r>
-      <w:proofErr w:type="spellStart"/>
-      <w:r>
-        <w:rPr>
-          <w:lang w:val="en-US"/>
-        </w:rPr>
-        <w:t>göstermektedir</w:t>
-      </w:r>
-      <w:proofErr w:type="spellEnd"/>
-      <w:r>
-        <w:rPr>
-          <w:lang w:val="en-US"/>
-        </w:rPr>
-        <w:t xml:space="preserve">. </w:t>
-      </w:r>
-    </w:p>
-    <w:p>
-      <w:pPr>
-        <w:pStyle w:val="Titre2"/>
+      <w:proofErr w:type="spellStart"/>
+      <w:r>
+        <w:rPr>
+          <w:lang w:val="en-US"/>
+        </w:rPr>
+        <w:t>Sonrasında</w:t>
+      </w:r>
+      <w:proofErr w:type="spellEnd"/>
+      <w:r>
+        <w:rPr>
+          <w:lang w:val="en-US"/>
+        </w:rPr>
+        <w:t xml:space="preserve"> </w:t>
+      </w:r>
+      <w:proofErr w:type="spellStart"/>
+      <w:r>
+        <w:rPr>
+          <w:lang w:val="en-US"/>
+        </w:rPr>
+        <w:t>read_only</w:t>
+      </w:r>
+      <w:proofErr w:type="spellEnd"/>
+      <w:r>
+        <w:rPr>
+          <w:lang w:val="en-US"/>
+        </w:rPr>
+        <w:t xml:space="preserve"> </w:t>
+      </w:r>
+      <w:proofErr w:type="spellStart"/>
+      <w:r>
+        <w:rPr>
+          <w:lang w:val="en-US"/>
+        </w:rPr>
+        <w:t>rolüne</w:t>
+      </w:r>
+      <w:proofErr w:type="spellEnd"/>
+      <w:r>
+        <w:rPr>
+          <w:lang w:val="en-US"/>
+        </w:rPr>
+        <w:t xml:space="preserve"> </w:t>
+      </w:r>
+      <w:proofErr w:type="spellStart"/>
+      <w:r>
+        <w:rPr>
+          <w:lang w:val="en-US"/>
+        </w:rPr>
+        <w:t>yalnızca</w:t>
+      </w:r>
+      <w:proofErr w:type="spellEnd"/>
+      <w:r>
+        <w:rPr>
+          <w:lang w:val="en-US"/>
+        </w:rPr>
+        <w:t xml:space="preserve"> </w:t>
+      </w:r>
+      <w:proofErr w:type="spellStart"/>
+      <w:r>
+        <w:rPr>
+          <w:lang w:val="en-US"/>
+        </w:rPr>
+        <w:t>okuma</w:t>
+      </w:r>
+      <w:proofErr w:type="spellEnd"/>
+      <w:r>
+        <w:rPr>
+          <w:lang w:val="en-US"/>
+        </w:rPr>
+        <w:t xml:space="preserve"> </w:t>
+      </w:r>
+      <w:proofErr w:type="spellStart"/>
+      <w:r>
+        <w:rPr>
+          <w:lang w:val="en-US"/>
+        </w:rPr>
+        <w:t>yetkisi</w:t>
+      </w:r>
+      <w:proofErr w:type="spellEnd"/>
+      <w:r>
+        <w:rPr>
+          <w:lang w:val="en-US"/>
+        </w:rPr>
+        <w:t xml:space="preserve"> </w:t>
+      </w:r>
+      <w:proofErr w:type="spellStart"/>
+      <w:r>
+        <w:rPr>
+          <w:lang w:val="en-US"/>
+        </w:rPr>
+        <w:t>verilmiştir</w:t>
+      </w:r>
+      <w:proofErr w:type="spellEnd"/>
+      <w:r>
+        <w:rPr>
+          <w:lang w:val="en-US"/>
+        </w:rPr>
+        <w:t>.</w:t>
+      </w:r>
+    </w:p>
+    <w:p>
+      <w:pPr>
         <w:spacing w:before="240"/>
         <w:rPr>
           <w:lang w:val="en-US"/>
@@ -1539,492 +757,11 @@
         <w:rPr>
           <w:lang w:val="en-US"/>
         </w:rPr>
-        <w:t xml:space="preserve"> </w:t>
-      </w:r>
-      <w:proofErr w:type="spellStart"/>
-      <w:r>
-        <w:rPr>
-          <w:lang w:val="en-US"/>
-        </w:rPr>
-        <w:t>Yedeklerin</w:t>
-      </w:r>
-      <w:proofErr w:type="spellEnd"/>
-      <w:r>
-        <w:rPr>
-          <w:lang w:val="en-US"/>
-        </w:rPr>
-        <w:t xml:space="preserve"> </w:t>
-      </w:r>
-      <w:proofErr w:type="spellStart"/>
-      <w:r>
-        <w:rPr>
-          <w:lang w:val="en-US"/>
-        </w:rPr>
-        <w:t>Doğruluğunu</w:t>
-      </w:r>
-      <w:proofErr w:type="spellEnd"/>
-      <w:r>
-        <w:rPr>
-          <w:lang w:val="en-US"/>
-        </w:rPr>
-        <w:t xml:space="preserve"> Test </w:t>
-      </w:r>
-      <w:proofErr w:type="spellStart"/>
-      <w:r>
-        <w:rPr>
-          <w:lang w:val="en-US"/>
-        </w:rPr>
-        <w:t>Etme</w:t>
-      </w:r>
-      <w:proofErr w:type="spellEnd"/>
-    </w:p>
-    <w:p>
-      <w:pPr>
-        <w:spacing w:before="240"/>
-        <w:rPr>
-          <w:lang w:val="en-US"/>
-        </w:rPr>
-      </w:pPr>
-      <w:proofErr w:type="spellStart"/>
-      <w:r>
-        <w:rPr>
-          <w:lang w:val="en-US"/>
-        </w:rPr>
-        <w:t>pgBackRest</w:t>
-      </w:r>
-      <w:proofErr w:type="spellEnd"/>
-      <w:r>
-        <w:rPr>
-          <w:lang w:val="en-US"/>
-        </w:rPr>
-        <w:t xml:space="preserve"> </w:t>
-      </w:r>
-      <w:proofErr w:type="spellStart"/>
-      <w:r>
-        <w:rPr>
-          <w:lang w:val="en-US"/>
-        </w:rPr>
-        <w:t>komutu</w:t>
-      </w:r>
-      <w:proofErr w:type="spellEnd"/>
-      <w:r>
-        <w:rPr>
-          <w:lang w:val="en-US"/>
-        </w:rPr>
-        <w:t xml:space="preserve"> </w:t>
-      </w:r>
-      <w:proofErr w:type="spellStart"/>
-      <w:r>
-        <w:rPr>
-          <w:lang w:val="en-US"/>
-        </w:rPr>
-        <w:t>veri</w:t>
-      </w:r>
-      <w:proofErr w:type="spellEnd"/>
-      <w:r>
-        <w:rPr>
-          <w:lang w:val="en-US"/>
-        </w:rPr>
-        <w:t xml:space="preserve"> </w:t>
-      </w:r>
-      <w:proofErr w:type="spellStart"/>
-      <w:r>
-        <w:rPr>
-          <w:lang w:val="en-US"/>
-        </w:rPr>
-        <w:t>kurtarma</w:t>
-      </w:r>
-      <w:proofErr w:type="spellEnd"/>
-      <w:r>
-        <w:rPr>
-          <w:lang w:val="en-US"/>
-        </w:rPr>
-        <w:t xml:space="preserve"> </w:t>
-      </w:r>
-      <w:proofErr w:type="spellStart"/>
-      <w:r>
-        <w:rPr>
-          <w:lang w:val="en-US"/>
-        </w:rPr>
-        <w:t>işleminin</w:t>
-      </w:r>
-      <w:proofErr w:type="spellEnd"/>
-      <w:r>
-        <w:rPr>
-          <w:lang w:val="en-US"/>
-        </w:rPr>
-        <w:t xml:space="preserve"> </w:t>
-      </w:r>
-      <w:proofErr w:type="spellStart"/>
-      <w:r>
-        <w:rPr>
-          <w:lang w:val="en-US"/>
-        </w:rPr>
-        <w:t>başarılı</w:t>
-      </w:r>
-      <w:proofErr w:type="spellEnd"/>
-      <w:r>
-        <w:rPr>
-          <w:lang w:val="en-US"/>
-        </w:rPr>
-        <w:t xml:space="preserve"> </w:t>
-      </w:r>
-      <w:proofErr w:type="spellStart"/>
-      <w:r>
-        <w:rPr>
-          <w:lang w:val="en-US"/>
-        </w:rPr>
-        <w:t>olduğunu</w:t>
-      </w:r>
-      <w:proofErr w:type="spellEnd"/>
-      <w:r>
-        <w:rPr>
-          <w:lang w:val="en-US"/>
-        </w:rPr>
-        <w:t xml:space="preserve"> </w:t>
-      </w:r>
-      <w:proofErr w:type="spellStart"/>
-      <w:r>
-        <w:rPr>
-          <w:lang w:val="en-US"/>
-        </w:rPr>
-        <w:t>söylese</w:t>
-      </w:r>
-      <w:proofErr w:type="spellEnd"/>
-      <w:r>
-        <w:rPr>
-          <w:lang w:val="en-US"/>
-        </w:rPr>
-        <w:t xml:space="preserve"> </w:t>
-      </w:r>
-      <w:proofErr w:type="spellStart"/>
-      <w:r>
-        <w:rPr>
-          <w:lang w:val="en-US"/>
-        </w:rPr>
-        <w:t>dahi</w:t>
-      </w:r>
-      <w:proofErr w:type="spellEnd"/>
-      <w:r>
-        <w:rPr>
-          <w:lang w:val="en-US"/>
-        </w:rPr>
-        <w:t xml:space="preserve"> </w:t>
-      </w:r>
-      <w:proofErr w:type="spellStart"/>
-      <w:r>
-        <w:rPr>
-          <w:lang w:val="en-US"/>
-        </w:rPr>
-        <w:t>veriler</w:t>
-      </w:r>
-      <w:proofErr w:type="spellEnd"/>
-      <w:r>
-        <w:rPr>
-          <w:lang w:val="en-US"/>
-        </w:rPr>
-        <w:t xml:space="preserve"> </w:t>
-      </w:r>
-      <w:proofErr w:type="spellStart"/>
-      <w:r>
-        <w:rPr>
-          <w:lang w:val="en-US"/>
-        </w:rPr>
-        <w:t>manuel</w:t>
-      </w:r>
-      <w:proofErr w:type="spellEnd"/>
-      <w:r>
-        <w:rPr>
-          <w:lang w:val="en-US"/>
-        </w:rPr>
-        <w:t xml:space="preserve"> </w:t>
-      </w:r>
-      <w:proofErr w:type="spellStart"/>
-      <w:r>
-        <w:rPr>
-          <w:lang w:val="en-US"/>
-        </w:rPr>
-        <w:t>olarak</w:t>
-      </w:r>
-      <w:proofErr w:type="spellEnd"/>
-      <w:r>
-        <w:rPr>
-          <w:lang w:val="en-US"/>
-        </w:rPr>
-        <w:t xml:space="preserve"> control </w:t>
-      </w:r>
-      <w:proofErr w:type="spellStart"/>
-      <w:r>
-        <w:rPr>
-          <w:lang w:val="en-US"/>
-        </w:rPr>
-        <w:t>edilmiştir</w:t>
-      </w:r>
-      <w:proofErr w:type="spellEnd"/>
-      <w:r>
-        <w:rPr>
-          <w:lang w:val="en-US"/>
-        </w:rPr>
-        <w:t xml:space="preserve">. </w:t>
-      </w:r>
-      <w:proofErr w:type="spellStart"/>
-      <w:r>
-        <w:rPr>
-          <w:lang w:val="en-US"/>
-        </w:rPr>
-        <w:t>Aşağıdaki</w:t>
-      </w:r>
-      <w:proofErr w:type="spellEnd"/>
-      <w:r>
-        <w:rPr>
-          <w:lang w:val="en-US"/>
-        </w:rPr>
-        <w:t xml:space="preserve"> </w:t>
-      </w:r>
-      <w:proofErr w:type="spellStart"/>
-      <w:r>
-        <w:rPr>
-          <w:lang w:val="en-US"/>
-        </w:rPr>
-        <w:t>komutlar</w:t>
-      </w:r>
-      <w:proofErr w:type="spellEnd"/>
-      <w:r>
-        <w:rPr>
-          <w:lang w:val="en-US"/>
-        </w:rPr>
-        <w:t xml:space="preserve"> </w:t>
-      </w:r>
-      <w:proofErr w:type="spellStart"/>
-      <w:r>
-        <w:rPr>
-          <w:lang w:val="en-US"/>
-        </w:rPr>
-        <w:t>aracılığıyla</w:t>
-      </w:r>
-      <w:proofErr w:type="spellEnd"/>
-      <w:r>
-        <w:rPr>
-          <w:lang w:val="en-US"/>
-        </w:rPr>
-        <w:t xml:space="preserve"> </w:t>
-      </w:r>
-      <w:proofErr w:type="spellStart"/>
-      <w:r>
-        <w:rPr>
-          <w:lang w:val="en-US"/>
-        </w:rPr>
-        <w:t>veri</w:t>
-      </w:r>
-      <w:proofErr w:type="spellEnd"/>
-      <w:r>
-        <w:rPr>
-          <w:lang w:val="en-US"/>
-        </w:rPr>
-        <w:t xml:space="preserve"> </w:t>
-      </w:r>
-      <w:proofErr w:type="spellStart"/>
-      <w:r>
-        <w:rPr>
-          <w:lang w:val="en-US"/>
-        </w:rPr>
-        <w:t>tabanına</w:t>
-      </w:r>
-      <w:proofErr w:type="spellEnd"/>
-      <w:r>
-        <w:rPr>
-          <w:lang w:val="en-US"/>
-        </w:rPr>
-        <w:t xml:space="preserve"> </w:t>
-      </w:r>
-      <w:proofErr w:type="spellStart"/>
-      <w:r>
-        <w:rPr>
-          <w:lang w:val="en-US"/>
-        </w:rPr>
-        <w:t>bağlanılmış</w:t>
-      </w:r>
-      <w:proofErr w:type="spellEnd"/>
-      <w:r>
-        <w:rPr>
-          <w:lang w:val="en-US"/>
-        </w:rPr>
-        <w:t xml:space="preserve"> </w:t>
-      </w:r>
-      <w:proofErr w:type="spellStart"/>
-      <w:r>
-        <w:rPr>
-          <w:lang w:val="en-US"/>
-        </w:rPr>
-        <w:t>ve</w:t>
-      </w:r>
-      <w:proofErr w:type="spellEnd"/>
-      <w:r>
-        <w:rPr>
-          <w:lang w:val="en-US"/>
-        </w:rPr>
-        <w:t xml:space="preserve"> </w:t>
-      </w:r>
-      <w:proofErr w:type="spellStart"/>
-      <w:r>
-        <w:rPr>
-          <w:lang w:val="en-US"/>
-        </w:rPr>
-        <w:t>silinen</w:t>
-      </w:r>
-      <w:proofErr w:type="spellEnd"/>
-      <w:r>
-        <w:rPr>
-          <w:lang w:val="en-US"/>
-        </w:rPr>
-        <w:t xml:space="preserve"> </w:t>
-      </w:r>
-      <w:proofErr w:type="spellStart"/>
-      <w:r>
-        <w:rPr>
-          <w:lang w:val="en-US"/>
-        </w:rPr>
-        <w:t>veri</w:t>
-      </w:r>
-      <w:proofErr w:type="spellEnd"/>
-      <w:r>
-        <w:rPr>
-          <w:lang w:val="en-US"/>
-        </w:rPr>
-        <w:t xml:space="preserve"> </w:t>
-      </w:r>
-      <w:proofErr w:type="spellStart"/>
-      <w:r>
-        <w:rPr>
-          <w:lang w:val="en-US"/>
-        </w:rPr>
-        <w:t>sorgulanmıştır</w:t>
-      </w:r>
-      <w:proofErr w:type="spellEnd"/>
-      <w:r>
-        <w:rPr>
-          <w:lang w:val="en-US"/>
-        </w:rPr>
-        <w:t xml:space="preserve">. </w:t>
-      </w:r>
-      <w:proofErr w:type="spellStart"/>
-      <w:r>
-        <w:rPr>
-          <w:lang w:val="en-US"/>
-        </w:rPr>
-        <w:t>Görüleceği</w:t>
-      </w:r>
-      <w:proofErr w:type="spellEnd"/>
-      <w:r>
-        <w:rPr>
-          <w:lang w:val="en-US"/>
-        </w:rPr>
-        <w:t xml:space="preserve"> </w:t>
-      </w:r>
-      <w:proofErr w:type="spellStart"/>
-      <w:r>
-        <w:rPr>
-          <w:lang w:val="en-US"/>
-        </w:rPr>
-        <w:t>üzere</w:t>
-      </w:r>
-      <w:proofErr w:type="spellEnd"/>
-      <w:r>
-        <w:rPr>
-          <w:lang w:val="en-US"/>
-        </w:rPr>
-        <w:t xml:space="preserve"> </w:t>
-      </w:r>
-      <w:proofErr w:type="spellStart"/>
-      <w:r>
-        <w:rPr>
-          <w:lang w:val="en-US"/>
-        </w:rPr>
-        <w:t>veri</w:t>
-      </w:r>
-      <w:proofErr w:type="spellEnd"/>
-      <w:r>
-        <w:rPr>
-          <w:lang w:val="en-US"/>
-        </w:rPr>
-        <w:t xml:space="preserve"> </w:t>
-      </w:r>
-      <w:proofErr w:type="spellStart"/>
-      <w:r>
-        <w:rPr>
-          <w:lang w:val="en-US"/>
-        </w:rPr>
-        <w:t>kurtarma</w:t>
-      </w:r>
-      <w:proofErr w:type="spellEnd"/>
-      <w:r>
-        <w:rPr>
-          <w:lang w:val="en-US"/>
-        </w:rPr>
-        <w:t xml:space="preserve"> </w:t>
-      </w:r>
-      <w:proofErr w:type="spellStart"/>
-      <w:r>
-        <w:rPr>
-          <w:lang w:val="en-US"/>
-        </w:rPr>
-        <w:t>işlemi</w:t>
-      </w:r>
-      <w:proofErr w:type="spellEnd"/>
-      <w:r>
-        <w:rPr>
-          <w:lang w:val="en-US"/>
-        </w:rPr>
-        <w:t xml:space="preserve"> </w:t>
-      </w:r>
-      <w:proofErr w:type="spellStart"/>
-      <w:r>
-        <w:rPr>
-          <w:lang w:val="en-US"/>
-        </w:rPr>
-        <w:t>başarılı</w:t>
-      </w:r>
-      <w:proofErr w:type="spellEnd"/>
-      <w:r>
-        <w:rPr>
-          <w:lang w:val="en-US"/>
-        </w:rPr>
-        <w:t xml:space="preserve"> </w:t>
-      </w:r>
-      <w:proofErr w:type="spellStart"/>
-      <w:r>
-        <w:rPr>
-          <w:lang w:val="en-US"/>
-        </w:rPr>
-        <w:t>olmuştur</w:t>
-      </w:r>
-      <w:proofErr w:type="spellEnd"/>
-      <w:r>
-        <w:rPr>
-          <w:lang w:val="en-US"/>
-        </w:rPr>
-        <w:t>.</w:t>
-      </w:r>
-    </w:p>
-    <w:p>
-      <w:pPr>
-        <w:spacing w:before="240"/>
-        <w:jc w:val="center"/>
-        <w:rPr>
-          <w:lang w:val="en-US"/>
-        </w:rPr>
-      </w:pPr>
-      <w:r>
-        <w:rPr>
-          <w:noProof/>
-          <w:lang w:val="en-US"/>
-        </w:rPr>
-        <w:lastRenderedPageBreak/>
         <w:drawing>
-          <wp:inline distT="0" distB="0" distL="0" distR="0" wp14:anchorId="1BE69841" wp14:editId="73A7231E">
-            <wp:extent cx="3751729" cy="4009452"/>
-            <wp:effectExtent l="0" t="0" r="0" b="3810"/>
-            <wp:docPr id="870245113" name="Image 1" descr="Une image contenant texte, capture d’écran&#10;&#10;Le contenu généré par l’IA peut être incorrect."/>
+          <wp:inline distT="0" distB="0" distL="0" distR="0" wp14:anchorId="643C507D" wp14:editId="132EE4BF">
+            <wp:extent cx="5971540" cy="304800"/>
+            <wp:effectExtent l="0" t="0" r="0" b="0"/>
+            <wp:docPr id="69031042" name="Image 1"/>
             <wp:cNvGraphicFramePr>
               <a:graphicFrameLocks xmlns:a="http://schemas.openxmlformats.org/drawingml/2006/main" noChangeAspect="1"/>
             </wp:cNvGraphicFramePr>
@@ -2032,7 +769,7 @@
               <a:graphicData uri="http://schemas.openxmlformats.org/drawingml/2006/picture">
                 <pic:pic xmlns:pic="http://schemas.openxmlformats.org/drawingml/2006/picture">
                   <pic:nvPicPr>
-                    <pic:cNvPr id="870245113" name="Image 1" descr="Une image contenant texte, capture d’écran&#10;&#10;Le contenu généré par l’IA peut être incorrect."/>
+                    <pic:cNvPr id="69031042" name=""/>
                     <pic:cNvPicPr/>
                   </pic:nvPicPr>
                   <pic:blipFill>
@@ -2044,7 +781,7 @@
                   <pic:spPr>
                     <a:xfrm>
                       <a:off x="0" y="0"/>
-                      <a:ext cx="3751729" cy="4009452"/>
+                      <a:ext cx="5971540" cy="304800"/>
                     </a:xfrm>
                     <a:prstGeom prst="rect">
                       <a:avLst/>
@@ -2069,783 +806,63 @@
         <w:rPr>
           <w:lang w:val="en-US"/>
         </w:rPr>
-        <w:t>Ancak</w:t>
-      </w:r>
-      <w:proofErr w:type="spellEnd"/>
-      <w:r>
-        <w:rPr>
-          <w:lang w:val="en-US"/>
-        </w:rPr>
-        <w:t xml:space="preserve"> </w:t>
-      </w:r>
-      <w:proofErr w:type="spellStart"/>
-      <w:r>
-        <w:rPr>
-          <w:lang w:val="en-US"/>
-        </w:rPr>
-        <w:t>silinen</w:t>
-      </w:r>
-      <w:proofErr w:type="spellEnd"/>
-      <w:r>
-        <w:rPr>
-          <w:lang w:val="en-US"/>
-        </w:rPr>
-        <w:t xml:space="preserve"> </w:t>
-      </w:r>
-      <w:proofErr w:type="spellStart"/>
-      <w:r>
-        <w:rPr>
-          <w:lang w:val="en-US"/>
-        </w:rPr>
-        <w:t>veriye</w:t>
-      </w:r>
-      <w:proofErr w:type="spellEnd"/>
-      <w:r>
-        <w:rPr>
-          <w:lang w:val="en-US"/>
-        </w:rPr>
-        <w:t xml:space="preserve"> </w:t>
-      </w:r>
-      <w:proofErr w:type="spellStart"/>
-      <w:r>
-        <w:rPr>
-          <w:lang w:val="en-US"/>
-        </w:rPr>
-        <w:t>ulaşabilmek</w:t>
-      </w:r>
-      <w:proofErr w:type="spellEnd"/>
-      <w:r>
-        <w:rPr>
-          <w:lang w:val="en-US"/>
-        </w:rPr>
-        <w:t xml:space="preserve"> </w:t>
-      </w:r>
-      <w:proofErr w:type="spellStart"/>
-      <w:r>
-        <w:rPr>
-          <w:lang w:val="en-US"/>
-        </w:rPr>
-        <w:t>veri</w:t>
-      </w:r>
-      <w:proofErr w:type="spellEnd"/>
-      <w:r>
-        <w:rPr>
-          <w:lang w:val="en-US"/>
-        </w:rPr>
-        <w:t xml:space="preserve"> </w:t>
-      </w:r>
-      <w:proofErr w:type="spellStart"/>
-      <w:r>
-        <w:rPr>
-          <w:lang w:val="en-US"/>
-        </w:rPr>
-        <w:t>tabanının</w:t>
-      </w:r>
-      <w:proofErr w:type="spellEnd"/>
-      <w:r>
-        <w:rPr>
-          <w:lang w:val="en-US"/>
-        </w:rPr>
-        <w:t xml:space="preserve"> </w:t>
-      </w:r>
-      <w:proofErr w:type="spellStart"/>
-      <w:r>
-        <w:rPr>
-          <w:lang w:val="en-US"/>
-        </w:rPr>
-        <w:t>düzgün</w:t>
-      </w:r>
-      <w:proofErr w:type="spellEnd"/>
-      <w:r>
-        <w:rPr>
-          <w:lang w:val="en-US"/>
-        </w:rPr>
-        <w:t xml:space="preserve"> </w:t>
-      </w:r>
-      <w:proofErr w:type="spellStart"/>
-      <w:r>
-        <w:rPr>
-          <w:lang w:val="en-US"/>
-        </w:rPr>
-        <w:t>yedeklendiği</w:t>
-      </w:r>
-      <w:proofErr w:type="spellEnd"/>
-      <w:r>
-        <w:rPr>
-          <w:lang w:val="en-US"/>
-        </w:rPr>
-        <w:t xml:space="preserve"> </w:t>
-      </w:r>
-      <w:proofErr w:type="spellStart"/>
-      <w:r>
-        <w:rPr>
-          <w:lang w:val="en-US"/>
-        </w:rPr>
-        <w:t>ve</w:t>
-      </w:r>
-      <w:proofErr w:type="spellEnd"/>
-      <w:r>
-        <w:rPr>
-          <w:lang w:val="en-US"/>
-        </w:rPr>
-        <w:t xml:space="preserve"> </w:t>
-      </w:r>
-      <w:proofErr w:type="spellStart"/>
-      <w:r>
-        <w:rPr>
-          <w:lang w:val="en-US"/>
-        </w:rPr>
-        <w:t>geri</w:t>
-      </w:r>
-      <w:proofErr w:type="spellEnd"/>
-      <w:r>
-        <w:rPr>
-          <w:lang w:val="en-US"/>
-        </w:rPr>
-        <w:t xml:space="preserve"> </w:t>
-      </w:r>
-      <w:proofErr w:type="spellStart"/>
-      <w:r>
-        <w:rPr>
-          <w:lang w:val="en-US"/>
-        </w:rPr>
-        <w:t>yüklendiği</w:t>
-      </w:r>
-      <w:proofErr w:type="spellEnd"/>
-      <w:r>
-        <w:rPr>
-          <w:lang w:val="en-US"/>
-        </w:rPr>
-        <w:t xml:space="preserve"> </w:t>
-      </w:r>
-      <w:proofErr w:type="spellStart"/>
-      <w:r>
-        <w:rPr>
-          <w:lang w:val="en-US"/>
-        </w:rPr>
-        <w:t>anlamına</w:t>
-      </w:r>
-      <w:proofErr w:type="spellEnd"/>
-      <w:r>
-        <w:rPr>
-          <w:lang w:val="en-US"/>
-        </w:rPr>
-        <w:t xml:space="preserve"> </w:t>
-      </w:r>
-      <w:proofErr w:type="spellStart"/>
-      <w:r>
-        <w:rPr>
-          <w:lang w:val="en-US"/>
-        </w:rPr>
-        <w:t>gelmemektedir</w:t>
-      </w:r>
-      <w:proofErr w:type="spellEnd"/>
-      <w:r>
-        <w:rPr>
-          <w:lang w:val="en-US"/>
-        </w:rPr>
-        <w:t xml:space="preserve">. Bunun </w:t>
-      </w:r>
-      <w:proofErr w:type="spellStart"/>
-      <w:r>
-        <w:rPr>
-          <w:lang w:val="en-US"/>
-        </w:rPr>
-        <w:t>sebebi</w:t>
-      </w:r>
-      <w:proofErr w:type="spellEnd"/>
-      <w:r>
-        <w:rPr>
-          <w:lang w:val="en-US"/>
-        </w:rPr>
-        <w:t xml:space="preserve"> </w:t>
-      </w:r>
-      <w:proofErr w:type="spellStart"/>
-      <w:r>
-        <w:rPr>
-          <w:lang w:val="en-US"/>
-        </w:rPr>
-        <w:t>yukarıdaki</w:t>
-      </w:r>
-      <w:proofErr w:type="spellEnd"/>
-      <w:r>
-        <w:rPr>
-          <w:lang w:val="en-US"/>
-        </w:rPr>
-        <w:t xml:space="preserve"> </w:t>
-      </w:r>
-      <w:proofErr w:type="spellStart"/>
-      <w:r>
-        <w:rPr>
-          <w:lang w:val="en-US"/>
-        </w:rPr>
-        <w:t>pgBackRest</w:t>
-      </w:r>
-      <w:proofErr w:type="spellEnd"/>
-      <w:r>
-        <w:rPr>
-          <w:lang w:val="en-US"/>
-        </w:rPr>
-        <w:t xml:space="preserve"> </w:t>
-      </w:r>
-      <w:proofErr w:type="spellStart"/>
-      <w:r>
-        <w:rPr>
-          <w:lang w:val="en-US"/>
-        </w:rPr>
-        <w:t>komutunun</w:t>
-      </w:r>
-      <w:proofErr w:type="spellEnd"/>
-      <w:r>
-        <w:rPr>
-          <w:lang w:val="en-US"/>
-        </w:rPr>
-        <w:t xml:space="preserve"> </w:t>
-      </w:r>
-      <w:proofErr w:type="spellStart"/>
-      <w:r>
-        <w:rPr>
-          <w:lang w:val="en-US"/>
-        </w:rPr>
-        <w:t>yedek</w:t>
-      </w:r>
-      <w:proofErr w:type="spellEnd"/>
-      <w:r>
-        <w:rPr>
-          <w:lang w:val="en-US"/>
-        </w:rPr>
-        <w:t xml:space="preserve"> </w:t>
-      </w:r>
-      <w:proofErr w:type="spellStart"/>
-      <w:r>
-        <w:rPr>
-          <w:lang w:val="en-US"/>
-        </w:rPr>
-        <w:t>geri</w:t>
-      </w:r>
-      <w:proofErr w:type="spellEnd"/>
-      <w:r>
-        <w:rPr>
-          <w:lang w:val="en-US"/>
-        </w:rPr>
-        <w:t xml:space="preserve"> </w:t>
-      </w:r>
-      <w:proofErr w:type="spellStart"/>
-      <w:r>
-        <w:rPr>
-          <w:lang w:val="en-US"/>
-        </w:rPr>
-        <w:t>yükleme</w:t>
-      </w:r>
-      <w:proofErr w:type="spellEnd"/>
-      <w:r>
-        <w:rPr>
-          <w:lang w:val="en-US"/>
-        </w:rPr>
-        <w:t xml:space="preserve"> </w:t>
-      </w:r>
-      <w:proofErr w:type="spellStart"/>
-      <w:r>
-        <w:rPr>
-          <w:lang w:val="en-US"/>
-        </w:rPr>
-        <w:t>işlemini</w:t>
-      </w:r>
-      <w:proofErr w:type="spellEnd"/>
-      <w:r>
-        <w:rPr>
-          <w:lang w:val="en-US"/>
-        </w:rPr>
-        <w:t xml:space="preserve"> </w:t>
-      </w:r>
-      <w:proofErr w:type="spellStart"/>
-      <w:r>
-        <w:rPr>
-          <w:lang w:val="en-US"/>
-        </w:rPr>
-        <w:t>bizim</w:t>
-      </w:r>
-      <w:proofErr w:type="spellEnd"/>
-      <w:r>
-        <w:rPr>
-          <w:lang w:val="en-US"/>
-        </w:rPr>
-        <w:t xml:space="preserve"> var </w:t>
-      </w:r>
-      <w:proofErr w:type="spellStart"/>
-      <w:r>
-        <w:rPr>
-          <w:lang w:val="en-US"/>
-        </w:rPr>
-        <w:t>olan</w:t>
-      </w:r>
-      <w:proofErr w:type="spellEnd"/>
-      <w:r>
-        <w:rPr>
-          <w:lang w:val="en-US"/>
-        </w:rPr>
-        <w:t xml:space="preserve"> </w:t>
-      </w:r>
-      <w:proofErr w:type="spellStart"/>
-      <w:r>
-        <w:rPr>
-          <w:lang w:val="en-US"/>
-        </w:rPr>
-        <w:t>veri</w:t>
-      </w:r>
-      <w:proofErr w:type="spellEnd"/>
-      <w:r>
-        <w:rPr>
-          <w:lang w:val="en-US"/>
-        </w:rPr>
-        <w:t xml:space="preserve"> </w:t>
-      </w:r>
-      <w:proofErr w:type="spellStart"/>
-      <w:r>
-        <w:rPr>
-          <w:lang w:val="en-US"/>
-        </w:rPr>
-        <w:t>tabanımız</w:t>
-      </w:r>
-      <w:proofErr w:type="spellEnd"/>
-      <w:r>
-        <w:rPr>
-          <w:lang w:val="en-US"/>
-        </w:rPr>
-        <w:t xml:space="preserve"> </w:t>
-      </w:r>
-      <w:proofErr w:type="spellStart"/>
-      <w:r>
-        <w:rPr>
-          <w:lang w:val="en-US"/>
-        </w:rPr>
-        <w:t>üzerine</w:t>
-      </w:r>
-      <w:proofErr w:type="spellEnd"/>
-      <w:r>
-        <w:rPr>
-          <w:lang w:val="en-US"/>
-        </w:rPr>
-        <w:t xml:space="preserve"> </w:t>
-      </w:r>
-      <w:proofErr w:type="spellStart"/>
-      <w:r>
-        <w:rPr>
-          <w:lang w:val="en-US"/>
-        </w:rPr>
-        <w:t>yapmış</w:t>
-      </w:r>
-      <w:proofErr w:type="spellEnd"/>
-      <w:r>
-        <w:rPr>
-          <w:lang w:val="en-US"/>
-        </w:rPr>
-        <w:t xml:space="preserve"> </w:t>
-      </w:r>
-      <w:proofErr w:type="spellStart"/>
-      <w:r>
-        <w:rPr>
-          <w:lang w:val="en-US"/>
-        </w:rPr>
-        <w:t>olmasıdır</w:t>
-      </w:r>
-      <w:proofErr w:type="spellEnd"/>
-      <w:r>
-        <w:rPr>
-          <w:lang w:val="en-US"/>
-        </w:rPr>
-        <w:t xml:space="preserve">. </w:t>
-      </w:r>
-      <w:proofErr w:type="spellStart"/>
-      <w:r>
-        <w:rPr>
-          <w:lang w:val="en-US"/>
-        </w:rPr>
-        <w:t>Aşağıdaki</w:t>
-      </w:r>
-      <w:proofErr w:type="spellEnd"/>
-      <w:r>
-        <w:rPr>
-          <w:lang w:val="en-US"/>
-        </w:rPr>
-        <w:t xml:space="preserve"> </w:t>
-      </w:r>
-      <w:proofErr w:type="spellStart"/>
-      <w:r>
-        <w:rPr>
-          <w:lang w:val="en-US"/>
-        </w:rPr>
-        <w:t>komut</w:t>
-      </w:r>
-      <w:proofErr w:type="spellEnd"/>
-      <w:r>
-        <w:rPr>
-          <w:lang w:val="en-US"/>
-        </w:rPr>
-        <w:t xml:space="preserve"> </w:t>
-      </w:r>
-      <w:proofErr w:type="spellStart"/>
-      <w:r>
-        <w:rPr>
-          <w:lang w:val="en-US"/>
-        </w:rPr>
-        <w:t>aracılığıyla</w:t>
-      </w:r>
-      <w:proofErr w:type="spellEnd"/>
-      <w:r>
-        <w:rPr>
-          <w:lang w:val="en-US"/>
-        </w:rPr>
-        <w:t xml:space="preserve"> </w:t>
-      </w:r>
-      <w:proofErr w:type="spellStart"/>
-      <w:r>
-        <w:rPr>
-          <w:lang w:val="en-US"/>
-        </w:rPr>
-        <w:t>hiç</w:t>
-      </w:r>
-      <w:proofErr w:type="spellEnd"/>
-      <w:r>
-        <w:rPr>
-          <w:lang w:val="en-US"/>
-        </w:rPr>
-        <w:t xml:space="preserve"> var </w:t>
-      </w:r>
-      <w:proofErr w:type="spellStart"/>
-      <w:r>
-        <w:rPr>
-          <w:lang w:val="en-US"/>
-        </w:rPr>
-        <w:t>olmayan</w:t>
-      </w:r>
-      <w:proofErr w:type="spellEnd"/>
-      <w:r>
-        <w:rPr>
-          <w:lang w:val="en-US"/>
-        </w:rPr>
-        <w:t xml:space="preserve"> </w:t>
-      </w:r>
-      <w:proofErr w:type="spellStart"/>
-      <w:r>
-        <w:rPr>
-          <w:lang w:val="en-US"/>
-        </w:rPr>
-        <w:t>bir</w:t>
-      </w:r>
-      <w:proofErr w:type="spellEnd"/>
-      <w:r>
-        <w:rPr>
-          <w:lang w:val="en-US"/>
-        </w:rPr>
-        <w:t xml:space="preserve"> </w:t>
-      </w:r>
-      <w:proofErr w:type="spellStart"/>
-      <w:r>
-        <w:rPr>
-          <w:lang w:val="en-US"/>
-        </w:rPr>
-        <w:t>dizine</w:t>
-      </w:r>
-      <w:proofErr w:type="spellEnd"/>
-      <w:r>
-        <w:rPr>
-          <w:lang w:val="en-US"/>
-        </w:rPr>
-        <w:t xml:space="preserve"> </w:t>
-      </w:r>
-      <w:proofErr w:type="spellStart"/>
-      <w:r>
-        <w:rPr>
-          <w:lang w:val="en-US"/>
-        </w:rPr>
-        <w:t>geri</w:t>
-      </w:r>
-      <w:proofErr w:type="spellEnd"/>
-      <w:r>
-        <w:rPr>
-          <w:lang w:val="en-US"/>
-        </w:rPr>
-        <w:t xml:space="preserve"> </w:t>
-      </w:r>
-      <w:proofErr w:type="spellStart"/>
-      <w:r>
-        <w:rPr>
-          <w:lang w:val="en-US"/>
-        </w:rPr>
-        <w:t>yükleme</w:t>
-      </w:r>
-      <w:proofErr w:type="spellEnd"/>
-      <w:r>
-        <w:rPr>
-          <w:lang w:val="en-US"/>
-        </w:rPr>
-        <w:t xml:space="preserve"> </w:t>
-      </w:r>
-      <w:proofErr w:type="spellStart"/>
-      <w:r>
-        <w:rPr>
-          <w:lang w:val="en-US"/>
-        </w:rPr>
-        <w:t>yapılarak</w:t>
-      </w:r>
-      <w:proofErr w:type="spellEnd"/>
-      <w:r>
-        <w:rPr>
-          <w:lang w:val="en-US"/>
-        </w:rPr>
-        <w:t xml:space="preserve"> tam </w:t>
-      </w:r>
-      <w:proofErr w:type="spellStart"/>
-      <w:r>
-        <w:rPr>
-          <w:lang w:val="en-US"/>
-        </w:rPr>
-        <w:t>kontrol</w:t>
-      </w:r>
-      <w:proofErr w:type="spellEnd"/>
-      <w:r>
-        <w:rPr>
-          <w:lang w:val="en-US"/>
-        </w:rPr>
-        <w:t xml:space="preserve"> </w:t>
-      </w:r>
-      <w:proofErr w:type="spellStart"/>
-      <w:r>
-        <w:rPr>
-          <w:lang w:val="en-US"/>
-        </w:rPr>
-        <w:t>gerçekleştirilmiştir</w:t>
-      </w:r>
-      <w:proofErr w:type="spellEnd"/>
-      <w:r>
-        <w:rPr>
-          <w:lang w:val="en-US"/>
-        </w:rPr>
-        <w:t xml:space="preserve">. Bu </w:t>
-      </w:r>
-      <w:proofErr w:type="spellStart"/>
-      <w:r>
-        <w:rPr>
-          <w:lang w:val="en-US"/>
-        </w:rPr>
-        <w:t>k</w:t>
-      </w:r>
-      <w:r>
-        <w:rPr>
-          <w:lang w:val="en-US"/>
-        </w:rPr>
-        <w:t>ontroller</w:t>
-      </w:r>
-      <w:proofErr w:type="spellEnd"/>
-      <w:r>
-        <w:rPr>
-          <w:lang w:val="en-US"/>
-        </w:rPr>
-        <w:t xml:space="preserve"> </w:t>
-      </w:r>
-      <w:proofErr w:type="spellStart"/>
-      <w:r>
-        <w:rPr>
-          <w:lang w:val="en-US"/>
-        </w:rPr>
-        <w:t>sonrasında</w:t>
-      </w:r>
-      <w:proofErr w:type="spellEnd"/>
-      <w:r>
-        <w:rPr>
-          <w:lang w:val="en-US"/>
-        </w:rPr>
-        <w:t xml:space="preserve"> </w:t>
-      </w:r>
-      <w:proofErr w:type="spellStart"/>
-      <w:r>
-        <w:rPr>
-          <w:lang w:val="en-US"/>
-        </w:rPr>
-        <w:t>boş</w:t>
-      </w:r>
-      <w:proofErr w:type="spellEnd"/>
-      <w:r>
-        <w:rPr>
-          <w:lang w:val="en-US"/>
-        </w:rPr>
-        <w:t xml:space="preserve"> </w:t>
-      </w:r>
-      <w:proofErr w:type="spellStart"/>
-      <w:r>
-        <w:rPr>
-          <w:lang w:val="en-US"/>
-        </w:rPr>
-        <w:t>dizine</w:t>
-      </w:r>
-      <w:proofErr w:type="spellEnd"/>
-      <w:r>
-        <w:rPr>
-          <w:lang w:val="en-US"/>
-        </w:rPr>
-        <w:t xml:space="preserve"> </w:t>
-      </w:r>
-      <w:proofErr w:type="spellStart"/>
-      <w:r>
-        <w:rPr>
-          <w:lang w:val="en-US"/>
-        </w:rPr>
-        <w:t>dahi</w:t>
-      </w:r>
-      <w:proofErr w:type="spellEnd"/>
-      <w:r>
-        <w:rPr>
-          <w:lang w:val="en-US"/>
-        </w:rPr>
-        <w:t xml:space="preserve"> </w:t>
-      </w:r>
-      <w:proofErr w:type="spellStart"/>
-      <w:r>
-        <w:rPr>
-          <w:lang w:val="en-US"/>
-        </w:rPr>
-        <w:t>geri</w:t>
-      </w:r>
-      <w:proofErr w:type="spellEnd"/>
-      <w:r>
-        <w:rPr>
-          <w:lang w:val="en-US"/>
-        </w:rPr>
-        <w:t xml:space="preserve"> </w:t>
-      </w:r>
-      <w:proofErr w:type="spellStart"/>
-      <w:r>
-        <w:rPr>
-          <w:lang w:val="en-US"/>
-        </w:rPr>
-        <w:t>yükleme</w:t>
-      </w:r>
-      <w:proofErr w:type="spellEnd"/>
-      <w:r>
-        <w:rPr>
-          <w:lang w:val="en-US"/>
-        </w:rPr>
-        <w:t xml:space="preserve"> </w:t>
-      </w:r>
-      <w:proofErr w:type="spellStart"/>
-      <w:r>
-        <w:rPr>
-          <w:lang w:val="en-US"/>
-        </w:rPr>
-        <w:t>yapılabildiği</w:t>
-      </w:r>
-      <w:proofErr w:type="spellEnd"/>
-      <w:r>
-        <w:rPr>
-          <w:lang w:val="en-US"/>
-        </w:rPr>
-        <w:t xml:space="preserve">, </w:t>
-      </w:r>
-      <w:proofErr w:type="spellStart"/>
-      <w:r>
-        <w:rPr>
-          <w:lang w:val="en-US"/>
-        </w:rPr>
-        <w:t>verilerin</w:t>
-      </w:r>
-      <w:proofErr w:type="spellEnd"/>
-      <w:r>
-        <w:rPr>
-          <w:lang w:val="en-US"/>
-        </w:rPr>
-        <w:t xml:space="preserve"> </w:t>
-      </w:r>
-      <w:proofErr w:type="spellStart"/>
-      <w:r>
-        <w:rPr>
-          <w:lang w:val="en-US"/>
-        </w:rPr>
-        <w:t>düzgün</w:t>
-      </w:r>
-      <w:proofErr w:type="spellEnd"/>
-      <w:r>
-        <w:rPr>
-          <w:lang w:val="en-US"/>
-        </w:rPr>
-        <w:t xml:space="preserve"> </w:t>
-      </w:r>
-      <w:proofErr w:type="spellStart"/>
-      <w:r>
-        <w:rPr>
-          <w:lang w:val="en-US"/>
-        </w:rPr>
-        <w:t>şekilde</w:t>
-      </w:r>
-      <w:proofErr w:type="spellEnd"/>
-      <w:r>
-        <w:rPr>
-          <w:lang w:val="en-US"/>
-        </w:rPr>
-        <w:t xml:space="preserve"> </w:t>
-      </w:r>
-      <w:proofErr w:type="spellStart"/>
-      <w:r>
-        <w:rPr>
-          <w:lang w:val="en-US"/>
-        </w:rPr>
-        <w:t>yedeklendiği</w:t>
-      </w:r>
-      <w:proofErr w:type="spellEnd"/>
-      <w:r>
-        <w:rPr>
-          <w:lang w:val="en-US"/>
-        </w:rPr>
-        <w:t xml:space="preserve"> </w:t>
-      </w:r>
-      <w:proofErr w:type="spellStart"/>
-      <w:r>
-        <w:rPr>
-          <w:lang w:val="en-US"/>
-        </w:rPr>
-        <w:t>ve</w:t>
-      </w:r>
-      <w:proofErr w:type="spellEnd"/>
-      <w:r>
-        <w:rPr>
-          <w:lang w:val="en-US"/>
-        </w:rPr>
-        <w:t xml:space="preserve"> </w:t>
-      </w:r>
-      <w:proofErr w:type="spellStart"/>
-      <w:r>
-        <w:rPr>
-          <w:lang w:val="en-US"/>
-        </w:rPr>
-        <w:t>geri</w:t>
-      </w:r>
-      <w:proofErr w:type="spellEnd"/>
-      <w:r>
-        <w:rPr>
-          <w:lang w:val="en-US"/>
-        </w:rPr>
-        <w:t xml:space="preserve"> </w:t>
-      </w:r>
-      <w:proofErr w:type="spellStart"/>
-      <w:r>
-        <w:rPr>
-          <w:lang w:val="en-US"/>
-        </w:rPr>
-        <w:t>yüklendiği</w:t>
-      </w:r>
-      <w:proofErr w:type="spellEnd"/>
-      <w:r>
-        <w:rPr>
-          <w:lang w:val="en-US"/>
-        </w:rPr>
-        <w:t xml:space="preserve"> </w:t>
-      </w:r>
-      <w:proofErr w:type="spellStart"/>
-      <w:r>
-        <w:rPr>
-          <w:lang w:val="en-US"/>
-        </w:rPr>
-        <w:t>görülmüştür</w:t>
+        <w:t>read_write</w:t>
+      </w:r>
+      <w:proofErr w:type="spellEnd"/>
+      <w:r>
+        <w:rPr>
+          <w:lang w:val="en-US"/>
+        </w:rPr>
+        <w:t xml:space="preserve"> </w:t>
+      </w:r>
+      <w:proofErr w:type="spellStart"/>
+      <w:r>
+        <w:rPr>
+          <w:lang w:val="en-US"/>
+        </w:rPr>
+        <w:t>rolüne</w:t>
+      </w:r>
+      <w:proofErr w:type="spellEnd"/>
+      <w:r>
+        <w:rPr>
+          <w:lang w:val="en-US"/>
+        </w:rPr>
+        <w:t xml:space="preserve"> </w:t>
+      </w:r>
+      <w:proofErr w:type="spellStart"/>
+      <w:r>
+        <w:rPr>
+          <w:lang w:val="en-US"/>
+        </w:rPr>
+        <w:t>ise</w:t>
+      </w:r>
+      <w:proofErr w:type="spellEnd"/>
+      <w:r>
+        <w:rPr>
+          <w:lang w:val="en-US"/>
+        </w:rPr>
+        <w:t xml:space="preserve"> CRUD </w:t>
+      </w:r>
+      <w:proofErr w:type="spellStart"/>
+      <w:r>
+        <w:rPr>
+          <w:lang w:val="en-US"/>
+        </w:rPr>
+        <w:t>yetkileri</w:t>
+      </w:r>
+      <w:proofErr w:type="spellEnd"/>
+      <w:r>
+        <w:rPr>
+          <w:lang w:val="en-US"/>
+        </w:rPr>
+        <w:t xml:space="preserve"> </w:t>
+      </w:r>
+      <w:proofErr w:type="spellStart"/>
+      <w:r>
+        <w:rPr>
+          <w:lang w:val="en-US"/>
+        </w:rPr>
+        <w:t>verilmiştir</w:t>
       </w:r>
       <w:proofErr w:type="spellEnd"/>
       <w:r>
@@ -2864,15 +881,13 @@
       </w:pPr>
       <w:r>
         <w:rPr>
-          <w:noProof/>
-          <w:lang w:val="en-US"/>
-        </w:rPr>
-        <w:lastRenderedPageBreak/>
+          <w:lang w:val="en-US"/>
+        </w:rPr>
         <w:drawing>
-          <wp:inline distT="0" distB="0" distL="0" distR="0" wp14:anchorId="48554455" wp14:editId="31F69B3A">
-            <wp:extent cx="5971540" cy="2945130"/>
-            <wp:effectExtent l="0" t="0" r="0" b="1270"/>
-            <wp:docPr id="1790803456" name="Image 1"/>
+          <wp:inline distT="0" distB="0" distL="0" distR="0" wp14:anchorId="4A530A98" wp14:editId="771C8C4E">
+            <wp:extent cx="5971540" cy="401320"/>
+            <wp:effectExtent l="0" t="0" r="0" b="5080"/>
+            <wp:docPr id="2027549632" name="Image 1"/>
             <wp:cNvGraphicFramePr>
               <a:graphicFrameLocks xmlns:a="http://schemas.openxmlformats.org/drawingml/2006/main" noChangeAspect="1"/>
             </wp:cNvGraphicFramePr>
@@ -2880,7 +895,7 @@
               <a:graphicData uri="http://schemas.openxmlformats.org/drawingml/2006/picture">
                 <pic:pic xmlns:pic="http://schemas.openxmlformats.org/drawingml/2006/picture">
                   <pic:nvPicPr>
-                    <pic:cNvPr id="1790803456" name=""/>
+                    <pic:cNvPr id="2027549632" name=""/>
                     <pic:cNvPicPr/>
                   </pic:nvPicPr>
                   <pic:blipFill>
@@ -2892,7 +907,7 @@
                   <pic:spPr>
                     <a:xfrm>
                       <a:off x="0" y="0"/>
-                      <a:ext cx="5971540" cy="2945130"/>
+                      <a:ext cx="5971540" cy="401320"/>
                     </a:xfrm>
                     <a:prstGeom prst="rect">
                       <a:avLst/>
@@ -2904,6 +919,1542 @@
           </wp:inline>
         </w:drawing>
       </w:r>
+    </w:p>
+    <w:p>
+      <w:pPr>
+        <w:spacing w:before="240"/>
+        <w:rPr>
+          <w:lang w:val="en-US"/>
+        </w:rPr>
+      </w:pPr>
+      <w:proofErr w:type="spellStart"/>
+      <w:r>
+        <w:rPr>
+          <w:lang w:val="en-US"/>
+        </w:rPr>
+        <w:t>Senaryo</w:t>
+      </w:r>
+      <w:proofErr w:type="spellEnd"/>
+      <w:r>
+        <w:rPr>
+          <w:lang w:val="en-US"/>
+        </w:rPr>
+        <w:t xml:space="preserve"> </w:t>
+      </w:r>
+      <w:proofErr w:type="spellStart"/>
+      <w:r>
+        <w:rPr>
+          <w:lang w:val="en-US"/>
+        </w:rPr>
+        <w:t>gereği</w:t>
+      </w:r>
+      <w:proofErr w:type="spellEnd"/>
+      <w:r>
+        <w:rPr>
+          <w:lang w:val="en-US"/>
+        </w:rPr>
+        <w:t xml:space="preserve"> </w:t>
+      </w:r>
+      <w:proofErr w:type="spellStart"/>
+      <w:r>
+        <w:rPr>
+          <w:lang w:val="en-US"/>
+        </w:rPr>
+        <w:t>bu</w:t>
+      </w:r>
+      <w:proofErr w:type="spellEnd"/>
+      <w:r>
+        <w:rPr>
+          <w:lang w:val="en-US"/>
+        </w:rPr>
+        <w:t xml:space="preserve"> </w:t>
+      </w:r>
+      <w:proofErr w:type="spellStart"/>
+      <w:r>
+        <w:rPr>
+          <w:lang w:val="en-US"/>
+        </w:rPr>
+        <w:t>rollerin</w:t>
+      </w:r>
+      <w:proofErr w:type="spellEnd"/>
+      <w:r>
+        <w:rPr>
+          <w:lang w:val="en-US"/>
+        </w:rPr>
+        <w:t xml:space="preserve"> </w:t>
+      </w:r>
+      <w:proofErr w:type="spellStart"/>
+      <w:r>
+        <w:rPr>
+          <w:lang w:val="en-US"/>
+        </w:rPr>
+        <w:t>atanacağı</w:t>
+      </w:r>
+      <w:proofErr w:type="spellEnd"/>
+      <w:r>
+        <w:rPr>
+          <w:lang w:val="en-US"/>
+        </w:rPr>
+        <w:t xml:space="preserve"> </w:t>
+      </w:r>
+      <w:proofErr w:type="spellStart"/>
+      <w:r>
+        <w:rPr>
+          <w:lang w:val="en-US"/>
+        </w:rPr>
+        <w:t>Rapor</w:t>
+      </w:r>
+      <w:proofErr w:type="spellEnd"/>
+      <w:r>
+        <w:rPr>
+          <w:lang w:val="en-US"/>
+        </w:rPr>
+        <w:t xml:space="preserve"> </w:t>
+      </w:r>
+      <w:proofErr w:type="spellStart"/>
+      <w:r>
+        <w:rPr>
+          <w:lang w:val="en-US"/>
+        </w:rPr>
+        <w:t>Uzmanı</w:t>
+      </w:r>
+      <w:proofErr w:type="spellEnd"/>
+      <w:r>
+        <w:rPr>
+          <w:lang w:val="en-US"/>
+        </w:rPr>
+        <w:t xml:space="preserve"> </w:t>
+      </w:r>
+      <w:proofErr w:type="spellStart"/>
+      <w:r>
+        <w:rPr>
+          <w:lang w:val="en-US"/>
+        </w:rPr>
+        <w:t>ve</w:t>
+      </w:r>
+      <w:proofErr w:type="spellEnd"/>
+      <w:r>
+        <w:rPr>
+          <w:lang w:val="en-US"/>
+        </w:rPr>
+        <w:t xml:space="preserve"> </w:t>
+      </w:r>
+      <w:proofErr w:type="spellStart"/>
+      <w:r>
+        <w:rPr>
+          <w:lang w:val="en-US"/>
+        </w:rPr>
+        <w:t>Yönetici</w:t>
+      </w:r>
+      <w:proofErr w:type="spellEnd"/>
+      <w:r>
+        <w:rPr>
+          <w:lang w:val="en-US"/>
+        </w:rPr>
+        <w:t xml:space="preserve"> </w:t>
+      </w:r>
+      <w:proofErr w:type="spellStart"/>
+      <w:r>
+        <w:rPr>
+          <w:lang w:val="en-US"/>
+        </w:rPr>
+        <w:t>kullanıcıları</w:t>
+      </w:r>
+      <w:proofErr w:type="spellEnd"/>
+      <w:r>
+        <w:rPr>
+          <w:lang w:val="en-US"/>
+        </w:rPr>
+        <w:t xml:space="preserve"> </w:t>
+      </w:r>
+      <w:proofErr w:type="spellStart"/>
+      <w:r>
+        <w:rPr>
+          <w:lang w:val="en-US"/>
+        </w:rPr>
+        <w:t>oluşturulmuş</w:t>
+      </w:r>
+      <w:proofErr w:type="spellEnd"/>
+      <w:r>
+        <w:rPr>
+          <w:lang w:val="en-US"/>
+        </w:rPr>
+        <w:t xml:space="preserve"> </w:t>
+      </w:r>
+      <w:proofErr w:type="spellStart"/>
+      <w:r>
+        <w:rPr>
+          <w:lang w:val="en-US"/>
+        </w:rPr>
+        <w:t>ve</w:t>
+      </w:r>
+      <w:proofErr w:type="spellEnd"/>
+      <w:r>
+        <w:rPr>
+          <w:lang w:val="en-US"/>
+        </w:rPr>
+        <w:t xml:space="preserve"> </w:t>
+      </w:r>
+      <w:proofErr w:type="spellStart"/>
+      <w:r>
+        <w:rPr>
+          <w:lang w:val="en-US"/>
+        </w:rPr>
+        <w:t>ilgili</w:t>
+      </w:r>
+      <w:proofErr w:type="spellEnd"/>
+      <w:r>
+        <w:rPr>
+          <w:lang w:val="en-US"/>
+        </w:rPr>
+        <w:t xml:space="preserve"> roller </w:t>
+      </w:r>
+      <w:proofErr w:type="spellStart"/>
+      <w:r>
+        <w:rPr>
+          <w:lang w:val="en-US"/>
+        </w:rPr>
+        <w:t>atanmıştır</w:t>
+      </w:r>
+      <w:proofErr w:type="spellEnd"/>
+      <w:r>
+        <w:rPr>
+          <w:lang w:val="en-US"/>
+        </w:rPr>
+        <w:t>.</w:t>
+      </w:r>
+    </w:p>
+    <w:p>
+      <w:pPr>
+        <w:spacing w:before="240"/>
+        <w:rPr>
+          <w:lang w:val="en-US"/>
+        </w:rPr>
+      </w:pPr>
+      <w:r>
+        <w:rPr>
+          <w:lang w:val="en-US"/>
+        </w:rPr>
+        <w:drawing>
+          <wp:inline distT="0" distB="0" distL="0" distR="0" wp14:anchorId="06D32640" wp14:editId="7F2B0009">
+            <wp:extent cx="5971540" cy="737235"/>
+            <wp:effectExtent l="0" t="0" r="0" b="0"/>
+            <wp:docPr id="1776972169" name="Image 1"/>
+            <wp:cNvGraphicFramePr>
+              <a:graphicFrameLocks xmlns:a="http://schemas.openxmlformats.org/drawingml/2006/main" noChangeAspect="1"/>
+            </wp:cNvGraphicFramePr>
+            <a:graphic xmlns:a="http://schemas.openxmlformats.org/drawingml/2006/main">
+              <a:graphicData uri="http://schemas.openxmlformats.org/drawingml/2006/picture">
+                <pic:pic xmlns:pic="http://schemas.openxmlformats.org/drawingml/2006/picture">
+                  <pic:nvPicPr>
+                    <pic:cNvPr id="1776972169" name=""/>
+                    <pic:cNvPicPr/>
+                  </pic:nvPicPr>
+                  <pic:blipFill>
+                    <a:blip r:embed="rId12"/>
+                    <a:stretch>
+                      <a:fillRect/>
+                    </a:stretch>
+                  </pic:blipFill>
+                  <pic:spPr>
+                    <a:xfrm>
+                      <a:off x="0" y="0"/>
+                      <a:ext cx="5971540" cy="737235"/>
+                    </a:xfrm>
+                    <a:prstGeom prst="rect">
+                      <a:avLst/>
+                    </a:prstGeom>
+                  </pic:spPr>
+                </pic:pic>
+              </a:graphicData>
+            </a:graphic>
+          </wp:inline>
+        </w:drawing>
+      </w:r>
+    </w:p>
+    <w:p>
+      <w:pPr>
+        <w:spacing w:before="240"/>
+        <w:rPr>
+          <w:lang w:val="en-US"/>
+        </w:rPr>
+      </w:pPr>
+      <w:r>
+        <w:rPr>
+          <w:lang w:val="en-US"/>
+        </w:rPr>
+        <w:drawing>
+          <wp:inline distT="0" distB="0" distL="0" distR="0" wp14:anchorId="15E8E97C" wp14:editId="0F4F7D93">
+            <wp:extent cx="5971540" cy="676275"/>
+            <wp:effectExtent l="0" t="0" r="0" b="0"/>
+            <wp:docPr id="1774960433" name="Image 1"/>
+            <wp:cNvGraphicFramePr>
+              <a:graphicFrameLocks xmlns:a="http://schemas.openxmlformats.org/drawingml/2006/main" noChangeAspect="1"/>
+            </wp:cNvGraphicFramePr>
+            <a:graphic xmlns:a="http://schemas.openxmlformats.org/drawingml/2006/main">
+              <a:graphicData uri="http://schemas.openxmlformats.org/drawingml/2006/picture">
+                <pic:pic xmlns:pic="http://schemas.openxmlformats.org/drawingml/2006/picture">
+                  <pic:nvPicPr>
+                    <pic:cNvPr id="1774960433" name=""/>
+                    <pic:cNvPicPr/>
+                  </pic:nvPicPr>
+                  <pic:blipFill>
+                    <a:blip r:embed="rId13"/>
+                    <a:stretch>
+                      <a:fillRect/>
+                    </a:stretch>
+                  </pic:blipFill>
+                  <pic:spPr>
+                    <a:xfrm>
+                      <a:off x="0" y="0"/>
+                      <a:ext cx="5971540" cy="676275"/>
+                    </a:xfrm>
+                    <a:prstGeom prst="rect">
+                      <a:avLst/>
+                    </a:prstGeom>
+                  </pic:spPr>
+                </pic:pic>
+              </a:graphicData>
+            </a:graphic>
+          </wp:inline>
+        </w:drawing>
+      </w:r>
+    </w:p>
+    <w:p>
+      <w:pPr>
+        <w:spacing w:before="240"/>
+        <w:rPr>
+          <w:lang w:val="en-US"/>
+        </w:rPr>
+      </w:pPr>
+      <w:r>
+        <w:rPr>
+          <w:lang w:val="en-US"/>
+        </w:rPr>
+        <w:t xml:space="preserve">Bu </w:t>
+      </w:r>
+      <w:proofErr w:type="spellStart"/>
+      <w:r>
+        <w:rPr>
+          <w:lang w:val="en-US"/>
+        </w:rPr>
+        <w:t>hazırlık</w:t>
+      </w:r>
+      <w:proofErr w:type="spellEnd"/>
+      <w:r>
+        <w:rPr>
+          <w:lang w:val="en-US"/>
+        </w:rPr>
+        <w:t xml:space="preserve"> </w:t>
+      </w:r>
+      <w:proofErr w:type="spellStart"/>
+      <w:r>
+        <w:rPr>
+          <w:lang w:val="en-US"/>
+        </w:rPr>
+        <w:t>işlemlerinden</w:t>
+      </w:r>
+      <w:proofErr w:type="spellEnd"/>
+      <w:r>
+        <w:rPr>
+          <w:lang w:val="en-US"/>
+        </w:rPr>
+        <w:t xml:space="preserve"> </w:t>
+      </w:r>
+      <w:proofErr w:type="spellStart"/>
+      <w:r>
+        <w:rPr>
+          <w:lang w:val="en-US"/>
+        </w:rPr>
+        <w:t>sonra</w:t>
+      </w:r>
+      <w:proofErr w:type="spellEnd"/>
+      <w:r>
+        <w:rPr>
+          <w:lang w:val="en-US"/>
+        </w:rPr>
+        <w:t xml:space="preserve"> </w:t>
+      </w:r>
+      <w:proofErr w:type="spellStart"/>
+      <w:r>
+        <w:rPr>
+          <w:lang w:val="en-US"/>
+        </w:rPr>
+        <w:t>veri</w:t>
+      </w:r>
+      <w:proofErr w:type="spellEnd"/>
+      <w:r>
+        <w:rPr>
+          <w:lang w:val="en-US"/>
+        </w:rPr>
+        <w:t xml:space="preserve"> </w:t>
+      </w:r>
+      <w:proofErr w:type="spellStart"/>
+      <w:r>
+        <w:rPr>
+          <w:lang w:val="en-US"/>
+        </w:rPr>
+        <w:t>tabanına</w:t>
+      </w:r>
+      <w:proofErr w:type="spellEnd"/>
+      <w:r>
+        <w:rPr>
+          <w:lang w:val="en-US"/>
+        </w:rPr>
+        <w:t xml:space="preserve"> </w:t>
+      </w:r>
+      <w:proofErr w:type="spellStart"/>
+      <w:r>
+        <w:rPr>
+          <w:lang w:val="en-US"/>
+        </w:rPr>
+        <w:t>Rapor</w:t>
+      </w:r>
+      <w:proofErr w:type="spellEnd"/>
+      <w:r>
+        <w:rPr>
+          <w:lang w:val="en-US"/>
+        </w:rPr>
+        <w:t xml:space="preserve"> </w:t>
+      </w:r>
+      <w:proofErr w:type="spellStart"/>
+      <w:r>
+        <w:rPr>
+          <w:lang w:val="en-US"/>
+        </w:rPr>
+        <w:t>Uzmanı</w:t>
+      </w:r>
+      <w:proofErr w:type="spellEnd"/>
+      <w:r>
+        <w:rPr>
+          <w:lang w:val="en-US"/>
+        </w:rPr>
+        <w:t xml:space="preserve"> </w:t>
+      </w:r>
+      <w:proofErr w:type="spellStart"/>
+      <w:r>
+        <w:rPr>
+          <w:lang w:val="en-US"/>
+        </w:rPr>
+        <w:t>kullanıcısı</w:t>
+      </w:r>
+      <w:proofErr w:type="spellEnd"/>
+      <w:r>
+        <w:rPr>
+          <w:lang w:val="en-US"/>
+        </w:rPr>
+        <w:t xml:space="preserve"> </w:t>
+      </w:r>
+      <w:proofErr w:type="spellStart"/>
+      <w:r>
+        <w:rPr>
+          <w:lang w:val="en-US"/>
+        </w:rPr>
+        <w:t>ve</w:t>
+      </w:r>
+      <w:proofErr w:type="spellEnd"/>
+      <w:r>
+        <w:rPr>
+          <w:lang w:val="en-US"/>
+        </w:rPr>
+        <w:t xml:space="preserve"> </w:t>
+      </w:r>
+      <w:proofErr w:type="spellStart"/>
+      <w:r>
+        <w:rPr>
+          <w:lang w:val="en-US"/>
+        </w:rPr>
+        <w:t>şifresi</w:t>
+      </w:r>
+      <w:proofErr w:type="spellEnd"/>
+      <w:r>
+        <w:rPr>
+          <w:lang w:val="en-US"/>
+        </w:rPr>
+        <w:t xml:space="preserve"> </w:t>
+      </w:r>
+      <w:proofErr w:type="spellStart"/>
+      <w:r>
+        <w:rPr>
+          <w:lang w:val="en-US"/>
+        </w:rPr>
+        <w:t>ile</w:t>
+      </w:r>
+      <w:proofErr w:type="spellEnd"/>
+      <w:r>
+        <w:rPr>
+          <w:lang w:val="en-US"/>
+        </w:rPr>
+        <w:t xml:space="preserve"> </w:t>
+      </w:r>
+      <w:proofErr w:type="spellStart"/>
+      <w:r>
+        <w:rPr>
+          <w:lang w:val="en-US"/>
+        </w:rPr>
+        <w:t>bağlanılmıştır</w:t>
+      </w:r>
+      <w:proofErr w:type="spellEnd"/>
+      <w:r>
+        <w:rPr>
+          <w:lang w:val="en-US"/>
+        </w:rPr>
+        <w:t>.</w:t>
+      </w:r>
+    </w:p>
+    <w:p>
+      <w:pPr>
+        <w:spacing w:before="240"/>
+        <w:rPr>
+          <w:lang w:val="en-US"/>
+        </w:rPr>
+      </w:pPr>
+      <w:r>
+        <w:rPr>
+          <w:lang w:val="en-US"/>
+        </w:rPr>
+        <w:lastRenderedPageBreak/>
+        <w:drawing>
+          <wp:inline distT="0" distB="0" distL="0" distR="0" wp14:anchorId="4E61C0BD" wp14:editId="7876FBDF">
+            <wp:extent cx="5971540" cy="2997200"/>
+            <wp:effectExtent l="0" t="0" r="0" b="0"/>
+            <wp:docPr id="742077526" name="Image 1"/>
+            <wp:cNvGraphicFramePr>
+              <a:graphicFrameLocks xmlns:a="http://schemas.openxmlformats.org/drawingml/2006/main" noChangeAspect="1"/>
+            </wp:cNvGraphicFramePr>
+            <a:graphic xmlns:a="http://schemas.openxmlformats.org/drawingml/2006/main">
+              <a:graphicData uri="http://schemas.openxmlformats.org/drawingml/2006/picture">
+                <pic:pic xmlns:pic="http://schemas.openxmlformats.org/drawingml/2006/picture">
+                  <pic:nvPicPr>
+                    <pic:cNvPr id="742077526" name=""/>
+                    <pic:cNvPicPr/>
+                  </pic:nvPicPr>
+                  <pic:blipFill>
+                    <a:blip r:embed="rId14"/>
+                    <a:stretch>
+                      <a:fillRect/>
+                    </a:stretch>
+                  </pic:blipFill>
+                  <pic:spPr>
+                    <a:xfrm>
+                      <a:off x="0" y="0"/>
+                      <a:ext cx="5971540" cy="2997200"/>
+                    </a:xfrm>
+                    <a:prstGeom prst="rect">
+                      <a:avLst/>
+                    </a:prstGeom>
+                  </pic:spPr>
+                </pic:pic>
+              </a:graphicData>
+            </a:graphic>
+          </wp:inline>
+        </w:drawing>
+      </w:r>
+    </w:p>
+    <w:p>
+      <w:pPr>
+        <w:spacing w:before="240"/>
+        <w:rPr>
+          <w:lang w:val="en-US"/>
+        </w:rPr>
+      </w:pPr>
+      <w:proofErr w:type="spellStart"/>
+      <w:r>
+        <w:rPr>
+          <w:lang w:val="en-US"/>
+        </w:rPr>
+        <w:t>Görüleceği</w:t>
+      </w:r>
+      <w:proofErr w:type="spellEnd"/>
+      <w:r>
+        <w:rPr>
+          <w:lang w:val="en-US"/>
+        </w:rPr>
+        <w:t xml:space="preserve"> </w:t>
+      </w:r>
+      <w:proofErr w:type="spellStart"/>
+      <w:r>
+        <w:rPr>
+          <w:lang w:val="en-US"/>
+        </w:rPr>
+        <w:t>üzere</w:t>
+      </w:r>
+      <w:proofErr w:type="spellEnd"/>
+      <w:r>
+        <w:rPr>
+          <w:lang w:val="en-US"/>
+        </w:rPr>
+        <w:t xml:space="preserve"> </w:t>
+      </w:r>
+      <w:proofErr w:type="spellStart"/>
+      <w:r>
+        <w:rPr>
+          <w:lang w:val="en-US"/>
+        </w:rPr>
+        <w:t>Rapor</w:t>
+      </w:r>
+      <w:proofErr w:type="spellEnd"/>
+      <w:r>
+        <w:rPr>
+          <w:lang w:val="en-US"/>
+        </w:rPr>
+        <w:t xml:space="preserve"> </w:t>
+      </w:r>
+      <w:proofErr w:type="spellStart"/>
+      <w:r>
+        <w:rPr>
+          <w:lang w:val="en-US"/>
+        </w:rPr>
+        <w:t>Uzmanı</w:t>
+      </w:r>
+      <w:proofErr w:type="spellEnd"/>
+      <w:r>
+        <w:rPr>
+          <w:lang w:val="en-US"/>
+        </w:rPr>
+        <w:t xml:space="preserve"> </w:t>
+      </w:r>
+      <w:proofErr w:type="spellStart"/>
+      <w:r>
+        <w:rPr>
+          <w:lang w:val="en-US"/>
+        </w:rPr>
+        <w:t>veri</w:t>
+      </w:r>
+      <w:proofErr w:type="spellEnd"/>
+      <w:r>
+        <w:rPr>
+          <w:lang w:val="en-US"/>
+        </w:rPr>
+        <w:t xml:space="preserve"> </w:t>
+      </w:r>
+      <w:proofErr w:type="spellStart"/>
+      <w:r>
+        <w:rPr>
+          <w:lang w:val="en-US"/>
+        </w:rPr>
+        <w:t>tabanından</w:t>
+      </w:r>
+      <w:proofErr w:type="spellEnd"/>
+      <w:r>
+        <w:rPr>
+          <w:lang w:val="en-US"/>
+        </w:rPr>
+        <w:t xml:space="preserve"> </w:t>
+      </w:r>
+      <w:proofErr w:type="spellStart"/>
+      <w:r>
+        <w:rPr>
+          <w:lang w:val="en-US"/>
+        </w:rPr>
+        <w:t>veri</w:t>
+      </w:r>
+      <w:proofErr w:type="spellEnd"/>
+      <w:r>
+        <w:rPr>
+          <w:lang w:val="en-US"/>
+        </w:rPr>
+        <w:t xml:space="preserve"> </w:t>
+      </w:r>
+      <w:proofErr w:type="spellStart"/>
+      <w:r>
+        <w:rPr>
+          <w:lang w:val="en-US"/>
+        </w:rPr>
+        <w:t>okuyabilirken</w:t>
+      </w:r>
+      <w:proofErr w:type="spellEnd"/>
+      <w:r>
+        <w:rPr>
+          <w:lang w:val="en-US"/>
+        </w:rPr>
+        <w:t xml:space="preserve"> </w:t>
+      </w:r>
+      <w:proofErr w:type="spellStart"/>
+      <w:r>
+        <w:rPr>
+          <w:lang w:val="en-US"/>
+        </w:rPr>
+        <w:t>silme</w:t>
+      </w:r>
+      <w:proofErr w:type="spellEnd"/>
+      <w:r>
+        <w:rPr>
+          <w:lang w:val="en-US"/>
+        </w:rPr>
+        <w:t xml:space="preserve"> </w:t>
+      </w:r>
+      <w:proofErr w:type="spellStart"/>
+      <w:r>
+        <w:rPr>
+          <w:lang w:val="en-US"/>
+        </w:rPr>
+        <w:t>işlemi</w:t>
+      </w:r>
+      <w:proofErr w:type="spellEnd"/>
+      <w:r>
+        <w:rPr>
+          <w:lang w:val="en-US"/>
+        </w:rPr>
+        <w:t xml:space="preserve"> </w:t>
+      </w:r>
+      <w:proofErr w:type="spellStart"/>
+      <w:r>
+        <w:rPr>
+          <w:lang w:val="en-US"/>
+        </w:rPr>
+        <w:t>yapamamaktadır</w:t>
+      </w:r>
+      <w:proofErr w:type="spellEnd"/>
+      <w:r>
+        <w:rPr>
+          <w:lang w:val="en-US"/>
+        </w:rPr>
+        <w:t>.</w:t>
+      </w:r>
+    </w:p>
+    <w:p>
+      <w:pPr>
+        <w:spacing w:before="240"/>
+        <w:rPr>
+          <w:lang w:val="en-US"/>
+        </w:rPr>
+      </w:pPr>
+      <w:proofErr w:type="spellStart"/>
+      <w:r>
+        <w:rPr>
+          <w:lang w:val="en-US"/>
+        </w:rPr>
+        <w:t>Sonrasında</w:t>
+      </w:r>
+      <w:proofErr w:type="spellEnd"/>
+      <w:r>
+        <w:rPr>
+          <w:lang w:val="en-US"/>
+        </w:rPr>
+        <w:t xml:space="preserve"> </w:t>
+      </w:r>
+      <w:proofErr w:type="spellStart"/>
+      <w:r>
+        <w:rPr>
+          <w:lang w:val="en-US"/>
+        </w:rPr>
+        <w:t>veri</w:t>
+      </w:r>
+      <w:proofErr w:type="spellEnd"/>
+      <w:r>
+        <w:rPr>
+          <w:lang w:val="en-US"/>
+        </w:rPr>
+        <w:t xml:space="preserve"> </w:t>
+      </w:r>
+      <w:proofErr w:type="spellStart"/>
+      <w:r>
+        <w:rPr>
+          <w:lang w:val="en-US"/>
+        </w:rPr>
+        <w:t>tabanına</w:t>
+      </w:r>
+      <w:proofErr w:type="spellEnd"/>
+      <w:r>
+        <w:rPr>
+          <w:lang w:val="en-US"/>
+        </w:rPr>
+        <w:t xml:space="preserve"> </w:t>
+      </w:r>
+      <w:proofErr w:type="spellStart"/>
+      <w:r>
+        <w:rPr>
+          <w:lang w:val="en-US"/>
+        </w:rPr>
+        <w:t>Yönetici</w:t>
+      </w:r>
+      <w:proofErr w:type="spellEnd"/>
+      <w:r>
+        <w:rPr>
+          <w:lang w:val="en-US"/>
+        </w:rPr>
+        <w:t xml:space="preserve"> </w:t>
+      </w:r>
+      <w:proofErr w:type="spellStart"/>
+      <w:r>
+        <w:rPr>
+          <w:lang w:val="en-US"/>
+        </w:rPr>
+        <w:t>kullanıcısı</w:t>
+      </w:r>
+      <w:proofErr w:type="spellEnd"/>
+      <w:r>
+        <w:rPr>
+          <w:lang w:val="en-US"/>
+        </w:rPr>
+        <w:t xml:space="preserve"> </w:t>
+      </w:r>
+      <w:proofErr w:type="spellStart"/>
+      <w:r>
+        <w:rPr>
+          <w:lang w:val="en-US"/>
+        </w:rPr>
+        <w:t>ve</w:t>
+      </w:r>
+      <w:proofErr w:type="spellEnd"/>
+      <w:r>
+        <w:rPr>
+          <w:lang w:val="en-US"/>
+        </w:rPr>
+        <w:t xml:space="preserve"> </w:t>
+      </w:r>
+      <w:proofErr w:type="spellStart"/>
+      <w:r>
+        <w:rPr>
+          <w:lang w:val="en-US"/>
+        </w:rPr>
+        <w:t>şifresi</w:t>
+      </w:r>
+      <w:proofErr w:type="spellEnd"/>
+      <w:r>
+        <w:rPr>
+          <w:lang w:val="en-US"/>
+        </w:rPr>
+        <w:t xml:space="preserve"> </w:t>
+      </w:r>
+      <w:proofErr w:type="spellStart"/>
+      <w:r>
+        <w:rPr>
+          <w:lang w:val="en-US"/>
+        </w:rPr>
+        <w:t>ile</w:t>
+      </w:r>
+      <w:proofErr w:type="spellEnd"/>
+      <w:r>
+        <w:rPr>
+          <w:lang w:val="en-US"/>
+        </w:rPr>
+        <w:t xml:space="preserve"> </w:t>
+      </w:r>
+      <w:proofErr w:type="spellStart"/>
+      <w:r>
+        <w:rPr>
+          <w:lang w:val="en-US"/>
+        </w:rPr>
+        <w:t>bağlanılmıştır</w:t>
+      </w:r>
+      <w:proofErr w:type="spellEnd"/>
+      <w:r>
+        <w:rPr>
+          <w:lang w:val="en-US"/>
+        </w:rPr>
+        <w:t>.</w:t>
+      </w:r>
+    </w:p>
+    <w:p>
+      <w:pPr>
+        <w:spacing w:before="240"/>
+        <w:rPr>
+          <w:lang w:val="en-US"/>
+        </w:rPr>
+      </w:pPr>
+      <w:r>
+        <w:rPr>
+          <w:lang w:val="en-US"/>
+        </w:rPr>
+        <w:drawing>
+          <wp:inline distT="0" distB="0" distL="0" distR="0" wp14:anchorId="7BE8D0D8" wp14:editId="6202C7F8">
+            <wp:extent cx="5971540" cy="2653259"/>
+            <wp:effectExtent l="0" t="0" r="0" b="1270"/>
+            <wp:docPr id="1246579766" name="Image 1" descr="Une image contenant texte, capture d’écran&#10;&#10;Le contenu généré par l’IA peut être incorrect."/>
+            <wp:cNvGraphicFramePr>
+              <a:graphicFrameLocks xmlns:a="http://schemas.openxmlformats.org/drawingml/2006/main" noChangeAspect="1"/>
+            </wp:cNvGraphicFramePr>
+            <a:graphic xmlns:a="http://schemas.openxmlformats.org/drawingml/2006/main">
+              <a:graphicData uri="http://schemas.openxmlformats.org/drawingml/2006/picture">
+                <pic:pic xmlns:pic="http://schemas.openxmlformats.org/drawingml/2006/picture">
+                  <pic:nvPicPr>
+                    <pic:cNvPr id="1246579766" name="Image 1" descr="Une image contenant texte, capture d’écran&#10;&#10;Le contenu généré par l’IA peut être incorrect."/>
+                    <pic:cNvPicPr/>
+                  </pic:nvPicPr>
+                  <pic:blipFill rotWithShape="1">
+                    <a:blip r:embed="rId15"/>
+                    <a:srcRect b="5659"/>
+                    <a:stretch>
+                      <a:fillRect/>
+                    </a:stretch>
+                  </pic:blipFill>
+                  <pic:spPr bwMode="auto">
+                    <a:xfrm>
+                      <a:off x="0" y="0"/>
+                      <a:ext cx="5971540" cy="2653259"/>
+                    </a:xfrm>
+                    <a:prstGeom prst="rect">
+                      <a:avLst/>
+                    </a:prstGeom>
+                    <a:ln>
+                      <a:noFill/>
+                    </a:ln>
+                    <a:extLst>
+                      <a:ext uri="{53640926-AAD7-44D8-BBD7-CCE9431645EC}">
+                        <a14:shadowObscured xmlns:a14="http://schemas.microsoft.com/office/drawing/2010/main"/>
+                      </a:ext>
+                    </a:extLst>
+                  </pic:spPr>
+                </pic:pic>
+              </a:graphicData>
+            </a:graphic>
+          </wp:inline>
+        </w:drawing>
+      </w:r>
+    </w:p>
+    <w:p>
+      <w:pPr>
+        <w:spacing w:before="240"/>
+        <w:rPr>
+          <w:lang w:val="en-US"/>
+        </w:rPr>
+      </w:pPr>
+      <w:proofErr w:type="spellStart"/>
+      <w:r>
+        <w:rPr>
+          <w:lang w:val="en-US"/>
+        </w:rPr>
+        <w:t>Yönetici</w:t>
+      </w:r>
+      <w:proofErr w:type="spellEnd"/>
+      <w:r>
+        <w:rPr>
+          <w:lang w:val="en-US"/>
+        </w:rPr>
+        <w:t xml:space="preserve"> </w:t>
+      </w:r>
+      <w:proofErr w:type="spellStart"/>
+      <w:r>
+        <w:rPr>
+          <w:lang w:val="en-US"/>
+        </w:rPr>
+        <w:t>kullanıcı</w:t>
+      </w:r>
+      <w:proofErr w:type="spellEnd"/>
+      <w:r>
+        <w:rPr>
+          <w:lang w:val="en-US"/>
+        </w:rPr>
+        <w:t xml:space="preserve"> CRUD </w:t>
+      </w:r>
+      <w:proofErr w:type="spellStart"/>
+      <w:r>
+        <w:rPr>
+          <w:lang w:val="en-US"/>
+        </w:rPr>
+        <w:t>yetkilerine</w:t>
+      </w:r>
+      <w:proofErr w:type="spellEnd"/>
+      <w:r>
+        <w:rPr>
+          <w:lang w:val="en-US"/>
+        </w:rPr>
+        <w:t xml:space="preserve"> </w:t>
+      </w:r>
+      <w:proofErr w:type="spellStart"/>
+      <w:r>
+        <w:rPr>
+          <w:lang w:val="en-US"/>
+        </w:rPr>
+        <w:t>sahip</w:t>
+      </w:r>
+      <w:proofErr w:type="spellEnd"/>
+      <w:r>
+        <w:rPr>
+          <w:lang w:val="en-US"/>
+        </w:rPr>
+        <w:t xml:space="preserve"> </w:t>
+      </w:r>
+      <w:proofErr w:type="spellStart"/>
+      <w:r>
+        <w:rPr>
+          <w:lang w:val="en-US"/>
+        </w:rPr>
+        <w:t>olduğunda</w:t>
+      </w:r>
+      <w:proofErr w:type="spellEnd"/>
+      <w:r>
+        <w:rPr>
+          <w:lang w:val="en-US"/>
+        </w:rPr>
+        <w:t xml:space="preserve"> </w:t>
+      </w:r>
+      <w:proofErr w:type="spellStart"/>
+      <w:r>
+        <w:rPr>
+          <w:lang w:val="en-US"/>
+        </w:rPr>
+        <w:t>tablo</w:t>
+      </w:r>
+      <w:proofErr w:type="spellEnd"/>
+      <w:r>
+        <w:rPr>
+          <w:lang w:val="en-US"/>
+        </w:rPr>
+        <w:t xml:space="preserve"> </w:t>
+      </w:r>
+      <w:proofErr w:type="spellStart"/>
+      <w:r>
+        <w:rPr>
+          <w:lang w:val="en-US"/>
+        </w:rPr>
+        <w:t>üzerinde</w:t>
+      </w:r>
+      <w:proofErr w:type="spellEnd"/>
+      <w:r>
+        <w:rPr>
+          <w:lang w:val="en-US"/>
+        </w:rPr>
+        <w:t xml:space="preserve"> hem </w:t>
+      </w:r>
+      <w:proofErr w:type="spellStart"/>
+      <w:r>
+        <w:rPr>
+          <w:lang w:val="en-US"/>
+        </w:rPr>
+        <w:t>okuma</w:t>
+      </w:r>
+      <w:proofErr w:type="spellEnd"/>
+      <w:r>
+        <w:rPr>
+          <w:lang w:val="en-US"/>
+        </w:rPr>
+        <w:t xml:space="preserve"> hem de </w:t>
+      </w:r>
+      <w:proofErr w:type="spellStart"/>
+      <w:r>
+        <w:rPr>
+          <w:lang w:val="en-US"/>
+        </w:rPr>
+        <w:t>yazma</w:t>
+      </w:r>
+      <w:proofErr w:type="spellEnd"/>
+      <w:r>
+        <w:rPr>
+          <w:lang w:val="en-US"/>
+        </w:rPr>
+        <w:t xml:space="preserve"> </w:t>
+      </w:r>
+      <w:proofErr w:type="spellStart"/>
+      <w:r>
+        <w:rPr>
+          <w:lang w:val="en-US"/>
+        </w:rPr>
+        <w:t>işlemi</w:t>
+      </w:r>
+      <w:proofErr w:type="spellEnd"/>
+      <w:r>
+        <w:rPr>
+          <w:lang w:val="en-US"/>
+        </w:rPr>
+        <w:t xml:space="preserve"> </w:t>
+      </w:r>
+      <w:proofErr w:type="spellStart"/>
+      <w:r>
+        <w:rPr>
+          <w:lang w:val="en-US"/>
+        </w:rPr>
+        <w:t>yapabilmektedir</w:t>
+      </w:r>
+      <w:proofErr w:type="spellEnd"/>
+      <w:r>
+        <w:rPr>
+          <w:lang w:val="en-US"/>
+        </w:rPr>
+        <w:t xml:space="preserve">. </w:t>
+      </w:r>
+      <w:proofErr w:type="spellStart"/>
+      <w:r>
+        <w:rPr>
+          <w:lang w:val="en-US"/>
+        </w:rPr>
+        <w:t>Böylelikle</w:t>
+      </w:r>
+      <w:proofErr w:type="spellEnd"/>
+      <w:r>
+        <w:rPr>
+          <w:lang w:val="en-US"/>
+        </w:rPr>
+        <w:t xml:space="preserve"> PostgreSQL </w:t>
+      </w:r>
+      <w:proofErr w:type="spellStart"/>
+      <w:r>
+        <w:rPr>
+          <w:lang w:val="en-US"/>
+        </w:rPr>
+        <w:t>veri</w:t>
+      </w:r>
+      <w:proofErr w:type="spellEnd"/>
+      <w:r>
+        <w:rPr>
+          <w:lang w:val="en-US"/>
+        </w:rPr>
+        <w:t xml:space="preserve"> </w:t>
+      </w:r>
+      <w:proofErr w:type="spellStart"/>
+      <w:r>
+        <w:rPr>
+          <w:lang w:val="en-US"/>
+        </w:rPr>
+        <w:t>tabanlarında</w:t>
+      </w:r>
+      <w:proofErr w:type="spellEnd"/>
+      <w:r>
+        <w:rPr>
+          <w:lang w:val="en-US"/>
+        </w:rPr>
+        <w:t xml:space="preserve"> </w:t>
+      </w:r>
+      <w:proofErr w:type="spellStart"/>
+      <w:r>
+        <w:rPr>
+          <w:lang w:val="en-US"/>
+        </w:rPr>
+        <w:t>Erişim</w:t>
+      </w:r>
+      <w:proofErr w:type="spellEnd"/>
+      <w:r>
+        <w:rPr>
+          <w:lang w:val="en-US"/>
+        </w:rPr>
+        <w:t xml:space="preserve"> </w:t>
+      </w:r>
+      <w:proofErr w:type="spellStart"/>
+      <w:r>
+        <w:rPr>
+          <w:lang w:val="en-US"/>
+        </w:rPr>
+        <w:t>Yetki</w:t>
+      </w:r>
+      <w:r>
+        <w:rPr>
+          <w:lang w:val="en-US"/>
+        </w:rPr>
+        <w:t>si</w:t>
+      </w:r>
+      <w:proofErr w:type="spellEnd"/>
+      <w:r>
+        <w:rPr>
+          <w:lang w:val="en-US"/>
+        </w:rPr>
+        <w:t xml:space="preserve"> Yönetimi </w:t>
+      </w:r>
+      <w:proofErr w:type="spellStart"/>
+      <w:r>
+        <w:rPr>
+          <w:lang w:val="en-US"/>
+        </w:rPr>
+        <w:t>gerçekleştirilmiştir</w:t>
+      </w:r>
+      <w:proofErr w:type="spellEnd"/>
+      <w:r>
+        <w:rPr>
+          <w:lang w:val="en-US"/>
+        </w:rPr>
+        <w:t>.</w:t>
+      </w:r>
+    </w:p>
+    <w:p>
+      <w:pPr>
+        <w:spacing w:before="240"/>
+        <w:rPr>
+          <w:lang w:val="en-US"/>
+        </w:rPr>
+      </w:pPr>
+    </w:p>
+    <w:p>
+      <w:pPr>
+        <w:pStyle w:val="Titre2"/>
+        <w:rPr>
+          <w:lang w:val="tr-TR"/>
+        </w:rPr>
+      </w:pPr>
+      <w:r>
+        <w:rPr>
+          <w:lang w:val="en-US"/>
+        </w:rPr>
+        <w:t xml:space="preserve"> </w:t>
+      </w:r>
+      <w:r>
+        <w:rPr>
+          <w:lang w:val="tr-TR"/>
+        </w:rPr>
+        <w:t>Şifreleme</w:t>
+      </w:r>
+    </w:p>
+    <w:p>
+      <w:pPr>
+        <w:rPr>
+          <w:lang w:val="tr-TR"/>
+        </w:rPr>
+      </w:pPr>
+    </w:p>
+    <w:p>
+      <w:pPr>
+        <w:rPr>
+          <w:lang w:val="tr-TR"/>
+        </w:rPr>
+      </w:pPr>
+    </w:p>
+    <w:p>
+      <w:pPr>
+        <w:rPr>
+          <w:lang w:val="en-US"/>
+        </w:rPr>
+      </w:pPr>
+      <w:r>
+        <w:rPr>
+          <w:lang w:val="en-US"/>
+        </w:rPr>
+        <w:drawing>
+          <wp:inline distT="0" distB="0" distL="0" distR="0" wp14:anchorId="038196F5" wp14:editId="367D604F">
+            <wp:extent cx="5971540" cy="1068070"/>
+            <wp:effectExtent l="0" t="0" r="0" b="0"/>
+            <wp:docPr id="995442630" name="Image 1" descr="Une image contenant texte, capture d’écran, Police&#10;&#10;Le contenu généré par l’IA peut être incorrect."/>
+            <wp:cNvGraphicFramePr>
+              <a:graphicFrameLocks xmlns:a="http://schemas.openxmlformats.org/drawingml/2006/main" noChangeAspect="1"/>
+            </wp:cNvGraphicFramePr>
+            <a:graphic xmlns:a="http://schemas.openxmlformats.org/drawingml/2006/main">
+              <a:graphicData uri="http://schemas.openxmlformats.org/drawingml/2006/picture">
+                <pic:pic xmlns:pic="http://schemas.openxmlformats.org/drawingml/2006/picture">
+                  <pic:nvPicPr>
+                    <pic:cNvPr id="995442630" name="Image 1" descr="Une image contenant texte, capture d’écran, Police&#10;&#10;Le contenu généré par l’IA peut être incorrect."/>
+                    <pic:cNvPicPr/>
+                  </pic:nvPicPr>
+                  <pic:blipFill>
+                    <a:blip r:embed="rId16"/>
+                    <a:stretch>
+                      <a:fillRect/>
+                    </a:stretch>
+                  </pic:blipFill>
+                  <pic:spPr>
+                    <a:xfrm>
+                      <a:off x="0" y="0"/>
+                      <a:ext cx="5971540" cy="1068070"/>
+                    </a:xfrm>
+                    <a:prstGeom prst="rect">
+                      <a:avLst/>
+                    </a:prstGeom>
+                  </pic:spPr>
+                </pic:pic>
+              </a:graphicData>
+            </a:graphic>
+          </wp:inline>
+        </w:drawing>
+      </w:r>
+    </w:p>
+    <w:p>
+      <w:pPr>
+        <w:rPr>
+          <w:lang w:val="en-US"/>
+        </w:rPr>
+      </w:pPr>
+      <w:r>
+        <w:rPr>
+          <w:lang w:val="en-US"/>
+        </w:rPr>
+        <w:drawing>
+          <wp:inline distT="0" distB="0" distL="0" distR="0" wp14:anchorId="6BD94EBA" wp14:editId="419E314D">
+            <wp:extent cx="5971540" cy="792480"/>
+            <wp:effectExtent l="0" t="0" r="0" b="0"/>
+            <wp:docPr id="1564611662" name="Image 1" descr="Une image contenant texte, capture d’écran, Police&#10;&#10;Le contenu généré par l’IA peut être incorrect."/>
+            <wp:cNvGraphicFramePr>
+              <a:graphicFrameLocks xmlns:a="http://schemas.openxmlformats.org/drawingml/2006/main" noChangeAspect="1"/>
+            </wp:cNvGraphicFramePr>
+            <a:graphic xmlns:a="http://schemas.openxmlformats.org/drawingml/2006/main">
+              <a:graphicData uri="http://schemas.openxmlformats.org/drawingml/2006/picture">
+                <pic:pic xmlns:pic="http://schemas.openxmlformats.org/drawingml/2006/picture">
+                  <pic:nvPicPr>
+                    <pic:cNvPr id="1564611662" name="Image 1" descr="Une image contenant texte, capture d’écran, Police&#10;&#10;Le contenu généré par l’IA peut être incorrect."/>
+                    <pic:cNvPicPr/>
+                  </pic:nvPicPr>
+                  <pic:blipFill>
+                    <a:blip r:embed="rId17"/>
+                    <a:stretch>
+                      <a:fillRect/>
+                    </a:stretch>
+                  </pic:blipFill>
+                  <pic:spPr>
+                    <a:xfrm>
+                      <a:off x="0" y="0"/>
+                      <a:ext cx="5971540" cy="792480"/>
+                    </a:xfrm>
+                    <a:prstGeom prst="rect">
+                      <a:avLst/>
+                    </a:prstGeom>
+                  </pic:spPr>
+                </pic:pic>
+              </a:graphicData>
+            </a:graphic>
+          </wp:inline>
+        </w:drawing>
+      </w:r>
+      <w:r>
+        <w:rPr>
+          <w:lang w:val="en-US"/>
+        </w:rPr>
+        <w:drawing>
+          <wp:inline distT="0" distB="0" distL="0" distR="0" wp14:anchorId="5DEC2F87" wp14:editId="6EC39819">
+            <wp:extent cx="5971540" cy="273685"/>
+            <wp:effectExtent l="0" t="0" r="0" b="5715"/>
+            <wp:docPr id="1193876985" name="Image 1"/>
+            <wp:cNvGraphicFramePr>
+              <a:graphicFrameLocks xmlns:a="http://schemas.openxmlformats.org/drawingml/2006/main" noChangeAspect="1"/>
+            </wp:cNvGraphicFramePr>
+            <a:graphic xmlns:a="http://schemas.openxmlformats.org/drawingml/2006/main">
+              <a:graphicData uri="http://schemas.openxmlformats.org/drawingml/2006/picture">
+                <pic:pic xmlns:pic="http://schemas.openxmlformats.org/drawingml/2006/picture">
+                  <pic:nvPicPr>
+                    <pic:cNvPr id="1193876985" name=""/>
+                    <pic:cNvPicPr/>
+                  </pic:nvPicPr>
+                  <pic:blipFill>
+                    <a:blip r:embed="rId18"/>
+                    <a:stretch>
+                      <a:fillRect/>
+                    </a:stretch>
+                  </pic:blipFill>
+                  <pic:spPr>
+                    <a:xfrm>
+                      <a:off x="0" y="0"/>
+                      <a:ext cx="5971540" cy="273685"/>
+                    </a:xfrm>
+                    <a:prstGeom prst="rect">
+                      <a:avLst/>
+                    </a:prstGeom>
+                  </pic:spPr>
+                </pic:pic>
+              </a:graphicData>
+            </a:graphic>
+          </wp:inline>
+        </w:drawing>
+      </w:r>
+    </w:p>
+    <w:p>
+      <w:pPr>
+        <w:rPr>
+          <w:lang w:val="en-US"/>
+        </w:rPr>
+      </w:pPr>
+      <w:r>
+        <w:rPr>
+          <w:lang w:val="en-US"/>
+        </w:rPr>
+        <w:drawing>
+          <wp:inline distT="0" distB="0" distL="0" distR="0" wp14:anchorId="19DF5D44" wp14:editId="154F4C0F">
+            <wp:extent cx="5971540" cy="1328420"/>
+            <wp:effectExtent l="0" t="0" r="0" b="5080"/>
+            <wp:docPr id="1863236746" name="Image 1" descr="Une image contenant texte, capture d’écran, Police&#10;&#10;Le contenu généré par l’IA peut être incorrect."/>
+            <wp:cNvGraphicFramePr>
+              <a:graphicFrameLocks xmlns:a="http://schemas.openxmlformats.org/drawingml/2006/main" noChangeAspect="1"/>
+            </wp:cNvGraphicFramePr>
+            <a:graphic xmlns:a="http://schemas.openxmlformats.org/drawingml/2006/main">
+              <a:graphicData uri="http://schemas.openxmlformats.org/drawingml/2006/picture">
+                <pic:pic xmlns:pic="http://schemas.openxmlformats.org/drawingml/2006/picture">
+                  <pic:nvPicPr>
+                    <pic:cNvPr id="1863236746" name="Image 1" descr="Une image contenant texte, capture d’écran, Police&#10;&#10;Le contenu généré par l’IA peut être incorrect."/>
+                    <pic:cNvPicPr/>
+                  </pic:nvPicPr>
+                  <pic:blipFill>
+                    <a:blip r:embed="rId19"/>
+                    <a:stretch>
+                      <a:fillRect/>
+                    </a:stretch>
+                  </pic:blipFill>
+                  <pic:spPr>
+                    <a:xfrm>
+                      <a:off x="0" y="0"/>
+                      <a:ext cx="5971540" cy="1328420"/>
+                    </a:xfrm>
+                    <a:prstGeom prst="rect">
+                      <a:avLst/>
+                    </a:prstGeom>
+                  </pic:spPr>
+                </pic:pic>
+              </a:graphicData>
+            </a:graphic>
+          </wp:inline>
+        </w:drawing>
+      </w:r>
+    </w:p>
+    <w:p>
+      <w:pPr>
+        <w:rPr>
+          <w:lang w:val="en-US"/>
+        </w:rPr>
+      </w:pPr>
+      <w:r>
+        <w:rPr>
+          <w:lang w:val="en-US"/>
+        </w:rPr>
+        <w:drawing>
+          <wp:inline distT="0" distB="0" distL="0" distR="0" wp14:anchorId="0BD6E093" wp14:editId="4DFE500C">
+            <wp:extent cx="5971540" cy="1986280"/>
+            <wp:effectExtent l="0" t="0" r="0" b="0"/>
+            <wp:docPr id="571866592" name="Image 1" descr="Une image contenant texte, capture d’écran, Police, document&#10;&#10;Le contenu généré par l’IA peut être incorrect."/>
+            <wp:cNvGraphicFramePr>
+              <a:graphicFrameLocks xmlns:a="http://schemas.openxmlformats.org/drawingml/2006/main" noChangeAspect="1"/>
+            </wp:cNvGraphicFramePr>
+            <a:graphic xmlns:a="http://schemas.openxmlformats.org/drawingml/2006/main">
+              <a:graphicData uri="http://schemas.openxmlformats.org/drawingml/2006/picture">
+                <pic:pic xmlns:pic="http://schemas.openxmlformats.org/drawingml/2006/picture">
+                  <pic:nvPicPr>
+                    <pic:cNvPr id="571866592" name="Image 1" descr="Une image contenant texte, capture d’écran, Police, document&#10;&#10;Le contenu généré par l’IA peut être incorrect."/>
+                    <pic:cNvPicPr/>
+                  </pic:nvPicPr>
+                  <pic:blipFill>
+                    <a:blip r:embed="rId20"/>
+                    <a:stretch>
+                      <a:fillRect/>
+                    </a:stretch>
+                  </pic:blipFill>
+                  <pic:spPr>
+                    <a:xfrm>
+                      <a:off x="0" y="0"/>
+                      <a:ext cx="5971540" cy="1986280"/>
+                    </a:xfrm>
+                    <a:prstGeom prst="rect">
+                      <a:avLst/>
+                    </a:prstGeom>
+                  </pic:spPr>
+                </pic:pic>
+              </a:graphicData>
+            </a:graphic>
+          </wp:inline>
+        </w:drawing>
+      </w:r>
+    </w:p>
+    <w:p>
+      <w:pPr>
+        <w:rPr>
+          <w:lang w:val="tr-TR"/>
+        </w:rPr>
+      </w:pPr>
+      <w:r>
+        <w:rPr>
+          <w:lang w:val="tr-TR"/>
+        </w:rPr>
+        <w:lastRenderedPageBreak/>
+        <w:drawing>
+          <wp:inline distT="0" distB="0" distL="0" distR="0" wp14:anchorId="768E3DEE" wp14:editId="209E1354">
+            <wp:extent cx="5971540" cy="2933065"/>
+            <wp:effectExtent l="0" t="0" r="0" b="635"/>
+            <wp:docPr id="2069852571" name="Image 1"/>
+            <wp:cNvGraphicFramePr>
+              <a:graphicFrameLocks xmlns:a="http://schemas.openxmlformats.org/drawingml/2006/main" noChangeAspect="1"/>
+            </wp:cNvGraphicFramePr>
+            <a:graphic xmlns:a="http://schemas.openxmlformats.org/drawingml/2006/main">
+              <a:graphicData uri="http://schemas.openxmlformats.org/drawingml/2006/picture">
+                <pic:pic xmlns:pic="http://schemas.openxmlformats.org/drawingml/2006/picture">
+                  <pic:nvPicPr>
+                    <pic:cNvPr id="2069852571" name=""/>
+                    <pic:cNvPicPr/>
+                  </pic:nvPicPr>
+                  <pic:blipFill>
+                    <a:blip r:embed="rId21"/>
+                    <a:stretch>
+                      <a:fillRect/>
+                    </a:stretch>
+                  </pic:blipFill>
+                  <pic:spPr>
+                    <a:xfrm>
+                      <a:off x="0" y="0"/>
+                      <a:ext cx="5971540" cy="2933065"/>
+                    </a:xfrm>
+                    <a:prstGeom prst="rect">
+                      <a:avLst/>
+                    </a:prstGeom>
+                  </pic:spPr>
+                </pic:pic>
+              </a:graphicData>
+            </a:graphic>
+          </wp:inline>
+        </w:drawing>
+      </w:r>
+      <w:r>
+        <w:rPr>
+          <w:lang w:val="tr-TR"/>
+        </w:rPr>
+        <w:drawing>
+          <wp:inline distT="0" distB="0" distL="0" distR="0" wp14:anchorId="2EBC4A0B" wp14:editId="5321F2B2">
+            <wp:extent cx="5971540" cy="271145"/>
+            <wp:effectExtent l="0" t="0" r="0" b="0"/>
+            <wp:docPr id="518350099" name="Image 1"/>
+            <wp:cNvGraphicFramePr>
+              <a:graphicFrameLocks xmlns:a="http://schemas.openxmlformats.org/drawingml/2006/main" noChangeAspect="1"/>
+            </wp:cNvGraphicFramePr>
+            <a:graphic xmlns:a="http://schemas.openxmlformats.org/drawingml/2006/main">
+              <a:graphicData uri="http://schemas.openxmlformats.org/drawingml/2006/picture">
+                <pic:pic xmlns:pic="http://schemas.openxmlformats.org/drawingml/2006/picture">
+                  <pic:nvPicPr>
+                    <pic:cNvPr id="518350099" name=""/>
+                    <pic:cNvPicPr/>
+                  </pic:nvPicPr>
+                  <pic:blipFill>
+                    <a:blip r:embed="rId22"/>
+                    <a:stretch>
+                      <a:fillRect/>
+                    </a:stretch>
+                  </pic:blipFill>
+                  <pic:spPr>
+                    <a:xfrm>
+                      <a:off x="0" y="0"/>
+                      <a:ext cx="5971540" cy="271145"/>
+                    </a:xfrm>
+                    <a:prstGeom prst="rect">
+                      <a:avLst/>
+                    </a:prstGeom>
+                  </pic:spPr>
+                </pic:pic>
+              </a:graphicData>
+            </a:graphic>
+          </wp:inline>
+        </w:drawing>
+      </w:r>
+    </w:p>
+    <w:p>
+      <w:pPr>
+        <w:rPr>
+          <w:lang w:val="tr-TR"/>
+        </w:rPr>
+      </w:pPr>
+    </w:p>
+    <w:p>
+      <w:pPr>
+        <w:pStyle w:val="Titre2"/>
+        <w:rPr>
+          <w:lang w:val="tr-TR"/>
+        </w:rPr>
+      </w:pPr>
+      <w:r>
+        <w:rPr>
+          <w:lang w:val="tr-TR"/>
+        </w:rPr>
+        <w:t xml:space="preserve">SQL </w:t>
+      </w:r>
+      <w:proofErr w:type="spellStart"/>
+      <w:r>
+        <w:rPr>
+          <w:lang w:val="tr-TR"/>
+        </w:rPr>
+        <w:t>Injection</w:t>
+      </w:r>
+      <w:proofErr w:type="spellEnd"/>
+      <w:r>
+        <w:rPr>
+          <w:lang w:val="tr-TR"/>
+        </w:rPr>
+        <w:t xml:space="preserve"> </w:t>
+      </w:r>
+    </w:p>
+    <w:p>
+      <w:pPr>
+        <w:rPr>
+          <w:lang w:val="tr-TR"/>
+        </w:rPr>
+      </w:pPr>
     </w:p>
     <w:p>
       <w:pPr>

--- a/RAPOR.docx
+++ b/RAPOR.docx
@@ -20,7 +20,7 @@
           <w:noProof/>
         </w:rPr>
         <w:drawing>
-          <wp:inline distT="0" distB="0" distL="0" distR="0" wp14:anchorId="537ECBD4" wp14:editId="3FEB5F1E">
+          <wp:inline distT="0" distB="0" distL="0" distR="0" wp14:anchorId="537ECBD4" wp14:editId="2D1A1EBF">
             <wp:extent cx="2268071" cy="2268071"/>
             <wp:effectExtent l="0" t="0" r="5715" b="5715"/>
             <wp:docPr id="756522366" name="Picture 1"/>
@@ -506,6 +506,7 @@
       </w:pPr>
       <w:r>
         <w:rPr>
+          <w:noProof/>
           <w:lang w:val="en-US"/>
         </w:rPr>
         <w:lastRenderedPageBreak/>
@@ -553,6 +554,7 @@
       </w:r>
       <w:r>
         <w:rPr>
+          <w:noProof/>
           <w:lang w:val="en-US"/>
         </w:rPr>
         <w:drawing>
@@ -601,6 +603,7 @@
       </w:pPr>
       <w:r>
         <w:rPr>
+          <w:noProof/>
           <w:lang w:val="en-US"/>
         </w:rPr>
         <w:drawing>
@@ -755,6 +758,7 @@
       </w:pPr>
       <w:r>
         <w:rPr>
+          <w:noProof/>
           <w:lang w:val="en-US"/>
         </w:rPr>
         <w:drawing>
@@ -881,6 +885,7 @@
       </w:pPr>
       <w:r>
         <w:rPr>
+          <w:noProof/>
           <w:lang w:val="en-US"/>
         </w:rPr>
         <w:drawing>
@@ -1133,6 +1138,7 @@
       </w:pPr>
       <w:r>
         <w:rPr>
+          <w:noProof/>
           <w:lang w:val="en-US"/>
         </w:rPr>
         <w:drawing>
@@ -1181,6 +1187,7 @@
       </w:pPr>
       <w:r>
         <w:rPr>
+          <w:noProof/>
           <w:lang w:val="en-US"/>
         </w:rPr>
         <w:drawing>
@@ -1411,6 +1418,7 @@
       </w:pPr>
       <w:r>
         <w:rPr>
+          <w:noProof/>
           <w:lang w:val="en-US"/>
         </w:rPr>
         <w:lastRenderedPageBreak/>
@@ -1756,6 +1764,7 @@
       </w:pPr>
       <w:r>
         <w:rPr>
+          <w:noProof/>
           <w:lang w:val="en-US"/>
         </w:rPr>
         <w:drawing>
@@ -2090,22 +2099,217 @@
           <w:lang w:val="tr-TR"/>
         </w:rPr>
       </w:pPr>
-    </w:p>
-    <w:p>
-      <w:pPr>
-        <w:rPr>
-          <w:lang w:val="tr-TR"/>
-        </w:rPr>
-      </w:pPr>
-    </w:p>
-    <w:p>
-      <w:pPr>
-        <w:rPr>
-          <w:lang w:val="en-US"/>
-        </w:rPr>
-      </w:pPr>
-      <w:r>
-        <w:rPr>
+      <w:r>
+        <w:rPr>
+          <w:lang w:val="tr-TR"/>
+        </w:rPr>
+        <w:lastRenderedPageBreak/>
+        <w:t>Veri tabanındaki verilerin şifreli olarak saklanması veri güvenliği açısından oldukça önemlidir. Verilerin şifreli şekilde saklanması olası bir veri sızıntısı durumunda kötü niyetli kişilerin tüm verilere ulaşmasını imkânsız kılar. Ancak bu durumda anahtarın gizliliğine dikkat edilmelidir.</w:t>
+      </w:r>
+    </w:p>
+    <w:p>
+      <w:pPr>
+        <w:rPr>
+          <w:lang w:val="tr-TR"/>
+        </w:rPr>
+      </w:pPr>
+    </w:p>
+    <w:p>
+      <w:pPr>
+        <w:rPr>
+          <w:lang w:val="tr-TR"/>
+        </w:rPr>
+      </w:pPr>
+      <w:r>
+        <w:rPr>
+          <w:lang w:val="tr-TR"/>
+        </w:rPr>
+        <w:t xml:space="preserve">Raporun bu kısmında </w:t>
+      </w:r>
+      <w:proofErr w:type="spellStart"/>
+      <w:r>
+        <w:rPr>
+          <w:lang w:val="tr-TR"/>
+        </w:rPr>
+        <w:t>PostgreSQL</w:t>
+      </w:r>
+      <w:proofErr w:type="spellEnd"/>
+      <w:r>
+        <w:rPr>
+          <w:lang w:val="tr-TR"/>
+        </w:rPr>
+        <w:t xml:space="preserve"> veri tabanında veri şifreleme süreçlerinin </w:t>
+      </w:r>
+      <w:proofErr w:type="spellStart"/>
+      <w:r>
+        <w:rPr>
+          <w:lang w:val="tr-TR"/>
+        </w:rPr>
+        <w:t>nasık</w:t>
+      </w:r>
+      <w:proofErr w:type="spellEnd"/>
+      <w:r>
+        <w:rPr>
+          <w:lang w:val="tr-TR"/>
+        </w:rPr>
+        <w:t xml:space="preserve"> gerçekleştirildiği incelenmiştir.</w:t>
+      </w:r>
+    </w:p>
+    <w:p>
+      <w:pPr>
+        <w:rPr>
+          <w:lang w:val="tr-TR"/>
+        </w:rPr>
+      </w:pPr>
+    </w:p>
+    <w:p>
+      <w:pPr>
+        <w:rPr>
+          <w:lang w:val="tr-TR"/>
+        </w:rPr>
+      </w:pPr>
+      <w:proofErr w:type="spellStart"/>
+      <w:r>
+        <w:rPr>
+          <w:lang w:val="tr-TR"/>
+        </w:rPr>
+        <w:t>PostgreSQL</w:t>
+      </w:r>
+      <w:proofErr w:type="spellEnd"/>
+      <w:r>
+        <w:rPr>
+          <w:lang w:val="tr-TR"/>
+        </w:rPr>
+        <w:t xml:space="preserve"> veri tabanı dahili varsayılan olarak SQL Server’daki disk şifreleme özelliğine sahip değildir. Disk şifreleme için Linux tarafında LUKS (Linux </w:t>
+      </w:r>
+      <w:proofErr w:type="spellStart"/>
+      <w:r>
+        <w:rPr>
+          <w:lang w:val="tr-TR"/>
+        </w:rPr>
+        <w:t>Unified</w:t>
+      </w:r>
+      <w:proofErr w:type="spellEnd"/>
+      <w:r>
+        <w:rPr>
+          <w:lang w:val="tr-TR"/>
+        </w:rPr>
+        <w:t xml:space="preserve"> </w:t>
+      </w:r>
+      <w:proofErr w:type="spellStart"/>
+      <w:r>
+        <w:rPr>
+          <w:lang w:val="tr-TR"/>
+        </w:rPr>
+        <w:t>Key</w:t>
+      </w:r>
+      <w:proofErr w:type="spellEnd"/>
+      <w:r>
+        <w:rPr>
+          <w:lang w:val="tr-TR"/>
+        </w:rPr>
+        <w:t xml:space="preserve"> Setup) kullanılmaktadır. Bu bağlamda projemizde sütun bazlı şifrelemeye imkân tanıyan </w:t>
+      </w:r>
+      <w:proofErr w:type="spellStart"/>
+      <w:r>
+        <w:rPr>
+          <w:lang w:val="tr-TR"/>
+        </w:rPr>
+        <w:t>pgcrypto</w:t>
+      </w:r>
+      <w:proofErr w:type="spellEnd"/>
+      <w:r>
+        <w:rPr>
+          <w:lang w:val="tr-TR"/>
+        </w:rPr>
+        <w:t xml:space="preserve"> eklentisi kullanılmıştır.</w:t>
+      </w:r>
+    </w:p>
+    <w:p>
+      <w:pPr>
+        <w:rPr>
+          <w:lang w:val="tr-TR"/>
+        </w:rPr>
+      </w:pPr>
+    </w:p>
+    <w:p>
+      <w:pPr>
+        <w:rPr>
+          <w:lang w:val="tr-TR"/>
+        </w:rPr>
+      </w:pPr>
+      <w:r>
+        <w:rPr>
+          <w:lang w:val="tr-TR"/>
+        </w:rPr>
+        <w:t xml:space="preserve">İlk olarak en yetkili kullanıcı olan </w:t>
+      </w:r>
+      <w:proofErr w:type="spellStart"/>
+      <w:r>
+        <w:rPr>
+          <w:lang w:val="tr-TR"/>
+        </w:rPr>
+        <w:t>superadmin</w:t>
+      </w:r>
+      <w:proofErr w:type="spellEnd"/>
+      <w:r>
+        <w:rPr>
+          <w:lang w:val="tr-TR"/>
+        </w:rPr>
+        <w:t xml:space="preserve"> rolündeki </w:t>
+      </w:r>
+      <w:proofErr w:type="spellStart"/>
+      <w:r>
+        <w:rPr>
+          <w:lang w:val="tr-TR"/>
+        </w:rPr>
+        <w:t>postgres</w:t>
+      </w:r>
+      <w:proofErr w:type="spellEnd"/>
+      <w:r>
+        <w:rPr>
+          <w:lang w:val="tr-TR"/>
+        </w:rPr>
+        <w:t xml:space="preserve"> kullanıcısı ile örnek veri tabanımız olan </w:t>
+      </w:r>
+      <w:proofErr w:type="spellStart"/>
+      <w:r>
+        <w:rPr>
+          <w:lang w:val="tr-TR"/>
+        </w:rPr>
+        <w:t>DVDRental</w:t>
+      </w:r>
+      <w:proofErr w:type="spellEnd"/>
+      <w:r>
+        <w:rPr>
+          <w:lang w:val="tr-TR"/>
+        </w:rPr>
+        <w:t xml:space="preserve"> veri tabanına bağlanılmış ve ardından </w:t>
+      </w:r>
+      <w:proofErr w:type="spellStart"/>
+      <w:r>
+        <w:rPr>
+          <w:lang w:val="tr-TR"/>
+        </w:rPr>
+        <w:t>pgcrypto</w:t>
+      </w:r>
+      <w:proofErr w:type="spellEnd"/>
+      <w:r>
+        <w:rPr>
+          <w:lang w:val="tr-TR"/>
+        </w:rPr>
+        <w:t xml:space="preserve"> eklentisi kurulmuştur.</w:t>
+      </w:r>
+    </w:p>
+    <w:p>
+      <w:pPr>
+        <w:rPr>
+          <w:lang w:val="en-US"/>
+        </w:rPr>
+      </w:pPr>
+      <w:r>
+        <w:rPr>
+          <w:noProof/>
           <w:lang w:val="en-US"/>
         </w:rPr>
         <w:drawing>
@@ -2151,8 +2355,373 @@
           <w:lang w:val="en-US"/>
         </w:rPr>
       </w:pPr>
-      <w:r>
-        <w:rPr>
+      <w:proofErr w:type="spellStart"/>
+      <w:r>
+        <w:rPr>
+          <w:lang w:val="en-US"/>
+        </w:rPr>
+        <w:t>Sonrasında</w:t>
+      </w:r>
+      <w:proofErr w:type="spellEnd"/>
+      <w:r>
+        <w:rPr>
+          <w:lang w:val="en-US"/>
+        </w:rPr>
+        <w:t xml:space="preserve"> customer </w:t>
+      </w:r>
+      <w:proofErr w:type="spellStart"/>
+      <w:r>
+        <w:rPr>
+          <w:lang w:val="en-US"/>
+        </w:rPr>
+        <w:t>tablosuna</w:t>
+      </w:r>
+      <w:proofErr w:type="spellEnd"/>
+      <w:r>
+        <w:rPr>
+          <w:lang w:val="en-US"/>
+        </w:rPr>
+        <w:t xml:space="preserve"> “</w:t>
+      </w:r>
+      <w:proofErr w:type="spellStart"/>
+      <w:r>
+        <w:rPr>
+          <w:lang w:val="en-US"/>
+        </w:rPr>
+        <w:t>encrypted_email</w:t>
+      </w:r>
+      <w:proofErr w:type="spellEnd"/>
+      <w:r>
+        <w:rPr>
+          <w:lang w:val="en-US"/>
+        </w:rPr>
+        <w:t xml:space="preserve">” </w:t>
+      </w:r>
+      <w:proofErr w:type="spellStart"/>
+      <w:r>
+        <w:rPr>
+          <w:lang w:val="en-US"/>
+        </w:rPr>
+        <w:t>adında</w:t>
+      </w:r>
+      <w:proofErr w:type="spellEnd"/>
+      <w:r>
+        <w:rPr>
+          <w:lang w:val="en-US"/>
+        </w:rPr>
+        <w:t xml:space="preserve"> yeni </w:t>
+      </w:r>
+      <w:proofErr w:type="spellStart"/>
+      <w:r>
+        <w:rPr>
+          <w:lang w:val="en-US"/>
+        </w:rPr>
+        <w:t>bir</w:t>
+      </w:r>
+      <w:proofErr w:type="spellEnd"/>
+      <w:r>
+        <w:rPr>
+          <w:lang w:val="en-US"/>
+        </w:rPr>
+        <w:t xml:space="preserve"> </w:t>
+      </w:r>
+      <w:proofErr w:type="spellStart"/>
+      <w:r>
+        <w:rPr>
+          <w:lang w:val="en-US"/>
+        </w:rPr>
+        <w:t>sütun</w:t>
+      </w:r>
+      <w:proofErr w:type="spellEnd"/>
+      <w:r>
+        <w:rPr>
+          <w:lang w:val="en-US"/>
+        </w:rPr>
+        <w:t xml:space="preserve"> </w:t>
+      </w:r>
+      <w:proofErr w:type="spellStart"/>
+      <w:r>
+        <w:rPr>
+          <w:lang w:val="en-US"/>
+        </w:rPr>
+        <w:t>eklenmiş</w:t>
+      </w:r>
+      <w:proofErr w:type="spellEnd"/>
+      <w:r>
+        <w:rPr>
+          <w:lang w:val="en-US"/>
+        </w:rPr>
+        <w:t xml:space="preserve"> </w:t>
+      </w:r>
+      <w:proofErr w:type="spellStart"/>
+      <w:r>
+        <w:rPr>
+          <w:lang w:val="en-US"/>
+        </w:rPr>
+        <w:t>ve</w:t>
+      </w:r>
+      <w:proofErr w:type="spellEnd"/>
+      <w:r>
+        <w:rPr>
+          <w:lang w:val="en-US"/>
+        </w:rPr>
+        <w:t xml:space="preserve"> </w:t>
+      </w:r>
+      <w:proofErr w:type="spellStart"/>
+      <w:r>
+        <w:rPr>
+          <w:lang w:val="en-US"/>
+        </w:rPr>
+        <w:t>bu</w:t>
+      </w:r>
+      <w:proofErr w:type="spellEnd"/>
+      <w:r>
+        <w:rPr>
+          <w:lang w:val="en-US"/>
+        </w:rPr>
+        <w:t xml:space="preserve"> </w:t>
+      </w:r>
+      <w:proofErr w:type="spellStart"/>
+      <w:r>
+        <w:rPr>
+          <w:lang w:val="en-US"/>
+        </w:rPr>
+        <w:t>sütunun</w:t>
+      </w:r>
+      <w:proofErr w:type="spellEnd"/>
+      <w:r>
+        <w:rPr>
+          <w:lang w:val="en-US"/>
+        </w:rPr>
+        <w:t xml:space="preserve"> </w:t>
+      </w:r>
+      <w:proofErr w:type="spellStart"/>
+      <w:r>
+        <w:rPr>
+          <w:lang w:val="en-US"/>
+        </w:rPr>
+        <w:t>veri</w:t>
+      </w:r>
+      <w:proofErr w:type="spellEnd"/>
+      <w:r>
+        <w:rPr>
+          <w:lang w:val="en-US"/>
+        </w:rPr>
+        <w:t xml:space="preserve"> tipi </w:t>
+      </w:r>
+      <w:proofErr w:type="spellStart"/>
+      <w:r>
+        <w:rPr>
+          <w:lang w:val="en-US"/>
+        </w:rPr>
+        <w:t>olarak</w:t>
+      </w:r>
+      <w:proofErr w:type="spellEnd"/>
+      <w:r>
+        <w:rPr>
+          <w:lang w:val="en-US"/>
+        </w:rPr>
+        <w:t xml:space="preserve"> Byte Array </w:t>
+      </w:r>
+      <w:proofErr w:type="spellStart"/>
+      <w:r>
+        <w:rPr>
+          <w:lang w:val="en-US"/>
+        </w:rPr>
+        <w:t>seçilmiştir</w:t>
+      </w:r>
+      <w:proofErr w:type="spellEnd"/>
+      <w:r>
+        <w:rPr>
+          <w:lang w:val="en-US"/>
+        </w:rPr>
+        <w:t>.</w:t>
+      </w:r>
+    </w:p>
+    <w:p>
+      <w:pPr>
+        <w:rPr>
+          <w:lang w:val="en-US"/>
+        </w:rPr>
+      </w:pPr>
+      <w:proofErr w:type="spellStart"/>
+      <w:r>
+        <w:rPr>
+          <w:lang w:val="en-US"/>
+        </w:rPr>
+        <w:t>Ardından</w:t>
+      </w:r>
+      <w:proofErr w:type="spellEnd"/>
+      <w:r>
+        <w:rPr>
+          <w:lang w:val="en-US"/>
+        </w:rPr>
+        <w:t xml:space="preserve"> customer </w:t>
+      </w:r>
+      <w:proofErr w:type="spellStart"/>
+      <w:r>
+        <w:rPr>
+          <w:lang w:val="en-US"/>
+        </w:rPr>
+        <w:t>tablosu</w:t>
+      </w:r>
+      <w:proofErr w:type="spellEnd"/>
+      <w:r>
+        <w:rPr>
+          <w:lang w:val="en-US"/>
+        </w:rPr>
+        <w:t xml:space="preserve"> </w:t>
+      </w:r>
+      <w:proofErr w:type="spellStart"/>
+      <w:r>
+        <w:rPr>
+          <w:lang w:val="en-US"/>
+        </w:rPr>
+        <w:t>güncellenmiş</w:t>
+      </w:r>
+      <w:proofErr w:type="spellEnd"/>
+      <w:r>
+        <w:rPr>
+          <w:lang w:val="en-US"/>
+        </w:rPr>
+        <w:t xml:space="preserve"> </w:t>
+      </w:r>
+      <w:proofErr w:type="spellStart"/>
+      <w:r>
+        <w:rPr>
+          <w:lang w:val="en-US"/>
+        </w:rPr>
+        <w:t>ve</w:t>
+      </w:r>
+      <w:proofErr w:type="spellEnd"/>
+      <w:r>
+        <w:rPr>
+          <w:lang w:val="en-US"/>
+        </w:rPr>
+        <w:t xml:space="preserve"> </w:t>
+      </w:r>
+      <w:proofErr w:type="spellStart"/>
+      <w:r>
+        <w:rPr>
+          <w:lang w:val="en-US"/>
+        </w:rPr>
+        <w:t>belirlenen</w:t>
+      </w:r>
+      <w:proofErr w:type="spellEnd"/>
+      <w:r>
+        <w:rPr>
+          <w:lang w:val="en-US"/>
+        </w:rPr>
+        <w:t xml:space="preserve"> </w:t>
+      </w:r>
+      <w:proofErr w:type="spellStart"/>
+      <w:r>
+        <w:rPr>
+          <w:lang w:val="en-US"/>
+        </w:rPr>
+        <w:t>şifre</w:t>
+      </w:r>
+      <w:proofErr w:type="spellEnd"/>
+      <w:r>
+        <w:rPr>
+          <w:lang w:val="en-US"/>
+        </w:rPr>
+        <w:t xml:space="preserve"> </w:t>
+      </w:r>
+      <w:proofErr w:type="spellStart"/>
+      <w:r>
+        <w:rPr>
+          <w:lang w:val="en-US"/>
+        </w:rPr>
+        <w:t>ile</w:t>
+      </w:r>
+      <w:proofErr w:type="spellEnd"/>
+      <w:r>
+        <w:rPr>
+          <w:lang w:val="en-US"/>
+        </w:rPr>
+        <w:t xml:space="preserve"> </w:t>
+      </w:r>
+      <w:proofErr w:type="spellStart"/>
+      <w:r>
+        <w:rPr>
+          <w:lang w:val="en-US"/>
+        </w:rPr>
+        <w:t>şifrelenen</w:t>
+      </w:r>
+      <w:proofErr w:type="spellEnd"/>
+      <w:r>
+        <w:rPr>
+          <w:lang w:val="en-US"/>
+        </w:rPr>
+        <w:t xml:space="preserve"> </w:t>
+      </w:r>
+      <w:proofErr w:type="spellStart"/>
+      <w:r>
+        <w:rPr>
+          <w:lang w:val="en-US"/>
+        </w:rPr>
+        <w:t>veriler</w:t>
+      </w:r>
+      <w:proofErr w:type="spellEnd"/>
+      <w:r>
+        <w:rPr>
+          <w:lang w:val="en-US"/>
+        </w:rPr>
+        <w:t xml:space="preserve"> </w:t>
+      </w:r>
+      <w:proofErr w:type="spellStart"/>
+      <w:r>
+        <w:rPr>
+          <w:lang w:val="en-US"/>
+        </w:rPr>
+        <w:t>encrypted_email</w:t>
+      </w:r>
+      <w:proofErr w:type="spellEnd"/>
+      <w:r>
+        <w:rPr>
+          <w:lang w:val="en-US"/>
+        </w:rPr>
+        <w:t xml:space="preserve"> </w:t>
+      </w:r>
+      <w:proofErr w:type="spellStart"/>
+      <w:r>
+        <w:rPr>
+          <w:lang w:val="en-US"/>
+        </w:rPr>
+        <w:t>sütununa</w:t>
+      </w:r>
+      <w:proofErr w:type="spellEnd"/>
+      <w:r>
+        <w:rPr>
+          <w:lang w:val="en-US"/>
+        </w:rPr>
+        <w:t xml:space="preserve"> </w:t>
+      </w:r>
+      <w:proofErr w:type="spellStart"/>
+      <w:r>
+        <w:rPr>
+          <w:lang w:val="en-US"/>
+        </w:rPr>
+        <w:t>yazılmıştır</w:t>
+      </w:r>
+      <w:proofErr w:type="spellEnd"/>
+      <w:r>
+        <w:rPr>
+          <w:lang w:val="en-US"/>
+        </w:rPr>
+        <w:t>.</w:t>
+      </w:r>
+    </w:p>
+    <w:p>
+      <w:pPr>
+        <w:rPr>
+          <w:lang w:val="en-US"/>
+        </w:rPr>
+      </w:pPr>
+      <w:r>
+        <w:rPr>
+          <w:noProof/>
           <w:lang w:val="en-US"/>
         </w:rPr>
         <w:drawing>
@@ -2191,8 +2760,267 @@
           </wp:inline>
         </w:drawing>
       </w:r>
-      <w:r>
-        <w:rPr>
+    </w:p>
+    <w:p>
+      <w:pPr>
+        <w:rPr>
+          <w:lang w:val="en-US"/>
+        </w:rPr>
+      </w:pPr>
+      <w:r>
+        <w:rPr>
+          <w:lang w:val="en-US"/>
+        </w:rPr>
+        <w:t xml:space="preserve">Tablo </w:t>
+      </w:r>
+      <w:proofErr w:type="spellStart"/>
+      <w:r>
+        <w:rPr>
+          <w:lang w:val="en-US"/>
+        </w:rPr>
+        <w:t>güncellendikten</w:t>
+      </w:r>
+      <w:proofErr w:type="spellEnd"/>
+      <w:r>
+        <w:rPr>
+          <w:lang w:val="en-US"/>
+        </w:rPr>
+        <w:t xml:space="preserve"> </w:t>
+      </w:r>
+      <w:proofErr w:type="spellStart"/>
+      <w:r>
+        <w:rPr>
+          <w:lang w:val="en-US"/>
+        </w:rPr>
+        <w:t>sonra</w:t>
+      </w:r>
+      <w:proofErr w:type="spellEnd"/>
+      <w:r>
+        <w:rPr>
+          <w:lang w:val="en-US"/>
+        </w:rPr>
+        <w:t xml:space="preserve"> </w:t>
+      </w:r>
+      <w:proofErr w:type="spellStart"/>
+      <w:r>
+        <w:rPr>
+          <w:lang w:val="en-US"/>
+        </w:rPr>
+        <w:t>şifrelenmemiş</w:t>
+      </w:r>
+      <w:proofErr w:type="spellEnd"/>
+      <w:r>
+        <w:rPr>
+          <w:lang w:val="en-US"/>
+        </w:rPr>
+        <w:t xml:space="preserve"> e-</w:t>
+      </w:r>
+      <w:proofErr w:type="spellStart"/>
+      <w:r>
+        <w:rPr>
+          <w:lang w:val="en-US"/>
+        </w:rPr>
+        <w:t>posta</w:t>
+      </w:r>
+      <w:proofErr w:type="spellEnd"/>
+      <w:r>
+        <w:rPr>
+          <w:lang w:val="en-US"/>
+        </w:rPr>
+        <w:t xml:space="preserve"> </w:t>
+      </w:r>
+      <w:proofErr w:type="spellStart"/>
+      <w:r>
+        <w:rPr>
+          <w:lang w:val="en-US"/>
+        </w:rPr>
+        <w:t>adreslerinin</w:t>
+      </w:r>
+      <w:proofErr w:type="spellEnd"/>
+      <w:r>
+        <w:rPr>
+          <w:lang w:val="en-US"/>
+        </w:rPr>
+        <w:t xml:space="preserve"> </w:t>
+      </w:r>
+      <w:proofErr w:type="spellStart"/>
+      <w:r>
+        <w:rPr>
+          <w:lang w:val="en-US"/>
+        </w:rPr>
+        <w:t>olduğu</w:t>
+      </w:r>
+      <w:proofErr w:type="spellEnd"/>
+      <w:r>
+        <w:rPr>
+          <w:lang w:val="en-US"/>
+        </w:rPr>
+        <w:t xml:space="preserve"> email </w:t>
+      </w:r>
+      <w:proofErr w:type="spellStart"/>
+      <w:r>
+        <w:rPr>
+          <w:lang w:val="en-US"/>
+        </w:rPr>
+        <w:t>sütunu</w:t>
+      </w:r>
+      <w:proofErr w:type="spellEnd"/>
+      <w:r>
+        <w:rPr>
+          <w:lang w:val="en-US"/>
+        </w:rPr>
+        <w:t xml:space="preserve"> </w:t>
+      </w:r>
+      <w:proofErr w:type="spellStart"/>
+      <w:r>
+        <w:rPr>
+          <w:lang w:val="en-US"/>
+        </w:rPr>
+        <w:t>silinmiştir</w:t>
+      </w:r>
+      <w:proofErr w:type="spellEnd"/>
+      <w:r>
+        <w:rPr>
+          <w:lang w:val="en-US"/>
+        </w:rPr>
+        <w:t xml:space="preserve">. Bu </w:t>
+      </w:r>
+      <w:proofErr w:type="spellStart"/>
+      <w:r>
+        <w:rPr>
+          <w:lang w:val="en-US"/>
+        </w:rPr>
+        <w:t>sayede</w:t>
+      </w:r>
+      <w:proofErr w:type="spellEnd"/>
+      <w:r>
+        <w:rPr>
+          <w:lang w:val="en-US"/>
+        </w:rPr>
+        <w:t xml:space="preserve"> </w:t>
+      </w:r>
+      <w:proofErr w:type="spellStart"/>
+      <w:r>
+        <w:rPr>
+          <w:lang w:val="en-US"/>
+        </w:rPr>
+        <w:t>gizlenmek</w:t>
+      </w:r>
+      <w:proofErr w:type="spellEnd"/>
+      <w:r>
+        <w:rPr>
+          <w:lang w:val="en-US"/>
+        </w:rPr>
+        <w:t xml:space="preserve"> </w:t>
+      </w:r>
+      <w:proofErr w:type="spellStart"/>
+      <w:r>
+        <w:rPr>
+          <w:lang w:val="en-US"/>
+        </w:rPr>
+        <w:t>istenen</w:t>
+      </w:r>
+      <w:proofErr w:type="spellEnd"/>
+      <w:r>
+        <w:rPr>
+          <w:lang w:val="en-US"/>
+        </w:rPr>
+        <w:t xml:space="preserve"> </w:t>
+      </w:r>
+      <w:proofErr w:type="spellStart"/>
+      <w:r>
+        <w:rPr>
+          <w:lang w:val="en-US"/>
+        </w:rPr>
+        <w:t>verinin</w:t>
+      </w:r>
+      <w:proofErr w:type="spellEnd"/>
+      <w:r>
+        <w:rPr>
+          <w:lang w:val="en-US"/>
+        </w:rPr>
+        <w:t xml:space="preserve"> </w:t>
+      </w:r>
+      <w:proofErr w:type="spellStart"/>
+      <w:r>
+        <w:rPr>
+          <w:lang w:val="en-US"/>
+        </w:rPr>
+        <w:t>şifrelenmemiş</w:t>
+      </w:r>
+      <w:proofErr w:type="spellEnd"/>
+      <w:r>
+        <w:rPr>
+          <w:lang w:val="en-US"/>
+        </w:rPr>
+        <w:t xml:space="preserve"> </w:t>
+      </w:r>
+      <w:proofErr w:type="spellStart"/>
+      <w:r>
+        <w:rPr>
+          <w:lang w:val="en-US"/>
+        </w:rPr>
+        <w:t>hali</w:t>
+      </w:r>
+      <w:proofErr w:type="spellEnd"/>
+      <w:r>
+        <w:rPr>
+          <w:lang w:val="en-US"/>
+        </w:rPr>
+        <w:t xml:space="preserve"> </w:t>
+      </w:r>
+      <w:proofErr w:type="spellStart"/>
+      <w:r>
+        <w:rPr>
+          <w:lang w:val="en-US"/>
+        </w:rPr>
+        <w:t>veri</w:t>
+      </w:r>
+      <w:proofErr w:type="spellEnd"/>
+      <w:r>
+        <w:rPr>
+          <w:lang w:val="en-US"/>
+        </w:rPr>
+        <w:t xml:space="preserve"> </w:t>
+      </w:r>
+      <w:proofErr w:type="spellStart"/>
+      <w:r>
+        <w:rPr>
+          <w:lang w:val="en-US"/>
+        </w:rPr>
+        <w:t>tabanından</w:t>
+      </w:r>
+      <w:proofErr w:type="spellEnd"/>
+      <w:r>
+        <w:rPr>
+          <w:lang w:val="en-US"/>
+        </w:rPr>
+        <w:t xml:space="preserve"> </w:t>
+      </w:r>
+      <w:proofErr w:type="spellStart"/>
+      <w:r>
+        <w:rPr>
+          <w:lang w:val="en-US"/>
+        </w:rPr>
+        <w:t>silinmiştir</w:t>
+      </w:r>
+      <w:proofErr w:type="spellEnd"/>
+      <w:r>
+        <w:rPr>
+          <w:lang w:val="en-US"/>
+        </w:rPr>
+        <w:t>.</w:t>
+      </w:r>
+    </w:p>
+    <w:p>
+      <w:pPr>
+        <w:rPr>
+          <w:lang w:val="en-US"/>
+        </w:rPr>
+      </w:pPr>
+      <w:r>
+        <w:rPr>
+          <w:noProof/>
           <w:lang w:val="en-US"/>
         </w:rPr>
         <w:drawing>
@@ -2238,12 +3066,5182 @@
           <w:lang w:val="en-US"/>
         </w:rPr>
       </w:pPr>
-      <w:r>
-        <w:rPr>
-          <w:lang w:val="en-US"/>
+      <w:proofErr w:type="spellStart"/>
+      <w:r>
+        <w:rPr>
+          <w:lang w:val="en-US"/>
+        </w:rPr>
+        <w:t>Aşağıdaki</w:t>
+      </w:r>
+      <w:proofErr w:type="spellEnd"/>
+      <w:r>
+        <w:rPr>
+          <w:lang w:val="en-US"/>
+        </w:rPr>
+        <w:t xml:space="preserve"> </w:t>
+      </w:r>
+      <w:proofErr w:type="spellStart"/>
+      <w:r>
+        <w:rPr>
+          <w:lang w:val="en-US"/>
+        </w:rPr>
+        <w:t>görselde</w:t>
+      </w:r>
+      <w:proofErr w:type="spellEnd"/>
+      <w:r>
+        <w:rPr>
+          <w:lang w:val="en-US"/>
+        </w:rPr>
+        <w:t xml:space="preserve"> </w:t>
+      </w:r>
+      <w:proofErr w:type="spellStart"/>
+      <w:r>
+        <w:rPr>
+          <w:lang w:val="en-US"/>
+        </w:rPr>
+        <w:t>görüleceği</w:t>
+      </w:r>
+      <w:proofErr w:type="spellEnd"/>
+      <w:r>
+        <w:rPr>
+          <w:lang w:val="en-US"/>
+        </w:rPr>
+        <w:t xml:space="preserve"> </w:t>
+      </w:r>
+      <w:proofErr w:type="spellStart"/>
+      <w:r>
+        <w:rPr>
+          <w:lang w:val="en-US"/>
+        </w:rPr>
+        <w:t>üzere</w:t>
+      </w:r>
+      <w:proofErr w:type="spellEnd"/>
+      <w:r>
+        <w:rPr>
+          <w:lang w:val="en-US"/>
+        </w:rPr>
+        <w:t xml:space="preserve"> </w:t>
+      </w:r>
+      <w:proofErr w:type="spellStart"/>
+      <w:r>
+        <w:rPr>
+          <w:lang w:val="en-US"/>
+        </w:rPr>
+        <w:t>veriler</w:t>
+      </w:r>
+      <w:proofErr w:type="spellEnd"/>
+      <w:r>
+        <w:rPr>
+          <w:lang w:val="en-US"/>
+        </w:rPr>
+        <w:t xml:space="preserve"> </w:t>
+      </w:r>
+      <w:proofErr w:type="spellStart"/>
+      <w:r>
+        <w:rPr>
+          <w:lang w:val="en-US"/>
+        </w:rPr>
+        <w:t>herhangi</w:t>
+      </w:r>
+      <w:proofErr w:type="spellEnd"/>
+      <w:r>
+        <w:rPr>
+          <w:lang w:val="en-US"/>
+        </w:rPr>
+        <w:t xml:space="preserve"> </w:t>
+      </w:r>
+      <w:proofErr w:type="spellStart"/>
+      <w:r>
+        <w:rPr>
+          <w:lang w:val="en-US"/>
+        </w:rPr>
+        <w:t>bir</w:t>
+      </w:r>
+      <w:proofErr w:type="spellEnd"/>
+      <w:r>
+        <w:rPr>
+          <w:lang w:val="en-US"/>
+        </w:rPr>
+        <w:t xml:space="preserve"> </w:t>
+      </w:r>
+      <w:proofErr w:type="spellStart"/>
+      <w:r>
+        <w:rPr>
+          <w:lang w:val="en-US"/>
+        </w:rPr>
+        <w:t>şifre</w:t>
+      </w:r>
+      <w:proofErr w:type="spellEnd"/>
+      <w:r>
+        <w:rPr>
+          <w:lang w:val="en-US"/>
+        </w:rPr>
+        <w:t xml:space="preserve"> </w:t>
+      </w:r>
+      <w:proofErr w:type="spellStart"/>
+      <w:r>
+        <w:rPr>
+          <w:lang w:val="en-US"/>
+        </w:rPr>
+        <w:t>çözme</w:t>
+      </w:r>
+      <w:proofErr w:type="spellEnd"/>
+      <w:r>
+        <w:rPr>
+          <w:lang w:val="en-US"/>
+        </w:rPr>
+        <w:t xml:space="preserve"> </w:t>
+      </w:r>
+      <w:proofErr w:type="spellStart"/>
+      <w:r>
+        <w:rPr>
+          <w:lang w:val="en-US"/>
+        </w:rPr>
+        <w:t>işlemi</w:t>
+      </w:r>
+      <w:proofErr w:type="spellEnd"/>
+      <w:r>
+        <w:rPr>
+          <w:lang w:val="en-US"/>
+        </w:rPr>
+        <w:t xml:space="preserve"> </w:t>
+      </w:r>
+      <w:proofErr w:type="spellStart"/>
+      <w:r>
+        <w:rPr>
+          <w:lang w:val="en-US"/>
+        </w:rPr>
+        <w:t>uygulanmadan</w:t>
+      </w:r>
+      <w:proofErr w:type="spellEnd"/>
+      <w:r>
+        <w:rPr>
+          <w:lang w:val="en-US"/>
+        </w:rPr>
+        <w:t xml:space="preserve"> </w:t>
+      </w:r>
+      <w:proofErr w:type="spellStart"/>
+      <w:r>
+        <w:rPr>
+          <w:lang w:val="en-US"/>
+        </w:rPr>
+        <w:t>okunmaya</w:t>
+      </w:r>
+      <w:proofErr w:type="spellEnd"/>
+      <w:r>
+        <w:rPr>
+          <w:lang w:val="en-US"/>
+        </w:rPr>
+        <w:t xml:space="preserve"> </w:t>
+      </w:r>
+      <w:proofErr w:type="spellStart"/>
+      <w:r>
+        <w:rPr>
+          <w:lang w:val="en-US"/>
+        </w:rPr>
+        <w:t>çalışırsa</w:t>
+      </w:r>
+      <w:proofErr w:type="spellEnd"/>
+      <w:r>
+        <w:rPr>
+          <w:lang w:val="en-US"/>
+        </w:rPr>
+        <w:t xml:space="preserve"> e-</w:t>
+      </w:r>
+      <w:proofErr w:type="spellStart"/>
+      <w:r>
+        <w:rPr>
+          <w:lang w:val="en-US"/>
+        </w:rPr>
+        <w:t>posta</w:t>
+      </w:r>
+      <w:proofErr w:type="spellEnd"/>
+      <w:r>
+        <w:rPr>
+          <w:lang w:val="en-US"/>
+        </w:rPr>
+        <w:t xml:space="preserve"> </w:t>
+      </w:r>
+      <w:proofErr w:type="spellStart"/>
+      <w:r>
+        <w:rPr>
+          <w:lang w:val="en-US"/>
+        </w:rPr>
+        <w:t>adreslerine</w:t>
+      </w:r>
+      <w:proofErr w:type="spellEnd"/>
+      <w:r>
+        <w:rPr>
+          <w:lang w:val="en-US"/>
+        </w:rPr>
+        <w:t xml:space="preserve"> </w:t>
+      </w:r>
+      <w:proofErr w:type="spellStart"/>
+      <w:r>
+        <w:rPr>
+          <w:lang w:val="en-US"/>
+        </w:rPr>
+        <w:t>erişilememektedir</w:t>
+      </w:r>
+      <w:proofErr w:type="spellEnd"/>
+      <w:r>
+        <w:rPr>
+          <w:lang w:val="en-US"/>
+        </w:rPr>
+        <w:t xml:space="preserve">. </w:t>
+      </w:r>
+      <w:proofErr w:type="spellStart"/>
+      <w:r>
+        <w:rPr>
+          <w:lang w:val="en-US"/>
+        </w:rPr>
+        <w:t>Ancak</w:t>
+      </w:r>
+      <w:proofErr w:type="spellEnd"/>
+      <w:r>
+        <w:rPr>
+          <w:lang w:val="en-US"/>
+        </w:rPr>
+        <w:t xml:space="preserve"> </w:t>
+      </w:r>
+      <w:proofErr w:type="spellStart"/>
+      <w:r>
+        <w:rPr>
+          <w:lang w:val="en-US"/>
+        </w:rPr>
+        <w:t>doğru</w:t>
+      </w:r>
+      <w:proofErr w:type="spellEnd"/>
+      <w:r>
+        <w:rPr>
+          <w:lang w:val="en-US"/>
+        </w:rPr>
+        <w:t xml:space="preserve"> </w:t>
+      </w:r>
+      <w:proofErr w:type="spellStart"/>
+      <w:r>
+        <w:rPr>
+          <w:lang w:val="en-US"/>
+        </w:rPr>
+        <w:t>şifre</w:t>
+      </w:r>
+      <w:proofErr w:type="spellEnd"/>
+      <w:r>
+        <w:rPr>
+          <w:lang w:val="en-US"/>
+        </w:rPr>
+        <w:t xml:space="preserve"> </w:t>
+      </w:r>
+      <w:proofErr w:type="spellStart"/>
+      <w:r>
+        <w:rPr>
+          <w:lang w:val="en-US"/>
+        </w:rPr>
+        <w:t>sağlandığında</w:t>
+      </w:r>
+      <w:proofErr w:type="spellEnd"/>
+      <w:r>
+        <w:rPr>
+          <w:lang w:val="en-US"/>
+        </w:rPr>
+        <w:t xml:space="preserve"> </w:t>
+      </w:r>
+      <w:proofErr w:type="spellStart"/>
+      <w:r>
+        <w:rPr>
+          <w:lang w:val="en-US"/>
+        </w:rPr>
+        <w:t>tüm</w:t>
+      </w:r>
+      <w:proofErr w:type="spellEnd"/>
+      <w:r>
+        <w:rPr>
+          <w:lang w:val="en-US"/>
+        </w:rPr>
+        <w:t xml:space="preserve"> </w:t>
+      </w:r>
+      <w:proofErr w:type="spellStart"/>
+      <w:r>
+        <w:rPr>
+          <w:lang w:val="en-US"/>
+        </w:rPr>
+        <w:t>veriler</w:t>
+      </w:r>
+      <w:proofErr w:type="spellEnd"/>
+      <w:r>
+        <w:rPr>
+          <w:lang w:val="en-US"/>
+        </w:rPr>
+        <w:t xml:space="preserve"> </w:t>
+      </w:r>
+      <w:proofErr w:type="spellStart"/>
+      <w:r>
+        <w:rPr>
+          <w:lang w:val="en-US"/>
+        </w:rPr>
+        <w:t>görüntülenebilmektedir</w:t>
+      </w:r>
+      <w:proofErr w:type="spellEnd"/>
+      <w:r>
+        <w:rPr>
+          <w:lang w:val="en-US"/>
+        </w:rPr>
+        <w:t>.</w:t>
+      </w:r>
+    </w:p>
+    <w:p>
+      <w:pPr>
+        <w:rPr>
+          <w:lang w:val="en-US"/>
+        </w:rPr>
+      </w:pPr>
+    </w:p>
+    <w:p>
+      <w:pPr>
+        <w:rPr>
+          <w:lang w:val="en-US"/>
+        </w:rPr>
+      </w:pPr>
+    </w:p>
+    <w:p>
+      <w:pPr>
+        <w:rPr>
+          <w:lang w:val="tr-TR"/>
+        </w:rPr>
+      </w:pPr>
+      <w:r>
+        <w:rPr>
+          <w:noProof/>
+          <w:lang w:val="tr-TR"/>
         </w:rPr>
         <w:drawing>
-          <wp:inline distT="0" distB="0" distL="0" distR="0" wp14:anchorId="19DF5D44" wp14:editId="154F4C0F">
+          <wp:inline distT="0" distB="0" distL="0" distR="0" wp14:anchorId="768E3DEE" wp14:editId="209E1354">
+            <wp:extent cx="5971540" cy="2933065"/>
+            <wp:effectExtent l="0" t="0" r="0" b="635"/>
+            <wp:docPr id="2069852571" name="Image 1"/>
+            <wp:cNvGraphicFramePr>
+              <a:graphicFrameLocks xmlns:a="http://schemas.openxmlformats.org/drawingml/2006/main" noChangeAspect="1"/>
+            </wp:cNvGraphicFramePr>
+            <a:graphic xmlns:a="http://schemas.openxmlformats.org/drawingml/2006/main">
+              <a:graphicData uri="http://schemas.openxmlformats.org/drawingml/2006/picture">
+                <pic:pic xmlns:pic="http://schemas.openxmlformats.org/drawingml/2006/picture">
+                  <pic:nvPicPr>
+                    <pic:cNvPr id="2069852571" name=""/>
+                    <pic:cNvPicPr/>
+                  </pic:nvPicPr>
+                  <pic:blipFill>
+                    <a:blip r:embed="rId19"/>
+                    <a:stretch>
+                      <a:fillRect/>
+                    </a:stretch>
+                  </pic:blipFill>
+                  <pic:spPr>
+                    <a:xfrm>
+                      <a:off x="0" y="0"/>
+                      <a:ext cx="5971540" cy="2933065"/>
+                    </a:xfrm>
+                    <a:prstGeom prst="rect">
+                      <a:avLst/>
+                    </a:prstGeom>
+                  </pic:spPr>
+                </pic:pic>
+              </a:graphicData>
+            </a:graphic>
+          </wp:inline>
+        </w:drawing>
+      </w:r>
+    </w:p>
+    <w:p>
+      <w:pPr>
+        <w:rPr>
+          <w:lang w:val="tr-TR"/>
+        </w:rPr>
+      </w:pPr>
+      <w:r>
+        <w:rPr>
+          <w:lang w:val="tr-TR"/>
+        </w:rPr>
+        <w:t>Yanlış şifre ile erişim denendiğinde ise şifrenin yanlış olduğu uyarısıyla karşılaşılmaktadır.</w:t>
+      </w:r>
+    </w:p>
+    <w:p>
+      <w:pPr>
+        <w:rPr>
+          <w:lang w:val="tr-TR"/>
+        </w:rPr>
+      </w:pPr>
+      <w:r>
+        <w:rPr>
+          <w:noProof/>
+          <w:lang w:val="tr-TR"/>
+        </w:rPr>
+        <w:drawing>
+          <wp:inline distT="0" distB="0" distL="0" distR="0" wp14:anchorId="2EBC4A0B" wp14:editId="5321F2B2">
+            <wp:extent cx="5971540" cy="271145"/>
+            <wp:effectExtent l="0" t="0" r="0" b="0"/>
+            <wp:docPr id="518350099" name="Image 1"/>
+            <wp:cNvGraphicFramePr>
+              <a:graphicFrameLocks xmlns:a="http://schemas.openxmlformats.org/drawingml/2006/main" noChangeAspect="1"/>
+            </wp:cNvGraphicFramePr>
+            <a:graphic xmlns:a="http://schemas.openxmlformats.org/drawingml/2006/main">
+              <a:graphicData uri="http://schemas.openxmlformats.org/drawingml/2006/picture">
+                <pic:pic xmlns:pic="http://schemas.openxmlformats.org/drawingml/2006/picture">
+                  <pic:nvPicPr>
+                    <pic:cNvPr id="518350099" name=""/>
+                    <pic:cNvPicPr/>
+                  </pic:nvPicPr>
+                  <pic:blipFill>
+                    <a:blip r:embed="rId20"/>
+                    <a:stretch>
+                      <a:fillRect/>
+                    </a:stretch>
+                  </pic:blipFill>
+                  <pic:spPr>
+                    <a:xfrm>
+                      <a:off x="0" y="0"/>
+                      <a:ext cx="5971540" cy="271145"/>
+                    </a:xfrm>
+                    <a:prstGeom prst="rect">
+                      <a:avLst/>
+                    </a:prstGeom>
+                  </pic:spPr>
+                </pic:pic>
+              </a:graphicData>
+            </a:graphic>
+          </wp:inline>
+        </w:drawing>
+      </w:r>
+    </w:p>
+    <w:p>
+      <w:pPr>
+        <w:rPr>
+          <w:lang w:val="tr-TR"/>
+        </w:rPr>
+      </w:pPr>
+    </w:p>
+    <w:p>
+      <w:pPr>
+        <w:pStyle w:val="Titre2"/>
+        <w:rPr>
+          <w:lang w:val="tr-TR"/>
+        </w:rPr>
+      </w:pPr>
+      <w:r>
+        <w:rPr>
+          <w:lang w:val="tr-TR"/>
+        </w:rPr>
+        <w:t xml:space="preserve">SQL </w:t>
+      </w:r>
+      <w:proofErr w:type="spellStart"/>
+      <w:r>
+        <w:rPr>
+          <w:lang w:val="tr-TR"/>
+        </w:rPr>
+        <w:t>Injection</w:t>
+      </w:r>
+      <w:proofErr w:type="spellEnd"/>
+      <w:r>
+        <w:rPr>
+          <w:lang w:val="tr-TR"/>
+        </w:rPr>
+        <w:t xml:space="preserve"> </w:t>
+      </w:r>
+    </w:p>
+    <w:p>
+      <w:pPr>
+        <w:rPr>
+          <w:lang w:val="tr-TR"/>
+        </w:rPr>
+      </w:pPr>
+    </w:p>
+    <w:p>
+      <w:pPr>
+        <w:rPr>
+          <w:lang w:val="tr-TR"/>
+        </w:rPr>
+      </w:pPr>
+      <w:r>
+        <w:rPr>
+          <w:lang w:val="tr-TR"/>
+        </w:rPr>
+        <w:t xml:space="preserve">SQL </w:t>
+      </w:r>
+      <w:proofErr w:type="spellStart"/>
+      <w:r>
+        <w:rPr>
+          <w:lang w:val="tr-TR"/>
+        </w:rPr>
+        <w:t>Injection</w:t>
+      </w:r>
+      <w:proofErr w:type="spellEnd"/>
+      <w:r>
+        <w:rPr>
+          <w:lang w:val="tr-TR"/>
+        </w:rPr>
+        <w:t xml:space="preserve"> veri tabanı sistemlerine karşı gerçekleştirilen saldırılarda en çok kullanılan yöntemlerden biridir. Kötü niyetli kişiler veri tabanı sorgusu içine dahil edilecek metinler içerisine ekledikleri tırnaklar için sorguda kendilerine izin verilen alanın dışına çıkarlar ve </w:t>
+      </w:r>
+      <w:proofErr w:type="gramStart"/>
+      <w:r>
+        <w:rPr>
+          <w:lang w:val="tr-TR"/>
+        </w:rPr>
+        <w:t>OR  ‘</w:t>
+      </w:r>
+      <w:proofErr w:type="gramEnd"/>
+      <w:r>
+        <w:rPr>
+          <w:lang w:val="tr-TR"/>
+        </w:rPr>
+        <w:t xml:space="preserve">1’ == ‘1 benzeri ifadelerle ulaşmamaları gereken verilere ulaşırlar. Aşağıda bu duruma örnek bir durum </w:t>
+      </w:r>
+      <w:r>
+        <w:rPr>
+          <w:lang w:val="tr-TR"/>
+        </w:rPr>
+        <w:t>incelenmiştir.</w:t>
+      </w:r>
+    </w:p>
+    <w:p>
+      <w:pPr>
+        <w:rPr>
+          <w:lang w:val="tr-TR"/>
+        </w:rPr>
+      </w:pPr>
+    </w:p>
+    <w:p>
+      <w:pPr>
+        <w:rPr>
+          <w:lang w:val="tr-TR"/>
+        </w:rPr>
+      </w:pPr>
+      <w:r>
+        <w:rPr>
+          <w:lang w:val="tr-TR"/>
+        </w:rPr>
+        <w:t>Bir web uygulamasında veri tabanından veri çekmek için aşağıdaki sorgunun kullanıldığını varsayalım.</w:t>
+      </w:r>
+    </w:p>
+    <w:p>
+      <w:pPr>
+        <w:rPr>
+          <w:lang w:val="tr-TR"/>
+        </w:rPr>
+      </w:pPr>
+    </w:p>
+    <w:p>
+      <w:pPr>
+        <w:rPr>
+          <w:lang w:val="tr-TR"/>
+        </w:rPr>
+      </w:pPr>
+      <w:r>
+        <w:rPr>
+          <w:rFonts w:ascii="-webkit-standard" w:hAnsi="-webkit-standard"/>
+          <w:color w:val="000000"/>
+          <w:sz w:val="27"/>
+          <w:szCs w:val="27"/>
+        </w:rPr>
+        <w:t>query =</w:t>
+      </w:r>
+      <w:r>
+        <w:rPr>
+          <w:rStyle w:val="apple-converted-space"/>
+          <w:rFonts w:ascii="-webkit-standard" w:hAnsi="-webkit-standard"/>
+          <w:color w:val="000000"/>
+          <w:sz w:val="27"/>
+          <w:szCs w:val="27"/>
+        </w:rPr>
+        <w:t> </w:t>
+      </w:r>
+      <w:r>
+        <w:rPr>
+          <w:rStyle w:val="hljs-string"/>
+          <w:color w:val="000000"/>
+        </w:rPr>
+        <w:t xml:space="preserve">f"SELECT first_name FROM customer WHERE </w:t>
+      </w:r>
+      <w:r>
+        <w:rPr>
+          <w:rStyle w:val="hljs-string"/>
+          <w:color w:val="000000"/>
+        </w:rPr>
+        <w:t>email</w:t>
+      </w:r>
+      <w:r>
+        <w:rPr>
+          <w:rStyle w:val="hljs-string"/>
+          <w:color w:val="000000"/>
+        </w:rPr>
+        <w:t xml:space="preserve"> = '</w:t>
+      </w:r>
+      <w:r>
+        <w:rPr>
+          <w:rStyle w:val="hljs-subst"/>
+          <w:color w:val="000000"/>
+        </w:rPr>
+        <w:t>{</w:t>
+      </w:r>
+      <w:r>
+        <w:rPr>
+          <w:rStyle w:val="hljs-subst"/>
+          <w:color w:val="000000"/>
+        </w:rPr>
+        <w:t xml:space="preserve">email </w:t>
+      </w:r>
+      <w:r>
+        <w:rPr>
+          <w:rStyle w:val="hljs-subst"/>
+          <w:color w:val="000000"/>
+        </w:rPr>
+        <w:t>}</w:t>
+      </w:r>
+      <w:r>
+        <w:rPr>
+          <w:rStyle w:val="hljs-string"/>
+          <w:color w:val="000000"/>
+        </w:rPr>
+        <w:t>';"</w:t>
+      </w:r>
+    </w:p>
+    <w:p>
+      <w:pPr>
+        <w:rPr>
+          <w:lang w:val="tr-TR"/>
+        </w:rPr>
+      </w:pPr>
+    </w:p>
+    <w:p>
+      <w:pPr>
+        <w:rPr>
+          <w:lang w:val="tr-TR"/>
+        </w:rPr>
+      </w:pPr>
+      <w:r>
+        <w:rPr>
+          <w:lang w:val="tr-TR"/>
+        </w:rPr>
+        <w:t xml:space="preserve">Bu durumda kullanıcının sağladığı e-posta adresi veri tabanından kullanıcının adını sorgulamak için kullanılmaktadır. Ancak bu sorgu kötü niyetli kişiler tarafından manipüle edilmeye müsaittir. </w:t>
+      </w:r>
+    </w:p>
+    <w:p>
+      <w:pPr>
+        <w:rPr>
+          <w:lang w:val="tr-TR"/>
+        </w:rPr>
+      </w:pPr>
+    </w:p>
+    <w:p>
+      <w:pPr>
+        <w:jc w:val="center"/>
+        <w:rPr>
+          <w:lang w:val="tr-TR"/>
+        </w:rPr>
+      </w:pPr>
+      <w:r>
+        <w:rPr>
+          <w:rFonts w:ascii="-webkit-standard" w:hAnsi="-webkit-standard"/>
+          <w:color w:val="000000"/>
+          <w:sz w:val="27"/>
+          <w:szCs w:val="27"/>
+        </w:rPr>
+        <w:lastRenderedPageBreak/>
+        <w:t>string</w:t>
+      </w:r>
+      <w:r>
+        <w:rPr>
+          <w:rFonts w:ascii="-webkit-standard" w:hAnsi="-webkit-standard"/>
+          <w:color w:val="000000"/>
+          <w:sz w:val="27"/>
+          <w:szCs w:val="27"/>
+        </w:rPr>
+        <w:t>' OR '1'='1</w:t>
+      </w:r>
+    </w:p>
+    <w:p>
+      <w:pPr>
+        <w:rPr>
+          <w:lang w:val="tr-TR"/>
+        </w:rPr>
+      </w:pPr>
+      <w:r>
+        <w:rPr>
+          <w:lang w:val="tr-TR"/>
+        </w:rPr>
+        <w:t xml:space="preserve">Kötü niyetli kişiler e-posta alanına herhangi bir e-posta adresi girmek yerine bu yapıda veri girerse çalıştırılan sorgu </w:t>
+      </w:r>
+    </w:p>
+    <w:p>
+      <w:pPr>
+        <w:jc w:val="center"/>
+        <w:rPr>
+          <w:rStyle w:val="hljs-string"/>
+          <w:sz w:val="24"/>
+          <w:szCs w:val="24"/>
+          <w:lang w:val="tr-TR"/>
+        </w:rPr>
+      </w:pPr>
+      <w:r>
+        <w:rPr>
+          <w:rFonts w:ascii="-webkit-standard" w:hAnsi="-webkit-standard"/>
+          <w:color w:val="000000"/>
+          <w:sz w:val="25"/>
+          <w:szCs w:val="24"/>
+        </w:rPr>
+        <w:t>query =</w:t>
+      </w:r>
+      <w:r>
+        <w:rPr>
+          <w:rStyle w:val="apple-converted-space"/>
+          <w:rFonts w:ascii="-webkit-standard" w:hAnsi="-webkit-standard"/>
+          <w:color w:val="000000"/>
+          <w:sz w:val="25"/>
+          <w:szCs w:val="24"/>
+        </w:rPr>
+        <w:t> </w:t>
+      </w:r>
+      <w:r>
+        <w:rPr>
+          <w:rStyle w:val="hljs-string"/>
+          <w:color w:val="000000"/>
+          <w:sz w:val="24"/>
+          <w:szCs w:val="24"/>
+        </w:rPr>
+        <w:t>f"SELECT first_name FROM customer WHERE email = '</w:t>
+      </w:r>
+      <w:r>
+        <w:rPr>
+          <w:rFonts w:ascii="-webkit-standard" w:hAnsi="-webkit-standard"/>
+          <w:color w:val="000000"/>
+          <w:sz w:val="25"/>
+          <w:szCs w:val="24"/>
+        </w:rPr>
+        <w:t>string' OR '1'='1</w:t>
+      </w:r>
+      <w:r>
+        <w:rPr>
+          <w:rStyle w:val="hljs-string"/>
+          <w:color w:val="000000"/>
+          <w:sz w:val="24"/>
+          <w:szCs w:val="24"/>
+        </w:rPr>
+        <w:t>';"</w:t>
+      </w:r>
+    </w:p>
+    <w:p>
+      <w:pPr>
+        <w:rPr>
+          <w:lang w:val="tr-TR"/>
+        </w:rPr>
+      </w:pPr>
+      <w:proofErr w:type="gramStart"/>
+      <w:r>
+        <w:rPr>
+          <w:lang w:val="tr-TR"/>
+        </w:rPr>
+        <w:t>halini</w:t>
+      </w:r>
+      <w:proofErr w:type="gramEnd"/>
+      <w:r>
+        <w:rPr>
+          <w:lang w:val="tr-TR"/>
+        </w:rPr>
+        <w:t xml:space="preserve"> alır ve </w:t>
+      </w:r>
+      <w:r>
+        <w:rPr>
+          <w:lang w:val="tr-TR"/>
+        </w:rPr>
+        <w:t>e-postanın ne olduğundan bağımsız olarak veri tabanındaki tüm kullanıcı adlarına erişilmiş olur.</w:t>
+      </w:r>
+    </w:p>
+    <w:p>
+      <w:pPr>
+        <w:rPr>
+          <w:lang w:val="en-US"/>
+        </w:rPr>
+      </w:pPr>
+    </w:p>
+    <w:p>
+      <w:pPr>
+        <w:rPr>
+          <w:lang w:val="tr-TR"/>
+        </w:rPr>
+      </w:pPr>
+      <w:r>
+        <w:rPr>
+          <w:lang w:val="tr-TR"/>
+        </w:rPr>
+        <w:t xml:space="preserve">Raporun bu kısmında Python ve </w:t>
+      </w:r>
+      <w:proofErr w:type="spellStart"/>
+      <w:r>
+        <w:rPr>
+          <w:lang w:val="tr-TR"/>
+        </w:rPr>
+        <w:t>FastAPI</w:t>
+      </w:r>
+      <w:proofErr w:type="spellEnd"/>
+      <w:r>
+        <w:rPr>
+          <w:lang w:val="tr-TR"/>
+        </w:rPr>
+        <w:t xml:space="preserve"> kullanılarak bir SQL </w:t>
+      </w:r>
+      <w:proofErr w:type="spellStart"/>
+      <w:r>
+        <w:rPr>
+          <w:lang w:val="tr-TR"/>
+        </w:rPr>
+        <w:t>Injection</w:t>
+      </w:r>
+      <w:proofErr w:type="spellEnd"/>
+      <w:r>
+        <w:rPr>
+          <w:lang w:val="tr-TR"/>
+        </w:rPr>
+        <w:t xml:space="preserve"> senaryosu hazırlanmış ve gerçekleştirilmiştir.</w:t>
+      </w:r>
+    </w:p>
+    <w:p>
+      <w:pPr>
+        <w:rPr>
+          <w:lang w:val="tr-TR"/>
+        </w:rPr>
+      </w:pPr>
+    </w:p>
+    <w:p>
+      <w:pPr>
+        <w:rPr>
+          <w:lang w:val="tr-TR"/>
+        </w:rPr>
+      </w:pPr>
+      <w:r>
+        <w:rPr>
+          <w:lang w:val="tr-TR"/>
+        </w:rPr>
+        <w:t xml:space="preserve">Öncelikle aşağıdaki kod aracılığıyla SQL </w:t>
+      </w:r>
+      <w:proofErr w:type="spellStart"/>
+      <w:r>
+        <w:rPr>
+          <w:lang w:val="tr-TR"/>
+        </w:rPr>
+        <w:t>Injection</w:t>
+      </w:r>
+      <w:proofErr w:type="spellEnd"/>
+      <w:r>
+        <w:rPr>
+          <w:lang w:val="tr-TR"/>
+        </w:rPr>
+        <w:t xml:space="preserve"> saldırılarına karşı korumasız bir </w:t>
+      </w:r>
+      <w:proofErr w:type="spellStart"/>
+      <w:r>
+        <w:rPr>
+          <w:lang w:val="tr-TR"/>
+        </w:rPr>
+        <w:t>endpoint</w:t>
+      </w:r>
+      <w:proofErr w:type="spellEnd"/>
+      <w:r>
+        <w:rPr>
+          <w:lang w:val="tr-TR"/>
+        </w:rPr>
+        <w:t xml:space="preserve"> oluşturulmuştur. Kullanıcıdan alınan metnin direkt olarak sorgu içerisine ekleniyor olması sistemi savunmasız kılmaktadır.</w:t>
+      </w:r>
+    </w:p>
+    <w:p>
+      <w:pPr>
+        <w:shd w:val="clear" w:color="auto" w:fill="121314"/>
+        <w:spacing w:line="270" w:lineRule="atLeast"/>
+        <w:jc w:val="left"/>
+        <w:rPr>
+          <w:rFonts w:ascii="Menlo" w:eastAsia="Times New Roman" w:hAnsi="Menlo" w:cs="Menlo"/>
+          <w:color w:val="BBBEBF"/>
+          <w:kern w:val="0"/>
+          <w:sz w:val="18"/>
+          <w:szCs w:val="18"/>
+          <w:lang w:eastAsia="fr-FR"/>
+          <w14:ligatures w14:val="none"/>
+        </w:rPr>
+      </w:pPr>
+      <w:r>
+        <w:rPr>
+          <w:rFonts w:ascii="Menlo" w:eastAsia="Times New Roman" w:hAnsi="Menlo" w:cs="Menlo"/>
+          <w:color w:val="D2A8FF"/>
+          <w:kern w:val="0"/>
+          <w:sz w:val="18"/>
+          <w:szCs w:val="18"/>
+          <w:lang w:eastAsia="fr-FR"/>
+          <w14:ligatures w14:val="none"/>
+        </w:rPr>
+        <w:t>@</w:t>
+      </w:r>
+      <w:r>
+        <w:rPr>
+          <w:rFonts w:ascii="Menlo" w:eastAsia="Times New Roman" w:hAnsi="Menlo" w:cs="Menlo"/>
+          <w:color w:val="C9D1D9"/>
+          <w:kern w:val="0"/>
+          <w:sz w:val="18"/>
+          <w:szCs w:val="18"/>
+          <w:lang w:eastAsia="fr-FR"/>
+          <w14:ligatures w14:val="none"/>
+        </w:rPr>
+        <w:t>app</w:t>
+      </w:r>
+      <w:r>
+        <w:rPr>
+          <w:rFonts w:ascii="Menlo" w:eastAsia="Times New Roman" w:hAnsi="Menlo" w:cs="Menlo"/>
+          <w:color w:val="D2A8FF"/>
+          <w:kern w:val="0"/>
+          <w:sz w:val="18"/>
+          <w:szCs w:val="18"/>
+          <w:lang w:eastAsia="fr-FR"/>
+          <w14:ligatures w14:val="none"/>
+        </w:rPr>
+        <w:t>.get</w:t>
+      </w:r>
+      <w:r>
+        <w:rPr>
+          <w:rFonts w:ascii="Menlo" w:eastAsia="Times New Roman" w:hAnsi="Menlo" w:cs="Menlo"/>
+          <w:color w:val="BBBEBF"/>
+          <w:kern w:val="0"/>
+          <w:sz w:val="18"/>
+          <w:szCs w:val="18"/>
+          <w:lang w:eastAsia="fr-FR"/>
+          <w14:ligatures w14:val="none"/>
+        </w:rPr>
+        <w:t>(</w:t>
+      </w:r>
+      <w:r>
+        <w:rPr>
+          <w:rFonts w:ascii="Menlo" w:eastAsia="Times New Roman" w:hAnsi="Menlo" w:cs="Menlo"/>
+          <w:color w:val="A5D6FF"/>
+          <w:kern w:val="0"/>
+          <w:sz w:val="18"/>
+          <w:szCs w:val="18"/>
+          <w:lang w:eastAsia="fr-FR"/>
+          <w14:ligatures w14:val="none"/>
+        </w:rPr>
+        <w:t>"/api/vulnerable/customer"</w:t>
+      </w:r>
+      <w:r>
+        <w:rPr>
+          <w:rFonts w:ascii="Menlo" w:eastAsia="Times New Roman" w:hAnsi="Menlo" w:cs="Menlo"/>
+          <w:color w:val="BBBEBF"/>
+          <w:kern w:val="0"/>
+          <w:sz w:val="18"/>
+          <w:szCs w:val="18"/>
+          <w:lang w:eastAsia="fr-FR"/>
+          <w14:ligatures w14:val="none"/>
+        </w:rPr>
+        <w:t>)</w:t>
+      </w:r>
+    </w:p>
+    <w:p>
+      <w:pPr>
+        <w:shd w:val="clear" w:color="auto" w:fill="121314"/>
+        <w:spacing w:line="270" w:lineRule="atLeast"/>
+        <w:jc w:val="left"/>
+        <w:rPr>
+          <w:rFonts w:ascii="Menlo" w:eastAsia="Times New Roman" w:hAnsi="Menlo" w:cs="Menlo"/>
+          <w:color w:val="BBBEBF"/>
+          <w:kern w:val="0"/>
+          <w:sz w:val="18"/>
+          <w:szCs w:val="18"/>
+          <w:lang w:eastAsia="fr-FR"/>
+          <w14:ligatures w14:val="none"/>
+        </w:rPr>
+      </w:pPr>
+      <w:r>
+        <w:rPr>
+          <w:rFonts w:ascii="Menlo" w:eastAsia="Times New Roman" w:hAnsi="Menlo" w:cs="Menlo"/>
+          <w:color w:val="FF7B72"/>
+          <w:kern w:val="0"/>
+          <w:sz w:val="18"/>
+          <w:szCs w:val="18"/>
+          <w:lang w:eastAsia="fr-FR"/>
+          <w14:ligatures w14:val="none"/>
+        </w:rPr>
+        <w:t>def</w:t>
+      </w:r>
+      <w:r>
+        <w:rPr>
+          <w:rFonts w:ascii="Menlo" w:eastAsia="Times New Roman" w:hAnsi="Menlo" w:cs="Menlo"/>
+          <w:color w:val="BBBEBF"/>
+          <w:kern w:val="0"/>
+          <w:sz w:val="18"/>
+          <w:szCs w:val="18"/>
+          <w:lang w:eastAsia="fr-FR"/>
+          <w14:ligatures w14:val="none"/>
+        </w:rPr>
+        <w:t xml:space="preserve"> </w:t>
+      </w:r>
+      <w:r>
+        <w:rPr>
+          <w:rFonts w:ascii="Menlo" w:eastAsia="Times New Roman" w:hAnsi="Menlo" w:cs="Menlo"/>
+          <w:color w:val="D2A8FF"/>
+          <w:kern w:val="0"/>
+          <w:sz w:val="18"/>
+          <w:szCs w:val="18"/>
+          <w:lang w:eastAsia="fr-FR"/>
+          <w14:ligatures w14:val="none"/>
+        </w:rPr>
+        <w:t>get_customer_vulnerable</w:t>
+      </w:r>
+      <w:r>
+        <w:rPr>
+          <w:rFonts w:ascii="Menlo" w:eastAsia="Times New Roman" w:hAnsi="Menlo" w:cs="Menlo"/>
+          <w:color w:val="BBBEBF"/>
+          <w:kern w:val="0"/>
+          <w:sz w:val="18"/>
+          <w:szCs w:val="18"/>
+          <w:lang w:eastAsia="fr-FR"/>
+          <w14:ligatures w14:val="none"/>
+        </w:rPr>
+        <w:t>(</w:t>
+      </w:r>
+      <w:r>
+        <w:rPr>
+          <w:rFonts w:ascii="Menlo" w:eastAsia="Times New Roman" w:hAnsi="Menlo" w:cs="Menlo"/>
+          <w:color w:val="FFA657"/>
+          <w:kern w:val="0"/>
+          <w:sz w:val="18"/>
+          <w:szCs w:val="18"/>
+          <w:lang w:eastAsia="fr-FR"/>
+          <w14:ligatures w14:val="none"/>
+        </w:rPr>
+        <w:t>first_name</w:t>
+      </w:r>
+      <w:r>
+        <w:rPr>
+          <w:rFonts w:ascii="Menlo" w:eastAsia="Times New Roman" w:hAnsi="Menlo" w:cs="Menlo"/>
+          <w:color w:val="BBBEBF"/>
+          <w:kern w:val="0"/>
+          <w:sz w:val="18"/>
+          <w:szCs w:val="18"/>
+          <w:lang w:eastAsia="fr-FR"/>
+          <w14:ligatures w14:val="none"/>
+        </w:rPr>
+        <w:t xml:space="preserve">: </w:t>
+      </w:r>
+      <w:r>
+        <w:rPr>
+          <w:rFonts w:ascii="Menlo" w:eastAsia="Times New Roman" w:hAnsi="Menlo" w:cs="Menlo"/>
+          <w:color w:val="4EC9B0"/>
+          <w:kern w:val="0"/>
+          <w:sz w:val="18"/>
+          <w:szCs w:val="18"/>
+          <w:lang w:eastAsia="fr-FR"/>
+          <w14:ligatures w14:val="none"/>
+        </w:rPr>
+        <w:t>str</w:t>
+      </w:r>
+      <w:r>
+        <w:rPr>
+          <w:rFonts w:ascii="Menlo" w:eastAsia="Times New Roman" w:hAnsi="Menlo" w:cs="Menlo"/>
+          <w:color w:val="BBBEBF"/>
+          <w:kern w:val="0"/>
+          <w:sz w:val="18"/>
+          <w:szCs w:val="18"/>
+          <w:lang w:eastAsia="fr-FR"/>
+          <w14:ligatures w14:val="none"/>
+        </w:rPr>
+        <w:t>):</w:t>
+      </w:r>
+    </w:p>
+    <w:p>
+      <w:pPr>
+        <w:shd w:val="clear" w:color="auto" w:fill="121314"/>
+        <w:spacing w:line="270" w:lineRule="atLeast"/>
+        <w:jc w:val="left"/>
+        <w:rPr>
+          <w:rFonts w:ascii="Menlo" w:eastAsia="Times New Roman" w:hAnsi="Menlo" w:cs="Menlo"/>
+          <w:color w:val="BBBEBF"/>
+          <w:kern w:val="0"/>
+          <w:sz w:val="18"/>
+          <w:szCs w:val="18"/>
+          <w:lang w:eastAsia="fr-FR"/>
+          <w14:ligatures w14:val="none"/>
+        </w:rPr>
+      </w:pPr>
+      <w:r>
+        <w:rPr>
+          <w:rFonts w:ascii="Menlo" w:eastAsia="Times New Roman" w:hAnsi="Menlo" w:cs="Menlo"/>
+          <w:color w:val="BBBEBF"/>
+          <w:kern w:val="0"/>
+          <w:sz w:val="18"/>
+          <w:szCs w:val="18"/>
+          <w:lang w:eastAsia="fr-FR"/>
+          <w14:ligatures w14:val="none"/>
+        </w:rPr>
+        <w:t xml:space="preserve">    </w:t>
+      </w:r>
+      <w:r>
+        <w:rPr>
+          <w:rFonts w:ascii="Menlo" w:eastAsia="Times New Roman" w:hAnsi="Menlo" w:cs="Menlo"/>
+          <w:color w:val="C9D1D9"/>
+          <w:kern w:val="0"/>
+          <w:sz w:val="18"/>
+          <w:szCs w:val="18"/>
+          <w:lang w:eastAsia="fr-FR"/>
+          <w14:ligatures w14:val="none"/>
+        </w:rPr>
+        <w:t>conn</w:t>
+      </w:r>
+      <w:r>
+        <w:rPr>
+          <w:rFonts w:ascii="Menlo" w:eastAsia="Times New Roman" w:hAnsi="Menlo" w:cs="Menlo"/>
+          <w:color w:val="BBBEBF"/>
+          <w:kern w:val="0"/>
+          <w:sz w:val="18"/>
+          <w:szCs w:val="18"/>
+          <w:lang w:eastAsia="fr-FR"/>
+          <w14:ligatures w14:val="none"/>
+        </w:rPr>
+        <w:t xml:space="preserve"> </w:t>
+      </w:r>
+      <w:r>
+        <w:rPr>
+          <w:rFonts w:ascii="Menlo" w:eastAsia="Times New Roman" w:hAnsi="Menlo" w:cs="Menlo"/>
+          <w:color w:val="D4D4D4"/>
+          <w:kern w:val="0"/>
+          <w:sz w:val="18"/>
+          <w:szCs w:val="18"/>
+          <w:lang w:eastAsia="fr-FR"/>
+          <w14:ligatures w14:val="none"/>
+        </w:rPr>
+        <w:t>=</w:t>
+      </w:r>
+      <w:r>
+        <w:rPr>
+          <w:rFonts w:ascii="Menlo" w:eastAsia="Times New Roman" w:hAnsi="Menlo" w:cs="Menlo"/>
+          <w:color w:val="BBBEBF"/>
+          <w:kern w:val="0"/>
+          <w:sz w:val="18"/>
+          <w:szCs w:val="18"/>
+          <w:lang w:eastAsia="fr-FR"/>
+          <w14:ligatures w14:val="none"/>
+        </w:rPr>
+        <w:t xml:space="preserve"> </w:t>
+      </w:r>
+      <w:r>
+        <w:rPr>
+          <w:rFonts w:ascii="Menlo" w:eastAsia="Times New Roman" w:hAnsi="Menlo" w:cs="Menlo"/>
+          <w:color w:val="D2A8FF"/>
+          <w:kern w:val="0"/>
+          <w:sz w:val="18"/>
+          <w:szCs w:val="18"/>
+          <w:lang w:eastAsia="fr-FR"/>
+          <w14:ligatures w14:val="none"/>
+        </w:rPr>
+        <w:t>get_db_connection</w:t>
+      </w:r>
+      <w:r>
+        <w:rPr>
+          <w:rFonts w:ascii="Menlo" w:eastAsia="Times New Roman" w:hAnsi="Menlo" w:cs="Menlo"/>
+          <w:color w:val="BBBEBF"/>
+          <w:kern w:val="0"/>
+          <w:sz w:val="18"/>
+          <w:szCs w:val="18"/>
+          <w:lang w:eastAsia="fr-FR"/>
+          <w14:ligatures w14:val="none"/>
+        </w:rPr>
+        <w:t>()</w:t>
+      </w:r>
+    </w:p>
+    <w:p>
+      <w:pPr>
+        <w:shd w:val="clear" w:color="auto" w:fill="121314"/>
+        <w:spacing w:line="270" w:lineRule="atLeast"/>
+        <w:jc w:val="left"/>
+        <w:rPr>
+          <w:rFonts w:ascii="Menlo" w:eastAsia="Times New Roman" w:hAnsi="Menlo" w:cs="Menlo"/>
+          <w:color w:val="BBBEBF"/>
+          <w:kern w:val="0"/>
+          <w:sz w:val="18"/>
+          <w:szCs w:val="18"/>
+          <w:lang w:eastAsia="fr-FR"/>
+          <w14:ligatures w14:val="none"/>
+        </w:rPr>
+      </w:pPr>
+      <w:r>
+        <w:rPr>
+          <w:rFonts w:ascii="Menlo" w:eastAsia="Times New Roman" w:hAnsi="Menlo" w:cs="Menlo"/>
+          <w:color w:val="BBBEBF"/>
+          <w:kern w:val="0"/>
+          <w:sz w:val="18"/>
+          <w:szCs w:val="18"/>
+          <w:lang w:eastAsia="fr-FR"/>
+          <w14:ligatures w14:val="none"/>
+        </w:rPr>
+        <w:t xml:space="preserve">    </w:t>
+      </w:r>
+      <w:r>
+        <w:rPr>
+          <w:rFonts w:ascii="Menlo" w:eastAsia="Times New Roman" w:hAnsi="Menlo" w:cs="Menlo"/>
+          <w:color w:val="C9D1D9"/>
+          <w:kern w:val="0"/>
+          <w:sz w:val="18"/>
+          <w:szCs w:val="18"/>
+          <w:lang w:eastAsia="fr-FR"/>
+          <w14:ligatures w14:val="none"/>
+        </w:rPr>
+        <w:t>cur</w:t>
+      </w:r>
+      <w:r>
+        <w:rPr>
+          <w:rFonts w:ascii="Menlo" w:eastAsia="Times New Roman" w:hAnsi="Menlo" w:cs="Menlo"/>
+          <w:color w:val="BBBEBF"/>
+          <w:kern w:val="0"/>
+          <w:sz w:val="18"/>
+          <w:szCs w:val="18"/>
+          <w:lang w:eastAsia="fr-FR"/>
+          <w14:ligatures w14:val="none"/>
+        </w:rPr>
+        <w:t xml:space="preserve"> </w:t>
+      </w:r>
+      <w:r>
+        <w:rPr>
+          <w:rFonts w:ascii="Menlo" w:eastAsia="Times New Roman" w:hAnsi="Menlo" w:cs="Menlo"/>
+          <w:color w:val="D4D4D4"/>
+          <w:kern w:val="0"/>
+          <w:sz w:val="18"/>
+          <w:szCs w:val="18"/>
+          <w:lang w:eastAsia="fr-FR"/>
+          <w14:ligatures w14:val="none"/>
+        </w:rPr>
+        <w:t>=</w:t>
+      </w:r>
+      <w:r>
+        <w:rPr>
+          <w:rFonts w:ascii="Menlo" w:eastAsia="Times New Roman" w:hAnsi="Menlo" w:cs="Menlo"/>
+          <w:color w:val="BBBEBF"/>
+          <w:kern w:val="0"/>
+          <w:sz w:val="18"/>
+          <w:szCs w:val="18"/>
+          <w:lang w:eastAsia="fr-FR"/>
+          <w14:ligatures w14:val="none"/>
+        </w:rPr>
+        <w:t xml:space="preserve"> </w:t>
+      </w:r>
+      <w:r>
+        <w:rPr>
+          <w:rFonts w:ascii="Menlo" w:eastAsia="Times New Roman" w:hAnsi="Menlo" w:cs="Menlo"/>
+          <w:color w:val="C9D1D9"/>
+          <w:kern w:val="0"/>
+          <w:sz w:val="18"/>
+          <w:szCs w:val="18"/>
+          <w:lang w:eastAsia="fr-FR"/>
+          <w14:ligatures w14:val="none"/>
+        </w:rPr>
+        <w:t>conn</w:t>
+      </w:r>
+      <w:r>
+        <w:rPr>
+          <w:rFonts w:ascii="Menlo" w:eastAsia="Times New Roman" w:hAnsi="Menlo" w:cs="Menlo"/>
+          <w:color w:val="BBBEBF"/>
+          <w:kern w:val="0"/>
+          <w:sz w:val="18"/>
+          <w:szCs w:val="18"/>
+          <w:lang w:eastAsia="fr-FR"/>
+          <w14:ligatures w14:val="none"/>
+        </w:rPr>
+        <w:t>.cursor()</w:t>
+      </w:r>
+    </w:p>
+    <w:p>
+      <w:pPr>
+        <w:shd w:val="clear" w:color="auto" w:fill="121314"/>
+        <w:spacing w:line="270" w:lineRule="atLeast"/>
+        <w:jc w:val="left"/>
+        <w:rPr>
+          <w:rFonts w:ascii="Menlo" w:eastAsia="Times New Roman" w:hAnsi="Menlo" w:cs="Menlo"/>
+          <w:color w:val="BBBEBF"/>
+          <w:kern w:val="0"/>
+          <w:sz w:val="18"/>
+          <w:szCs w:val="18"/>
+          <w:lang w:eastAsia="fr-FR"/>
+          <w14:ligatures w14:val="none"/>
+        </w:rPr>
+      </w:pPr>
+      <w:r>
+        <w:rPr>
+          <w:rFonts w:ascii="Menlo" w:eastAsia="Times New Roman" w:hAnsi="Menlo" w:cs="Menlo"/>
+          <w:color w:val="BBBEBF"/>
+          <w:kern w:val="0"/>
+          <w:sz w:val="18"/>
+          <w:szCs w:val="18"/>
+          <w:lang w:eastAsia="fr-FR"/>
+          <w14:ligatures w14:val="none"/>
+        </w:rPr>
+        <w:t xml:space="preserve">    </w:t>
+      </w:r>
+    </w:p>
+    <w:p>
+      <w:pPr>
+        <w:shd w:val="clear" w:color="auto" w:fill="121314"/>
+        <w:spacing w:line="270" w:lineRule="atLeast"/>
+        <w:jc w:val="left"/>
+        <w:rPr>
+          <w:rFonts w:ascii="Menlo" w:eastAsia="Times New Roman" w:hAnsi="Menlo" w:cs="Menlo"/>
+          <w:color w:val="BBBEBF"/>
+          <w:kern w:val="0"/>
+          <w:sz w:val="18"/>
+          <w:szCs w:val="18"/>
+          <w:lang w:eastAsia="fr-FR"/>
+          <w14:ligatures w14:val="none"/>
+        </w:rPr>
+      </w:pPr>
+      <w:r>
+        <w:rPr>
+          <w:rFonts w:ascii="Menlo" w:eastAsia="Times New Roman" w:hAnsi="Menlo" w:cs="Menlo"/>
+          <w:color w:val="BBBEBF"/>
+          <w:kern w:val="0"/>
+          <w:sz w:val="18"/>
+          <w:szCs w:val="18"/>
+          <w:lang w:eastAsia="fr-FR"/>
+          <w14:ligatures w14:val="none"/>
+        </w:rPr>
+        <w:t xml:space="preserve">    </w:t>
+      </w:r>
+      <w:r>
+        <w:rPr>
+          <w:rFonts w:ascii="Menlo" w:eastAsia="Times New Roman" w:hAnsi="Menlo" w:cs="Menlo"/>
+          <w:color w:val="C9D1D9"/>
+          <w:kern w:val="0"/>
+          <w:sz w:val="18"/>
+          <w:szCs w:val="18"/>
+          <w:lang w:eastAsia="fr-FR"/>
+          <w14:ligatures w14:val="none"/>
+        </w:rPr>
+        <w:t>query</w:t>
+      </w:r>
+      <w:r>
+        <w:rPr>
+          <w:rFonts w:ascii="Menlo" w:eastAsia="Times New Roman" w:hAnsi="Menlo" w:cs="Menlo"/>
+          <w:color w:val="BBBEBF"/>
+          <w:kern w:val="0"/>
+          <w:sz w:val="18"/>
+          <w:szCs w:val="18"/>
+          <w:lang w:eastAsia="fr-FR"/>
+          <w14:ligatures w14:val="none"/>
+        </w:rPr>
+        <w:t xml:space="preserve"> </w:t>
+      </w:r>
+      <w:r>
+        <w:rPr>
+          <w:rFonts w:ascii="Menlo" w:eastAsia="Times New Roman" w:hAnsi="Menlo" w:cs="Menlo"/>
+          <w:color w:val="D4D4D4"/>
+          <w:kern w:val="0"/>
+          <w:sz w:val="18"/>
+          <w:szCs w:val="18"/>
+          <w:lang w:eastAsia="fr-FR"/>
+          <w14:ligatures w14:val="none"/>
+        </w:rPr>
+        <w:t>=</w:t>
+      </w:r>
+      <w:r>
+        <w:rPr>
+          <w:rFonts w:ascii="Menlo" w:eastAsia="Times New Roman" w:hAnsi="Menlo" w:cs="Menlo"/>
+          <w:color w:val="BBBEBF"/>
+          <w:kern w:val="0"/>
+          <w:sz w:val="18"/>
+          <w:szCs w:val="18"/>
+          <w:lang w:eastAsia="fr-FR"/>
+          <w14:ligatures w14:val="none"/>
+        </w:rPr>
+        <w:t xml:space="preserve"> </w:t>
+      </w:r>
+      <w:r>
+        <w:rPr>
+          <w:rFonts w:ascii="Menlo" w:eastAsia="Times New Roman" w:hAnsi="Menlo" w:cs="Menlo"/>
+          <w:color w:val="FF7B72"/>
+          <w:kern w:val="0"/>
+          <w:sz w:val="18"/>
+          <w:szCs w:val="18"/>
+          <w:lang w:eastAsia="fr-FR"/>
+          <w14:ligatures w14:val="none"/>
+        </w:rPr>
+        <w:t>f</w:t>
+      </w:r>
+      <w:r>
+        <w:rPr>
+          <w:rFonts w:ascii="Menlo" w:eastAsia="Times New Roman" w:hAnsi="Menlo" w:cs="Menlo"/>
+          <w:color w:val="A5D6FF"/>
+          <w:kern w:val="0"/>
+          <w:sz w:val="18"/>
+          <w:szCs w:val="18"/>
+          <w:lang w:eastAsia="fr-FR"/>
+          <w14:ligatures w14:val="none"/>
+        </w:rPr>
+        <w:t>"SELECT first_name, last_name FROM customer WHERE first_name = '</w:t>
+      </w:r>
+      <w:r>
+        <w:rPr>
+          <w:rFonts w:ascii="Menlo" w:eastAsia="Times New Roman" w:hAnsi="Menlo" w:cs="Menlo"/>
+          <w:color w:val="FF7B72"/>
+          <w:kern w:val="0"/>
+          <w:sz w:val="18"/>
+          <w:szCs w:val="18"/>
+          <w:lang w:eastAsia="fr-FR"/>
+          <w14:ligatures w14:val="none"/>
+        </w:rPr>
+        <w:t>{</w:t>
+      </w:r>
+      <w:r>
+        <w:rPr>
+          <w:rFonts w:ascii="Menlo" w:eastAsia="Times New Roman" w:hAnsi="Menlo" w:cs="Menlo"/>
+          <w:color w:val="FFA657"/>
+          <w:kern w:val="0"/>
+          <w:sz w:val="18"/>
+          <w:szCs w:val="18"/>
+          <w:lang w:eastAsia="fr-FR"/>
+          <w14:ligatures w14:val="none"/>
+        </w:rPr>
+        <w:t>first_name</w:t>
+      </w:r>
+      <w:r>
+        <w:rPr>
+          <w:rFonts w:ascii="Menlo" w:eastAsia="Times New Roman" w:hAnsi="Menlo" w:cs="Menlo"/>
+          <w:color w:val="FF7B72"/>
+          <w:kern w:val="0"/>
+          <w:sz w:val="18"/>
+          <w:szCs w:val="18"/>
+          <w:lang w:eastAsia="fr-FR"/>
+          <w14:ligatures w14:val="none"/>
+        </w:rPr>
+        <w:t>}</w:t>
+      </w:r>
+      <w:r>
+        <w:rPr>
+          <w:rFonts w:ascii="Menlo" w:eastAsia="Times New Roman" w:hAnsi="Menlo" w:cs="Menlo"/>
+          <w:color w:val="A5D6FF"/>
+          <w:kern w:val="0"/>
+          <w:sz w:val="18"/>
+          <w:szCs w:val="18"/>
+          <w:lang w:eastAsia="fr-FR"/>
+          <w14:ligatures w14:val="none"/>
+        </w:rPr>
+        <w:t>';"</w:t>
+      </w:r>
+    </w:p>
+    <w:p>
+      <w:pPr>
+        <w:shd w:val="clear" w:color="auto" w:fill="121314"/>
+        <w:spacing w:line="270" w:lineRule="atLeast"/>
+        <w:jc w:val="left"/>
+        <w:rPr>
+          <w:rFonts w:ascii="Menlo" w:eastAsia="Times New Roman" w:hAnsi="Menlo" w:cs="Menlo"/>
+          <w:color w:val="BBBEBF"/>
+          <w:kern w:val="0"/>
+          <w:sz w:val="18"/>
+          <w:szCs w:val="18"/>
+          <w:lang w:eastAsia="fr-FR"/>
+          <w14:ligatures w14:val="none"/>
+        </w:rPr>
+      </w:pPr>
+      <w:r>
+        <w:rPr>
+          <w:rFonts w:ascii="Menlo" w:eastAsia="Times New Roman" w:hAnsi="Menlo" w:cs="Menlo"/>
+          <w:color w:val="BBBEBF"/>
+          <w:kern w:val="0"/>
+          <w:sz w:val="18"/>
+          <w:szCs w:val="18"/>
+          <w:lang w:eastAsia="fr-FR"/>
+          <w14:ligatures w14:val="none"/>
+        </w:rPr>
+        <w:t xml:space="preserve">    </w:t>
+      </w:r>
+    </w:p>
+    <w:p>
+      <w:pPr>
+        <w:shd w:val="clear" w:color="auto" w:fill="121314"/>
+        <w:spacing w:line="270" w:lineRule="atLeast"/>
+        <w:jc w:val="left"/>
+        <w:rPr>
+          <w:rFonts w:ascii="Menlo" w:eastAsia="Times New Roman" w:hAnsi="Menlo" w:cs="Menlo"/>
+          <w:color w:val="BBBEBF"/>
+          <w:kern w:val="0"/>
+          <w:sz w:val="18"/>
+          <w:szCs w:val="18"/>
+          <w:lang w:eastAsia="fr-FR"/>
+          <w14:ligatures w14:val="none"/>
+        </w:rPr>
+      </w:pPr>
+      <w:r>
+        <w:rPr>
+          <w:rFonts w:ascii="Menlo" w:eastAsia="Times New Roman" w:hAnsi="Menlo" w:cs="Menlo"/>
+          <w:color w:val="BBBEBF"/>
+          <w:kern w:val="0"/>
+          <w:sz w:val="18"/>
+          <w:szCs w:val="18"/>
+          <w:lang w:eastAsia="fr-FR"/>
+          <w14:ligatures w14:val="none"/>
+        </w:rPr>
+        <w:t xml:space="preserve">    </w:t>
+      </w:r>
+      <w:r>
+        <w:rPr>
+          <w:rFonts w:ascii="Menlo" w:eastAsia="Times New Roman" w:hAnsi="Menlo" w:cs="Menlo"/>
+          <w:color w:val="C586C0"/>
+          <w:kern w:val="0"/>
+          <w:sz w:val="18"/>
+          <w:szCs w:val="18"/>
+          <w:lang w:eastAsia="fr-FR"/>
+          <w14:ligatures w14:val="none"/>
+        </w:rPr>
+        <w:t>try</w:t>
+      </w:r>
+      <w:r>
+        <w:rPr>
+          <w:rFonts w:ascii="Menlo" w:eastAsia="Times New Roman" w:hAnsi="Menlo" w:cs="Menlo"/>
+          <w:color w:val="BBBEBF"/>
+          <w:kern w:val="0"/>
+          <w:sz w:val="18"/>
+          <w:szCs w:val="18"/>
+          <w:lang w:eastAsia="fr-FR"/>
+          <w14:ligatures w14:val="none"/>
+        </w:rPr>
+        <w:t>:</w:t>
+      </w:r>
+    </w:p>
+    <w:p>
+      <w:pPr>
+        <w:shd w:val="clear" w:color="auto" w:fill="121314"/>
+        <w:spacing w:line="270" w:lineRule="atLeast"/>
+        <w:jc w:val="left"/>
+        <w:rPr>
+          <w:rFonts w:ascii="Menlo" w:eastAsia="Times New Roman" w:hAnsi="Menlo" w:cs="Menlo"/>
+          <w:color w:val="BBBEBF"/>
+          <w:kern w:val="0"/>
+          <w:sz w:val="18"/>
+          <w:szCs w:val="18"/>
+          <w:lang w:eastAsia="fr-FR"/>
+          <w14:ligatures w14:val="none"/>
+        </w:rPr>
+      </w:pPr>
+      <w:r>
+        <w:rPr>
+          <w:rFonts w:ascii="Menlo" w:eastAsia="Times New Roman" w:hAnsi="Menlo" w:cs="Menlo"/>
+          <w:color w:val="BBBEBF"/>
+          <w:kern w:val="0"/>
+          <w:sz w:val="18"/>
+          <w:szCs w:val="18"/>
+          <w:lang w:eastAsia="fr-FR"/>
+          <w14:ligatures w14:val="none"/>
+        </w:rPr>
+        <w:t xml:space="preserve">        </w:t>
+      </w:r>
+      <w:r>
+        <w:rPr>
+          <w:rFonts w:ascii="Menlo" w:eastAsia="Times New Roman" w:hAnsi="Menlo" w:cs="Menlo"/>
+          <w:color w:val="C9D1D9"/>
+          <w:kern w:val="0"/>
+          <w:sz w:val="18"/>
+          <w:szCs w:val="18"/>
+          <w:lang w:eastAsia="fr-FR"/>
+          <w14:ligatures w14:val="none"/>
+        </w:rPr>
+        <w:t>cur</w:t>
+      </w:r>
+      <w:r>
+        <w:rPr>
+          <w:rFonts w:ascii="Menlo" w:eastAsia="Times New Roman" w:hAnsi="Menlo" w:cs="Menlo"/>
+          <w:color w:val="BBBEBF"/>
+          <w:kern w:val="0"/>
+          <w:sz w:val="18"/>
+          <w:szCs w:val="18"/>
+          <w:lang w:eastAsia="fr-FR"/>
+          <w14:ligatures w14:val="none"/>
+        </w:rPr>
+        <w:t>.execute(</w:t>
+      </w:r>
+      <w:r>
+        <w:rPr>
+          <w:rFonts w:ascii="Menlo" w:eastAsia="Times New Roman" w:hAnsi="Menlo" w:cs="Menlo"/>
+          <w:color w:val="C9D1D9"/>
+          <w:kern w:val="0"/>
+          <w:sz w:val="18"/>
+          <w:szCs w:val="18"/>
+          <w:lang w:eastAsia="fr-FR"/>
+          <w14:ligatures w14:val="none"/>
+        </w:rPr>
+        <w:t>query</w:t>
+      </w:r>
+      <w:r>
+        <w:rPr>
+          <w:rFonts w:ascii="Menlo" w:eastAsia="Times New Roman" w:hAnsi="Menlo" w:cs="Menlo"/>
+          <w:color w:val="BBBEBF"/>
+          <w:kern w:val="0"/>
+          <w:sz w:val="18"/>
+          <w:szCs w:val="18"/>
+          <w:lang w:eastAsia="fr-FR"/>
+          <w14:ligatures w14:val="none"/>
+        </w:rPr>
+        <w:t>)</w:t>
+      </w:r>
+    </w:p>
+    <w:p>
+      <w:pPr>
+        <w:shd w:val="clear" w:color="auto" w:fill="121314"/>
+        <w:spacing w:line="270" w:lineRule="atLeast"/>
+        <w:jc w:val="left"/>
+        <w:rPr>
+          <w:rFonts w:ascii="Menlo" w:eastAsia="Times New Roman" w:hAnsi="Menlo" w:cs="Menlo"/>
+          <w:color w:val="BBBEBF"/>
+          <w:kern w:val="0"/>
+          <w:sz w:val="18"/>
+          <w:szCs w:val="18"/>
+          <w:lang w:eastAsia="fr-FR"/>
+          <w14:ligatures w14:val="none"/>
+        </w:rPr>
+      </w:pPr>
+      <w:r>
+        <w:rPr>
+          <w:rFonts w:ascii="Menlo" w:eastAsia="Times New Roman" w:hAnsi="Menlo" w:cs="Menlo"/>
+          <w:color w:val="BBBEBF"/>
+          <w:kern w:val="0"/>
+          <w:sz w:val="18"/>
+          <w:szCs w:val="18"/>
+          <w:lang w:eastAsia="fr-FR"/>
+          <w14:ligatures w14:val="none"/>
+        </w:rPr>
+        <w:t xml:space="preserve">        </w:t>
+      </w:r>
+      <w:r>
+        <w:rPr>
+          <w:rFonts w:ascii="Menlo" w:eastAsia="Times New Roman" w:hAnsi="Menlo" w:cs="Menlo"/>
+          <w:color w:val="C9D1D9"/>
+          <w:kern w:val="0"/>
+          <w:sz w:val="18"/>
+          <w:szCs w:val="18"/>
+          <w:lang w:eastAsia="fr-FR"/>
+          <w14:ligatures w14:val="none"/>
+        </w:rPr>
+        <w:t>results</w:t>
+      </w:r>
+      <w:r>
+        <w:rPr>
+          <w:rFonts w:ascii="Menlo" w:eastAsia="Times New Roman" w:hAnsi="Menlo" w:cs="Menlo"/>
+          <w:color w:val="BBBEBF"/>
+          <w:kern w:val="0"/>
+          <w:sz w:val="18"/>
+          <w:szCs w:val="18"/>
+          <w:lang w:eastAsia="fr-FR"/>
+          <w14:ligatures w14:val="none"/>
+        </w:rPr>
+        <w:t xml:space="preserve"> </w:t>
+      </w:r>
+      <w:r>
+        <w:rPr>
+          <w:rFonts w:ascii="Menlo" w:eastAsia="Times New Roman" w:hAnsi="Menlo" w:cs="Menlo"/>
+          <w:color w:val="D4D4D4"/>
+          <w:kern w:val="0"/>
+          <w:sz w:val="18"/>
+          <w:szCs w:val="18"/>
+          <w:lang w:eastAsia="fr-FR"/>
+          <w14:ligatures w14:val="none"/>
+        </w:rPr>
+        <w:t>=</w:t>
+      </w:r>
+      <w:r>
+        <w:rPr>
+          <w:rFonts w:ascii="Menlo" w:eastAsia="Times New Roman" w:hAnsi="Menlo" w:cs="Menlo"/>
+          <w:color w:val="BBBEBF"/>
+          <w:kern w:val="0"/>
+          <w:sz w:val="18"/>
+          <w:szCs w:val="18"/>
+          <w:lang w:eastAsia="fr-FR"/>
+          <w14:ligatures w14:val="none"/>
+        </w:rPr>
+        <w:t xml:space="preserve"> </w:t>
+      </w:r>
+      <w:r>
+        <w:rPr>
+          <w:rFonts w:ascii="Menlo" w:eastAsia="Times New Roman" w:hAnsi="Menlo" w:cs="Menlo"/>
+          <w:color w:val="C9D1D9"/>
+          <w:kern w:val="0"/>
+          <w:sz w:val="18"/>
+          <w:szCs w:val="18"/>
+          <w:lang w:eastAsia="fr-FR"/>
+          <w14:ligatures w14:val="none"/>
+        </w:rPr>
+        <w:t>cur</w:t>
+      </w:r>
+      <w:r>
+        <w:rPr>
+          <w:rFonts w:ascii="Menlo" w:eastAsia="Times New Roman" w:hAnsi="Menlo" w:cs="Menlo"/>
+          <w:color w:val="BBBEBF"/>
+          <w:kern w:val="0"/>
+          <w:sz w:val="18"/>
+          <w:szCs w:val="18"/>
+          <w:lang w:eastAsia="fr-FR"/>
+          <w14:ligatures w14:val="none"/>
+        </w:rPr>
+        <w:t>.fetchall()</w:t>
+      </w:r>
+    </w:p>
+    <w:p>
+      <w:pPr>
+        <w:shd w:val="clear" w:color="auto" w:fill="121314"/>
+        <w:spacing w:line="270" w:lineRule="atLeast"/>
+        <w:jc w:val="left"/>
+        <w:rPr>
+          <w:rFonts w:ascii="Menlo" w:eastAsia="Times New Roman" w:hAnsi="Menlo" w:cs="Menlo"/>
+          <w:color w:val="BBBEBF"/>
+          <w:kern w:val="0"/>
+          <w:sz w:val="18"/>
+          <w:szCs w:val="18"/>
+          <w:lang w:eastAsia="fr-FR"/>
+          <w14:ligatures w14:val="none"/>
+        </w:rPr>
+      </w:pPr>
+      <w:r>
+        <w:rPr>
+          <w:rFonts w:ascii="Menlo" w:eastAsia="Times New Roman" w:hAnsi="Menlo" w:cs="Menlo"/>
+          <w:color w:val="BBBEBF"/>
+          <w:kern w:val="0"/>
+          <w:sz w:val="18"/>
+          <w:szCs w:val="18"/>
+          <w:lang w:eastAsia="fr-FR"/>
+          <w14:ligatures w14:val="none"/>
+        </w:rPr>
+        <w:t xml:space="preserve">        </w:t>
+      </w:r>
+      <w:r>
+        <w:rPr>
+          <w:rFonts w:ascii="Menlo" w:eastAsia="Times New Roman" w:hAnsi="Menlo" w:cs="Menlo"/>
+          <w:color w:val="C586C0"/>
+          <w:kern w:val="0"/>
+          <w:sz w:val="18"/>
+          <w:szCs w:val="18"/>
+          <w:lang w:eastAsia="fr-FR"/>
+          <w14:ligatures w14:val="none"/>
+        </w:rPr>
+        <w:t>return</w:t>
+      </w:r>
+      <w:r>
+        <w:rPr>
+          <w:rFonts w:ascii="Menlo" w:eastAsia="Times New Roman" w:hAnsi="Menlo" w:cs="Menlo"/>
+          <w:color w:val="BBBEBF"/>
+          <w:kern w:val="0"/>
+          <w:sz w:val="18"/>
+          <w:szCs w:val="18"/>
+          <w:lang w:eastAsia="fr-FR"/>
+          <w14:ligatures w14:val="none"/>
+        </w:rPr>
+        <w:t xml:space="preserve"> {</w:t>
+      </w:r>
+      <w:r>
+        <w:rPr>
+          <w:rFonts w:ascii="Menlo" w:eastAsia="Times New Roman" w:hAnsi="Menlo" w:cs="Menlo"/>
+          <w:color w:val="A5D6FF"/>
+          <w:kern w:val="0"/>
+          <w:sz w:val="18"/>
+          <w:szCs w:val="18"/>
+          <w:lang w:eastAsia="fr-FR"/>
+          <w14:ligatures w14:val="none"/>
+        </w:rPr>
+        <w:t>"calisan_sorgu"</w:t>
+      </w:r>
+      <w:r>
+        <w:rPr>
+          <w:rFonts w:ascii="Menlo" w:eastAsia="Times New Roman" w:hAnsi="Menlo" w:cs="Menlo"/>
+          <w:color w:val="BBBEBF"/>
+          <w:kern w:val="0"/>
+          <w:sz w:val="18"/>
+          <w:szCs w:val="18"/>
+          <w:lang w:eastAsia="fr-FR"/>
+          <w14:ligatures w14:val="none"/>
+        </w:rPr>
+        <w:t xml:space="preserve">: </w:t>
+      </w:r>
+      <w:r>
+        <w:rPr>
+          <w:rFonts w:ascii="Menlo" w:eastAsia="Times New Roman" w:hAnsi="Menlo" w:cs="Menlo"/>
+          <w:color w:val="C9D1D9"/>
+          <w:kern w:val="0"/>
+          <w:sz w:val="18"/>
+          <w:szCs w:val="18"/>
+          <w:lang w:eastAsia="fr-FR"/>
+          <w14:ligatures w14:val="none"/>
+        </w:rPr>
+        <w:t>query</w:t>
+      </w:r>
+      <w:r>
+        <w:rPr>
+          <w:rFonts w:ascii="Menlo" w:eastAsia="Times New Roman" w:hAnsi="Menlo" w:cs="Menlo"/>
+          <w:color w:val="BBBEBF"/>
+          <w:kern w:val="0"/>
+          <w:sz w:val="18"/>
+          <w:szCs w:val="18"/>
+          <w:lang w:eastAsia="fr-FR"/>
+          <w14:ligatures w14:val="none"/>
+        </w:rPr>
+        <w:t xml:space="preserve">, </w:t>
+      </w:r>
+      <w:r>
+        <w:rPr>
+          <w:rFonts w:ascii="Menlo" w:eastAsia="Times New Roman" w:hAnsi="Menlo" w:cs="Menlo"/>
+          <w:color w:val="A5D6FF"/>
+          <w:kern w:val="0"/>
+          <w:sz w:val="18"/>
+          <w:szCs w:val="18"/>
+          <w:lang w:eastAsia="fr-FR"/>
+          <w14:ligatures w14:val="none"/>
+        </w:rPr>
+        <w:t>"sonuclar"</w:t>
+      </w:r>
+      <w:r>
+        <w:rPr>
+          <w:rFonts w:ascii="Menlo" w:eastAsia="Times New Roman" w:hAnsi="Menlo" w:cs="Menlo"/>
+          <w:color w:val="BBBEBF"/>
+          <w:kern w:val="0"/>
+          <w:sz w:val="18"/>
+          <w:szCs w:val="18"/>
+          <w:lang w:eastAsia="fr-FR"/>
+          <w14:ligatures w14:val="none"/>
+        </w:rPr>
+        <w:t xml:space="preserve">: </w:t>
+      </w:r>
+      <w:r>
+        <w:rPr>
+          <w:rFonts w:ascii="Menlo" w:eastAsia="Times New Roman" w:hAnsi="Menlo" w:cs="Menlo"/>
+          <w:color w:val="C9D1D9"/>
+          <w:kern w:val="0"/>
+          <w:sz w:val="18"/>
+          <w:szCs w:val="18"/>
+          <w:lang w:eastAsia="fr-FR"/>
+          <w14:ligatures w14:val="none"/>
+        </w:rPr>
+        <w:t>results</w:t>
+      </w:r>
+      <w:r>
+        <w:rPr>
+          <w:rFonts w:ascii="Menlo" w:eastAsia="Times New Roman" w:hAnsi="Menlo" w:cs="Menlo"/>
+          <w:color w:val="BBBEBF"/>
+          <w:kern w:val="0"/>
+          <w:sz w:val="18"/>
+          <w:szCs w:val="18"/>
+          <w:lang w:eastAsia="fr-FR"/>
+          <w14:ligatures w14:val="none"/>
+        </w:rPr>
+        <w:t>}</w:t>
+      </w:r>
+    </w:p>
+    <w:p>
+      <w:pPr>
+        <w:shd w:val="clear" w:color="auto" w:fill="121314"/>
+        <w:spacing w:line="270" w:lineRule="atLeast"/>
+        <w:jc w:val="left"/>
+        <w:rPr>
+          <w:rFonts w:ascii="Menlo" w:eastAsia="Times New Roman" w:hAnsi="Menlo" w:cs="Menlo"/>
+          <w:color w:val="BBBEBF"/>
+          <w:kern w:val="0"/>
+          <w:sz w:val="18"/>
+          <w:szCs w:val="18"/>
+          <w:lang w:eastAsia="fr-FR"/>
+          <w14:ligatures w14:val="none"/>
+        </w:rPr>
+      </w:pPr>
+      <w:r>
+        <w:rPr>
+          <w:rFonts w:ascii="Menlo" w:eastAsia="Times New Roman" w:hAnsi="Menlo" w:cs="Menlo"/>
+          <w:color w:val="BBBEBF"/>
+          <w:kern w:val="0"/>
+          <w:sz w:val="18"/>
+          <w:szCs w:val="18"/>
+          <w:lang w:eastAsia="fr-FR"/>
+          <w14:ligatures w14:val="none"/>
+        </w:rPr>
+        <w:t xml:space="preserve">    </w:t>
+      </w:r>
+      <w:r>
+        <w:rPr>
+          <w:rFonts w:ascii="Menlo" w:eastAsia="Times New Roman" w:hAnsi="Menlo" w:cs="Menlo"/>
+          <w:color w:val="C586C0"/>
+          <w:kern w:val="0"/>
+          <w:sz w:val="18"/>
+          <w:szCs w:val="18"/>
+          <w:lang w:eastAsia="fr-FR"/>
+          <w14:ligatures w14:val="none"/>
+        </w:rPr>
+        <w:t>except</w:t>
+      </w:r>
+      <w:r>
+        <w:rPr>
+          <w:rFonts w:ascii="Menlo" w:eastAsia="Times New Roman" w:hAnsi="Menlo" w:cs="Menlo"/>
+          <w:color w:val="BBBEBF"/>
+          <w:kern w:val="0"/>
+          <w:sz w:val="18"/>
+          <w:szCs w:val="18"/>
+          <w:lang w:eastAsia="fr-FR"/>
+          <w14:ligatures w14:val="none"/>
+        </w:rPr>
+        <w:t xml:space="preserve"> </w:t>
+      </w:r>
+      <w:r>
+        <w:rPr>
+          <w:rFonts w:ascii="Menlo" w:eastAsia="Times New Roman" w:hAnsi="Menlo" w:cs="Menlo"/>
+          <w:color w:val="4EC9B0"/>
+          <w:kern w:val="0"/>
+          <w:sz w:val="18"/>
+          <w:szCs w:val="18"/>
+          <w:lang w:eastAsia="fr-FR"/>
+          <w14:ligatures w14:val="none"/>
+        </w:rPr>
+        <w:t>Exception</w:t>
+      </w:r>
+      <w:r>
+        <w:rPr>
+          <w:rFonts w:ascii="Menlo" w:eastAsia="Times New Roman" w:hAnsi="Menlo" w:cs="Menlo"/>
+          <w:color w:val="BBBEBF"/>
+          <w:kern w:val="0"/>
+          <w:sz w:val="18"/>
+          <w:szCs w:val="18"/>
+          <w:lang w:eastAsia="fr-FR"/>
+          <w14:ligatures w14:val="none"/>
+        </w:rPr>
+        <w:t xml:space="preserve"> </w:t>
+      </w:r>
+      <w:r>
+        <w:rPr>
+          <w:rFonts w:ascii="Menlo" w:eastAsia="Times New Roman" w:hAnsi="Menlo" w:cs="Menlo"/>
+          <w:color w:val="C586C0"/>
+          <w:kern w:val="0"/>
+          <w:sz w:val="18"/>
+          <w:szCs w:val="18"/>
+          <w:lang w:eastAsia="fr-FR"/>
+          <w14:ligatures w14:val="none"/>
+        </w:rPr>
+        <w:t>as</w:t>
+      </w:r>
+      <w:r>
+        <w:rPr>
+          <w:rFonts w:ascii="Menlo" w:eastAsia="Times New Roman" w:hAnsi="Menlo" w:cs="Menlo"/>
+          <w:color w:val="BBBEBF"/>
+          <w:kern w:val="0"/>
+          <w:sz w:val="18"/>
+          <w:szCs w:val="18"/>
+          <w:lang w:eastAsia="fr-FR"/>
+          <w14:ligatures w14:val="none"/>
+        </w:rPr>
+        <w:t xml:space="preserve"> </w:t>
+      </w:r>
+      <w:r>
+        <w:rPr>
+          <w:rFonts w:ascii="Menlo" w:eastAsia="Times New Roman" w:hAnsi="Menlo" w:cs="Menlo"/>
+          <w:color w:val="C9D1D9"/>
+          <w:kern w:val="0"/>
+          <w:sz w:val="18"/>
+          <w:szCs w:val="18"/>
+          <w:lang w:eastAsia="fr-FR"/>
+          <w14:ligatures w14:val="none"/>
+        </w:rPr>
+        <w:t>e</w:t>
+      </w:r>
+      <w:r>
+        <w:rPr>
+          <w:rFonts w:ascii="Menlo" w:eastAsia="Times New Roman" w:hAnsi="Menlo" w:cs="Menlo"/>
+          <w:color w:val="BBBEBF"/>
+          <w:kern w:val="0"/>
+          <w:sz w:val="18"/>
+          <w:szCs w:val="18"/>
+          <w:lang w:eastAsia="fr-FR"/>
+          <w14:ligatures w14:val="none"/>
+        </w:rPr>
+        <w:t>:</w:t>
+      </w:r>
+    </w:p>
+    <w:p>
+      <w:pPr>
+        <w:shd w:val="clear" w:color="auto" w:fill="121314"/>
+        <w:spacing w:line="270" w:lineRule="atLeast"/>
+        <w:jc w:val="left"/>
+        <w:rPr>
+          <w:rFonts w:ascii="Menlo" w:eastAsia="Times New Roman" w:hAnsi="Menlo" w:cs="Menlo"/>
+          <w:color w:val="BBBEBF"/>
+          <w:kern w:val="0"/>
+          <w:sz w:val="18"/>
+          <w:szCs w:val="18"/>
+          <w:lang w:eastAsia="fr-FR"/>
+          <w14:ligatures w14:val="none"/>
+        </w:rPr>
+      </w:pPr>
+      <w:r>
+        <w:rPr>
+          <w:rFonts w:ascii="Menlo" w:eastAsia="Times New Roman" w:hAnsi="Menlo" w:cs="Menlo"/>
+          <w:color w:val="BBBEBF"/>
+          <w:kern w:val="0"/>
+          <w:sz w:val="18"/>
+          <w:szCs w:val="18"/>
+          <w:lang w:eastAsia="fr-FR"/>
+          <w14:ligatures w14:val="none"/>
+        </w:rPr>
+        <w:t xml:space="preserve">        </w:t>
+      </w:r>
+      <w:r>
+        <w:rPr>
+          <w:rFonts w:ascii="Menlo" w:eastAsia="Times New Roman" w:hAnsi="Menlo" w:cs="Menlo"/>
+          <w:color w:val="C586C0"/>
+          <w:kern w:val="0"/>
+          <w:sz w:val="18"/>
+          <w:szCs w:val="18"/>
+          <w:lang w:eastAsia="fr-FR"/>
+          <w14:ligatures w14:val="none"/>
+        </w:rPr>
+        <w:t>return</w:t>
+      </w:r>
+      <w:r>
+        <w:rPr>
+          <w:rFonts w:ascii="Menlo" w:eastAsia="Times New Roman" w:hAnsi="Menlo" w:cs="Menlo"/>
+          <w:color w:val="BBBEBF"/>
+          <w:kern w:val="0"/>
+          <w:sz w:val="18"/>
+          <w:szCs w:val="18"/>
+          <w:lang w:eastAsia="fr-FR"/>
+          <w14:ligatures w14:val="none"/>
+        </w:rPr>
+        <w:t xml:space="preserve"> {</w:t>
+      </w:r>
+      <w:r>
+        <w:rPr>
+          <w:rFonts w:ascii="Menlo" w:eastAsia="Times New Roman" w:hAnsi="Menlo" w:cs="Menlo"/>
+          <w:color w:val="A5D6FF"/>
+          <w:kern w:val="0"/>
+          <w:sz w:val="18"/>
+          <w:szCs w:val="18"/>
+          <w:lang w:eastAsia="fr-FR"/>
+          <w14:ligatures w14:val="none"/>
+        </w:rPr>
+        <w:t>"hata"</w:t>
+      </w:r>
+      <w:r>
+        <w:rPr>
+          <w:rFonts w:ascii="Menlo" w:eastAsia="Times New Roman" w:hAnsi="Menlo" w:cs="Menlo"/>
+          <w:color w:val="BBBEBF"/>
+          <w:kern w:val="0"/>
+          <w:sz w:val="18"/>
+          <w:szCs w:val="18"/>
+          <w:lang w:eastAsia="fr-FR"/>
+          <w14:ligatures w14:val="none"/>
+        </w:rPr>
+        <w:t xml:space="preserve">: </w:t>
+      </w:r>
+      <w:r>
+        <w:rPr>
+          <w:rFonts w:ascii="Menlo" w:eastAsia="Times New Roman" w:hAnsi="Menlo" w:cs="Menlo"/>
+          <w:color w:val="4EC9B0"/>
+          <w:kern w:val="0"/>
+          <w:sz w:val="18"/>
+          <w:szCs w:val="18"/>
+          <w:lang w:eastAsia="fr-FR"/>
+          <w14:ligatures w14:val="none"/>
+        </w:rPr>
+        <w:t>str</w:t>
+      </w:r>
+      <w:r>
+        <w:rPr>
+          <w:rFonts w:ascii="Menlo" w:eastAsia="Times New Roman" w:hAnsi="Menlo" w:cs="Menlo"/>
+          <w:color w:val="BBBEBF"/>
+          <w:kern w:val="0"/>
+          <w:sz w:val="18"/>
+          <w:szCs w:val="18"/>
+          <w:lang w:eastAsia="fr-FR"/>
+          <w14:ligatures w14:val="none"/>
+        </w:rPr>
+        <w:t>(</w:t>
+      </w:r>
+      <w:r>
+        <w:rPr>
+          <w:rFonts w:ascii="Menlo" w:eastAsia="Times New Roman" w:hAnsi="Menlo" w:cs="Menlo"/>
+          <w:color w:val="C9D1D9"/>
+          <w:kern w:val="0"/>
+          <w:sz w:val="18"/>
+          <w:szCs w:val="18"/>
+          <w:lang w:eastAsia="fr-FR"/>
+          <w14:ligatures w14:val="none"/>
+        </w:rPr>
+        <w:t>e</w:t>
+      </w:r>
+      <w:r>
+        <w:rPr>
+          <w:rFonts w:ascii="Menlo" w:eastAsia="Times New Roman" w:hAnsi="Menlo" w:cs="Menlo"/>
+          <w:color w:val="BBBEBF"/>
+          <w:kern w:val="0"/>
+          <w:sz w:val="18"/>
+          <w:szCs w:val="18"/>
+          <w:lang w:eastAsia="fr-FR"/>
+          <w14:ligatures w14:val="none"/>
+        </w:rPr>
+        <w:t>)}</w:t>
+      </w:r>
+    </w:p>
+    <w:p>
+      <w:pPr>
+        <w:shd w:val="clear" w:color="auto" w:fill="121314"/>
+        <w:spacing w:line="270" w:lineRule="atLeast"/>
+        <w:jc w:val="left"/>
+        <w:rPr>
+          <w:rFonts w:ascii="Menlo" w:eastAsia="Times New Roman" w:hAnsi="Menlo" w:cs="Menlo"/>
+          <w:color w:val="BBBEBF"/>
+          <w:kern w:val="0"/>
+          <w:sz w:val="18"/>
+          <w:szCs w:val="18"/>
+          <w:lang w:eastAsia="fr-FR"/>
+          <w14:ligatures w14:val="none"/>
+        </w:rPr>
+      </w:pPr>
+      <w:r>
+        <w:rPr>
+          <w:rFonts w:ascii="Menlo" w:eastAsia="Times New Roman" w:hAnsi="Menlo" w:cs="Menlo"/>
+          <w:color w:val="BBBEBF"/>
+          <w:kern w:val="0"/>
+          <w:sz w:val="18"/>
+          <w:szCs w:val="18"/>
+          <w:lang w:eastAsia="fr-FR"/>
+          <w14:ligatures w14:val="none"/>
+        </w:rPr>
+        <w:t xml:space="preserve">    </w:t>
+      </w:r>
+      <w:r>
+        <w:rPr>
+          <w:rFonts w:ascii="Menlo" w:eastAsia="Times New Roman" w:hAnsi="Menlo" w:cs="Menlo"/>
+          <w:color w:val="C586C0"/>
+          <w:kern w:val="0"/>
+          <w:sz w:val="18"/>
+          <w:szCs w:val="18"/>
+          <w:lang w:eastAsia="fr-FR"/>
+          <w14:ligatures w14:val="none"/>
+        </w:rPr>
+        <w:t>finally</w:t>
+      </w:r>
+      <w:r>
+        <w:rPr>
+          <w:rFonts w:ascii="Menlo" w:eastAsia="Times New Roman" w:hAnsi="Menlo" w:cs="Menlo"/>
+          <w:color w:val="BBBEBF"/>
+          <w:kern w:val="0"/>
+          <w:sz w:val="18"/>
+          <w:szCs w:val="18"/>
+          <w:lang w:eastAsia="fr-FR"/>
+          <w14:ligatures w14:val="none"/>
+        </w:rPr>
+        <w:t>:</w:t>
+      </w:r>
+    </w:p>
+    <w:p>
+      <w:pPr>
+        <w:shd w:val="clear" w:color="auto" w:fill="121314"/>
+        <w:spacing w:line="270" w:lineRule="atLeast"/>
+        <w:jc w:val="left"/>
+        <w:rPr>
+          <w:rFonts w:ascii="Menlo" w:eastAsia="Times New Roman" w:hAnsi="Menlo" w:cs="Menlo"/>
+          <w:color w:val="BBBEBF"/>
+          <w:kern w:val="0"/>
+          <w:sz w:val="18"/>
+          <w:szCs w:val="18"/>
+          <w:lang w:eastAsia="fr-FR"/>
+          <w14:ligatures w14:val="none"/>
+        </w:rPr>
+      </w:pPr>
+      <w:r>
+        <w:rPr>
+          <w:rFonts w:ascii="Menlo" w:eastAsia="Times New Roman" w:hAnsi="Menlo" w:cs="Menlo"/>
+          <w:color w:val="BBBEBF"/>
+          <w:kern w:val="0"/>
+          <w:sz w:val="18"/>
+          <w:szCs w:val="18"/>
+          <w:lang w:eastAsia="fr-FR"/>
+          <w14:ligatures w14:val="none"/>
+        </w:rPr>
+        <w:t xml:space="preserve">        </w:t>
+      </w:r>
+      <w:r>
+        <w:rPr>
+          <w:rFonts w:ascii="Menlo" w:eastAsia="Times New Roman" w:hAnsi="Menlo" w:cs="Menlo"/>
+          <w:color w:val="C9D1D9"/>
+          <w:kern w:val="0"/>
+          <w:sz w:val="18"/>
+          <w:szCs w:val="18"/>
+          <w:lang w:eastAsia="fr-FR"/>
+          <w14:ligatures w14:val="none"/>
+        </w:rPr>
+        <w:t>conn</w:t>
+      </w:r>
+      <w:r>
+        <w:rPr>
+          <w:rFonts w:ascii="Menlo" w:eastAsia="Times New Roman" w:hAnsi="Menlo" w:cs="Menlo"/>
+          <w:color w:val="BBBEBF"/>
+          <w:kern w:val="0"/>
+          <w:sz w:val="18"/>
+          <w:szCs w:val="18"/>
+          <w:lang w:eastAsia="fr-FR"/>
+          <w14:ligatures w14:val="none"/>
+        </w:rPr>
+        <w:t>.close()</w:t>
+      </w:r>
+    </w:p>
+    <w:p>
+      <w:pPr>
+        <w:rPr>
+          <w:lang w:val="tr-TR"/>
+        </w:rPr>
+      </w:pPr>
+    </w:p>
+    <w:p>
+      <w:pPr>
+        <w:rPr>
+          <w:lang w:val="tr-TR"/>
+        </w:rPr>
+      </w:pPr>
+      <w:r>
+        <w:rPr>
+          <w:lang w:val="tr-TR"/>
+        </w:rPr>
+        <w:t xml:space="preserve">Ardından aşağıdaki kod ile SQL </w:t>
+      </w:r>
+      <w:proofErr w:type="spellStart"/>
+      <w:r>
+        <w:rPr>
+          <w:lang w:val="tr-TR"/>
+        </w:rPr>
+        <w:t>Injection</w:t>
+      </w:r>
+      <w:proofErr w:type="spellEnd"/>
+      <w:r>
+        <w:rPr>
+          <w:lang w:val="tr-TR"/>
+        </w:rPr>
+        <w:t xml:space="preserve"> saldırılarına karşı güvenli bir </w:t>
+      </w:r>
+      <w:proofErr w:type="spellStart"/>
+      <w:r>
+        <w:rPr>
+          <w:lang w:val="tr-TR"/>
+        </w:rPr>
+        <w:t>endpoint</w:t>
+      </w:r>
+      <w:proofErr w:type="spellEnd"/>
+      <w:r>
+        <w:rPr>
+          <w:lang w:val="tr-TR"/>
+        </w:rPr>
+        <w:t xml:space="preserve"> oluşturulmuştur. Parametrik sorgular ile metin direkt sorgu içerisine enjekte edilmemektedir. </w:t>
+      </w:r>
+      <w:proofErr w:type="gramStart"/>
+      <w:r>
+        <w:rPr>
+          <w:lang w:val="tr-TR"/>
+        </w:rPr>
+        <w:t>psycopg</w:t>
+      </w:r>
+      <w:proofErr w:type="gramEnd"/>
+      <w:r>
+        <w:rPr>
+          <w:lang w:val="tr-TR"/>
+        </w:rPr>
+        <w:t xml:space="preserve">2 kütüphanesi metin içerisindeki tırnakları </w:t>
+      </w:r>
+      <w:proofErr w:type="spellStart"/>
+      <w:r>
+        <w:rPr>
+          <w:lang w:val="tr-TR"/>
+        </w:rPr>
+        <w:t>escape</w:t>
+      </w:r>
+      <w:proofErr w:type="spellEnd"/>
+      <w:r>
+        <w:rPr>
+          <w:lang w:val="tr-TR"/>
+        </w:rPr>
+        <w:t xml:space="preserve"> eder ve sonrasında sorgu içerisine ekler. Bu sayede tırnak sembolü kullanılarak SQL </w:t>
+      </w:r>
+      <w:proofErr w:type="spellStart"/>
+      <w:r>
+        <w:rPr>
+          <w:lang w:val="tr-TR"/>
+        </w:rPr>
+        <w:t>Injection</w:t>
+      </w:r>
+      <w:proofErr w:type="spellEnd"/>
+      <w:r>
+        <w:rPr>
+          <w:lang w:val="tr-TR"/>
+        </w:rPr>
+        <w:t xml:space="preserve"> yapmak imkânsız hale gelir.</w:t>
+      </w:r>
+    </w:p>
+    <w:p>
+      <w:pPr>
+        <w:shd w:val="clear" w:color="auto" w:fill="121314"/>
+        <w:spacing w:line="270" w:lineRule="atLeast"/>
+        <w:jc w:val="left"/>
+        <w:rPr>
+          <w:rFonts w:ascii="Menlo" w:eastAsia="Times New Roman" w:hAnsi="Menlo" w:cs="Menlo"/>
+          <w:color w:val="BBBEBF"/>
+          <w:kern w:val="0"/>
+          <w:sz w:val="18"/>
+          <w:szCs w:val="18"/>
+          <w:lang w:eastAsia="fr-FR"/>
+          <w14:ligatures w14:val="none"/>
+        </w:rPr>
+      </w:pPr>
+      <w:r>
+        <w:rPr>
+          <w:rFonts w:ascii="Menlo" w:eastAsia="Times New Roman" w:hAnsi="Menlo" w:cs="Menlo"/>
+          <w:color w:val="D2A8FF"/>
+          <w:kern w:val="0"/>
+          <w:sz w:val="18"/>
+          <w:szCs w:val="18"/>
+          <w:lang w:eastAsia="fr-FR"/>
+          <w14:ligatures w14:val="none"/>
+        </w:rPr>
+        <w:t>@</w:t>
+      </w:r>
+      <w:r>
+        <w:rPr>
+          <w:rFonts w:ascii="Menlo" w:eastAsia="Times New Roman" w:hAnsi="Menlo" w:cs="Menlo"/>
+          <w:color w:val="C9D1D9"/>
+          <w:kern w:val="0"/>
+          <w:sz w:val="18"/>
+          <w:szCs w:val="18"/>
+          <w:lang w:eastAsia="fr-FR"/>
+          <w14:ligatures w14:val="none"/>
+        </w:rPr>
+        <w:t>app</w:t>
+      </w:r>
+      <w:r>
+        <w:rPr>
+          <w:rFonts w:ascii="Menlo" w:eastAsia="Times New Roman" w:hAnsi="Menlo" w:cs="Menlo"/>
+          <w:color w:val="D2A8FF"/>
+          <w:kern w:val="0"/>
+          <w:sz w:val="18"/>
+          <w:szCs w:val="18"/>
+          <w:lang w:eastAsia="fr-FR"/>
+          <w14:ligatures w14:val="none"/>
+        </w:rPr>
+        <w:t>.get</w:t>
+      </w:r>
+      <w:r>
+        <w:rPr>
+          <w:rFonts w:ascii="Menlo" w:eastAsia="Times New Roman" w:hAnsi="Menlo" w:cs="Menlo"/>
+          <w:color w:val="BBBEBF"/>
+          <w:kern w:val="0"/>
+          <w:sz w:val="18"/>
+          <w:szCs w:val="18"/>
+          <w:lang w:eastAsia="fr-FR"/>
+          <w14:ligatures w14:val="none"/>
+        </w:rPr>
+        <w:t>(</w:t>
+      </w:r>
+      <w:r>
+        <w:rPr>
+          <w:rFonts w:ascii="Menlo" w:eastAsia="Times New Roman" w:hAnsi="Menlo" w:cs="Menlo"/>
+          <w:color w:val="A5D6FF"/>
+          <w:kern w:val="0"/>
+          <w:sz w:val="18"/>
+          <w:szCs w:val="18"/>
+          <w:lang w:eastAsia="fr-FR"/>
+          <w14:ligatures w14:val="none"/>
+        </w:rPr>
+        <w:t>"/api/secure/customer"</w:t>
+      </w:r>
+      <w:r>
+        <w:rPr>
+          <w:rFonts w:ascii="Menlo" w:eastAsia="Times New Roman" w:hAnsi="Menlo" w:cs="Menlo"/>
+          <w:color w:val="BBBEBF"/>
+          <w:kern w:val="0"/>
+          <w:sz w:val="18"/>
+          <w:szCs w:val="18"/>
+          <w:lang w:eastAsia="fr-FR"/>
+          <w14:ligatures w14:val="none"/>
+        </w:rPr>
+        <w:t>)</w:t>
+      </w:r>
+    </w:p>
+    <w:p>
+      <w:pPr>
+        <w:shd w:val="clear" w:color="auto" w:fill="121314"/>
+        <w:spacing w:line="270" w:lineRule="atLeast"/>
+        <w:jc w:val="left"/>
+        <w:rPr>
+          <w:rFonts w:ascii="Menlo" w:eastAsia="Times New Roman" w:hAnsi="Menlo" w:cs="Menlo"/>
+          <w:color w:val="BBBEBF"/>
+          <w:kern w:val="0"/>
+          <w:sz w:val="18"/>
+          <w:szCs w:val="18"/>
+          <w:lang w:eastAsia="fr-FR"/>
+          <w14:ligatures w14:val="none"/>
+        </w:rPr>
+      </w:pPr>
+      <w:r>
+        <w:rPr>
+          <w:rFonts w:ascii="Menlo" w:eastAsia="Times New Roman" w:hAnsi="Menlo" w:cs="Menlo"/>
+          <w:color w:val="FF7B72"/>
+          <w:kern w:val="0"/>
+          <w:sz w:val="18"/>
+          <w:szCs w:val="18"/>
+          <w:lang w:eastAsia="fr-FR"/>
+          <w14:ligatures w14:val="none"/>
+        </w:rPr>
+        <w:t>def</w:t>
+      </w:r>
+      <w:r>
+        <w:rPr>
+          <w:rFonts w:ascii="Menlo" w:eastAsia="Times New Roman" w:hAnsi="Menlo" w:cs="Menlo"/>
+          <w:color w:val="BBBEBF"/>
+          <w:kern w:val="0"/>
+          <w:sz w:val="18"/>
+          <w:szCs w:val="18"/>
+          <w:lang w:eastAsia="fr-FR"/>
+          <w14:ligatures w14:val="none"/>
+        </w:rPr>
+        <w:t xml:space="preserve"> </w:t>
+      </w:r>
+      <w:r>
+        <w:rPr>
+          <w:rFonts w:ascii="Menlo" w:eastAsia="Times New Roman" w:hAnsi="Menlo" w:cs="Menlo"/>
+          <w:color w:val="D2A8FF"/>
+          <w:kern w:val="0"/>
+          <w:sz w:val="18"/>
+          <w:szCs w:val="18"/>
+          <w:lang w:eastAsia="fr-FR"/>
+          <w14:ligatures w14:val="none"/>
+        </w:rPr>
+        <w:t>get_customer_secure</w:t>
+      </w:r>
+      <w:r>
+        <w:rPr>
+          <w:rFonts w:ascii="Menlo" w:eastAsia="Times New Roman" w:hAnsi="Menlo" w:cs="Menlo"/>
+          <w:color w:val="BBBEBF"/>
+          <w:kern w:val="0"/>
+          <w:sz w:val="18"/>
+          <w:szCs w:val="18"/>
+          <w:lang w:eastAsia="fr-FR"/>
+          <w14:ligatures w14:val="none"/>
+        </w:rPr>
+        <w:t>(</w:t>
+      </w:r>
+      <w:r>
+        <w:rPr>
+          <w:rFonts w:ascii="Menlo" w:eastAsia="Times New Roman" w:hAnsi="Menlo" w:cs="Menlo"/>
+          <w:color w:val="FFA657"/>
+          <w:kern w:val="0"/>
+          <w:sz w:val="18"/>
+          <w:szCs w:val="18"/>
+          <w:lang w:eastAsia="fr-FR"/>
+          <w14:ligatures w14:val="none"/>
+        </w:rPr>
+        <w:t>first_name</w:t>
+      </w:r>
+      <w:r>
+        <w:rPr>
+          <w:rFonts w:ascii="Menlo" w:eastAsia="Times New Roman" w:hAnsi="Menlo" w:cs="Menlo"/>
+          <w:color w:val="BBBEBF"/>
+          <w:kern w:val="0"/>
+          <w:sz w:val="18"/>
+          <w:szCs w:val="18"/>
+          <w:lang w:eastAsia="fr-FR"/>
+          <w14:ligatures w14:val="none"/>
+        </w:rPr>
+        <w:t xml:space="preserve">: </w:t>
+      </w:r>
+      <w:r>
+        <w:rPr>
+          <w:rFonts w:ascii="Menlo" w:eastAsia="Times New Roman" w:hAnsi="Menlo" w:cs="Menlo"/>
+          <w:color w:val="4EC9B0"/>
+          <w:kern w:val="0"/>
+          <w:sz w:val="18"/>
+          <w:szCs w:val="18"/>
+          <w:lang w:eastAsia="fr-FR"/>
+          <w14:ligatures w14:val="none"/>
+        </w:rPr>
+        <w:t>str</w:t>
+      </w:r>
+      <w:r>
+        <w:rPr>
+          <w:rFonts w:ascii="Menlo" w:eastAsia="Times New Roman" w:hAnsi="Menlo" w:cs="Menlo"/>
+          <w:color w:val="BBBEBF"/>
+          <w:kern w:val="0"/>
+          <w:sz w:val="18"/>
+          <w:szCs w:val="18"/>
+          <w:lang w:eastAsia="fr-FR"/>
+          <w14:ligatures w14:val="none"/>
+        </w:rPr>
+        <w:t>):</w:t>
+      </w:r>
+    </w:p>
+    <w:p>
+      <w:pPr>
+        <w:shd w:val="clear" w:color="auto" w:fill="121314"/>
+        <w:spacing w:line="270" w:lineRule="atLeast"/>
+        <w:jc w:val="left"/>
+        <w:rPr>
+          <w:rFonts w:ascii="Menlo" w:eastAsia="Times New Roman" w:hAnsi="Menlo" w:cs="Menlo"/>
+          <w:color w:val="BBBEBF"/>
+          <w:kern w:val="0"/>
+          <w:sz w:val="18"/>
+          <w:szCs w:val="18"/>
+          <w:lang w:eastAsia="fr-FR"/>
+          <w14:ligatures w14:val="none"/>
+        </w:rPr>
+      </w:pPr>
+      <w:r>
+        <w:rPr>
+          <w:rFonts w:ascii="Menlo" w:eastAsia="Times New Roman" w:hAnsi="Menlo" w:cs="Menlo"/>
+          <w:color w:val="BBBEBF"/>
+          <w:kern w:val="0"/>
+          <w:sz w:val="18"/>
+          <w:szCs w:val="18"/>
+          <w:lang w:eastAsia="fr-FR"/>
+          <w14:ligatures w14:val="none"/>
+        </w:rPr>
+        <w:t xml:space="preserve">    </w:t>
+      </w:r>
+      <w:r>
+        <w:rPr>
+          <w:rFonts w:ascii="Menlo" w:eastAsia="Times New Roman" w:hAnsi="Menlo" w:cs="Menlo"/>
+          <w:color w:val="C9D1D9"/>
+          <w:kern w:val="0"/>
+          <w:sz w:val="18"/>
+          <w:szCs w:val="18"/>
+          <w:lang w:eastAsia="fr-FR"/>
+          <w14:ligatures w14:val="none"/>
+        </w:rPr>
+        <w:t>conn</w:t>
+      </w:r>
+      <w:r>
+        <w:rPr>
+          <w:rFonts w:ascii="Menlo" w:eastAsia="Times New Roman" w:hAnsi="Menlo" w:cs="Menlo"/>
+          <w:color w:val="BBBEBF"/>
+          <w:kern w:val="0"/>
+          <w:sz w:val="18"/>
+          <w:szCs w:val="18"/>
+          <w:lang w:eastAsia="fr-FR"/>
+          <w14:ligatures w14:val="none"/>
+        </w:rPr>
+        <w:t xml:space="preserve"> </w:t>
+      </w:r>
+      <w:r>
+        <w:rPr>
+          <w:rFonts w:ascii="Menlo" w:eastAsia="Times New Roman" w:hAnsi="Menlo" w:cs="Menlo"/>
+          <w:color w:val="D4D4D4"/>
+          <w:kern w:val="0"/>
+          <w:sz w:val="18"/>
+          <w:szCs w:val="18"/>
+          <w:lang w:eastAsia="fr-FR"/>
+          <w14:ligatures w14:val="none"/>
+        </w:rPr>
+        <w:t>=</w:t>
+      </w:r>
+      <w:r>
+        <w:rPr>
+          <w:rFonts w:ascii="Menlo" w:eastAsia="Times New Roman" w:hAnsi="Menlo" w:cs="Menlo"/>
+          <w:color w:val="BBBEBF"/>
+          <w:kern w:val="0"/>
+          <w:sz w:val="18"/>
+          <w:szCs w:val="18"/>
+          <w:lang w:eastAsia="fr-FR"/>
+          <w14:ligatures w14:val="none"/>
+        </w:rPr>
+        <w:t xml:space="preserve"> </w:t>
+      </w:r>
+      <w:r>
+        <w:rPr>
+          <w:rFonts w:ascii="Menlo" w:eastAsia="Times New Roman" w:hAnsi="Menlo" w:cs="Menlo"/>
+          <w:color w:val="D2A8FF"/>
+          <w:kern w:val="0"/>
+          <w:sz w:val="18"/>
+          <w:szCs w:val="18"/>
+          <w:lang w:eastAsia="fr-FR"/>
+          <w14:ligatures w14:val="none"/>
+        </w:rPr>
+        <w:t>get_db_connection</w:t>
+      </w:r>
+      <w:r>
+        <w:rPr>
+          <w:rFonts w:ascii="Menlo" w:eastAsia="Times New Roman" w:hAnsi="Menlo" w:cs="Menlo"/>
+          <w:color w:val="BBBEBF"/>
+          <w:kern w:val="0"/>
+          <w:sz w:val="18"/>
+          <w:szCs w:val="18"/>
+          <w:lang w:eastAsia="fr-FR"/>
+          <w14:ligatures w14:val="none"/>
+        </w:rPr>
+        <w:t>()</w:t>
+      </w:r>
+    </w:p>
+    <w:p>
+      <w:pPr>
+        <w:shd w:val="clear" w:color="auto" w:fill="121314"/>
+        <w:spacing w:line="270" w:lineRule="atLeast"/>
+        <w:jc w:val="left"/>
+        <w:rPr>
+          <w:rFonts w:ascii="Menlo" w:eastAsia="Times New Roman" w:hAnsi="Menlo" w:cs="Menlo"/>
+          <w:color w:val="BBBEBF"/>
+          <w:kern w:val="0"/>
+          <w:sz w:val="18"/>
+          <w:szCs w:val="18"/>
+          <w:lang w:eastAsia="fr-FR"/>
+          <w14:ligatures w14:val="none"/>
+        </w:rPr>
+      </w:pPr>
+      <w:r>
+        <w:rPr>
+          <w:rFonts w:ascii="Menlo" w:eastAsia="Times New Roman" w:hAnsi="Menlo" w:cs="Menlo"/>
+          <w:color w:val="BBBEBF"/>
+          <w:kern w:val="0"/>
+          <w:sz w:val="18"/>
+          <w:szCs w:val="18"/>
+          <w:lang w:eastAsia="fr-FR"/>
+          <w14:ligatures w14:val="none"/>
+        </w:rPr>
+        <w:t xml:space="preserve">    </w:t>
+      </w:r>
+      <w:r>
+        <w:rPr>
+          <w:rFonts w:ascii="Menlo" w:eastAsia="Times New Roman" w:hAnsi="Menlo" w:cs="Menlo"/>
+          <w:color w:val="C9D1D9"/>
+          <w:kern w:val="0"/>
+          <w:sz w:val="18"/>
+          <w:szCs w:val="18"/>
+          <w:lang w:eastAsia="fr-FR"/>
+          <w14:ligatures w14:val="none"/>
+        </w:rPr>
+        <w:t>cur</w:t>
+      </w:r>
+      <w:r>
+        <w:rPr>
+          <w:rFonts w:ascii="Menlo" w:eastAsia="Times New Roman" w:hAnsi="Menlo" w:cs="Menlo"/>
+          <w:color w:val="BBBEBF"/>
+          <w:kern w:val="0"/>
+          <w:sz w:val="18"/>
+          <w:szCs w:val="18"/>
+          <w:lang w:eastAsia="fr-FR"/>
+          <w14:ligatures w14:val="none"/>
+        </w:rPr>
+        <w:t xml:space="preserve"> </w:t>
+      </w:r>
+      <w:r>
+        <w:rPr>
+          <w:rFonts w:ascii="Menlo" w:eastAsia="Times New Roman" w:hAnsi="Menlo" w:cs="Menlo"/>
+          <w:color w:val="D4D4D4"/>
+          <w:kern w:val="0"/>
+          <w:sz w:val="18"/>
+          <w:szCs w:val="18"/>
+          <w:lang w:eastAsia="fr-FR"/>
+          <w14:ligatures w14:val="none"/>
+        </w:rPr>
+        <w:t>=</w:t>
+      </w:r>
+      <w:r>
+        <w:rPr>
+          <w:rFonts w:ascii="Menlo" w:eastAsia="Times New Roman" w:hAnsi="Menlo" w:cs="Menlo"/>
+          <w:color w:val="BBBEBF"/>
+          <w:kern w:val="0"/>
+          <w:sz w:val="18"/>
+          <w:szCs w:val="18"/>
+          <w:lang w:eastAsia="fr-FR"/>
+          <w14:ligatures w14:val="none"/>
+        </w:rPr>
+        <w:t xml:space="preserve"> </w:t>
+      </w:r>
+      <w:r>
+        <w:rPr>
+          <w:rFonts w:ascii="Menlo" w:eastAsia="Times New Roman" w:hAnsi="Menlo" w:cs="Menlo"/>
+          <w:color w:val="C9D1D9"/>
+          <w:kern w:val="0"/>
+          <w:sz w:val="18"/>
+          <w:szCs w:val="18"/>
+          <w:lang w:eastAsia="fr-FR"/>
+          <w14:ligatures w14:val="none"/>
+        </w:rPr>
+        <w:t>conn</w:t>
+      </w:r>
+      <w:r>
+        <w:rPr>
+          <w:rFonts w:ascii="Menlo" w:eastAsia="Times New Roman" w:hAnsi="Menlo" w:cs="Menlo"/>
+          <w:color w:val="BBBEBF"/>
+          <w:kern w:val="0"/>
+          <w:sz w:val="18"/>
+          <w:szCs w:val="18"/>
+          <w:lang w:eastAsia="fr-FR"/>
+          <w14:ligatures w14:val="none"/>
+        </w:rPr>
+        <w:t>.cursor()</w:t>
+      </w:r>
+    </w:p>
+    <w:p>
+      <w:pPr>
+        <w:shd w:val="clear" w:color="auto" w:fill="121314"/>
+        <w:spacing w:line="270" w:lineRule="atLeast"/>
+        <w:jc w:val="left"/>
+        <w:rPr>
+          <w:rFonts w:ascii="Menlo" w:eastAsia="Times New Roman" w:hAnsi="Menlo" w:cs="Menlo"/>
+          <w:color w:val="BBBEBF"/>
+          <w:kern w:val="0"/>
+          <w:sz w:val="18"/>
+          <w:szCs w:val="18"/>
+          <w:lang w:eastAsia="fr-FR"/>
+          <w14:ligatures w14:val="none"/>
+        </w:rPr>
+      </w:pPr>
+      <w:r>
+        <w:rPr>
+          <w:rFonts w:ascii="Menlo" w:eastAsia="Times New Roman" w:hAnsi="Menlo" w:cs="Menlo"/>
+          <w:color w:val="BBBEBF"/>
+          <w:kern w:val="0"/>
+          <w:sz w:val="18"/>
+          <w:szCs w:val="18"/>
+          <w:lang w:eastAsia="fr-FR"/>
+          <w14:ligatures w14:val="none"/>
+        </w:rPr>
+        <w:t xml:space="preserve">    </w:t>
+      </w:r>
+    </w:p>
+    <w:p>
+      <w:pPr>
+        <w:shd w:val="clear" w:color="auto" w:fill="121314"/>
+        <w:spacing w:line="270" w:lineRule="atLeast"/>
+        <w:jc w:val="left"/>
+        <w:rPr>
+          <w:rFonts w:ascii="Menlo" w:eastAsia="Times New Roman" w:hAnsi="Menlo" w:cs="Menlo"/>
+          <w:color w:val="BBBEBF"/>
+          <w:kern w:val="0"/>
+          <w:sz w:val="18"/>
+          <w:szCs w:val="18"/>
+          <w:lang w:eastAsia="fr-FR"/>
+          <w14:ligatures w14:val="none"/>
+        </w:rPr>
+      </w:pPr>
+      <w:r>
+        <w:rPr>
+          <w:rFonts w:ascii="Menlo" w:eastAsia="Times New Roman" w:hAnsi="Menlo" w:cs="Menlo"/>
+          <w:color w:val="BBBEBF"/>
+          <w:kern w:val="0"/>
+          <w:sz w:val="18"/>
+          <w:szCs w:val="18"/>
+          <w:lang w:eastAsia="fr-FR"/>
+          <w14:ligatures w14:val="none"/>
+        </w:rPr>
+        <w:t xml:space="preserve">    </w:t>
+      </w:r>
+      <w:r>
+        <w:rPr>
+          <w:rFonts w:ascii="Menlo" w:eastAsia="Times New Roman" w:hAnsi="Menlo" w:cs="Menlo"/>
+          <w:color w:val="C9D1D9"/>
+          <w:kern w:val="0"/>
+          <w:sz w:val="18"/>
+          <w:szCs w:val="18"/>
+          <w:lang w:eastAsia="fr-FR"/>
+          <w14:ligatures w14:val="none"/>
+        </w:rPr>
+        <w:t>query</w:t>
+      </w:r>
+      <w:r>
+        <w:rPr>
+          <w:rFonts w:ascii="Menlo" w:eastAsia="Times New Roman" w:hAnsi="Menlo" w:cs="Menlo"/>
+          <w:color w:val="BBBEBF"/>
+          <w:kern w:val="0"/>
+          <w:sz w:val="18"/>
+          <w:szCs w:val="18"/>
+          <w:lang w:eastAsia="fr-FR"/>
+          <w14:ligatures w14:val="none"/>
+        </w:rPr>
+        <w:t xml:space="preserve"> </w:t>
+      </w:r>
+      <w:r>
+        <w:rPr>
+          <w:rFonts w:ascii="Menlo" w:eastAsia="Times New Roman" w:hAnsi="Menlo" w:cs="Menlo"/>
+          <w:color w:val="D4D4D4"/>
+          <w:kern w:val="0"/>
+          <w:sz w:val="18"/>
+          <w:szCs w:val="18"/>
+          <w:lang w:eastAsia="fr-FR"/>
+          <w14:ligatures w14:val="none"/>
+        </w:rPr>
+        <w:t>=</w:t>
+      </w:r>
+      <w:r>
+        <w:rPr>
+          <w:rFonts w:ascii="Menlo" w:eastAsia="Times New Roman" w:hAnsi="Menlo" w:cs="Menlo"/>
+          <w:color w:val="BBBEBF"/>
+          <w:kern w:val="0"/>
+          <w:sz w:val="18"/>
+          <w:szCs w:val="18"/>
+          <w:lang w:eastAsia="fr-FR"/>
+          <w14:ligatures w14:val="none"/>
+        </w:rPr>
+        <w:t xml:space="preserve"> </w:t>
+      </w:r>
+      <w:r>
+        <w:rPr>
+          <w:rFonts w:ascii="Menlo" w:eastAsia="Times New Roman" w:hAnsi="Menlo" w:cs="Menlo"/>
+          <w:color w:val="A5D6FF"/>
+          <w:kern w:val="0"/>
+          <w:sz w:val="18"/>
+          <w:szCs w:val="18"/>
+          <w:lang w:eastAsia="fr-FR"/>
+          <w14:ligatures w14:val="none"/>
+        </w:rPr>
+        <w:t xml:space="preserve">"SELECT first_name, last_name FROM customer WHERE first_name = </w:t>
+      </w:r>
+      <w:r>
+        <w:rPr>
+          <w:rFonts w:ascii="Menlo" w:eastAsia="Times New Roman" w:hAnsi="Menlo" w:cs="Menlo"/>
+          <w:color w:val="FF7B72"/>
+          <w:kern w:val="0"/>
+          <w:sz w:val="18"/>
+          <w:szCs w:val="18"/>
+          <w:lang w:eastAsia="fr-FR"/>
+          <w14:ligatures w14:val="none"/>
+        </w:rPr>
+        <w:t>%s</w:t>
+      </w:r>
+      <w:r>
+        <w:rPr>
+          <w:rFonts w:ascii="Menlo" w:eastAsia="Times New Roman" w:hAnsi="Menlo" w:cs="Menlo"/>
+          <w:color w:val="A5D6FF"/>
+          <w:kern w:val="0"/>
+          <w:sz w:val="18"/>
+          <w:szCs w:val="18"/>
+          <w:lang w:eastAsia="fr-FR"/>
+          <w14:ligatures w14:val="none"/>
+        </w:rPr>
+        <w:t>;"</w:t>
+      </w:r>
+    </w:p>
+    <w:p>
+      <w:pPr>
+        <w:shd w:val="clear" w:color="auto" w:fill="121314"/>
+        <w:spacing w:line="270" w:lineRule="atLeast"/>
+        <w:jc w:val="left"/>
+        <w:rPr>
+          <w:rFonts w:ascii="Menlo" w:eastAsia="Times New Roman" w:hAnsi="Menlo" w:cs="Menlo"/>
+          <w:color w:val="BBBEBF"/>
+          <w:kern w:val="0"/>
+          <w:sz w:val="18"/>
+          <w:szCs w:val="18"/>
+          <w:lang w:eastAsia="fr-FR"/>
+          <w14:ligatures w14:val="none"/>
+        </w:rPr>
+      </w:pPr>
+      <w:r>
+        <w:rPr>
+          <w:rFonts w:ascii="Menlo" w:eastAsia="Times New Roman" w:hAnsi="Menlo" w:cs="Menlo"/>
+          <w:color w:val="BBBEBF"/>
+          <w:kern w:val="0"/>
+          <w:sz w:val="18"/>
+          <w:szCs w:val="18"/>
+          <w:lang w:eastAsia="fr-FR"/>
+          <w14:ligatures w14:val="none"/>
+        </w:rPr>
+        <w:t xml:space="preserve">    </w:t>
+      </w:r>
+    </w:p>
+    <w:p>
+      <w:pPr>
+        <w:shd w:val="clear" w:color="auto" w:fill="121314"/>
+        <w:spacing w:line="270" w:lineRule="atLeast"/>
+        <w:jc w:val="left"/>
+        <w:rPr>
+          <w:rFonts w:ascii="Menlo" w:eastAsia="Times New Roman" w:hAnsi="Menlo" w:cs="Menlo"/>
+          <w:color w:val="BBBEBF"/>
+          <w:kern w:val="0"/>
+          <w:sz w:val="18"/>
+          <w:szCs w:val="18"/>
+          <w:lang w:eastAsia="fr-FR"/>
+          <w14:ligatures w14:val="none"/>
+        </w:rPr>
+      </w:pPr>
+      <w:r>
+        <w:rPr>
+          <w:rFonts w:ascii="Menlo" w:eastAsia="Times New Roman" w:hAnsi="Menlo" w:cs="Menlo"/>
+          <w:color w:val="BBBEBF"/>
+          <w:kern w:val="0"/>
+          <w:sz w:val="18"/>
+          <w:szCs w:val="18"/>
+          <w:lang w:eastAsia="fr-FR"/>
+          <w14:ligatures w14:val="none"/>
+        </w:rPr>
+        <w:t xml:space="preserve">    </w:t>
+      </w:r>
+      <w:r>
+        <w:rPr>
+          <w:rFonts w:ascii="Menlo" w:eastAsia="Times New Roman" w:hAnsi="Menlo" w:cs="Menlo"/>
+          <w:color w:val="C586C0"/>
+          <w:kern w:val="0"/>
+          <w:sz w:val="18"/>
+          <w:szCs w:val="18"/>
+          <w:lang w:eastAsia="fr-FR"/>
+          <w14:ligatures w14:val="none"/>
+        </w:rPr>
+        <w:t>try</w:t>
+      </w:r>
+      <w:r>
+        <w:rPr>
+          <w:rFonts w:ascii="Menlo" w:eastAsia="Times New Roman" w:hAnsi="Menlo" w:cs="Menlo"/>
+          <w:color w:val="BBBEBF"/>
+          <w:kern w:val="0"/>
+          <w:sz w:val="18"/>
+          <w:szCs w:val="18"/>
+          <w:lang w:eastAsia="fr-FR"/>
+          <w14:ligatures w14:val="none"/>
+        </w:rPr>
+        <w:t>:</w:t>
+      </w:r>
+    </w:p>
+    <w:p>
+      <w:pPr>
+        <w:shd w:val="clear" w:color="auto" w:fill="121314"/>
+        <w:spacing w:line="270" w:lineRule="atLeast"/>
+        <w:jc w:val="left"/>
+        <w:rPr>
+          <w:rFonts w:ascii="Menlo" w:eastAsia="Times New Roman" w:hAnsi="Menlo" w:cs="Menlo"/>
+          <w:color w:val="BBBEBF"/>
+          <w:kern w:val="0"/>
+          <w:sz w:val="18"/>
+          <w:szCs w:val="18"/>
+          <w:lang w:eastAsia="fr-FR"/>
+          <w14:ligatures w14:val="none"/>
+        </w:rPr>
+      </w:pPr>
+      <w:r>
+        <w:rPr>
+          <w:rFonts w:ascii="Menlo" w:eastAsia="Times New Roman" w:hAnsi="Menlo" w:cs="Menlo"/>
+          <w:color w:val="BBBEBF"/>
+          <w:kern w:val="0"/>
+          <w:sz w:val="18"/>
+          <w:szCs w:val="18"/>
+          <w:lang w:eastAsia="fr-FR"/>
+          <w14:ligatures w14:val="none"/>
+        </w:rPr>
+        <w:lastRenderedPageBreak/>
+        <w:t xml:space="preserve">        </w:t>
+      </w:r>
+      <w:r>
+        <w:rPr>
+          <w:rFonts w:ascii="Menlo" w:eastAsia="Times New Roman" w:hAnsi="Menlo" w:cs="Menlo"/>
+          <w:color w:val="C9D1D9"/>
+          <w:kern w:val="0"/>
+          <w:sz w:val="18"/>
+          <w:szCs w:val="18"/>
+          <w:lang w:eastAsia="fr-FR"/>
+          <w14:ligatures w14:val="none"/>
+        </w:rPr>
+        <w:t>cur</w:t>
+      </w:r>
+      <w:r>
+        <w:rPr>
+          <w:rFonts w:ascii="Menlo" w:eastAsia="Times New Roman" w:hAnsi="Menlo" w:cs="Menlo"/>
+          <w:color w:val="BBBEBF"/>
+          <w:kern w:val="0"/>
+          <w:sz w:val="18"/>
+          <w:szCs w:val="18"/>
+          <w:lang w:eastAsia="fr-FR"/>
+          <w14:ligatures w14:val="none"/>
+        </w:rPr>
+        <w:t>.execute(</w:t>
+      </w:r>
+      <w:r>
+        <w:rPr>
+          <w:rFonts w:ascii="Menlo" w:eastAsia="Times New Roman" w:hAnsi="Menlo" w:cs="Menlo"/>
+          <w:color w:val="C9D1D9"/>
+          <w:kern w:val="0"/>
+          <w:sz w:val="18"/>
+          <w:szCs w:val="18"/>
+          <w:lang w:eastAsia="fr-FR"/>
+          <w14:ligatures w14:val="none"/>
+        </w:rPr>
+        <w:t>query</w:t>
+      </w:r>
+      <w:r>
+        <w:rPr>
+          <w:rFonts w:ascii="Menlo" w:eastAsia="Times New Roman" w:hAnsi="Menlo" w:cs="Menlo"/>
+          <w:color w:val="BBBEBF"/>
+          <w:kern w:val="0"/>
+          <w:sz w:val="18"/>
+          <w:szCs w:val="18"/>
+          <w:lang w:eastAsia="fr-FR"/>
+          <w14:ligatures w14:val="none"/>
+        </w:rPr>
+        <w:t>, (</w:t>
+      </w:r>
+      <w:r>
+        <w:rPr>
+          <w:rFonts w:ascii="Menlo" w:eastAsia="Times New Roman" w:hAnsi="Menlo" w:cs="Menlo"/>
+          <w:color w:val="FFA657"/>
+          <w:kern w:val="0"/>
+          <w:sz w:val="18"/>
+          <w:szCs w:val="18"/>
+          <w:lang w:eastAsia="fr-FR"/>
+          <w14:ligatures w14:val="none"/>
+        </w:rPr>
+        <w:t>first_name</w:t>
+      </w:r>
+      <w:r>
+        <w:rPr>
+          <w:rFonts w:ascii="Menlo" w:eastAsia="Times New Roman" w:hAnsi="Menlo" w:cs="Menlo"/>
+          <w:color w:val="BBBEBF"/>
+          <w:kern w:val="0"/>
+          <w:sz w:val="18"/>
+          <w:szCs w:val="18"/>
+          <w:lang w:eastAsia="fr-FR"/>
+          <w14:ligatures w14:val="none"/>
+        </w:rPr>
+        <w:t>,))</w:t>
+      </w:r>
+    </w:p>
+    <w:p>
+      <w:pPr>
+        <w:shd w:val="clear" w:color="auto" w:fill="121314"/>
+        <w:spacing w:line="270" w:lineRule="atLeast"/>
+        <w:jc w:val="left"/>
+        <w:rPr>
+          <w:rFonts w:ascii="Menlo" w:eastAsia="Times New Roman" w:hAnsi="Menlo" w:cs="Menlo"/>
+          <w:color w:val="BBBEBF"/>
+          <w:kern w:val="0"/>
+          <w:sz w:val="18"/>
+          <w:szCs w:val="18"/>
+          <w:lang w:eastAsia="fr-FR"/>
+          <w14:ligatures w14:val="none"/>
+        </w:rPr>
+      </w:pPr>
+      <w:r>
+        <w:rPr>
+          <w:rFonts w:ascii="Menlo" w:eastAsia="Times New Roman" w:hAnsi="Menlo" w:cs="Menlo"/>
+          <w:color w:val="BBBEBF"/>
+          <w:kern w:val="0"/>
+          <w:sz w:val="18"/>
+          <w:szCs w:val="18"/>
+          <w:lang w:eastAsia="fr-FR"/>
+          <w14:ligatures w14:val="none"/>
+        </w:rPr>
+        <w:t xml:space="preserve">        </w:t>
+      </w:r>
+      <w:r>
+        <w:rPr>
+          <w:rFonts w:ascii="Menlo" w:eastAsia="Times New Roman" w:hAnsi="Menlo" w:cs="Menlo"/>
+          <w:color w:val="C9D1D9"/>
+          <w:kern w:val="0"/>
+          <w:sz w:val="18"/>
+          <w:szCs w:val="18"/>
+          <w:lang w:eastAsia="fr-FR"/>
+          <w14:ligatures w14:val="none"/>
+        </w:rPr>
+        <w:t>results</w:t>
+      </w:r>
+      <w:r>
+        <w:rPr>
+          <w:rFonts w:ascii="Menlo" w:eastAsia="Times New Roman" w:hAnsi="Menlo" w:cs="Menlo"/>
+          <w:color w:val="BBBEBF"/>
+          <w:kern w:val="0"/>
+          <w:sz w:val="18"/>
+          <w:szCs w:val="18"/>
+          <w:lang w:eastAsia="fr-FR"/>
+          <w14:ligatures w14:val="none"/>
+        </w:rPr>
+        <w:t xml:space="preserve"> </w:t>
+      </w:r>
+      <w:r>
+        <w:rPr>
+          <w:rFonts w:ascii="Menlo" w:eastAsia="Times New Roman" w:hAnsi="Menlo" w:cs="Menlo"/>
+          <w:color w:val="D4D4D4"/>
+          <w:kern w:val="0"/>
+          <w:sz w:val="18"/>
+          <w:szCs w:val="18"/>
+          <w:lang w:eastAsia="fr-FR"/>
+          <w14:ligatures w14:val="none"/>
+        </w:rPr>
+        <w:t>=</w:t>
+      </w:r>
+      <w:r>
+        <w:rPr>
+          <w:rFonts w:ascii="Menlo" w:eastAsia="Times New Roman" w:hAnsi="Menlo" w:cs="Menlo"/>
+          <w:color w:val="BBBEBF"/>
+          <w:kern w:val="0"/>
+          <w:sz w:val="18"/>
+          <w:szCs w:val="18"/>
+          <w:lang w:eastAsia="fr-FR"/>
+          <w14:ligatures w14:val="none"/>
+        </w:rPr>
+        <w:t xml:space="preserve"> </w:t>
+      </w:r>
+      <w:r>
+        <w:rPr>
+          <w:rFonts w:ascii="Menlo" w:eastAsia="Times New Roman" w:hAnsi="Menlo" w:cs="Menlo"/>
+          <w:color w:val="C9D1D9"/>
+          <w:kern w:val="0"/>
+          <w:sz w:val="18"/>
+          <w:szCs w:val="18"/>
+          <w:lang w:eastAsia="fr-FR"/>
+          <w14:ligatures w14:val="none"/>
+        </w:rPr>
+        <w:t>cur</w:t>
+      </w:r>
+      <w:r>
+        <w:rPr>
+          <w:rFonts w:ascii="Menlo" w:eastAsia="Times New Roman" w:hAnsi="Menlo" w:cs="Menlo"/>
+          <w:color w:val="BBBEBF"/>
+          <w:kern w:val="0"/>
+          <w:sz w:val="18"/>
+          <w:szCs w:val="18"/>
+          <w:lang w:eastAsia="fr-FR"/>
+          <w14:ligatures w14:val="none"/>
+        </w:rPr>
+        <w:t>.fetchall()</w:t>
+      </w:r>
+    </w:p>
+    <w:p>
+      <w:pPr>
+        <w:shd w:val="clear" w:color="auto" w:fill="121314"/>
+        <w:spacing w:line="270" w:lineRule="atLeast"/>
+        <w:jc w:val="left"/>
+        <w:rPr>
+          <w:rFonts w:ascii="Menlo" w:eastAsia="Times New Roman" w:hAnsi="Menlo" w:cs="Menlo"/>
+          <w:color w:val="BBBEBF"/>
+          <w:kern w:val="0"/>
+          <w:sz w:val="18"/>
+          <w:szCs w:val="18"/>
+          <w:lang w:eastAsia="fr-FR"/>
+          <w14:ligatures w14:val="none"/>
+        </w:rPr>
+      </w:pPr>
+      <w:r>
+        <w:rPr>
+          <w:rFonts w:ascii="Menlo" w:eastAsia="Times New Roman" w:hAnsi="Menlo" w:cs="Menlo"/>
+          <w:color w:val="BBBEBF"/>
+          <w:kern w:val="0"/>
+          <w:sz w:val="18"/>
+          <w:szCs w:val="18"/>
+          <w:lang w:eastAsia="fr-FR"/>
+          <w14:ligatures w14:val="none"/>
+        </w:rPr>
+        <w:t xml:space="preserve">        </w:t>
+      </w:r>
+      <w:r>
+        <w:rPr>
+          <w:rFonts w:ascii="Menlo" w:eastAsia="Times New Roman" w:hAnsi="Menlo" w:cs="Menlo"/>
+          <w:color w:val="C586C0"/>
+          <w:kern w:val="0"/>
+          <w:sz w:val="18"/>
+          <w:szCs w:val="18"/>
+          <w:lang w:eastAsia="fr-FR"/>
+          <w14:ligatures w14:val="none"/>
+        </w:rPr>
+        <w:t>return</w:t>
+      </w:r>
+      <w:r>
+        <w:rPr>
+          <w:rFonts w:ascii="Menlo" w:eastAsia="Times New Roman" w:hAnsi="Menlo" w:cs="Menlo"/>
+          <w:color w:val="BBBEBF"/>
+          <w:kern w:val="0"/>
+          <w:sz w:val="18"/>
+          <w:szCs w:val="18"/>
+          <w:lang w:eastAsia="fr-FR"/>
+          <w14:ligatures w14:val="none"/>
+        </w:rPr>
+        <w:t xml:space="preserve"> {</w:t>
+      </w:r>
+      <w:r>
+        <w:rPr>
+          <w:rFonts w:ascii="Menlo" w:eastAsia="Times New Roman" w:hAnsi="Menlo" w:cs="Menlo"/>
+          <w:color w:val="A5D6FF"/>
+          <w:kern w:val="0"/>
+          <w:sz w:val="18"/>
+          <w:szCs w:val="18"/>
+          <w:lang w:eastAsia="fr-FR"/>
+          <w14:ligatures w14:val="none"/>
+        </w:rPr>
+        <w:t>"calisan_sorgu"</w:t>
+      </w:r>
+      <w:r>
+        <w:rPr>
+          <w:rFonts w:ascii="Menlo" w:eastAsia="Times New Roman" w:hAnsi="Menlo" w:cs="Menlo"/>
+          <w:color w:val="BBBEBF"/>
+          <w:kern w:val="0"/>
+          <w:sz w:val="18"/>
+          <w:szCs w:val="18"/>
+          <w:lang w:eastAsia="fr-FR"/>
+          <w14:ligatures w14:val="none"/>
+        </w:rPr>
+        <w:t xml:space="preserve">: </w:t>
+      </w:r>
+      <w:r>
+        <w:rPr>
+          <w:rFonts w:ascii="Menlo" w:eastAsia="Times New Roman" w:hAnsi="Menlo" w:cs="Menlo"/>
+          <w:color w:val="C9D1D9"/>
+          <w:kern w:val="0"/>
+          <w:sz w:val="18"/>
+          <w:szCs w:val="18"/>
+          <w:lang w:eastAsia="fr-FR"/>
+          <w14:ligatures w14:val="none"/>
+        </w:rPr>
+        <w:t>query</w:t>
+      </w:r>
+      <w:r>
+        <w:rPr>
+          <w:rFonts w:ascii="Menlo" w:eastAsia="Times New Roman" w:hAnsi="Menlo" w:cs="Menlo"/>
+          <w:color w:val="BBBEBF"/>
+          <w:kern w:val="0"/>
+          <w:sz w:val="18"/>
+          <w:szCs w:val="18"/>
+          <w:lang w:eastAsia="fr-FR"/>
+          <w14:ligatures w14:val="none"/>
+        </w:rPr>
+        <w:t xml:space="preserve">, </w:t>
+      </w:r>
+      <w:r>
+        <w:rPr>
+          <w:rFonts w:ascii="Menlo" w:eastAsia="Times New Roman" w:hAnsi="Menlo" w:cs="Menlo"/>
+          <w:color w:val="A5D6FF"/>
+          <w:kern w:val="0"/>
+          <w:sz w:val="18"/>
+          <w:szCs w:val="18"/>
+          <w:lang w:eastAsia="fr-FR"/>
+          <w14:ligatures w14:val="none"/>
+        </w:rPr>
+        <w:t>"sonuclar"</w:t>
+      </w:r>
+      <w:r>
+        <w:rPr>
+          <w:rFonts w:ascii="Menlo" w:eastAsia="Times New Roman" w:hAnsi="Menlo" w:cs="Menlo"/>
+          <w:color w:val="BBBEBF"/>
+          <w:kern w:val="0"/>
+          <w:sz w:val="18"/>
+          <w:szCs w:val="18"/>
+          <w:lang w:eastAsia="fr-FR"/>
+          <w14:ligatures w14:val="none"/>
+        </w:rPr>
+        <w:t xml:space="preserve">: </w:t>
+      </w:r>
+      <w:r>
+        <w:rPr>
+          <w:rFonts w:ascii="Menlo" w:eastAsia="Times New Roman" w:hAnsi="Menlo" w:cs="Menlo"/>
+          <w:color w:val="C9D1D9"/>
+          <w:kern w:val="0"/>
+          <w:sz w:val="18"/>
+          <w:szCs w:val="18"/>
+          <w:lang w:eastAsia="fr-FR"/>
+          <w14:ligatures w14:val="none"/>
+        </w:rPr>
+        <w:t>results</w:t>
+      </w:r>
+      <w:r>
+        <w:rPr>
+          <w:rFonts w:ascii="Menlo" w:eastAsia="Times New Roman" w:hAnsi="Menlo" w:cs="Menlo"/>
+          <w:color w:val="BBBEBF"/>
+          <w:kern w:val="0"/>
+          <w:sz w:val="18"/>
+          <w:szCs w:val="18"/>
+          <w:lang w:eastAsia="fr-FR"/>
+          <w14:ligatures w14:val="none"/>
+        </w:rPr>
+        <w:t>}</w:t>
+      </w:r>
+    </w:p>
+    <w:p>
+      <w:pPr>
+        <w:shd w:val="clear" w:color="auto" w:fill="121314"/>
+        <w:spacing w:line="270" w:lineRule="atLeast"/>
+        <w:jc w:val="left"/>
+        <w:rPr>
+          <w:rFonts w:ascii="Menlo" w:eastAsia="Times New Roman" w:hAnsi="Menlo" w:cs="Menlo"/>
+          <w:color w:val="BBBEBF"/>
+          <w:kern w:val="0"/>
+          <w:sz w:val="18"/>
+          <w:szCs w:val="18"/>
+          <w:lang w:eastAsia="fr-FR"/>
+          <w14:ligatures w14:val="none"/>
+        </w:rPr>
+      </w:pPr>
+      <w:r>
+        <w:rPr>
+          <w:rFonts w:ascii="Menlo" w:eastAsia="Times New Roman" w:hAnsi="Menlo" w:cs="Menlo"/>
+          <w:color w:val="BBBEBF"/>
+          <w:kern w:val="0"/>
+          <w:sz w:val="18"/>
+          <w:szCs w:val="18"/>
+          <w:lang w:eastAsia="fr-FR"/>
+          <w14:ligatures w14:val="none"/>
+        </w:rPr>
+        <w:t xml:space="preserve">    </w:t>
+      </w:r>
+      <w:r>
+        <w:rPr>
+          <w:rFonts w:ascii="Menlo" w:eastAsia="Times New Roman" w:hAnsi="Menlo" w:cs="Menlo"/>
+          <w:color w:val="C586C0"/>
+          <w:kern w:val="0"/>
+          <w:sz w:val="18"/>
+          <w:szCs w:val="18"/>
+          <w:lang w:eastAsia="fr-FR"/>
+          <w14:ligatures w14:val="none"/>
+        </w:rPr>
+        <w:t>except</w:t>
+      </w:r>
+      <w:r>
+        <w:rPr>
+          <w:rFonts w:ascii="Menlo" w:eastAsia="Times New Roman" w:hAnsi="Menlo" w:cs="Menlo"/>
+          <w:color w:val="BBBEBF"/>
+          <w:kern w:val="0"/>
+          <w:sz w:val="18"/>
+          <w:szCs w:val="18"/>
+          <w:lang w:eastAsia="fr-FR"/>
+          <w14:ligatures w14:val="none"/>
+        </w:rPr>
+        <w:t xml:space="preserve"> </w:t>
+      </w:r>
+      <w:r>
+        <w:rPr>
+          <w:rFonts w:ascii="Menlo" w:eastAsia="Times New Roman" w:hAnsi="Menlo" w:cs="Menlo"/>
+          <w:color w:val="4EC9B0"/>
+          <w:kern w:val="0"/>
+          <w:sz w:val="18"/>
+          <w:szCs w:val="18"/>
+          <w:lang w:eastAsia="fr-FR"/>
+          <w14:ligatures w14:val="none"/>
+        </w:rPr>
+        <w:t>Exception</w:t>
+      </w:r>
+      <w:r>
+        <w:rPr>
+          <w:rFonts w:ascii="Menlo" w:eastAsia="Times New Roman" w:hAnsi="Menlo" w:cs="Menlo"/>
+          <w:color w:val="BBBEBF"/>
+          <w:kern w:val="0"/>
+          <w:sz w:val="18"/>
+          <w:szCs w:val="18"/>
+          <w:lang w:eastAsia="fr-FR"/>
+          <w14:ligatures w14:val="none"/>
+        </w:rPr>
+        <w:t xml:space="preserve"> </w:t>
+      </w:r>
+      <w:r>
+        <w:rPr>
+          <w:rFonts w:ascii="Menlo" w:eastAsia="Times New Roman" w:hAnsi="Menlo" w:cs="Menlo"/>
+          <w:color w:val="C586C0"/>
+          <w:kern w:val="0"/>
+          <w:sz w:val="18"/>
+          <w:szCs w:val="18"/>
+          <w:lang w:eastAsia="fr-FR"/>
+          <w14:ligatures w14:val="none"/>
+        </w:rPr>
+        <w:t>as</w:t>
+      </w:r>
+      <w:r>
+        <w:rPr>
+          <w:rFonts w:ascii="Menlo" w:eastAsia="Times New Roman" w:hAnsi="Menlo" w:cs="Menlo"/>
+          <w:color w:val="BBBEBF"/>
+          <w:kern w:val="0"/>
+          <w:sz w:val="18"/>
+          <w:szCs w:val="18"/>
+          <w:lang w:eastAsia="fr-FR"/>
+          <w14:ligatures w14:val="none"/>
+        </w:rPr>
+        <w:t xml:space="preserve"> </w:t>
+      </w:r>
+      <w:r>
+        <w:rPr>
+          <w:rFonts w:ascii="Menlo" w:eastAsia="Times New Roman" w:hAnsi="Menlo" w:cs="Menlo"/>
+          <w:color w:val="C9D1D9"/>
+          <w:kern w:val="0"/>
+          <w:sz w:val="18"/>
+          <w:szCs w:val="18"/>
+          <w:lang w:eastAsia="fr-FR"/>
+          <w14:ligatures w14:val="none"/>
+        </w:rPr>
+        <w:t>e</w:t>
+      </w:r>
+      <w:r>
+        <w:rPr>
+          <w:rFonts w:ascii="Menlo" w:eastAsia="Times New Roman" w:hAnsi="Menlo" w:cs="Menlo"/>
+          <w:color w:val="BBBEBF"/>
+          <w:kern w:val="0"/>
+          <w:sz w:val="18"/>
+          <w:szCs w:val="18"/>
+          <w:lang w:eastAsia="fr-FR"/>
+          <w14:ligatures w14:val="none"/>
+        </w:rPr>
+        <w:t>:</w:t>
+      </w:r>
+    </w:p>
+    <w:p>
+      <w:pPr>
+        <w:shd w:val="clear" w:color="auto" w:fill="121314"/>
+        <w:spacing w:line="270" w:lineRule="atLeast"/>
+        <w:jc w:val="left"/>
+        <w:rPr>
+          <w:rFonts w:ascii="Menlo" w:eastAsia="Times New Roman" w:hAnsi="Menlo" w:cs="Menlo"/>
+          <w:color w:val="BBBEBF"/>
+          <w:kern w:val="0"/>
+          <w:sz w:val="18"/>
+          <w:szCs w:val="18"/>
+          <w:lang w:eastAsia="fr-FR"/>
+          <w14:ligatures w14:val="none"/>
+        </w:rPr>
+      </w:pPr>
+      <w:r>
+        <w:rPr>
+          <w:rFonts w:ascii="Menlo" w:eastAsia="Times New Roman" w:hAnsi="Menlo" w:cs="Menlo"/>
+          <w:color w:val="BBBEBF"/>
+          <w:kern w:val="0"/>
+          <w:sz w:val="18"/>
+          <w:szCs w:val="18"/>
+          <w:lang w:eastAsia="fr-FR"/>
+          <w14:ligatures w14:val="none"/>
+        </w:rPr>
+        <w:t xml:space="preserve">        </w:t>
+      </w:r>
+      <w:r>
+        <w:rPr>
+          <w:rFonts w:ascii="Menlo" w:eastAsia="Times New Roman" w:hAnsi="Menlo" w:cs="Menlo"/>
+          <w:color w:val="C586C0"/>
+          <w:kern w:val="0"/>
+          <w:sz w:val="18"/>
+          <w:szCs w:val="18"/>
+          <w:lang w:eastAsia="fr-FR"/>
+          <w14:ligatures w14:val="none"/>
+        </w:rPr>
+        <w:t>return</w:t>
+      </w:r>
+      <w:r>
+        <w:rPr>
+          <w:rFonts w:ascii="Menlo" w:eastAsia="Times New Roman" w:hAnsi="Menlo" w:cs="Menlo"/>
+          <w:color w:val="BBBEBF"/>
+          <w:kern w:val="0"/>
+          <w:sz w:val="18"/>
+          <w:szCs w:val="18"/>
+          <w:lang w:eastAsia="fr-FR"/>
+          <w14:ligatures w14:val="none"/>
+        </w:rPr>
+        <w:t xml:space="preserve"> {</w:t>
+      </w:r>
+      <w:r>
+        <w:rPr>
+          <w:rFonts w:ascii="Menlo" w:eastAsia="Times New Roman" w:hAnsi="Menlo" w:cs="Menlo"/>
+          <w:color w:val="A5D6FF"/>
+          <w:kern w:val="0"/>
+          <w:sz w:val="18"/>
+          <w:szCs w:val="18"/>
+          <w:lang w:eastAsia="fr-FR"/>
+          <w14:ligatures w14:val="none"/>
+        </w:rPr>
+        <w:t>"hata"</w:t>
+      </w:r>
+      <w:r>
+        <w:rPr>
+          <w:rFonts w:ascii="Menlo" w:eastAsia="Times New Roman" w:hAnsi="Menlo" w:cs="Menlo"/>
+          <w:color w:val="BBBEBF"/>
+          <w:kern w:val="0"/>
+          <w:sz w:val="18"/>
+          <w:szCs w:val="18"/>
+          <w:lang w:eastAsia="fr-FR"/>
+          <w14:ligatures w14:val="none"/>
+        </w:rPr>
+        <w:t xml:space="preserve">: </w:t>
+      </w:r>
+      <w:r>
+        <w:rPr>
+          <w:rFonts w:ascii="Menlo" w:eastAsia="Times New Roman" w:hAnsi="Menlo" w:cs="Menlo"/>
+          <w:color w:val="4EC9B0"/>
+          <w:kern w:val="0"/>
+          <w:sz w:val="18"/>
+          <w:szCs w:val="18"/>
+          <w:lang w:eastAsia="fr-FR"/>
+          <w14:ligatures w14:val="none"/>
+        </w:rPr>
+        <w:t>str</w:t>
+      </w:r>
+      <w:r>
+        <w:rPr>
+          <w:rFonts w:ascii="Menlo" w:eastAsia="Times New Roman" w:hAnsi="Menlo" w:cs="Menlo"/>
+          <w:color w:val="BBBEBF"/>
+          <w:kern w:val="0"/>
+          <w:sz w:val="18"/>
+          <w:szCs w:val="18"/>
+          <w:lang w:eastAsia="fr-FR"/>
+          <w14:ligatures w14:val="none"/>
+        </w:rPr>
+        <w:t>(</w:t>
+      </w:r>
+      <w:r>
+        <w:rPr>
+          <w:rFonts w:ascii="Menlo" w:eastAsia="Times New Roman" w:hAnsi="Menlo" w:cs="Menlo"/>
+          <w:color w:val="C9D1D9"/>
+          <w:kern w:val="0"/>
+          <w:sz w:val="18"/>
+          <w:szCs w:val="18"/>
+          <w:lang w:eastAsia="fr-FR"/>
+          <w14:ligatures w14:val="none"/>
+        </w:rPr>
+        <w:t>e</w:t>
+      </w:r>
+      <w:r>
+        <w:rPr>
+          <w:rFonts w:ascii="Menlo" w:eastAsia="Times New Roman" w:hAnsi="Menlo" w:cs="Menlo"/>
+          <w:color w:val="BBBEBF"/>
+          <w:kern w:val="0"/>
+          <w:sz w:val="18"/>
+          <w:szCs w:val="18"/>
+          <w:lang w:eastAsia="fr-FR"/>
+          <w14:ligatures w14:val="none"/>
+        </w:rPr>
+        <w:t>)}</w:t>
+      </w:r>
+    </w:p>
+    <w:p>
+      <w:pPr>
+        <w:shd w:val="clear" w:color="auto" w:fill="121314"/>
+        <w:spacing w:line="270" w:lineRule="atLeast"/>
+        <w:jc w:val="left"/>
+        <w:rPr>
+          <w:rFonts w:ascii="Menlo" w:eastAsia="Times New Roman" w:hAnsi="Menlo" w:cs="Menlo"/>
+          <w:color w:val="BBBEBF"/>
+          <w:kern w:val="0"/>
+          <w:sz w:val="18"/>
+          <w:szCs w:val="18"/>
+          <w:lang w:eastAsia="fr-FR"/>
+          <w14:ligatures w14:val="none"/>
+        </w:rPr>
+      </w:pPr>
+      <w:r>
+        <w:rPr>
+          <w:rFonts w:ascii="Menlo" w:eastAsia="Times New Roman" w:hAnsi="Menlo" w:cs="Menlo"/>
+          <w:color w:val="BBBEBF"/>
+          <w:kern w:val="0"/>
+          <w:sz w:val="18"/>
+          <w:szCs w:val="18"/>
+          <w:lang w:eastAsia="fr-FR"/>
+          <w14:ligatures w14:val="none"/>
+        </w:rPr>
+        <w:t xml:space="preserve">    </w:t>
+      </w:r>
+      <w:r>
+        <w:rPr>
+          <w:rFonts w:ascii="Menlo" w:eastAsia="Times New Roman" w:hAnsi="Menlo" w:cs="Menlo"/>
+          <w:color w:val="C586C0"/>
+          <w:kern w:val="0"/>
+          <w:sz w:val="18"/>
+          <w:szCs w:val="18"/>
+          <w:lang w:eastAsia="fr-FR"/>
+          <w14:ligatures w14:val="none"/>
+        </w:rPr>
+        <w:t>finally</w:t>
+      </w:r>
+      <w:r>
+        <w:rPr>
+          <w:rFonts w:ascii="Menlo" w:eastAsia="Times New Roman" w:hAnsi="Menlo" w:cs="Menlo"/>
+          <w:color w:val="BBBEBF"/>
+          <w:kern w:val="0"/>
+          <w:sz w:val="18"/>
+          <w:szCs w:val="18"/>
+          <w:lang w:eastAsia="fr-FR"/>
+          <w14:ligatures w14:val="none"/>
+        </w:rPr>
+        <w:t>:</w:t>
+      </w:r>
+    </w:p>
+    <w:p>
+      <w:pPr>
+        <w:shd w:val="clear" w:color="auto" w:fill="121314"/>
+        <w:spacing w:line="270" w:lineRule="atLeast"/>
+        <w:jc w:val="left"/>
+        <w:rPr>
+          <w:rFonts w:ascii="Menlo" w:eastAsia="Times New Roman" w:hAnsi="Menlo" w:cs="Menlo"/>
+          <w:color w:val="BBBEBF"/>
+          <w:kern w:val="0"/>
+          <w:sz w:val="18"/>
+          <w:szCs w:val="18"/>
+          <w:lang w:eastAsia="fr-FR"/>
+          <w14:ligatures w14:val="none"/>
+        </w:rPr>
+      </w:pPr>
+      <w:r>
+        <w:rPr>
+          <w:rFonts w:ascii="Menlo" w:eastAsia="Times New Roman" w:hAnsi="Menlo" w:cs="Menlo"/>
+          <w:color w:val="BBBEBF"/>
+          <w:kern w:val="0"/>
+          <w:sz w:val="18"/>
+          <w:szCs w:val="18"/>
+          <w:lang w:eastAsia="fr-FR"/>
+          <w14:ligatures w14:val="none"/>
+        </w:rPr>
+        <w:t xml:space="preserve">        </w:t>
+      </w:r>
+      <w:r>
+        <w:rPr>
+          <w:rFonts w:ascii="Menlo" w:eastAsia="Times New Roman" w:hAnsi="Menlo" w:cs="Menlo"/>
+          <w:color w:val="C9D1D9"/>
+          <w:kern w:val="0"/>
+          <w:sz w:val="18"/>
+          <w:szCs w:val="18"/>
+          <w:lang w:eastAsia="fr-FR"/>
+          <w14:ligatures w14:val="none"/>
+        </w:rPr>
+        <w:t>conn</w:t>
+      </w:r>
+      <w:r>
+        <w:rPr>
+          <w:rFonts w:ascii="Menlo" w:eastAsia="Times New Roman" w:hAnsi="Menlo" w:cs="Menlo"/>
+          <w:color w:val="BBBEBF"/>
+          <w:kern w:val="0"/>
+          <w:sz w:val="18"/>
+          <w:szCs w:val="18"/>
+          <w:lang w:eastAsia="fr-FR"/>
+          <w14:ligatures w14:val="none"/>
+        </w:rPr>
+        <w:t>.close()</w:t>
+      </w:r>
+    </w:p>
+    <w:p>
+      <w:pPr>
+        <w:rPr>
+          <w:lang w:val="tr-TR"/>
+        </w:rPr>
+      </w:pPr>
+    </w:p>
+    <w:p>
+      <w:pPr>
+        <w:rPr>
+          <w:lang w:val="tr-TR"/>
+        </w:rPr>
+      </w:pPr>
+      <w:proofErr w:type="spellStart"/>
+      <w:r>
+        <w:rPr>
+          <w:lang w:val="tr-TR"/>
+        </w:rPr>
+        <w:t>Backend</w:t>
+      </w:r>
+      <w:proofErr w:type="spellEnd"/>
+      <w:r>
+        <w:rPr>
+          <w:lang w:val="tr-TR"/>
+        </w:rPr>
+        <w:t xml:space="preserve"> hazırlandıktan sonra </w:t>
+      </w:r>
+      <w:r>
+        <w:rPr>
+          <w:lang w:val="tr-TR"/>
+        </w:rPr>
+        <w:t xml:space="preserve">aşağıdaki komut ile </w:t>
+      </w:r>
+      <w:proofErr w:type="spellStart"/>
+      <w:r>
+        <w:rPr>
+          <w:lang w:val="tr-TR"/>
+        </w:rPr>
+        <w:t>backend</w:t>
+      </w:r>
+      <w:proofErr w:type="spellEnd"/>
+      <w:r>
+        <w:rPr>
+          <w:lang w:val="tr-TR"/>
+        </w:rPr>
+        <w:t xml:space="preserve"> ayağa kaldırılmıştır.</w:t>
+      </w:r>
+    </w:p>
+    <w:p>
+      <w:pPr>
+        <w:rPr>
+          <w:lang w:val="tr-TR"/>
+        </w:rPr>
+      </w:pPr>
+      <w:r>
+        <w:rPr>
+          <w:lang w:val="tr-TR"/>
+        </w:rPr>
+        <w:t>(</w:t>
+      </w:r>
+      <w:proofErr w:type="spellStart"/>
+      <w:proofErr w:type="gramStart"/>
+      <w:r>
+        <w:rPr>
+          <w:lang w:val="tr-TR"/>
+        </w:rPr>
+        <w:t>venv</w:t>
+      </w:r>
+      <w:proofErr w:type="spellEnd"/>
+      <w:proofErr w:type="gramEnd"/>
+      <w:r>
+        <w:rPr>
+          <w:lang w:val="tr-TR"/>
+        </w:rPr>
+        <w:t xml:space="preserve">) DatabaseScenarios-2 $ </w:t>
+      </w:r>
+      <w:proofErr w:type="spellStart"/>
+      <w:r>
+        <w:rPr>
+          <w:lang w:val="tr-TR"/>
+        </w:rPr>
+        <w:t>uvicorn</w:t>
+      </w:r>
+      <w:proofErr w:type="spellEnd"/>
+      <w:r>
+        <w:rPr>
+          <w:lang w:val="tr-TR"/>
+        </w:rPr>
+        <w:t xml:space="preserve"> </w:t>
+      </w:r>
+      <w:proofErr w:type="spellStart"/>
+      <w:r>
+        <w:rPr>
+          <w:lang w:val="tr-TR"/>
+        </w:rPr>
+        <w:t>main:app</w:t>
+      </w:r>
+      <w:proofErr w:type="spellEnd"/>
+      <w:r>
+        <w:rPr>
+          <w:lang w:val="tr-TR"/>
+        </w:rPr>
+        <w:t xml:space="preserve"> --</w:t>
+      </w:r>
+      <w:proofErr w:type="spellStart"/>
+      <w:r>
+        <w:rPr>
+          <w:lang w:val="tr-TR"/>
+        </w:rPr>
+        <w:t>reload</w:t>
+      </w:r>
+      <w:proofErr w:type="spellEnd"/>
+      <w:r>
+        <w:rPr>
+          <w:lang w:val="tr-TR"/>
+        </w:rPr>
+        <w:t xml:space="preserve"> --</w:t>
+      </w:r>
+      <w:proofErr w:type="spellStart"/>
+      <w:r>
+        <w:rPr>
+          <w:lang w:val="tr-TR"/>
+        </w:rPr>
+        <w:t>env</w:t>
+      </w:r>
+      <w:proofErr w:type="spellEnd"/>
+      <w:r>
+        <w:rPr>
+          <w:lang w:val="tr-TR"/>
+        </w:rPr>
+        <w:t>-</w:t>
+      </w:r>
+      <w:proofErr w:type="gramStart"/>
+      <w:r>
+        <w:rPr>
+          <w:lang w:val="tr-TR"/>
+        </w:rPr>
+        <w:t>file .</w:t>
+      </w:r>
+      <w:proofErr w:type="spellStart"/>
+      <w:r>
+        <w:rPr>
+          <w:lang w:val="tr-TR"/>
+        </w:rPr>
+        <w:t>env</w:t>
+      </w:r>
+      <w:proofErr w:type="spellEnd"/>
+      <w:proofErr w:type="gramEnd"/>
+    </w:p>
+    <w:p>
+      <w:pPr>
+        <w:rPr>
+          <w:lang w:val="tr-TR"/>
+        </w:rPr>
+      </w:pPr>
+    </w:p>
+    <w:p>
+      <w:pPr>
+        <w:jc w:val="left"/>
+        <w:rPr>
+          <w:lang w:val="tr-TR"/>
+        </w:rPr>
+      </w:pPr>
+      <w:r>
+        <w:rPr>
+          <w:lang w:val="tr-TR"/>
+        </w:rPr>
+        <w:t>Sonrasında tarayıcıda aşağıdaki adres girilmiştir.</w:t>
+      </w:r>
+      <w:r>
+        <w:rPr>
+          <w:lang w:val="tr-TR"/>
+        </w:rPr>
+        <w:drawing>
+          <wp:inline distT="0" distB="0" distL="0" distR="0" wp14:anchorId="4281B03B" wp14:editId="336B265F">
+            <wp:extent cx="5971540" cy="415925"/>
+            <wp:effectExtent l="0" t="0" r="0" b="3175"/>
+            <wp:docPr id="249399639" name="Image 1"/>
+            <wp:cNvGraphicFramePr>
+              <a:graphicFrameLocks xmlns:a="http://schemas.openxmlformats.org/drawingml/2006/main" noChangeAspect="1"/>
+            </wp:cNvGraphicFramePr>
+            <a:graphic xmlns:a="http://schemas.openxmlformats.org/drawingml/2006/main">
+              <a:graphicData uri="http://schemas.openxmlformats.org/drawingml/2006/picture">
+                <pic:pic xmlns:pic="http://schemas.openxmlformats.org/drawingml/2006/picture">
+                  <pic:nvPicPr>
+                    <pic:cNvPr id="249399639" name=""/>
+                    <pic:cNvPicPr/>
+                  </pic:nvPicPr>
+                  <pic:blipFill>
+                    <a:blip r:embed="rId21"/>
+                    <a:stretch>
+                      <a:fillRect/>
+                    </a:stretch>
+                  </pic:blipFill>
+                  <pic:spPr>
+                    <a:xfrm>
+                      <a:off x="0" y="0"/>
+                      <a:ext cx="5971540" cy="415925"/>
+                    </a:xfrm>
+                    <a:prstGeom prst="rect">
+                      <a:avLst/>
+                    </a:prstGeom>
+                  </pic:spPr>
+                </pic:pic>
+              </a:graphicData>
+            </a:graphic>
+          </wp:inline>
+        </w:drawing>
+      </w:r>
+    </w:p>
+    <w:p>
+      <w:pPr>
+        <w:rPr>
+          <w:lang w:val="tr-TR"/>
+        </w:rPr>
+      </w:pPr>
+      <w:r>
+        <w:rPr>
+          <w:lang w:val="tr-TR"/>
+        </w:rPr>
+        <w:t>Bu işlem sonucunda aşağıdaki yanıt elde edilmiştir.</w:t>
+      </w:r>
+    </w:p>
+    <w:p>
+      <w:pPr>
+        <w:rPr>
+          <w:lang w:val="tr-TR"/>
+        </w:rPr>
+      </w:pPr>
+      <w:r>
+        <w:rPr>
+          <w:lang w:val="tr-TR"/>
+        </w:rPr>
+        <w:t>{</w:t>
+      </w:r>
+    </w:p>
+    <w:p>
+      <w:pPr>
+        <w:ind w:left="720"/>
+        <w:rPr>
+          <w:lang w:val="tr-TR"/>
+        </w:rPr>
+      </w:pPr>
+      <w:r>
+        <w:rPr>
+          <w:lang w:val="tr-TR"/>
+        </w:rPr>
+        <w:t>"</w:t>
+      </w:r>
+      <w:proofErr w:type="spellStart"/>
+      <w:r>
+        <w:rPr>
+          <w:lang w:val="tr-TR"/>
+        </w:rPr>
+        <w:t>calisan_sorgu":"SELECT</w:t>
+      </w:r>
+      <w:proofErr w:type="spellEnd"/>
+      <w:r>
+        <w:rPr>
+          <w:lang w:val="tr-TR"/>
+        </w:rPr>
+        <w:t xml:space="preserve"> </w:t>
+      </w:r>
+      <w:proofErr w:type="spellStart"/>
+      <w:r>
+        <w:rPr>
+          <w:lang w:val="tr-TR"/>
+        </w:rPr>
+        <w:t>first_name</w:t>
+      </w:r>
+      <w:proofErr w:type="spellEnd"/>
+      <w:r>
+        <w:rPr>
+          <w:lang w:val="tr-TR"/>
+        </w:rPr>
+        <w:t xml:space="preserve">, </w:t>
+      </w:r>
+      <w:proofErr w:type="spellStart"/>
+      <w:r>
+        <w:rPr>
+          <w:lang w:val="tr-TR"/>
+        </w:rPr>
+        <w:t>last_name</w:t>
+      </w:r>
+      <w:proofErr w:type="spellEnd"/>
+      <w:r>
+        <w:rPr>
+          <w:lang w:val="tr-TR"/>
+        </w:rPr>
+        <w:t xml:space="preserve"> FROM </w:t>
+      </w:r>
+      <w:proofErr w:type="spellStart"/>
+      <w:r>
+        <w:rPr>
+          <w:lang w:val="tr-TR"/>
+        </w:rPr>
+        <w:t>customer</w:t>
+      </w:r>
+      <w:proofErr w:type="spellEnd"/>
+      <w:r>
+        <w:rPr>
+          <w:lang w:val="tr-TR"/>
+        </w:rPr>
+        <w:t xml:space="preserve"> WHERE </w:t>
+      </w:r>
+      <w:proofErr w:type="spellStart"/>
+      <w:r>
+        <w:rPr>
+          <w:lang w:val="tr-TR"/>
+        </w:rPr>
+        <w:t>first_name</w:t>
+      </w:r>
+      <w:proofErr w:type="spellEnd"/>
+      <w:r>
+        <w:rPr>
+          <w:lang w:val="tr-TR"/>
+        </w:rPr>
+        <w:t xml:space="preserve"> = '</w:t>
+      </w:r>
+      <w:proofErr w:type="spellStart"/>
+      <w:r>
+        <w:rPr>
+          <w:lang w:val="tr-TR"/>
+        </w:rPr>
+        <w:t>Jared</w:t>
+      </w:r>
+      <w:proofErr w:type="spellEnd"/>
+      <w:r>
+        <w:rPr>
+          <w:lang w:val="tr-TR"/>
+        </w:rPr>
+        <w:t>';",</w:t>
+      </w:r>
+    </w:p>
+    <w:p>
+      <w:pPr>
+        <w:ind w:left="720"/>
+        <w:rPr>
+          <w:lang w:val="tr-TR"/>
+        </w:rPr>
+      </w:pPr>
+      <w:r>
+        <w:rPr>
+          <w:lang w:val="tr-TR"/>
+        </w:rPr>
+        <w:t>"</w:t>
+      </w:r>
+      <w:proofErr w:type="spellStart"/>
+      <w:r>
+        <w:rPr>
+          <w:lang w:val="tr-TR"/>
+        </w:rPr>
+        <w:t>sonuclar</w:t>
+      </w:r>
+      <w:proofErr w:type="spellEnd"/>
+      <w:proofErr w:type="gramStart"/>
+      <w:r>
+        <w:rPr>
+          <w:lang w:val="tr-TR"/>
+        </w:rPr>
+        <w:t>":[</w:t>
+      </w:r>
+      <w:proofErr w:type="gramEnd"/>
+      <w:r>
+        <w:rPr>
+          <w:lang w:val="tr-TR"/>
+        </w:rPr>
+        <w:t>["</w:t>
+      </w:r>
+      <w:proofErr w:type="spellStart"/>
+      <w:r>
+        <w:rPr>
+          <w:lang w:val="tr-TR"/>
+        </w:rPr>
+        <w:t>Jared</w:t>
+      </w:r>
+      <w:proofErr w:type="spellEnd"/>
+      <w:r>
+        <w:rPr>
+          <w:lang w:val="tr-TR"/>
+        </w:rPr>
+        <w:t>","</w:t>
+      </w:r>
+      <w:proofErr w:type="spellStart"/>
+      <w:r>
+        <w:rPr>
+          <w:lang w:val="tr-TR"/>
+        </w:rPr>
+        <w:t>Ely</w:t>
+      </w:r>
+      <w:proofErr w:type="spellEnd"/>
+      <w:r>
+        <w:rPr>
+          <w:lang w:val="tr-TR"/>
+        </w:rPr>
+        <w:t>"]]</w:t>
+      </w:r>
+    </w:p>
+    <w:p>
+      <w:pPr>
+        <w:rPr>
+          <w:lang w:val="tr-TR"/>
+        </w:rPr>
+      </w:pPr>
+      <w:r>
+        <w:rPr>
+          <w:lang w:val="tr-TR"/>
+        </w:rPr>
+        <w:t>}</w:t>
+      </w:r>
+    </w:p>
+    <w:p>
+      <w:pPr>
+        <w:rPr>
+          <w:lang w:val="tr-TR"/>
+        </w:rPr>
+      </w:pPr>
+    </w:p>
+    <w:p>
+      <w:pPr>
+        <w:rPr>
+          <w:lang w:val="tr-TR"/>
+        </w:rPr>
+      </w:pPr>
+      <w:r>
+        <w:rPr>
+          <w:lang w:val="tr-TR"/>
+        </w:rPr>
+        <w:t>Bu işlem oldukça masum durmaktadır ancak aşağıdaki sorgu çalıştırıldığında neden öyle olmadığı görülecektir.</w:t>
+      </w:r>
+    </w:p>
+    <w:p>
+      <w:pPr>
+        <w:rPr>
+          <w:lang w:val="tr-TR"/>
+        </w:rPr>
+      </w:pPr>
+      <w:r>
+        <w:rPr>
+          <w:lang w:val="tr-TR"/>
+        </w:rPr>
+        <w:drawing>
+          <wp:inline distT="0" distB="0" distL="0" distR="0" wp14:anchorId="143E4DE3" wp14:editId="63C058FC">
+            <wp:extent cx="5971540" cy="408305"/>
+            <wp:effectExtent l="0" t="0" r="0" b="0"/>
+            <wp:docPr id="517776650" name="Image 1"/>
+            <wp:cNvGraphicFramePr>
+              <a:graphicFrameLocks xmlns:a="http://schemas.openxmlformats.org/drawingml/2006/main" noChangeAspect="1"/>
+            </wp:cNvGraphicFramePr>
+            <a:graphic xmlns:a="http://schemas.openxmlformats.org/drawingml/2006/main">
+              <a:graphicData uri="http://schemas.openxmlformats.org/drawingml/2006/picture">
+                <pic:pic xmlns:pic="http://schemas.openxmlformats.org/drawingml/2006/picture">
+                  <pic:nvPicPr>
+                    <pic:cNvPr id="517776650" name=""/>
+                    <pic:cNvPicPr/>
+                  </pic:nvPicPr>
+                  <pic:blipFill>
+                    <a:blip r:embed="rId22"/>
+                    <a:stretch>
+                      <a:fillRect/>
+                    </a:stretch>
+                  </pic:blipFill>
+                  <pic:spPr>
+                    <a:xfrm>
+                      <a:off x="0" y="0"/>
+                      <a:ext cx="5971540" cy="408305"/>
+                    </a:xfrm>
+                    <a:prstGeom prst="rect">
+                      <a:avLst/>
+                    </a:prstGeom>
+                  </pic:spPr>
+                </pic:pic>
+              </a:graphicData>
+            </a:graphic>
+          </wp:inline>
+        </w:drawing>
+      </w:r>
+    </w:p>
+    <w:p>
+      <w:pPr>
+        <w:spacing w:before="240"/>
+        <w:rPr>
+          <w:lang w:val="en-US"/>
+        </w:rPr>
+      </w:pPr>
+      <w:r>
+        <w:rPr>
+          <w:lang w:val="en-US"/>
+        </w:rPr>
+        <w:drawing>
+          <wp:inline distT="0" distB="0" distL="0" distR="0" wp14:anchorId="46609231" wp14:editId="56F0B3F5">
+            <wp:extent cx="5971540" cy="2814955"/>
+            <wp:effectExtent l="0" t="0" r="0" b="4445"/>
+            <wp:docPr id="115292318" name="Image 1"/>
+            <wp:cNvGraphicFramePr>
+              <a:graphicFrameLocks xmlns:a="http://schemas.openxmlformats.org/drawingml/2006/main" noChangeAspect="1"/>
+            </wp:cNvGraphicFramePr>
+            <a:graphic xmlns:a="http://schemas.openxmlformats.org/drawingml/2006/main">
+              <a:graphicData uri="http://schemas.openxmlformats.org/drawingml/2006/picture">
+                <pic:pic xmlns:pic="http://schemas.openxmlformats.org/drawingml/2006/picture">
+                  <pic:nvPicPr>
+                    <pic:cNvPr id="115292318" name=""/>
+                    <pic:cNvPicPr/>
+                  </pic:nvPicPr>
+                  <pic:blipFill>
+                    <a:blip r:embed="rId23"/>
+                    <a:stretch>
+                      <a:fillRect/>
+                    </a:stretch>
+                  </pic:blipFill>
+                  <pic:spPr>
+                    <a:xfrm>
+                      <a:off x="0" y="0"/>
+                      <a:ext cx="5971540" cy="2814955"/>
+                    </a:xfrm>
+                    <a:prstGeom prst="rect">
+                      <a:avLst/>
+                    </a:prstGeom>
+                  </pic:spPr>
+                </pic:pic>
+              </a:graphicData>
+            </a:graphic>
+          </wp:inline>
+        </w:drawing>
+      </w:r>
+    </w:p>
+    <w:p>
+      <w:pPr>
+        <w:spacing w:before="240"/>
+        <w:rPr>
+          <w:lang w:val="en-US"/>
+        </w:rPr>
+      </w:pPr>
+      <w:proofErr w:type="spellStart"/>
+      <w:r>
+        <w:rPr>
+          <w:lang w:val="en-US"/>
+        </w:rPr>
+        <w:lastRenderedPageBreak/>
+        <w:t>Görüldüğü</w:t>
+      </w:r>
+      <w:proofErr w:type="spellEnd"/>
+      <w:r>
+        <w:rPr>
+          <w:lang w:val="en-US"/>
+        </w:rPr>
+        <w:t xml:space="preserve"> </w:t>
+      </w:r>
+      <w:proofErr w:type="spellStart"/>
+      <w:r>
+        <w:rPr>
+          <w:lang w:val="en-US"/>
+        </w:rPr>
+        <w:t>gibi</w:t>
+      </w:r>
+      <w:proofErr w:type="spellEnd"/>
+      <w:r>
+        <w:rPr>
+          <w:lang w:val="en-US"/>
+        </w:rPr>
+        <w:t xml:space="preserve"> SQL Injection </w:t>
+      </w:r>
+      <w:proofErr w:type="spellStart"/>
+      <w:r>
+        <w:rPr>
+          <w:lang w:val="en-US"/>
+        </w:rPr>
+        <w:t>kullanılarak</w:t>
+      </w:r>
+      <w:proofErr w:type="spellEnd"/>
+      <w:r>
+        <w:rPr>
+          <w:lang w:val="en-US"/>
+        </w:rPr>
+        <w:t xml:space="preserve"> </w:t>
+      </w:r>
+      <w:proofErr w:type="spellStart"/>
+      <w:r>
+        <w:rPr>
+          <w:lang w:val="en-US"/>
+        </w:rPr>
+        <w:t>tüm</w:t>
+      </w:r>
+      <w:proofErr w:type="spellEnd"/>
+      <w:r>
+        <w:rPr>
+          <w:lang w:val="en-US"/>
+        </w:rPr>
+        <w:t xml:space="preserve"> </w:t>
+      </w:r>
+      <w:proofErr w:type="spellStart"/>
+      <w:r>
+        <w:rPr>
+          <w:lang w:val="en-US"/>
+        </w:rPr>
+        <w:t>isimlere</w:t>
+      </w:r>
+      <w:proofErr w:type="spellEnd"/>
+      <w:r>
+        <w:rPr>
+          <w:lang w:val="en-US"/>
+        </w:rPr>
+        <w:t xml:space="preserve"> </w:t>
+      </w:r>
+      <w:proofErr w:type="spellStart"/>
+      <w:r>
+        <w:rPr>
+          <w:lang w:val="en-US"/>
+        </w:rPr>
+        <w:t>erişilmiştir</w:t>
+      </w:r>
+      <w:proofErr w:type="spellEnd"/>
+      <w:r>
+        <w:rPr>
+          <w:lang w:val="en-US"/>
+        </w:rPr>
+        <w:t xml:space="preserve">. </w:t>
+      </w:r>
+      <w:r>
+        <w:rPr>
+          <w:lang w:val="en-US"/>
+        </w:rPr>
+        <w:drawing>
+          <wp:inline distT="0" distB="0" distL="0" distR="0" wp14:anchorId="1B9C8FAD" wp14:editId="43DE79D2">
+            <wp:extent cx="5971540" cy="376555"/>
+            <wp:effectExtent l="0" t="0" r="0" b="4445"/>
+            <wp:docPr id="593750892" name="Image 1"/>
+            <wp:cNvGraphicFramePr>
+              <a:graphicFrameLocks xmlns:a="http://schemas.openxmlformats.org/drawingml/2006/main" noChangeAspect="1"/>
+            </wp:cNvGraphicFramePr>
+            <a:graphic xmlns:a="http://schemas.openxmlformats.org/drawingml/2006/main">
+              <a:graphicData uri="http://schemas.openxmlformats.org/drawingml/2006/picture">
+                <pic:pic xmlns:pic="http://schemas.openxmlformats.org/drawingml/2006/picture">
+                  <pic:nvPicPr>
+                    <pic:cNvPr id="593750892" name=""/>
+                    <pic:cNvPicPr/>
+                  </pic:nvPicPr>
+                  <pic:blipFill>
+                    <a:blip r:embed="rId24"/>
+                    <a:stretch>
+                      <a:fillRect/>
+                    </a:stretch>
+                  </pic:blipFill>
+                  <pic:spPr>
+                    <a:xfrm>
+                      <a:off x="0" y="0"/>
+                      <a:ext cx="5971540" cy="376555"/>
+                    </a:xfrm>
+                    <a:prstGeom prst="rect">
+                      <a:avLst/>
+                    </a:prstGeom>
+                  </pic:spPr>
+                </pic:pic>
+              </a:graphicData>
+            </a:graphic>
+          </wp:inline>
+        </w:drawing>
+      </w:r>
+    </w:p>
+    <w:p>
+      <w:pPr>
+        <w:rPr>
+          <w:lang w:val="en-US"/>
+        </w:rPr>
+      </w:pPr>
+      <w:r>
+        <w:rPr>
+          <w:lang w:val="en-US"/>
+        </w:rPr>
+        <w:t>{</w:t>
+      </w:r>
+    </w:p>
+    <w:p>
+      <w:pPr>
+        <w:ind w:left="720"/>
+        <w:rPr>
+          <w:lang w:val="en-US"/>
+        </w:rPr>
+      </w:pPr>
+      <w:r>
+        <w:rPr>
+          <w:lang w:val="en-US"/>
+        </w:rPr>
+        <w:t>"</w:t>
+      </w:r>
+      <w:proofErr w:type="gramStart"/>
+      <w:r>
+        <w:rPr>
+          <w:lang w:val="en-US"/>
+        </w:rPr>
+        <w:t>calisan</w:t>
+      </w:r>
+      <w:proofErr w:type="gramEnd"/>
+      <w:r>
+        <w:rPr>
+          <w:lang w:val="en-US"/>
+        </w:rPr>
+        <w:t>_</w:t>
+      </w:r>
+      <w:proofErr w:type="spellStart"/>
+      <w:r>
+        <w:rPr>
+          <w:lang w:val="en-US"/>
+        </w:rPr>
+        <w:t>sorgu</w:t>
+      </w:r>
+      <w:proofErr w:type="spellEnd"/>
+      <w:r>
+        <w:rPr>
+          <w:lang w:val="en-US"/>
+        </w:rPr>
+        <w:t xml:space="preserve">":"SELECT </w:t>
+      </w:r>
+      <w:proofErr w:type="spellStart"/>
+      <w:r>
+        <w:rPr>
+          <w:lang w:val="en-US"/>
+        </w:rPr>
+        <w:t>first_name</w:t>
+      </w:r>
+      <w:proofErr w:type="spellEnd"/>
+      <w:r>
+        <w:rPr>
+          <w:lang w:val="en-US"/>
+        </w:rPr>
+        <w:t xml:space="preserve">, </w:t>
+      </w:r>
+      <w:proofErr w:type="spellStart"/>
+      <w:r>
+        <w:rPr>
+          <w:lang w:val="en-US"/>
+        </w:rPr>
+        <w:t>last_name</w:t>
+      </w:r>
+      <w:proofErr w:type="spellEnd"/>
+      <w:r>
+        <w:rPr>
+          <w:lang w:val="en-US"/>
+        </w:rPr>
+        <w:t xml:space="preserve"> FROM customer WHERE </w:t>
+      </w:r>
+      <w:proofErr w:type="spellStart"/>
+      <w:r>
+        <w:rPr>
+          <w:lang w:val="en-US"/>
+        </w:rPr>
+        <w:t>first_name</w:t>
+      </w:r>
+      <w:proofErr w:type="spellEnd"/>
+      <w:r>
+        <w:rPr>
+          <w:lang w:val="en-US"/>
+        </w:rPr>
+        <w:t xml:space="preserve"> = %s;",</w:t>
+      </w:r>
+    </w:p>
+    <w:p>
+      <w:pPr>
+        <w:ind w:left="720"/>
+        <w:rPr>
+          <w:lang w:val="en-US"/>
+        </w:rPr>
+      </w:pPr>
+      <w:r>
+        <w:rPr>
+          <w:lang w:val="en-US"/>
+        </w:rPr>
+        <w:t>"</w:t>
+      </w:r>
+      <w:proofErr w:type="spellStart"/>
+      <w:r>
+        <w:rPr>
+          <w:lang w:val="en-US"/>
+        </w:rPr>
+        <w:t>sonuclar</w:t>
+      </w:r>
+      <w:proofErr w:type="spellEnd"/>
+      <w:proofErr w:type="gramStart"/>
+      <w:r>
+        <w:rPr>
+          <w:lang w:val="en-US"/>
+        </w:rPr>
+        <w:t>":[</w:t>
+      </w:r>
+      <w:proofErr w:type="gramEnd"/>
+      <w:r>
+        <w:rPr>
+          <w:lang w:val="en-US"/>
+        </w:rPr>
+        <w:t>]</w:t>
+      </w:r>
+    </w:p>
+    <w:p>
+      <w:pPr>
+        <w:rPr>
+          <w:lang w:val="en-US"/>
+        </w:rPr>
+      </w:pPr>
+      <w:r>
+        <w:rPr>
+          <w:lang w:val="en-US"/>
+        </w:rPr>
+        <w:t>}</w:t>
+      </w:r>
+    </w:p>
+    <w:p>
+      <w:pPr>
+        <w:spacing w:before="240"/>
+        <w:rPr>
+          <w:lang w:val="en-US"/>
+        </w:rPr>
+      </w:pPr>
+      <w:proofErr w:type="spellStart"/>
+      <w:r>
+        <w:rPr>
+          <w:lang w:val="en-US"/>
+        </w:rPr>
+        <w:t>Aynı</w:t>
+      </w:r>
+      <w:proofErr w:type="spellEnd"/>
+      <w:r>
+        <w:rPr>
+          <w:lang w:val="en-US"/>
+        </w:rPr>
+        <w:t xml:space="preserve"> </w:t>
+      </w:r>
+      <w:proofErr w:type="spellStart"/>
+      <w:r>
+        <w:rPr>
+          <w:lang w:val="en-US"/>
+        </w:rPr>
+        <w:t>sorgu</w:t>
+      </w:r>
+      <w:proofErr w:type="spellEnd"/>
+      <w:r>
+        <w:rPr>
+          <w:lang w:val="en-US"/>
+        </w:rPr>
+        <w:t xml:space="preserve"> </w:t>
+      </w:r>
+      <w:proofErr w:type="spellStart"/>
+      <w:r>
+        <w:rPr>
+          <w:lang w:val="en-US"/>
+        </w:rPr>
+        <w:t>güvenli</w:t>
+      </w:r>
+      <w:proofErr w:type="spellEnd"/>
+      <w:r>
+        <w:rPr>
+          <w:lang w:val="en-US"/>
+        </w:rPr>
+        <w:t xml:space="preserve"> </w:t>
+      </w:r>
+      <w:proofErr w:type="spellStart"/>
+      <w:r>
+        <w:rPr>
+          <w:lang w:val="en-US"/>
+        </w:rPr>
+        <w:t>olan</w:t>
+      </w:r>
+      <w:proofErr w:type="spellEnd"/>
+      <w:r>
+        <w:rPr>
+          <w:lang w:val="en-US"/>
+        </w:rPr>
+        <w:t xml:space="preserve"> </w:t>
+      </w:r>
+      <w:proofErr w:type="spellStart"/>
+      <w:r>
+        <w:rPr>
+          <w:lang w:val="en-US"/>
+        </w:rPr>
+        <w:t>endpointte</w:t>
+      </w:r>
+      <w:proofErr w:type="spellEnd"/>
+      <w:r>
+        <w:rPr>
+          <w:lang w:val="en-US"/>
+        </w:rPr>
+        <w:t xml:space="preserve"> </w:t>
+      </w:r>
+      <w:proofErr w:type="spellStart"/>
+      <w:r>
+        <w:rPr>
+          <w:lang w:val="en-US"/>
+        </w:rPr>
+        <w:t>denendiğinde</w:t>
+      </w:r>
+      <w:proofErr w:type="spellEnd"/>
+      <w:r>
+        <w:rPr>
+          <w:lang w:val="en-US"/>
+        </w:rPr>
+        <w:t xml:space="preserve"> </w:t>
+      </w:r>
+      <w:proofErr w:type="spellStart"/>
+      <w:r>
+        <w:rPr>
+          <w:lang w:val="en-US"/>
+        </w:rPr>
+        <w:t>ise</w:t>
+      </w:r>
+      <w:proofErr w:type="spellEnd"/>
+      <w:r>
+        <w:rPr>
+          <w:lang w:val="en-US"/>
+        </w:rPr>
+        <w:t xml:space="preserve"> </w:t>
+      </w:r>
+      <w:proofErr w:type="spellStart"/>
+      <w:r>
+        <w:rPr>
+          <w:lang w:val="en-US"/>
+        </w:rPr>
+        <w:t>ismi</w:t>
+      </w:r>
+      <w:proofErr w:type="spellEnd"/>
+      <w:r>
+        <w:rPr>
+          <w:lang w:val="en-US"/>
+        </w:rPr>
+        <w:t xml:space="preserve"> tam </w:t>
+      </w:r>
+      <w:proofErr w:type="spellStart"/>
+      <w:r>
+        <w:rPr>
+          <w:lang w:val="en-US"/>
+        </w:rPr>
+        <w:t>olarak</w:t>
+      </w:r>
+      <w:proofErr w:type="spellEnd"/>
+      <w:r>
+        <w:rPr>
+          <w:lang w:val="en-US"/>
+        </w:rPr>
+        <w:t xml:space="preserve"> “Jared ‘ OR ‘1’=’1” </w:t>
+      </w:r>
+      <w:proofErr w:type="spellStart"/>
+      <w:r>
+        <w:rPr>
+          <w:lang w:val="en-US"/>
+        </w:rPr>
+        <w:t>olan</w:t>
+      </w:r>
+      <w:proofErr w:type="spellEnd"/>
+      <w:r>
+        <w:rPr>
+          <w:lang w:val="en-US"/>
+        </w:rPr>
+        <w:t xml:space="preserve"> </w:t>
+      </w:r>
+      <w:proofErr w:type="spellStart"/>
+      <w:r>
+        <w:rPr>
+          <w:lang w:val="en-US"/>
+        </w:rPr>
+        <w:t>kullanıcılar</w:t>
+      </w:r>
+      <w:proofErr w:type="spellEnd"/>
+      <w:r>
+        <w:rPr>
+          <w:lang w:val="en-US"/>
+        </w:rPr>
+        <w:t xml:space="preserve"> </w:t>
+      </w:r>
+      <w:proofErr w:type="spellStart"/>
+      <w:r>
+        <w:rPr>
+          <w:lang w:val="en-US"/>
+        </w:rPr>
+        <w:t>aranmaktadır</w:t>
+      </w:r>
+      <w:proofErr w:type="spellEnd"/>
+      <w:r>
+        <w:rPr>
+          <w:lang w:val="en-US"/>
+        </w:rPr>
+        <w:t xml:space="preserve"> </w:t>
+      </w:r>
+      <w:proofErr w:type="spellStart"/>
+      <w:r>
+        <w:rPr>
+          <w:lang w:val="en-US"/>
+        </w:rPr>
+        <w:t>ve</w:t>
+      </w:r>
+      <w:proofErr w:type="spellEnd"/>
+      <w:r>
+        <w:rPr>
+          <w:lang w:val="en-US"/>
+        </w:rPr>
+        <w:t xml:space="preserve"> </w:t>
+      </w:r>
+      <w:proofErr w:type="spellStart"/>
+      <w:r>
+        <w:rPr>
+          <w:lang w:val="en-US"/>
+        </w:rPr>
+        <w:t>böyle</w:t>
+      </w:r>
+      <w:proofErr w:type="spellEnd"/>
+      <w:r>
+        <w:rPr>
+          <w:lang w:val="en-US"/>
+        </w:rPr>
+        <w:t xml:space="preserve"> </w:t>
+      </w:r>
+      <w:proofErr w:type="spellStart"/>
+      <w:r>
+        <w:rPr>
+          <w:lang w:val="en-US"/>
+        </w:rPr>
+        <w:t>bir</w:t>
+      </w:r>
+      <w:proofErr w:type="spellEnd"/>
+      <w:r>
+        <w:rPr>
+          <w:lang w:val="en-US"/>
+        </w:rPr>
+        <w:t xml:space="preserve"> </w:t>
+      </w:r>
+      <w:proofErr w:type="spellStart"/>
+      <w:r>
+        <w:rPr>
+          <w:lang w:val="en-US"/>
+        </w:rPr>
+        <w:t>kullanıcı</w:t>
+      </w:r>
+      <w:proofErr w:type="spellEnd"/>
+      <w:r>
+        <w:rPr>
+          <w:lang w:val="en-US"/>
+        </w:rPr>
+        <w:t xml:space="preserve"> </w:t>
+      </w:r>
+      <w:proofErr w:type="spellStart"/>
+      <w:r>
+        <w:rPr>
+          <w:lang w:val="en-US"/>
+        </w:rPr>
+        <w:t>olmadığından</w:t>
+      </w:r>
+      <w:proofErr w:type="spellEnd"/>
+      <w:r>
+        <w:rPr>
+          <w:lang w:val="en-US"/>
+        </w:rPr>
+        <w:t xml:space="preserve"> </w:t>
+      </w:r>
+      <w:proofErr w:type="spellStart"/>
+      <w:r>
+        <w:rPr>
+          <w:lang w:val="en-US"/>
+        </w:rPr>
+        <w:t>boş</w:t>
+      </w:r>
+      <w:proofErr w:type="spellEnd"/>
+      <w:r>
+        <w:rPr>
+          <w:lang w:val="en-US"/>
+        </w:rPr>
+        <w:t xml:space="preserve"> </w:t>
+      </w:r>
+      <w:proofErr w:type="spellStart"/>
+      <w:r>
+        <w:rPr>
+          <w:lang w:val="en-US"/>
+        </w:rPr>
+        <w:t>bir</w:t>
+      </w:r>
+      <w:proofErr w:type="spellEnd"/>
+      <w:r>
+        <w:rPr>
+          <w:lang w:val="en-US"/>
+        </w:rPr>
+        <w:t xml:space="preserve"> </w:t>
+      </w:r>
+      <w:proofErr w:type="spellStart"/>
+      <w:r>
+        <w:rPr>
+          <w:lang w:val="en-US"/>
+        </w:rPr>
+        <w:t>liste</w:t>
+      </w:r>
+      <w:proofErr w:type="spellEnd"/>
+      <w:r>
+        <w:rPr>
+          <w:lang w:val="en-US"/>
+        </w:rPr>
+        <w:t xml:space="preserve"> dönmektedir</w:t>
+      </w:r>
+      <w:r>
+        <w:rPr>
+          <w:lang w:val="en-US"/>
+        </w:rPr>
+        <w:t>.</w:t>
+      </w:r>
+    </w:p>
+    <w:p>
+      <w:pPr>
+        <w:spacing w:before="240"/>
+        <w:rPr>
+          <w:lang w:val="en-US"/>
+        </w:rPr>
+      </w:pPr>
+    </w:p>
+    <w:p>
+      <w:pPr>
+        <w:pStyle w:val="Titre1"/>
+        <w:rPr>
+          <w:lang w:val="en-US"/>
+        </w:rPr>
+      </w:pPr>
+      <w:proofErr w:type="spellStart"/>
+      <w:r>
+        <w:rPr>
+          <w:lang w:val="en-US"/>
+        </w:rPr>
+        <w:t>Çıktılar</w:t>
+      </w:r>
+      <w:proofErr w:type="spellEnd"/>
+    </w:p>
+    <w:p>
+      <w:pPr>
+        <w:rPr>
+          <w:lang w:val="en-US"/>
+        </w:rPr>
+      </w:pPr>
+    </w:p>
+    <w:p>
+      <w:pPr>
+        <w:rPr>
+          <w:lang w:val="en-US"/>
+        </w:rPr>
+      </w:pPr>
+      <w:proofErr w:type="spellStart"/>
+      <w:r>
+        <w:rPr>
+          <w:lang w:val="en-US"/>
+        </w:rPr>
+        <w:t>Proje</w:t>
+      </w:r>
+      <w:proofErr w:type="spellEnd"/>
+      <w:r>
+        <w:rPr>
+          <w:lang w:val="en-US"/>
+        </w:rPr>
+        <w:t xml:space="preserve"> </w:t>
+      </w:r>
+      <w:proofErr w:type="spellStart"/>
+      <w:r>
+        <w:rPr>
+          <w:lang w:val="en-US"/>
+        </w:rPr>
+        <w:t>kapsamında</w:t>
+      </w:r>
+      <w:proofErr w:type="spellEnd"/>
+      <w:r>
+        <w:rPr>
+          <w:lang w:val="en-US"/>
+        </w:rPr>
+        <w:t xml:space="preserve"> </w:t>
+      </w:r>
+      <w:proofErr w:type="spellStart"/>
+      <w:r>
+        <w:rPr>
+          <w:lang w:val="en-US"/>
+        </w:rPr>
+        <w:t>yapılan</w:t>
+      </w:r>
+      <w:proofErr w:type="spellEnd"/>
+      <w:r>
+        <w:rPr>
+          <w:lang w:val="en-US"/>
+        </w:rPr>
+        <w:t xml:space="preserve"> </w:t>
+      </w:r>
+      <w:proofErr w:type="spellStart"/>
+      <w:r>
+        <w:rPr>
+          <w:lang w:val="en-US"/>
+        </w:rPr>
+        <w:t>işlemler</w:t>
+      </w:r>
+      <w:proofErr w:type="spellEnd"/>
+      <w:r>
+        <w:rPr>
+          <w:lang w:val="en-US"/>
+        </w:rPr>
+        <w:t xml:space="preserve"> </w:t>
+      </w:r>
+      <w:proofErr w:type="spellStart"/>
+      <w:r>
+        <w:rPr>
+          <w:lang w:val="en-US"/>
+        </w:rPr>
+        <w:t>sayesinde</w:t>
+      </w:r>
+      <w:proofErr w:type="spellEnd"/>
+      <w:r>
+        <w:rPr>
+          <w:lang w:val="en-US"/>
+        </w:rPr>
+        <w:t xml:space="preserve"> </w:t>
+      </w:r>
+      <w:proofErr w:type="spellStart"/>
+      <w:r>
+        <w:rPr>
+          <w:lang w:val="en-US"/>
+        </w:rPr>
+        <w:t>veri</w:t>
+      </w:r>
+      <w:proofErr w:type="spellEnd"/>
+      <w:r>
+        <w:rPr>
+          <w:lang w:val="en-US"/>
+        </w:rPr>
+        <w:t xml:space="preserve"> </w:t>
+      </w:r>
+      <w:proofErr w:type="spellStart"/>
+      <w:r>
+        <w:rPr>
+          <w:lang w:val="en-US"/>
+        </w:rPr>
+        <w:t>tabanlarının</w:t>
+      </w:r>
+      <w:proofErr w:type="spellEnd"/>
+      <w:r>
+        <w:rPr>
+          <w:lang w:val="en-US"/>
+        </w:rPr>
+        <w:t xml:space="preserve"> </w:t>
+      </w:r>
+      <w:proofErr w:type="spellStart"/>
+      <w:r>
+        <w:rPr>
+          <w:lang w:val="en-US"/>
+        </w:rPr>
+        <w:t>elle</w:t>
+      </w:r>
+      <w:proofErr w:type="spellEnd"/>
+      <w:r>
+        <w:rPr>
+          <w:lang w:val="en-US"/>
+        </w:rPr>
+        <w:t xml:space="preserve"> </w:t>
+      </w:r>
+      <w:proofErr w:type="spellStart"/>
+      <w:r>
+        <w:rPr>
+          <w:lang w:val="en-US"/>
+        </w:rPr>
+        <w:t>nasıl</w:t>
+      </w:r>
+      <w:proofErr w:type="spellEnd"/>
+      <w:r>
+        <w:rPr>
+          <w:lang w:val="en-US"/>
+        </w:rPr>
+        <w:t xml:space="preserve"> </w:t>
+      </w:r>
+      <w:proofErr w:type="spellStart"/>
+      <w:r>
+        <w:rPr>
+          <w:lang w:val="en-US"/>
+        </w:rPr>
+        <w:t>yedeklenebilceği</w:t>
+      </w:r>
+      <w:proofErr w:type="spellEnd"/>
+      <w:r>
+        <w:rPr>
+          <w:lang w:val="en-US"/>
+        </w:rPr>
+        <w:t xml:space="preserve">, </w:t>
+      </w:r>
+      <w:proofErr w:type="spellStart"/>
+      <w:r>
+        <w:rPr>
+          <w:lang w:val="en-US"/>
+        </w:rPr>
+        <w:t>veri</w:t>
+      </w:r>
+      <w:proofErr w:type="spellEnd"/>
+      <w:r>
+        <w:rPr>
+          <w:lang w:val="en-US"/>
+        </w:rPr>
+        <w:t xml:space="preserve"> </w:t>
+      </w:r>
+      <w:proofErr w:type="spellStart"/>
+      <w:r>
+        <w:rPr>
+          <w:lang w:val="en-US"/>
+        </w:rPr>
+        <w:t>tabanı</w:t>
+      </w:r>
+      <w:proofErr w:type="spellEnd"/>
+      <w:r>
+        <w:rPr>
+          <w:lang w:val="en-US"/>
+        </w:rPr>
+        <w:t xml:space="preserve"> </w:t>
+      </w:r>
+      <w:proofErr w:type="spellStart"/>
+      <w:r>
+        <w:rPr>
+          <w:lang w:val="en-US"/>
+        </w:rPr>
+        <w:t>yedekleme</w:t>
+      </w:r>
+      <w:proofErr w:type="spellEnd"/>
+      <w:r>
+        <w:rPr>
+          <w:lang w:val="en-US"/>
+        </w:rPr>
+        <w:t xml:space="preserve"> </w:t>
+      </w:r>
+      <w:proofErr w:type="spellStart"/>
+      <w:r>
+        <w:rPr>
+          <w:lang w:val="en-US"/>
+        </w:rPr>
+        <w:t>türlerinin</w:t>
+      </w:r>
+      <w:proofErr w:type="spellEnd"/>
+      <w:r>
+        <w:rPr>
+          <w:lang w:val="en-US"/>
+        </w:rPr>
+        <w:t xml:space="preserve"> </w:t>
+      </w:r>
+      <w:proofErr w:type="spellStart"/>
+      <w:r>
+        <w:rPr>
+          <w:lang w:val="en-US"/>
+        </w:rPr>
+        <w:t>neler</w:t>
+      </w:r>
+      <w:proofErr w:type="spellEnd"/>
+      <w:r>
+        <w:rPr>
+          <w:lang w:val="en-US"/>
+        </w:rPr>
+        <w:t xml:space="preserve"> </w:t>
+      </w:r>
+      <w:proofErr w:type="spellStart"/>
+      <w:r>
+        <w:rPr>
+          <w:lang w:val="en-US"/>
+        </w:rPr>
+        <w:t>olduğu</w:t>
+      </w:r>
+      <w:proofErr w:type="spellEnd"/>
+      <w:r>
+        <w:rPr>
+          <w:lang w:val="en-US"/>
+        </w:rPr>
+        <w:t xml:space="preserve">, </w:t>
+      </w:r>
+      <w:proofErr w:type="spellStart"/>
+      <w:r>
+        <w:rPr>
+          <w:lang w:val="en-US"/>
+        </w:rPr>
+        <w:t>veri</w:t>
+      </w:r>
+      <w:proofErr w:type="spellEnd"/>
+      <w:r>
+        <w:rPr>
+          <w:lang w:val="en-US"/>
+        </w:rPr>
+        <w:t xml:space="preserve"> </w:t>
+      </w:r>
+      <w:proofErr w:type="spellStart"/>
+      <w:r>
+        <w:rPr>
+          <w:lang w:val="en-US"/>
+        </w:rPr>
+        <w:t>tabanı</w:t>
+      </w:r>
+      <w:proofErr w:type="spellEnd"/>
+      <w:r>
+        <w:rPr>
+          <w:lang w:val="en-US"/>
+        </w:rPr>
+        <w:t xml:space="preserve"> </w:t>
+      </w:r>
+      <w:proofErr w:type="spellStart"/>
+      <w:r>
+        <w:rPr>
+          <w:lang w:val="en-US"/>
+        </w:rPr>
+        <w:t>yedekleme</w:t>
+      </w:r>
+      <w:proofErr w:type="spellEnd"/>
+      <w:r>
+        <w:rPr>
+          <w:lang w:val="en-US"/>
+        </w:rPr>
+        <w:t xml:space="preserve"> </w:t>
+      </w:r>
+      <w:proofErr w:type="spellStart"/>
+      <w:r>
+        <w:rPr>
+          <w:lang w:val="en-US"/>
+        </w:rPr>
+        <w:t>stratejilerinin</w:t>
+      </w:r>
+      <w:proofErr w:type="spellEnd"/>
+      <w:r>
+        <w:rPr>
+          <w:lang w:val="en-US"/>
+        </w:rPr>
+        <w:t xml:space="preserve"> </w:t>
+      </w:r>
+      <w:proofErr w:type="spellStart"/>
+      <w:r>
+        <w:rPr>
+          <w:lang w:val="en-US"/>
+        </w:rPr>
+        <w:t>nasıl</w:t>
+      </w:r>
+      <w:proofErr w:type="spellEnd"/>
+      <w:r>
+        <w:rPr>
+          <w:lang w:val="en-US"/>
+        </w:rPr>
+        <w:t xml:space="preserve"> </w:t>
+      </w:r>
+      <w:proofErr w:type="spellStart"/>
+      <w:r>
+        <w:rPr>
+          <w:lang w:val="en-US"/>
+        </w:rPr>
+        <w:t>hazırlanması</w:t>
+      </w:r>
+      <w:proofErr w:type="spellEnd"/>
+      <w:r>
+        <w:rPr>
+          <w:lang w:val="en-US"/>
+        </w:rPr>
+        <w:t xml:space="preserve"> </w:t>
+      </w:r>
+      <w:proofErr w:type="spellStart"/>
+      <w:r>
+        <w:rPr>
+          <w:lang w:val="en-US"/>
+        </w:rPr>
+        <w:t>gerektiği</w:t>
+      </w:r>
+      <w:proofErr w:type="spellEnd"/>
+      <w:r>
+        <w:rPr>
+          <w:lang w:val="en-US"/>
+        </w:rPr>
+        <w:t xml:space="preserve">, </w:t>
+      </w:r>
+      <w:proofErr w:type="spellStart"/>
+      <w:r>
+        <w:rPr>
+          <w:lang w:val="en-US"/>
+        </w:rPr>
+        <w:t>hazırlanan</w:t>
+      </w:r>
+      <w:proofErr w:type="spellEnd"/>
+      <w:r>
+        <w:rPr>
+          <w:lang w:val="en-US"/>
+        </w:rPr>
+        <w:t xml:space="preserve"> </w:t>
+      </w:r>
+      <w:proofErr w:type="spellStart"/>
+      <w:r>
+        <w:rPr>
+          <w:lang w:val="en-US"/>
+        </w:rPr>
+        <w:t>stratejilerin</w:t>
+      </w:r>
+      <w:proofErr w:type="spellEnd"/>
+      <w:r>
+        <w:rPr>
+          <w:lang w:val="en-US"/>
+        </w:rPr>
+        <w:t xml:space="preserve"> </w:t>
+      </w:r>
+      <w:proofErr w:type="spellStart"/>
+      <w:r>
+        <w:rPr>
+          <w:lang w:val="en-US"/>
+        </w:rPr>
+        <w:t>nasıl</w:t>
+      </w:r>
+      <w:proofErr w:type="spellEnd"/>
+      <w:r>
+        <w:rPr>
+          <w:lang w:val="en-US"/>
+        </w:rPr>
+        <w:t xml:space="preserve"> </w:t>
+      </w:r>
+      <w:proofErr w:type="spellStart"/>
+      <w:r>
+        <w:rPr>
+          <w:lang w:val="en-US"/>
+        </w:rPr>
+        <w:t>uygulamaya</w:t>
+      </w:r>
+      <w:proofErr w:type="spellEnd"/>
+      <w:r>
+        <w:rPr>
+          <w:lang w:val="en-US"/>
+        </w:rPr>
+        <w:t xml:space="preserve"> </w:t>
+      </w:r>
+      <w:proofErr w:type="spellStart"/>
+      <w:r>
+        <w:rPr>
+          <w:lang w:val="en-US"/>
+        </w:rPr>
+        <w:t>döküleceği</w:t>
+      </w:r>
+      <w:proofErr w:type="spellEnd"/>
+      <w:r>
+        <w:rPr>
+          <w:lang w:val="en-US"/>
+        </w:rPr>
+        <w:t xml:space="preserve"> </w:t>
+      </w:r>
+      <w:proofErr w:type="spellStart"/>
+      <w:r>
+        <w:rPr>
+          <w:lang w:val="en-US"/>
+        </w:rPr>
+        <w:t>öğrenilmiştir</w:t>
+      </w:r>
+      <w:proofErr w:type="spellEnd"/>
+      <w:r>
+        <w:rPr>
+          <w:lang w:val="en-US"/>
+        </w:rPr>
+        <w:t xml:space="preserve">.  </w:t>
+      </w:r>
+      <w:r>
+        <w:rPr>
+          <w:noProof/>
+          <w:lang w:val="en-US"/>
+        </w:rPr>
+        <w:drawing>
+          <wp:inline distT="0" distB="0" distL="0" distR="0" wp14:anchorId="43651F47" wp14:editId="72BAA8C6">
             <wp:extent cx="5971540" cy="1328420"/>
             <wp:effectExtent l="0" t="0" r="0" b="5080"/>
             <wp:docPr id="1863236746" name="Image 1" descr="Une image contenant texte, capture d’écran, Police&#10;&#10;Le contenu généré par l’IA peut être incorrect."/>
@@ -2258,7 +8256,7 @@
                     <pic:cNvPicPr/>
                   </pic:nvPicPr>
                   <pic:blipFill>
-                    <a:blip r:embed="rId19"/>
+                    <a:blip r:embed="rId25"/>
                     <a:stretch>
                       <a:fillRect/>
                     </a:stretch>
@@ -2287,10 +8285,11 @@
       </w:pPr>
       <w:r>
         <w:rPr>
+          <w:noProof/>
           <w:lang w:val="en-US"/>
         </w:rPr>
         <w:drawing>
-          <wp:inline distT="0" distB="0" distL="0" distR="0" wp14:anchorId="0BD6E093" wp14:editId="4DFE500C">
+          <wp:inline distT="0" distB="0" distL="0" distR="0" wp14:anchorId="27E6B06C" wp14:editId="5D50484B">
             <wp:extent cx="5971540" cy="1986280"/>
             <wp:effectExtent l="0" t="0" r="0" b="0"/>
             <wp:docPr id="571866592" name="Image 1" descr="Une image contenant texte, capture d’écran, Police, document&#10;&#10;Le contenu généré par l’IA peut être incorrect."/>
@@ -2305,7 +8304,7 @@
                     <pic:cNvPicPr/>
                   </pic:nvPicPr>
                   <pic:blipFill>
-                    <a:blip r:embed="rId20"/>
+                    <a:blip r:embed="rId26"/>
                     <a:stretch>
                       <a:fillRect/>
                     </a:stretch>
@@ -2325,587 +8324,6 @@
           </wp:inline>
         </w:drawing>
       </w:r>
-    </w:p>
-    <w:p>
-      <w:pPr>
-        <w:rPr>
-          <w:lang w:val="tr-TR"/>
-        </w:rPr>
-      </w:pPr>
-      <w:r>
-        <w:rPr>
-          <w:lang w:val="tr-TR"/>
-        </w:rPr>
-        <w:lastRenderedPageBreak/>
-        <w:drawing>
-          <wp:inline distT="0" distB="0" distL="0" distR="0" wp14:anchorId="768E3DEE" wp14:editId="209E1354">
-            <wp:extent cx="5971540" cy="2933065"/>
-            <wp:effectExtent l="0" t="0" r="0" b="635"/>
-            <wp:docPr id="2069852571" name="Image 1"/>
-            <wp:cNvGraphicFramePr>
-              <a:graphicFrameLocks xmlns:a="http://schemas.openxmlformats.org/drawingml/2006/main" noChangeAspect="1"/>
-            </wp:cNvGraphicFramePr>
-            <a:graphic xmlns:a="http://schemas.openxmlformats.org/drawingml/2006/main">
-              <a:graphicData uri="http://schemas.openxmlformats.org/drawingml/2006/picture">
-                <pic:pic xmlns:pic="http://schemas.openxmlformats.org/drawingml/2006/picture">
-                  <pic:nvPicPr>
-                    <pic:cNvPr id="2069852571" name=""/>
-                    <pic:cNvPicPr/>
-                  </pic:nvPicPr>
-                  <pic:blipFill>
-                    <a:blip r:embed="rId21"/>
-                    <a:stretch>
-                      <a:fillRect/>
-                    </a:stretch>
-                  </pic:blipFill>
-                  <pic:spPr>
-                    <a:xfrm>
-                      <a:off x="0" y="0"/>
-                      <a:ext cx="5971540" cy="2933065"/>
-                    </a:xfrm>
-                    <a:prstGeom prst="rect">
-                      <a:avLst/>
-                    </a:prstGeom>
-                  </pic:spPr>
-                </pic:pic>
-              </a:graphicData>
-            </a:graphic>
-          </wp:inline>
-        </w:drawing>
-      </w:r>
-      <w:r>
-        <w:rPr>
-          <w:lang w:val="tr-TR"/>
-        </w:rPr>
-        <w:drawing>
-          <wp:inline distT="0" distB="0" distL="0" distR="0" wp14:anchorId="2EBC4A0B" wp14:editId="5321F2B2">
-            <wp:extent cx="5971540" cy="271145"/>
-            <wp:effectExtent l="0" t="0" r="0" b="0"/>
-            <wp:docPr id="518350099" name="Image 1"/>
-            <wp:cNvGraphicFramePr>
-              <a:graphicFrameLocks xmlns:a="http://schemas.openxmlformats.org/drawingml/2006/main" noChangeAspect="1"/>
-            </wp:cNvGraphicFramePr>
-            <a:graphic xmlns:a="http://schemas.openxmlformats.org/drawingml/2006/main">
-              <a:graphicData uri="http://schemas.openxmlformats.org/drawingml/2006/picture">
-                <pic:pic xmlns:pic="http://schemas.openxmlformats.org/drawingml/2006/picture">
-                  <pic:nvPicPr>
-                    <pic:cNvPr id="518350099" name=""/>
-                    <pic:cNvPicPr/>
-                  </pic:nvPicPr>
-                  <pic:blipFill>
-                    <a:blip r:embed="rId22"/>
-                    <a:stretch>
-                      <a:fillRect/>
-                    </a:stretch>
-                  </pic:blipFill>
-                  <pic:spPr>
-                    <a:xfrm>
-                      <a:off x="0" y="0"/>
-                      <a:ext cx="5971540" cy="271145"/>
-                    </a:xfrm>
-                    <a:prstGeom prst="rect">
-                      <a:avLst/>
-                    </a:prstGeom>
-                  </pic:spPr>
-                </pic:pic>
-              </a:graphicData>
-            </a:graphic>
-          </wp:inline>
-        </w:drawing>
-      </w:r>
-    </w:p>
-    <w:p>
-      <w:pPr>
-        <w:rPr>
-          <w:lang w:val="tr-TR"/>
-        </w:rPr>
-      </w:pPr>
-    </w:p>
-    <w:p>
-      <w:pPr>
-        <w:pStyle w:val="Titre2"/>
-        <w:rPr>
-          <w:lang w:val="tr-TR"/>
-        </w:rPr>
-      </w:pPr>
-      <w:r>
-        <w:rPr>
-          <w:lang w:val="tr-TR"/>
-        </w:rPr>
-        <w:t xml:space="preserve">SQL </w:t>
-      </w:r>
-      <w:proofErr w:type="spellStart"/>
-      <w:r>
-        <w:rPr>
-          <w:lang w:val="tr-TR"/>
-        </w:rPr>
-        <w:t>Injection</w:t>
-      </w:r>
-      <w:proofErr w:type="spellEnd"/>
-      <w:r>
-        <w:rPr>
-          <w:lang w:val="tr-TR"/>
-        </w:rPr>
-        <w:t xml:space="preserve"> </w:t>
-      </w:r>
-    </w:p>
-    <w:p>
-      <w:pPr>
-        <w:rPr>
-          <w:lang w:val="tr-TR"/>
-        </w:rPr>
-      </w:pPr>
-    </w:p>
-    <w:p>
-      <w:pPr>
-        <w:spacing w:before="240"/>
-        <w:rPr>
-          <w:lang w:val="en-US"/>
-        </w:rPr>
-      </w:pPr>
-    </w:p>
-    <w:p>
-      <w:pPr>
-        <w:pStyle w:val="Titre1"/>
-        <w:rPr>
-          <w:lang w:val="en-US"/>
-        </w:rPr>
-      </w:pPr>
-      <w:proofErr w:type="spellStart"/>
-      <w:r>
-        <w:rPr>
-          <w:lang w:val="en-US"/>
-        </w:rPr>
-        <w:t>Çıktılar</w:t>
-      </w:r>
-      <w:proofErr w:type="spellEnd"/>
-    </w:p>
-    <w:p>
-      <w:pPr>
-        <w:rPr>
-          <w:lang w:val="en-US"/>
-        </w:rPr>
-      </w:pPr>
-    </w:p>
-    <w:p>
-      <w:pPr>
-        <w:rPr>
-          <w:lang w:val="en-US"/>
-        </w:rPr>
-      </w:pPr>
-      <w:proofErr w:type="spellStart"/>
-      <w:r>
-        <w:rPr>
-          <w:lang w:val="en-US"/>
-        </w:rPr>
-        <w:t>Proje</w:t>
-      </w:r>
-      <w:proofErr w:type="spellEnd"/>
-      <w:r>
-        <w:rPr>
-          <w:lang w:val="en-US"/>
-        </w:rPr>
-        <w:t xml:space="preserve"> </w:t>
-      </w:r>
-      <w:proofErr w:type="spellStart"/>
-      <w:r>
-        <w:rPr>
-          <w:lang w:val="en-US"/>
-        </w:rPr>
-        <w:t>kapsamında</w:t>
-      </w:r>
-      <w:proofErr w:type="spellEnd"/>
-      <w:r>
-        <w:rPr>
-          <w:lang w:val="en-US"/>
-        </w:rPr>
-        <w:t xml:space="preserve"> </w:t>
-      </w:r>
-      <w:proofErr w:type="spellStart"/>
-      <w:r>
-        <w:rPr>
-          <w:lang w:val="en-US"/>
-        </w:rPr>
-        <w:t>yapılan</w:t>
-      </w:r>
-      <w:proofErr w:type="spellEnd"/>
-      <w:r>
-        <w:rPr>
-          <w:lang w:val="en-US"/>
-        </w:rPr>
-        <w:t xml:space="preserve"> </w:t>
-      </w:r>
-      <w:proofErr w:type="spellStart"/>
-      <w:r>
-        <w:rPr>
-          <w:lang w:val="en-US"/>
-        </w:rPr>
-        <w:t>işlemler</w:t>
-      </w:r>
-      <w:proofErr w:type="spellEnd"/>
-      <w:r>
-        <w:rPr>
-          <w:lang w:val="en-US"/>
-        </w:rPr>
-        <w:t xml:space="preserve"> </w:t>
-      </w:r>
-      <w:proofErr w:type="spellStart"/>
-      <w:r>
-        <w:rPr>
-          <w:lang w:val="en-US"/>
-        </w:rPr>
-        <w:t>sayesinde</w:t>
-      </w:r>
-      <w:proofErr w:type="spellEnd"/>
-      <w:r>
-        <w:rPr>
-          <w:lang w:val="en-US"/>
-        </w:rPr>
-        <w:t xml:space="preserve"> </w:t>
-      </w:r>
-      <w:proofErr w:type="spellStart"/>
-      <w:r>
-        <w:rPr>
-          <w:lang w:val="en-US"/>
-        </w:rPr>
-        <w:t>veri</w:t>
-      </w:r>
-      <w:proofErr w:type="spellEnd"/>
-      <w:r>
-        <w:rPr>
-          <w:lang w:val="en-US"/>
-        </w:rPr>
-        <w:t xml:space="preserve"> </w:t>
-      </w:r>
-      <w:proofErr w:type="spellStart"/>
-      <w:r>
-        <w:rPr>
-          <w:lang w:val="en-US"/>
-        </w:rPr>
-        <w:t>tabanlarının</w:t>
-      </w:r>
-      <w:proofErr w:type="spellEnd"/>
-      <w:r>
-        <w:rPr>
-          <w:lang w:val="en-US"/>
-        </w:rPr>
-        <w:t xml:space="preserve"> </w:t>
-      </w:r>
-      <w:proofErr w:type="spellStart"/>
-      <w:r>
-        <w:rPr>
-          <w:lang w:val="en-US"/>
-        </w:rPr>
-        <w:t>elle</w:t>
-      </w:r>
-      <w:proofErr w:type="spellEnd"/>
-      <w:r>
-        <w:rPr>
-          <w:lang w:val="en-US"/>
-        </w:rPr>
-        <w:t xml:space="preserve"> </w:t>
-      </w:r>
-      <w:proofErr w:type="spellStart"/>
-      <w:r>
-        <w:rPr>
-          <w:lang w:val="en-US"/>
-        </w:rPr>
-        <w:t>nasıl</w:t>
-      </w:r>
-      <w:proofErr w:type="spellEnd"/>
-      <w:r>
-        <w:rPr>
-          <w:lang w:val="en-US"/>
-        </w:rPr>
-        <w:t xml:space="preserve"> </w:t>
-      </w:r>
-      <w:proofErr w:type="spellStart"/>
-      <w:r>
-        <w:rPr>
-          <w:lang w:val="en-US"/>
-        </w:rPr>
-        <w:t>yedeklenebilceği</w:t>
-      </w:r>
-      <w:proofErr w:type="spellEnd"/>
-      <w:r>
-        <w:rPr>
-          <w:lang w:val="en-US"/>
-        </w:rPr>
-        <w:t xml:space="preserve">, </w:t>
-      </w:r>
-      <w:proofErr w:type="spellStart"/>
-      <w:r>
-        <w:rPr>
-          <w:lang w:val="en-US"/>
-        </w:rPr>
-        <w:t>veri</w:t>
-      </w:r>
-      <w:proofErr w:type="spellEnd"/>
-      <w:r>
-        <w:rPr>
-          <w:lang w:val="en-US"/>
-        </w:rPr>
-        <w:t xml:space="preserve"> </w:t>
-      </w:r>
-      <w:proofErr w:type="spellStart"/>
-      <w:r>
-        <w:rPr>
-          <w:lang w:val="en-US"/>
-        </w:rPr>
-        <w:t>tabanı</w:t>
-      </w:r>
-      <w:proofErr w:type="spellEnd"/>
-      <w:r>
-        <w:rPr>
-          <w:lang w:val="en-US"/>
-        </w:rPr>
-        <w:t xml:space="preserve"> </w:t>
-      </w:r>
-      <w:proofErr w:type="spellStart"/>
-      <w:r>
-        <w:rPr>
-          <w:lang w:val="en-US"/>
-        </w:rPr>
-        <w:t>yedekleme</w:t>
-      </w:r>
-      <w:proofErr w:type="spellEnd"/>
-      <w:r>
-        <w:rPr>
-          <w:lang w:val="en-US"/>
-        </w:rPr>
-        <w:t xml:space="preserve"> </w:t>
-      </w:r>
-      <w:proofErr w:type="spellStart"/>
-      <w:r>
-        <w:rPr>
-          <w:lang w:val="en-US"/>
-        </w:rPr>
-        <w:t>türlerinin</w:t>
-      </w:r>
-      <w:proofErr w:type="spellEnd"/>
-      <w:r>
-        <w:rPr>
-          <w:lang w:val="en-US"/>
-        </w:rPr>
-        <w:t xml:space="preserve"> </w:t>
-      </w:r>
-      <w:proofErr w:type="spellStart"/>
-      <w:r>
-        <w:rPr>
-          <w:lang w:val="en-US"/>
-        </w:rPr>
-        <w:t>neler</w:t>
-      </w:r>
-      <w:proofErr w:type="spellEnd"/>
-      <w:r>
-        <w:rPr>
-          <w:lang w:val="en-US"/>
-        </w:rPr>
-        <w:t xml:space="preserve"> </w:t>
-      </w:r>
-      <w:proofErr w:type="spellStart"/>
-      <w:r>
-        <w:rPr>
-          <w:lang w:val="en-US"/>
-        </w:rPr>
-        <w:t>olduğu</w:t>
-      </w:r>
-      <w:proofErr w:type="spellEnd"/>
-      <w:r>
-        <w:rPr>
-          <w:lang w:val="en-US"/>
-        </w:rPr>
-        <w:t xml:space="preserve">, </w:t>
-      </w:r>
-      <w:proofErr w:type="spellStart"/>
-      <w:r>
-        <w:rPr>
-          <w:lang w:val="en-US"/>
-        </w:rPr>
-        <w:t>veri</w:t>
-      </w:r>
-      <w:proofErr w:type="spellEnd"/>
-      <w:r>
-        <w:rPr>
-          <w:lang w:val="en-US"/>
-        </w:rPr>
-        <w:t xml:space="preserve"> </w:t>
-      </w:r>
-      <w:proofErr w:type="spellStart"/>
-      <w:r>
-        <w:rPr>
-          <w:lang w:val="en-US"/>
-        </w:rPr>
-        <w:t>tabanı</w:t>
-      </w:r>
-      <w:proofErr w:type="spellEnd"/>
-      <w:r>
-        <w:rPr>
-          <w:lang w:val="en-US"/>
-        </w:rPr>
-        <w:t xml:space="preserve"> </w:t>
-      </w:r>
-      <w:proofErr w:type="spellStart"/>
-      <w:r>
-        <w:rPr>
-          <w:lang w:val="en-US"/>
-        </w:rPr>
-        <w:t>yedekleme</w:t>
-      </w:r>
-      <w:proofErr w:type="spellEnd"/>
-      <w:r>
-        <w:rPr>
-          <w:lang w:val="en-US"/>
-        </w:rPr>
-        <w:t xml:space="preserve"> </w:t>
-      </w:r>
-      <w:proofErr w:type="spellStart"/>
-      <w:r>
-        <w:rPr>
-          <w:lang w:val="en-US"/>
-        </w:rPr>
-        <w:t>stratejilerinin</w:t>
-      </w:r>
-      <w:proofErr w:type="spellEnd"/>
-      <w:r>
-        <w:rPr>
-          <w:lang w:val="en-US"/>
-        </w:rPr>
-        <w:t xml:space="preserve"> </w:t>
-      </w:r>
-      <w:proofErr w:type="spellStart"/>
-      <w:r>
-        <w:rPr>
-          <w:lang w:val="en-US"/>
-        </w:rPr>
-        <w:t>nasıl</w:t>
-      </w:r>
-      <w:proofErr w:type="spellEnd"/>
-      <w:r>
-        <w:rPr>
-          <w:lang w:val="en-US"/>
-        </w:rPr>
-        <w:t xml:space="preserve"> </w:t>
-      </w:r>
-      <w:proofErr w:type="spellStart"/>
-      <w:r>
-        <w:rPr>
-          <w:lang w:val="en-US"/>
-        </w:rPr>
-        <w:t>hazırlanması</w:t>
-      </w:r>
-      <w:proofErr w:type="spellEnd"/>
-      <w:r>
-        <w:rPr>
-          <w:lang w:val="en-US"/>
-        </w:rPr>
-        <w:t xml:space="preserve"> </w:t>
-      </w:r>
-      <w:proofErr w:type="spellStart"/>
-      <w:r>
-        <w:rPr>
-          <w:lang w:val="en-US"/>
-        </w:rPr>
-        <w:t>gerektiği</w:t>
-      </w:r>
-      <w:proofErr w:type="spellEnd"/>
-      <w:r>
-        <w:rPr>
-          <w:lang w:val="en-US"/>
-        </w:rPr>
-        <w:t xml:space="preserve">, </w:t>
-      </w:r>
-      <w:proofErr w:type="spellStart"/>
-      <w:r>
-        <w:rPr>
-          <w:lang w:val="en-US"/>
-        </w:rPr>
-        <w:t>hazırlanan</w:t>
-      </w:r>
-      <w:proofErr w:type="spellEnd"/>
-      <w:r>
-        <w:rPr>
-          <w:lang w:val="en-US"/>
-        </w:rPr>
-        <w:t xml:space="preserve"> </w:t>
-      </w:r>
-      <w:proofErr w:type="spellStart"/>
-      <w:r>
-        <w:rPr>
-          <w:lang w:val="en-US"/>
-        </w:rPr>
-        <w:t>stratejilerin</w:t>
-      </w:r>
-      <w:proofErr w:type="spellEnd"/>
-      <w:r>
-        <w:rPr>
-          <w:lang w:val="en-US"/>
-        </w:rPr>
-        <w:t xml:space="preserve"> </w:t>
-      </w:r>
-      <w:proofErr w:type="spellStart"/>
-      <w:r>
-        <w:rPr>
-          <w:lang w:val="en-US"/>
-        </w:rPr>
-        <w:t>nasıl</w:t>
-      </w:r>
-      <w:proofErr w:type="spellEnd"/>
-      <w:r>
-        <w:rPr>
-          <w:lang w:val="en-US"/>
-        </w:rPr>
-        <w:t xml:space="preserve"> </w:t>
-      </w:r>
-      <w:proofErr w:type="spellStart"/>
-      <w:r>
-        <w:rPr>
-          <w:lang w:val="en-US"/>
-        </w:rPr>
-        <w:t>uygulamaya</w:t>
-      </w:r>
-      <w:proofErr w:type="spellEnd"/>
-      <w:r>
-        <w:rPr>
-          <w:lang w:val="en-US"/>
-        </w:rPr>
-        <w:t xml:space="preserve"> </w:t>
-      </w:r>
-      <w:proofErr w:type="spellStart"/>
-      <w:r>
-        <w:rPr>
-          <w:lang w:val="en-US"/>
-        </w:rPr>
-        <w:t>döküleceği</w:t>
-      </w:r>
-      <w:proofErr w:type="spellEnd"/>
-      <w:r>
-        <w:rPr>
-          <w:lang w:val="en-US"/>
-        </w:rPr>
-        <w:t xml:space="preserve"> </w:t>
-      </w:r>
-      <w:proofErr w:type="spellStart"/>
-      <w:r>
-        <w:rPr>
-          <w:lang w:val="en-US"/>
-        </w:rPr>
-        <w:t>öğrenilmiştir</w:t>
-      </w:r>
-      <w:proofErr w:type="spellEnd"/>
-      <w:r>
-        <w:rPr>
-          <w:lang w:val="en-US"/>
-        </w:rPr>
-        <w:t xml:space="preserve">.  </w:t>
-      </w:r>
-    </w:p>
-    <w:p>
-      <w:pPr>
-        <w:rPr>
-          <w:lang w:val="en-US"/>
-        </w:rPr>
-      </w:pPr>
     </w:p>
     <w:sectPr>
       <w:pgSz w:w="12240" w:h="15840"/>
@@ -4936,7 +10354,6 @@
   <w:style w:type="character" w:default="1" w:styleId="Policepardfaut">
     <w:name w:val="Default Paragraph Font"/>
     <w:uiPriority w:val="1"/>
-    <w:semiHidden/>
     <w:unhideWhenUsed/>
   </w:style>
   <w:style w:type="table" w:default="1" w:styleId="TableauNormal">
@@ -5375,6 +10792,16 @@
       </w:numPr>
     </w:pPr>
   </w:style>
+  <w:style w:type="character" w:customStyle="1" w:styleId="hljs-string">
+    <w:name w:val="hljs-string"/>
+    <w:basedOn w:val="Policepardfaut"/>
+    <w:rsid w:val="0060716C"/>
+  </w:style>
+  <w:style w:type="character" w:customStyle="1" w:styleId="hljs-subst">
+    <w:name w:val="hljs-subst"/>
+    <w:basedOn w:val="Policepardfaut"/>
+    <w:rsid w:val="0060716C"/>
+  </w:style>
 </w:styles>
 </file>
 

--- a/RAPOR.docx
+++ b/RAPOR.docx
@@ -596,7 +596,6 @@
     </w:p>
     <w:p>
       <w:pPr>
-        <w:spacing w:before="240"/>
         <w:rPr>
           <w:lang w:val="en-US"/>
         </w:rPr>
@@ -645,7 +644,6 @@
     </w:p>
     <w:p>
       <w:pPr>
-        <w:spacing w:before="240"/>
         <w:rPr>
           <w:lang w:val="en-US"/>
         </w:rPr>
@@ -751,7 +749,6 @@
     </w:p>
     <w:p>
       <w:pPr>
-        <w:spacing w:before="240"/>
         <w:rPr>
           <w:lang w:val="en-US"/>
         </w:rPr>
@@ -800,7 +797,6 @@
     </w:p>
     <w:p>
       <w:pPr>
-        <w:spacing w:before="240"/>
         <w:rPr>
           <w:lang w:val="en-US"/>
         </w:rPr>
@@ -878,7 +874,6 @@
     </w:p>
     <w:p>
       <w:pPr>
-        <w:spacing w:before="240"/>
         <w:rPr>
           <w:lang w:val="en-US"/>
         </w:rPr>
@@ -927,7 +922,6 @@
     </w:p>
     <w:p>
       <w:pPr>
-        <w:spacing w:before="240"/>
         <w:rPr>
           <w:lang w:val="en-US"/>
         </w:rPr>
@@ -1131,7 +1125,6 @@
     </w:p>
     <w:p>
       <w:pPr>
-        <w:spacing w:before="240"/>
         <w:rPr>
           <w:lang w:val="en-US"/>
         </w:rPr>
@@ -1180,7 +1173,6 @@
     </w:p>
     <w:p>
       <w:pPr>
-        <w:spacing w:before="240"/>
         <w:rPr>
           <w:lang w:val="en-US"/>
         </w:rPr>
@@ -1421,7 +1413,6 @@
           <w:noProof/>
           <w:lang w:val="en-US"/>
         </w:rPr>
-        <w:lastRenderedPageBreak/>
         <w:drawing>
           <wp:inline distT="0" distB="0" distL="0" distR="0" wp14:anchorId="4E61C0BD" wp14:editId="7876FBDF">
             <wp:extent cx="5971540" cy="2997200"/>
@@ -1471,6 +1462,7 @@
         <w:rPr>
           <w:lang w:val="en-US"/>
         </w:rPr>
+        <w:lastRenderedPageBreak/>
         <w:t>Görüleceği</w:t>
       </w:r>
       <w:proofErr w:type="spellEnd"/>
@@ -2103,215 +2095,200 @@
         <w:rPr>
           <w:lang w:val="tr-TR"/>
         </w:rPr>
+        <w:t>Veri tabanındaki verilerin şifreli olarak saklanması veri güvenliği açısından oldukça önemlidir. Verilerin şifreli şekilde saklanması olası bir veri sızıntısı durumunda kötü niyetli kişilerin tüm verilere ulaşmasını imkânsız kılar. Ancak bu durumda anahtarın gizliliğine dikkat edilmelidir.</w:t>
+      </w:r>
+    </w:p>
+    <w:p>
+      <w:pPr>
+        <w:rPr>
+          <w:lang w:val="tr-TR"/>
+        </w:rPr>
+      </w:pPr>
+    </w:p>
+    <w:p>
+      <w:pPr>
+        <w:rPr>
+          <w:lang w:val="tr-TR"/>
+        </w:rPr>
+      </w:pPr>
+      <w:r>
+        <w:rPr>
+          <w:lang w:val="tr-TR"/>
+        </w:rPr>
+        <w:t xml:space="preserve">Raporun bu kısmında </w:t>
+      </w:r>
+      <w:proofErr w:type="spellStart"/>
+      <w:r>
+        <w:rPr>
+          <w:lang w:val="tr-TR"/>
+        </w:rPr>
+        <w:t>PostgreSQL</w:t>
+      </w:r>
+      <w:proofErr w:type="spellEnd"/>
+      <w:r>
+        <w:rPr>
+          <w:lang w:val="tr-TR"/>
+        </w:rPr>
+        <w:t xml:space="preserve"> veri tabanında veri şifreleme süreçlerinin </w:t>
+      </w:r>
+      <w:proofErr w:type="spellStart"/>
+      <w:r>
+        <w:rPr>
+          <w:lang w:val="tr-TR"/>
+        </w:rPr>
+        <w:t>nasık</w:t>
+      </w:r>
+      <w:proofErr w:type="spellEnd"/>
+      <w:r>
+        <w:rPr>
+          <w:lang w:val="tr-TR"/>
+        </w:rPr>
+        <w:t xml:space="preserve"> gerçekleştirildiği incelenmiştir.</w:t>
+      </w:r>
+      <w:r>
+        <w:rPr>
+          <w:lang w:val="tr-TR"/>
+        </w:rPr>
+        <w:t xml:space="preserve"> </w:t>
+      </w:r>
+      <w:proofErr w:type="spellStart"/>
+      <w:r>
+        <w:rPr>
+          <w:lang w:val="tr-TR"/>
+        </w:rPr>
+        <w:t>PostgreSQL</w:t>
+      </w:r>
+      <w:proofErr w:type="spellEnd"/>
+      <w:r>
+        <w:rPr>
+          <w:lang w:val="tr-TR"/>
+        </w:rPr>
+        <w:t xml:space="preserve"> veri tabanı dahili varsayılan olarak SQL Server’daki disk şifreleme özelliğine sahip değildir. Disk şifreleme için Linux tarafında LUKS (Linux </w:t>
+      </w:r>
+      <w:proofErr w:type="spellStart"/>
+      <w:r>
+        <w:rPr>
+          <w:lang w:val="tr-TR"/>
+        </w:rPr>
+        <w:t>Unified</w:t>
+      </w:r>
+      <w:proofErr w:type="spellEnd"/>
+      <w:r>
+        <w:rPr>
+          <w:lang w:val="tr-TR"/>
+        </w:rPr>
+        <w:t xml:space="preserve"> </w:t>
+      </w:r>
+      <w:proofErr w:type="spellStart"/>
+      <w:r>
+        <w:rPr>
+          <w:lang w:val="tr-TR"/>
+        </w:rPr>
+        <w:t>Key</w:t>
+      </w:r>
+      <w:proofErr w:type="spellEnd"/>
+      <w:r>
+        <w:rPr>
+          <w:lang w:val="tr-TR"/>
+        </w:rPr>
+        <w:t xml:space="preserve"> Setup) kullanılmaktadır. Bu bağlamda projemizde sütun bazlı şifrelemeye imkân tanıyan </w:t>
+      </w:r>
+      <w:proofErr w:type="spellStart"/>
+      <w:r>
+        <w:rPr>
+          <w:lang w:val="tr-TR"/>
+        </w:rPr>
+        <w:t>pgcrypto</w:t>
+      </w:r>
+      <w:proofErr w:type="spellEnd"/>
+      <w:r>
+        <w:rPr>
+          <w:lang w:val="tr-TR"/>
+        </w:rPr>
+        <w:t xml:space="preserve"> eklentisi kullanılmıştır.</w:t>
+      </w:r>
+    </w:p>
+    <w:p>
+      <w:pPr>
+        <w:rPr>
+          <w:lang w:val="tr-TR"/>
+        </w:rPr>
+      </w:pPr>
+      <w:r>
+        <w:rPr>
+          <w:lang w:val="tr-TR"/>
+        </w:rPr>
+        <w:t xml:space="preserve">İlk olarak en yetkili kullanıcı olan </w:t>
+      </w:r>
+      <w:proofErr w:type="spellStart"/>
+      <w:r>
+        <w:rPr>
+          <w:lang w:val="tr-TR"/>
+        </w:rPr>
+        <w:t>superadmin</w:t>
+      </w:r>
+      <w:proofErr w:type="spellEnd"/>
+      <w:r>
+        <w:rPr>
+          <w:lang w:val="tr-TR"/>
+        </w:rPr>
+        <w:t xml:space="preserve"> rolündeki </w:t>
+      </w:r>
+      <w:proofErr w:type="spellStart"/>
+      <w:r>
+        <w:rPr>
+          <w:lang w:val="tr-TR"/>
+        </w:rPr>
+        <w:t>postgres</w:t>
+      </w:r>
+      <w:proofErr w:type="spellEnd"/>
+      <w:r>
+        <w:rPr>
+          <w:lang w:val="tr-TR"/>
+        </w:rPr>
+        <w:t xml:space="preserve"> kullanıcısı ile örnek veri tabanımız olan </w:t>
+      </w:r>
+      <w:proofErr w:type="spellStart"/>
+      <w:r>
+        <w:rPr>
+          <w:lang w:val="tr-TR"/>
+        </w:rPr>
+        <w:t>DVDRental</w:t>
+      </w:r>
+      <w:proofErr w:type="spellEnd"/>
+      <w:r>
+        <w:rPr>
+          <w:lang w:val="tr-TR"/>
+        </w:rPr>
+        <w:t xml:space="preserve"> veri tabanına bağlanılmış ve ardından </w:t>
+      </w:r>
+      <w:proofErr w:type="spellStart"/>
+      <w:r>
+        <w:rPr>
+          <w:lang w:val="tr-TR"/>
+        </w:rPr>
+        <w:t>pgcrypto</w:t>
+      </w:r>
+      <w:proofErr w:type="spellEnd"/>
+      <w:r>
+        <w:rPr>
+          <w:lang w:val="tr-TR"/>
+        </w:rPr>
+        <w:t xml:space="preserve"> eklentisi kurulmuştur.</w:t>
+      </w:r>
+    </w:p>
+    <w:p>
+      <w:pPr>
+        <w:rPr>
+          <w:lang w:val="en-US"/>
+        </w:rPr>
+      </w:pPr>
+      <w:r>
+        <w:rPr>
+          <w:noProof/>
+          <w:lang w:val="en-US"/>
+        </w:rPr>
         <w:lastRenderedPageBreak/>
-        <w:t>Veri tabanındaki verilerin şifreli olarak saklanması veri güvenliği açısından oldukça önemlidir. Verilerin şifreli şekilde saklanması olası bir veri sızıntısı durumunda kötü niyetli kişilerin tüm verilere ulaşmasını imkânsız kılar. Ancak bu durumda anahtarın gizliliğine dikkat edilmelidir.</w:t>
-      </w:r>
-    </w:p>
-    <w:p>
-      <w:pPr>
-        <w:rPr>
-          <w:lang w:val="tr-TR"/>
-        </w:rPr>
-      </w:pPr>
-    </w:p>
-    <w:p>
-      <w:pPr>
-        <w:rPr>
-          <w:lang w:val="tr-TR"/>
-        </w:rPr>
-      </w:pPr>
-      <w:r>
-        <w:rPr>
-          <w:lang w:val="tr-TR"/>
-        </w:rPr>
-        <w:t xml:space="preserve">Raporun bu kısmında </w:t>
-      </w:r>
-      <w:proofErr w:type="spellStart"/>
-      <w:r>
-        <w:rPr>
-          <w:lang w:val="tr-TR"/>
-        </w:rPr>
-        <w:t>PostgreSQL</w:t>
-      </w:r>
-      <w:proofErr w:type="spellEnd"/>
-      <w:r>
-        <w:rPr>
-          <w:lang w:val="tr-TR"/>
-        </w:rPr>
-        <w:t xml:space="preserve"> veri tabanında veri şifreleme süreçlerinin </w:t>
-      </w:r>
-      <w:proofErr w:type="spellStart"/>
-      <w:r>
-        <w:rPr>
-          <w:lang w:val="tr-TR"/>
-        </w:rPr>
-        <w:t>nasık</w:t>
-      </w:r>
-      <w:proofErr w:type="spellEnd"/>
-      <w:r>
-        <w:rPr>
-          <w:lang w:val="tr-TR"/>
-        </w:rPr>
-        <w:t xml:space="preserve"> gerçekleştirildiği incelenmiştir.</w:t>
-      </w:r>
-    </w:p>
-    <w:p>
-      <w:pPr>
-        <w:rPr>
-          <w:lang w:val="tr-TR"/>
-        </w:rPr>
-      </w:pPr>
-    </w:p>
-    <w:p>
-      <w:pPr>
-        <w:rPr>
-          <w:lang w:val="tr-TR"/>
-        </w:rPr>
-      </w:pPr>
-      <w:proofErr w:type="spellStart"/>
-      <w:r>
-        <w:rPr>
-          <w:lang w:val="tr-TR"/>
-        </w:rPr>
-        <w:t>PostgreSQL</w:t>
-      </w:r>
-      <w:proofErr w:type="spellEnd"/>
-      <w:r>
-        <w:rPr>
-          <w:lang w:val="tr-TR"/>
-        </w:rPr>
-        <w:t xml:space="preserve"> veri tabanı dahili varsayılan olarak SQL Server’daki disk şifreleme özelliğine sahip değildir. Disk şifreleme için Linux tarafında LUKS (Linux </w:t>
-      </w:r>
-      <w:proofErr w:type="spellStart"/>
-      <w:r>
-        <w:rPr>
-          <w:lang w:val="tr-TR"/>
-        </w:rPr>
-        <w:t>Unified</w:t>
-      </w:r>
-      <w:proofErr w:type="spellEnd"/>
-      <w:r>
-        <w:rPr>
-          <w:lang w:val="tr-TR"/>
-        </w:rPr>
-        <w:t xml:space="preserve"> </w:t>
-      </w:r>
-      <w:proofErr w:type="spellStart"/>
-      <w:r>
-        <w:rPr>
-          <w:lang w:val="tr-TR"/>
-        </w:rPr>
-        <w:t>Key</w:t>
-      </w:r>
-      <w:proofErr w:type="spellEnd"/>
-      <w:r>
-        <w:rPr>
-          <w:lang w:val="tr-TR"/>
-        </w:rPr>
-        <w:t xml:space="preserve"> Setup) kullanılmaktadır. Bu bağlamda projemizde sütun bazlı şifrelemeye imkân tanıyan </w:t>
-      </w:r>
-      <w:proofErr w:type="spellStart"/>
-      <w:r>
-        <w:rPr>
-          <w:lang w:val="tr-TR"/>
-        </w:rPr>
-        <w:t>pgcrypto</w:t>
-      </w:r>
-      <w:proofErr w:type="spellEnd"/>
-      <w:r>
-        <w:rPr>
-          <w:lang w:val="tr-TR"/>
-        </w:rPr>
-        <w:t xml:space="preserve"> eklentisi kullanılmıştır.</w:t>
-      </w:r>
-    </w:p>
-    <w:p>
-      <w:pPr>
-        <w:rPr>
-          <w:lang w:val="tr-TR"/>
-        </w:rPr>
-      </w:pPr>
-    </w:p>
-    <w:p>
-      <w:pPr>
-        <w:rPr>
-          <w:lang w:val="tr-TR"/>
-        </w:rPr>
-      </w:pPr>
-      <w:r>
-        <w:rPr>
-          <w:lang w:val="tr-TR"/>
-        </w:rPr>
-        <w:t xml:space="preserve">İlk olarak en yetkili kullanıcı olan </w:t>
-      </w:r>
-      <w:proofErr w:type="spellStart"/>
-      <w:r>
-        <w:rPr>
-          <w:lang w:val="tr-TR"/>
-        </w:rPr>
-        <w:t>superadmin</w:t>
-      </w:r>
-      <w:proofErr w:type="spellEnd"/>
-      <w:r>
-        <w:rPr>
-          <w:lang w:val="tr-TR"/>
-        </w:rPr>
-        <w:t xml:space="preserve"> rolündeki </w:t>
-      </w:r>
-      <w:proofErr w:type="spellStart"/>
-      <w:r>
-        <w:rPr>
-          <w:lang w:val="tr-TR"/>
-        </w:rPr>
-        <w:t>postgres</w:t>
-      </w:r>
-      <w:proofErr w:type="spellEnd"/>
-      <w:r>
-        <w:rPr>
-          <w:lang w:val="tr-TR"/>
-        </w:rPr>
-        <w:t xml:space="preserve"> kullanıcısı ile örnek veri tabanımız olan </w:t>
-      </w:r>
-      <w:proofErr w:type="spellStart"/>
-      <w:r>
-        <w:rPr>
-          <w:lang w:val="tr-TR"/>
-        </w:rPr>
-        <w:t>DVDRental</w:t>
-      </w:r>
-      <w:proofErr w:type="spellEnd"/>
-      <w:r>
-        <w:rPr>
-          <w:lang w:val="tr-TR"/>
-        </w:rPr>
-        <w:t xml:space="preserve"> veri tabanına bağlanılmış ve ardından </w:t>
-      </w:r>
-      <w:proofErr w:type="spellStart"/>
-      <w:r>
-        <w:rPr>
-          <w:lang w:val="tr-TR"/>
-        </w:rPr>
-        <w:t>pgcrypto</w:t>
-      </w:r>
-      <w:proofErr w:type="spellEnd"/>
-      <w:r>
-        <w:rPr>
-          <w:lang w:val="tr-TR"/>
-        </w:rPr>
-        <w:t xml:space="preserve"> eklentisi kurulmuştur.</w:t>
-      </w:r>
-    </w:p>
-    <w:p>
-      <w:pPr>
-        <w:rPr>
-          <w:lang w:val="en-US"/>
-        </w:rPr>
-      </w:pPr>
-      <w:r>
-        <w:rPr>
-          <w:noProof/>
-          <w:lang w:val="en-US"/>
-        </w:rPr>
         <w:drawing>
           <wp:inline distT="0" distB="0" distL="0" distR="0" wp14:anchorId="038196F5" wp14:editId="367D604F">
             <wp:extent cx="5971540" cy="1068070"/>
@@ -3392,20 +3369,6 @@
     <w:p>
       <w:pPr>
         <w:rPr>
-          <w:lang w:val="en-US"/>
-        </w:rPr>
-      </w:pPr>
-    </w:p>
-    <w:p>
-      <w:pPr>
-        <w:rPr>
-          <w:lang w:val="en-US"/>
-        </w:rPr>
-      </w:pPr>
-    </w:p>
-    <w:p>
-      <w:pPr>
-        <w:rPr>
           <w:lang w:val="tr-TR"/>
         </w:rPr>
       </w:pPr>
@@ -3530,6 +3493,7 @@
         <w:rPr>
           <w:lang w:val="tr-TR"/>
         </w:rPr>
+        <w:lastRenderedPageBreak/>
         <w:t xml:space="preserve">SQL </w:t>
       </w:r>
       <w:proofErr w:type="spellStart"/>
@@ -3578,21 +3542,7 @@
         <w:rPr>
           <w:lang w:val="tr-TR"/>
         </w:rPr>
-        <w:t xml:space="preserve"> veri tabanı sistemlerine karşı gerçekleştirilen saldırılarda en çok kullanılan yöntemlerden biridir. Kötü niyetli kişiler veri tabanı sorgusu içine dahil edilecek metinler içerisine ekledikleri tırnaklar için sorguda kendilerine izin verilen alanın dışına çıkarlar ve </w:t>
-      </w:r>
-      <w:proofErr w:type="gramStart"/>
-      <w:r>
-        <w:rPr>
-          <w:lang w:val="tr-TR"/>
-        </w:rPr>
-        <w:t>OR  ‘</w:t>
-      </w:r>
-      <w:proofErr w:type="gramEnd"/>
-      <w:r>
-        <w:rPr>
-          <w:lang w:val="tr-TR"/>
-        </w:rPr>
-        <w:t xml:space="preserve">1’ == ‘1 benzeri ifadelerle ulaşmamaları gereken verilere ulaşırlar. Aşağıda bu duruma örnek bir durum </w:t>
+        <w:t xml:space="preserve"> veri tabanı sistemlerine karşı gerçekleştirilen saldırılarda en çok kullanılan yöntemlerden biridir. Kötü niyetli kişiler veri tabanı sorgusu içine dahil edilecek metinler içerisine ekledikleri tırnaklar için sorguda kendilerine izin verilen alanın dışına çıkarlar ve OR  ‘1’ == ‘1 benzeri ifadelerle ulaşmamaları gereken verilere ulaşırlar. Aşağıda bu duruma örnek bir durum </w:t>
       </w:r>
       <w:r>
         <w:rPr>
@@ -3623,13 +3573,7 @@
     </w:p>
     <w:p>
       <w:pPr>
-        <w:rPr>
-          <w:lang w:val="tr-TR"/>
-        </w:rPr>
-      </w:pPr>
-    </w:p>
-    <w:p>
-      <w:pPr>
+        <w:jc w:val="center"/>
         <w:rPr>
           <w:lang w:val="tr-TR"/>
         </w:rPr>
@@ -3709,26 +3653,12 @@
           <w:lang w:val="tr-TR"/>
         </w:rPr>
       </w:pPr>
-    </w:p>
-    <w:p>
-      <w:pPr>
-        <w:rPr>
-          <w:lang w:val="tr-TR"/>
-        </w:rPr>
-      </w:pPr>
       <w:r>
         <w:rPr>
           <w:lang w:val="tr-TR"/>
         </w:rPr>
         <w:t xml:space="preserve">Bu durumda kullanıcının sağladığı e-posta adresi veri tabanından kullanıcının adını sorgulamak için kullanılmaktadır. Ancak bu sorgu kötü niyetli kişiler tarafından manipüle edilmeye müsaittir. </w:t>
       </w:r>
-    </w:p>
-    <w:p>
-      <w:pPr>
-        <w:rPr>
-          <w:lang w:val="tr-TR"/>
-        </w:rPr>
-      </w:pPr>
     </w:p>
     <w:p>
       <w:pPr>
@@ -3744,7 +3674,6 @@
           <w:sz w:val="27"/>
           <w:szCs w:val="27"/>
         </w:rPr>
-        <w:lastRenderedPageBreak/>
         <w:t>string</w:t>
       </w:r>
       <w:r>
@@ -3833,14 +3762,12 @@
           <w:lang w:val="tr-TR"/>
         </w:rPr>
       </w:pPr>
-      <w:proofErr w:type="gramStart"/>
       <w:r>
         <w:rPr>
           <w:lang w:val="tr-TR"/>
         </w:rPr>
         <w:t>halini</w:t>
       </w:r>
-      <w:proofErr w:type="gramEnd"/>
       <w:r>
         <w:rPr>
           <w:lang w:val="tr-TR"/>
@@ -3857,13 +3784,6 @@
     <w:p>
       <w:pPr>
         <w:rPr>
-          <w:lang w:val="en-US"/>
-        </w:rPr>
-      </w:pPr>
-    </w:p>
-    <w:p>
-      <w:pPr>
-        <w:rPr>
           <w:lang w:val="tr-TR"/>
         </w:rPr>
       </w:pPr>
@@ -3901,13 +3821,6 @@
         </w:rPr>
         <w:t xml:space="preserve"> senaryosu hazırlanmış ve gerçekleştirilmiştir.</w:t>
       </w:r>
-    </w:p>
-    <w:p>
-      <w:pPr>
-        <w:rPr>
-          <w:lang w:val="tr-TR"/>
-        </w:rPr>
-      </w:pPr>
     </w:p>
     <w:p>
       <w:pPr>
@@ -4377,6 +4290,138 @@
         </w:rPr>
         <w:t xml:space="preserve">    </w:t>
       </w:r>
+      <w:r>
+        <w:rPr>
+          <w:rFonts w:ascii="Menlo" w:eastAsia="Times New Roman" w:hAnsi="Menlo" w:cs="Menlo"/>
+          <w:color w:val="C9D1D9"/>
+          <w:kern w:val="0"/>
+          <w:sz w:val="18"/>
+          <w:szCs w:val="18"/>
+          <w:lang w:eastAsia="fr-FR"/>
+          <w14:ligatures w14:val="none"/>
+        </w:rPr>
+        <w:t>query</w:t>
+      </w:r>
+      <w:r>
+        <w:rPr>
+          <w:rFonts w:ascii="Menlo" w:eastAsia="Times New Roman" w:hAnsi="Menlo" w:cs="Menlo"/>
+          <w:color w:val="BBBEBF"/>
+          <w:kern w:val="0"/>
+          <w:sz w:val="18"/>
+          <w:szCs w:val="18"/>
+          <w:lang w:eastAsia="fr-FR"/>
+          <w14:ligatures w14:val="none"/>
+        </w:rPr>
+        <w:t xml:space="preserve"> </w:t>
+      </w:r>
+      <w:r>
+        <w:rPr>
+          <w:rFonts w:ascii="Menlo" w:eastAsia="Times New Roman" w:hAnsi="Menlo" w:cs="Menlo"/>
+          <w:color w:val="D4D4D4"/>
+          <w:kern w:val="0"/>
+          <w:sz w:val="18"/>
+          <w:szCs w:val="18"/>
+          <w:lang w:eastAsia="fr-FR"/>
+          <w14:ligatures w14:val="none"/>
+        </w:rPr>
+        <w:t>=</w:t>
+      </w:r>
+      <w:r>
+        <w:rPr>
+          <w:rFonts w:ascii="Menlo" w:eastAsia="Times New Roman" w:hAnsi="Menlo" w:cs="Menlo"/>
+          <w:color w:val="BBBEBF"/>
+          <w:kern w:val="0"/>
+          <w:sz w:val="18"/>
+          <w:szCs w:val="18"/>
+          <w:lang w:eastAsia="fr-FR"/>
+          <w14:ligatures w14:val="none"/>
+        </w:rPr>
+        <w:t xml:space="preserve"> </w:t>
+      </w:r>
+      <w:r>
+        <w:rPr>
+          <w:rFonts w:ascii="Menlo" w:eastAsia="Times New Roman" w:hAnsi="Menlo" w:cs="Menlo"/>
+          <w:color w:val="FF7B72"/>
+          <w:kern w:val="0"/>
+          <w:sz w:val="18"/>
+          <w:szCs w:val="18"/>
+          <w:lang w:eastAsia="fr-FR"/>
+          <w14:ligatures w14:val="none"/>
+        </w:rPr>
+        <w:t>f</w:t>
+      </w:r>
+      <w:r>
+        <w:rPr>
+          <w:rFonts w:ascii="Menlo" w:eastAsia="Times New Roman" w:hAnsi="Menlo" w:cs="Menlo"/>
+          <w:color w:val="A5D6FF"/>
+          <w:kern w:val="0"/>
+          <w:sz w:val="18"/>
+          <w:szCs w:val="18"/>
+          <w:lang w:eastAsia="fr-FR"/>
+          <w14:ligatures w14:val="none"/>
+        </w:rPr>
+        <w:t>"SELECT first_name, last_name FROM customer WHERE first_name = '</w:t>
+      </w:r>
+      <w:r>
+        <w:rPr>
+          <w:rFonts w:ascii="Menlo" w:eastAsia="Times New Roman" w:hAnsi="Menlo" w:cs="Menlo"/>
+          <w:color w:val="FF7B72"/>
+          <w:kern w:val="0"/>
+          <w:sz w:val="18"/>
+          <w:szCs w:val="18"/>
+          <w:lang w:eastAsia="fr-FR"/>
+          <w14:ligatures w14:val="none"/>
+        </w:rPr>
+        <w:t>{</w:t>
+      </w:r>
+      <w:r>
+        <w:rPr>
+          <w:rFonts w:ascii="Menlo" w:eastAsia="Times New Roman" w:hAnsi="Menlo" w:cs="Menlo"/>
+          <w:color w:val="FFA657"/>
+          <w:kern w:val="0"/>
+          <w:sz w:val="18"/>
+          <w:szCs w:val="18"/>
+          <w:lang w:eastAsia="fr-FR"/>
+          <w14:ligatures w14:val="none"/>
+        </w:rPr>
+        <w:t>first_name</w:t>
+      </w:r>
+      <w:r>
+        <w:rPr>
+          <w:rFonts w:ascii="Menlo" w:eastAsia="Times New Roman" w:hAnsi="Menlo" w:cs="Menlo"/>
+          <w:color w:val="FF7B72"/>
+          <w:kern w:val="0"/>
+          <w:sz w:val="18"/>
+          <w:szCs w:val="18"/>
+          <w:lang w:eastAsia="fr-FR"/>
+          <w14:ligatures w14:val="none"/>
+        </w:rPr>
+        <w:t>}</w:t>
+      </w:r>
+      <w:r>
+        <w:rPr>
+          <w:rFonts w:ascii="Menlo" w:eastAsia="Times New Roman" w:hAnsi="Menlo" w:cs="Menlo"/>
+          <w:color w:val="A5D6FF"/>
+          <w:kern w:val="0"/>
+          <w:sz w:val="18"/>
+          <w:szCs w:val="18"/>
+          <w:lang w:eastAsia="fr-FR"/>
+          <w14:ligatures w14:val="none"/>
+        </w:rPr>
+        <w:t>';"</w:t>
+      </w:r>
+      <w:r>
+        <w:rPr>
+          <w:rFonts w:ascii="Menlo" w:eastAsia="Times New Roman" w:hAnsi="Menlo" w:cs="Menlo"/>
+          <w:color w:val="BBBEBF"/>
+          <w:kern w:val="0"/>
+          <w:sz w:val="18"/>
+          <w:szCs w:val="18"/>
+          <w:lang w:eastAsia="fr-FR"/>
+          <w14:ligatures w14:val="none"/>
+        </w:rPr>
+        <w:t xml:space="preserve"> </w:t>
+      </w:r>
     </w:p>
     <w:p>
       <w:pPr>
@@ -4408,14 +4453,14 @@
       <w:r>
         <w:rPr>
           <w:rFonts w:ascii="Menlo" w:eastAsia="Times New Roman" w:hAnsi="Menlo" w:cs="Menlo"/>
-          <w:color w:val="C9D1D9"/>
-          <w:kern w:val="0"/>
-          <w:sz w:val="18"/>
-          <w:szCs w:val="18"/>
-          <w:lang w:eastAsia="fr-FR"/>
-          <w14:ligatures w14:val="none"/>
-        </w:rPr>
-        <w:t>query</w:t>
+          <w:color w:val="C586C0"/>
+          <w:kern w:val="0"/>
+          <w:sz w:val="18"/>
+          <w:szCs w:val="18"/>
+          <w:lang w:eastAsia="fr-FR"/>
+          <w14:ligatures w14:val="none"/>
+        </w:rPr>
+        <w:t>try</w:t>
       </w:r>
       <w:r>
         <w:rPr>
@@ -4427,103 +4472,7 @@
           <w:lang w:eastAsia="fr-FR"/>
           <w14:ligatures w14:val="none"/>
         </w:rPr>
-        <w:t xml:space="preserve"> </w:t>
-      </w:r>
-      <w:r>
-        <w:rPr>
-          <w:rFonts w:ascii="Menlo" w:eastAsia="Times New Roman" w:hAnsi="Menlo" w:cs="Menlo"/>
-          <w:color w:val="D4D4D4"/>
-          <w:kern w:val="0"/>
-          <w:sz w:val="18"/>
-          <w:szCs w:val="18"/>
-          <w:lang w:eastAsia="fr-FR"/>
-          <w14:ligatures w14:val="none"/>
-        </w:rPr>
-        <w:t>=</w:t>
-      </w:r>
-      <w:r>
-        <w:rPr>
-          <w:rFonts w:ascii="Menlo" w:eastAsia="Times New Roman" w:hAnsi="Menlo" w:cs="Menlo"/>
-          <w:color w:val="BBBEBF"/>
-          <w:kern w:val="0"/>
-          <w:sz w:val="18"/>
-          <w:szCs w:val="18"/>
-          <w:lang w:eastAsia="fr-FR"/>
-          <w14:ligatures w14:val="none"/>
-        </w:rPr>
-        <w:t xml:space="preserve"> </w:t>
-      </w:r>
-      <w:r>
-        <w:rPr>
-          <w:rFonts w:ascii="Menlo" w:eastAsia="Times New Roman" w:hAnsi="Menlo" w:cs="Menlo"/>
-          <w:color w:val="FF7B72"/>
-          <w:kern w:val="0"/>
-          <w:sz w:val="18"/>
-          <w:szCs w:val="18"/>
-          <w:lang w:eastAsia="fr-FR"/>
-          <w14:ligatures w14:val="none"/>
-        </w:rPr>
-        <w:t>f</w:t>
-      </w:r>
-      <w:r>
-        <w:rPr>
-          <w:rFonts w:ascii="Menlo" w:eastAsia="Times New Roman" w:hAnsi="Menlo" w:cs="Menlo"/>
-          <w:color w:val="A5D6FF"/>
-          <w:kern w:val="0"/>
-          <w:sz w:val="18"/>
-          <w:szCs w:val="18"/>
-          <w:lang w:eastAsia="fr-FR"/>
-          <w14:ligatures w14:val="none"/>
-        </w:rPr>
-        <w:t>"SELECT first_name, last_name FROM customer WHERE first_name = '</w:t>
-      </w:r>
-      <w:r>
-        <w:rPr>
-          <w:rFonts w:ascii="Menlo" w:eastAsia="Times New Roman" w:hAnsi="Menlo" w:cs="Menlo"/>
-          <w:color w:val="FF7B72"/>
-          <w:kern w:val="0"/>
-          <w:sz w:val="18"/>
-          <w:szCs w:val="18"/>
-          <w:lang w:eastAsia="fr-FR"/>
-          <w14:ligatures w14:val="none"/>
-        </w:rPr>
-        <w:t>{</w:t>
-      </w:r>
-      <w:r>
-        <w:rPr>
-          <w:rFonts w:ascii="Menlo" w:eastAsia="Times New Roman" w:hAnsi="Menlo" w:cs="Menlo"/>
-          <w:color w:val="FFA657"/>
-          <w:kern w:val="0"/>
-          <w:sz w:val="18"/>
-          <w:szCs w:val="18"/>
-          <w:lang w:eastAsia="fr-FR"/>
-          <w14:ligatures w14:val="none"/>
-        </w:rPr>
-        <w:t>first_name</w:t>
-      </w:r>
-      <w:r>
-        <w:rPr>
-          <w:rFonts w:ascii="Menlo" w:eastAsia="Times New Roman" w:hAnsi="Menlo" w:cs="Menlo"/>
-          <w:color w:val="FF7B72"/>
-          <w:kern w:val="0"/>
-          <w:sz w:val="18"/>
-          <w:szCs w:val="18"/>
-          <w:lang w:eastAsia="fr-FR"/>
-          <w14:ligatures w14:val="none"/>
-        </w:rPr>
-        <w:t>}</w:t>
-      </w:r>
-      <w:r>
-        <w:rPr>
-          <w:rFonts w:ascii="Menlo" w:eastAsia="Times New Roman" w:hAnsi="Menlo" w:cs="Menlo"/>
-          <w:color w:val="A5D6FF"/>
-          <w:kern w:val="0"/>
-          <w:sz w:val="18"/>
-          <w:szCs w:val="18"/>
-          <w:lang w:eastAsia="fr-FR"/>
-          <w14:ligatures w14:val="none"/>
-        </w:rPr>
-        <w:t>';"</w:t>
+        <w:t>:</w:t>
       </w:r>
     </w:p>
     <w:p>
@@ -4551,7 +4500,55 @@
           <w:lang w:eastAsia="fr-FR"/>
           <w14:ligatures w14:val="none"/>
         </w:rPr>
-        <w:t xml:space="preserve">    </w:t>
+        <w:t xml:space="preserve">        </w:t>
+      </w:r>
+      <w:r>
+        <w:rPr>
+          <w:rFonts w:ascii="Menlo" w:eastAsia="Times New Roman" w:hAnsi="Menlo" w:cs="Menlo"/>
+          <w:color w:val="C9D1D9"/>
+          <w:kern w:val="0"/>
+          <w:sz w:val="18"/>
+          <w:szCs w:val="18"/>
+          <w:lang w:eastAsia="fr-FR"/>
+          <w14:ligatures w14:val="none"/>
+        </w:rPr>
+        <w:t>cur</w:t>
+      </w:r>
+      <w:r>
+        <w:rPr>
+          <w:rFonts w:ascii="Menlo" w:eastAsia="Times New Roman" w:hAnsi="Menlo" w:cs="Menlo"/>
+          <w:color w:val="BBBEBF"/>
+          <w:kern w:val="0"/>
+          <w:sz w:val="18"/>
+          <w:szCs w:val="18"/>
+          <w:lang w:eastAsia="fr-FR"/>
+          <w14:ligatures w14:val="none"/>
+        </w:rPr>
+        <w:t>.execute(</w:t>
+      </w:r>
+      <w:r>
+        <w:rPr>
+          <w:rFonts w:ascii="Menlo" w:eastAsia="Times New Roman" w:hAnsi="Menlo" w:cs="Menlo"/>
+          <w:color w:val="C9D1D9"/>
+          <w:kern w:val="0"/>
+          <w:sz w:val="18"/>
+          <w:szCs w:val="18"/>
+          <w:lang w:eastAsia="fr-FR"/>
+          <w14:ligatures w14:val="none"/>
+        </w:rPr>
+        <w:t>query</w:t>
+      </w:r>
+      <w:r>
+        <w:rPr>
+          <w:rFonts w:ascii="Menlo" w:eastAsia="Times New Roman" w:hAnsi="Menlo" w:cs="Menlo"/>
+          <w:color w:val="BBBEBF"/>
+          <w:kern w:val="0"/>
+          <w:sz w:val="18"/>
+          <w:szCs w:val="18"/>
+          <w:lang w:eastAsia="fr-FR"/>
+          <w14:ligatures w14:val="none"/>
+        </w:rPr>
+        <w:t>)</w:t>
       </w:r>
     </w:p>
     <w:p>
@@ -4579,19 +4576,19 @@
           <w:lang w:eastAsia="fr-FR"/>
           <w14:ligatures w14:val="none"/>
         </w:rPr>
-        <w:t xml:space="preserve">    </w:t>
-      </w:r>
-      <w:r>
-        <w:rPr>
-          <w:rFonts w:ascii="Menlo" w:eastAsia="Times New Roman" w:hAnsi="Menlo" w:cs="Menlo"/>
-          <w:color w:val="C586C0"/>
-          <w:kern w:val="0"/>
-          <w:sz w:val="18"/>
-          <w:szCs w:val="18"/>
-          <w:lang w:eastAsia="fr-FR"/>
-          <w14:ligatures w14:val="none"/>
-        </w:rPr>
-        <w:t>try</w:t>
+        <w:t xml:space="preserve">        </w:t>
+      </w:r>
+      <w:r>
+        <w:rPr>
+          <w:rFonts w:ascii="Menlo" w:eastAsia="Times New Roman" w:hAnsi="Menlo" w:cs="Menlo"/>
+          <w:color w:val="C9D1D9"/>
+          <w:kern w:val="0"/>
+          <w:sz w:val="18"/>
+          <w:szCs w:val="18"/>
+          <w:lang w:eastAsia="fr-FR"/>
+          <w14:ligatures w14:val="none"/>
+        </w:rPr>
+        <w:t>results</w:t>
       </w:r>
       <w:r>
         <w:rPr>
@@ -4603,7 +4600,55 @@
           <w:lang w:eastAsia="fr-FR"/>
           <w14:ligatures w14:val="none"/>
         </w:rPr>
-        <w:t>:</w:t>
+        <w:t xml:space="preserve"> </w:t>
+      </w:r>
+      <w:r>
+        <w:rPr>
+          <w:rFonts w:ascii="Menlo" w:eastAsia="Times New Roman" w:hAnsi="Menlo" w:cs="Menlo"/>
+          <w:color w:val="D4D4D4"/>
+          <w:kern w:val="0"/>
+          <w:sz w:val="18"/>
+          <w:szCs w:val="18"/>
+          <w:lang w:eastAsia="fr-FR"/>
+          <w14:ligatures w14:val="none"/>
+        </w:rPr>
+        <w:t>=</w:t>
+      </w:r>
+      <w:r>
+        <w:rPr>
+          <w:rFonts w:ascii="Menlo" w:eastAsia="Times New Roman" w:hAnsi="Menlo" w:cs="Menlo"/>
+          <w:color w:val="BBBEBF"/>
+          <w:kern w:val="0"/>
+          <w:sz w:val="18"/>
+          <w:szCs w:val="18"/>
+          <w:lang w:eastAsia="fr-FR"/>
+          <w14:ligatures w14:val="none"/>
+        </w:rPr>
+        <w:t xml:space="preserve"> </w:t>
+      </w:r>
+      <w:r>
+        <w:rPr>
+          <w:rFonts w:ascii="Menlo" w:eastAsia="Times New Roman" w:hAnsi="Menlo" w:cs="Menlo"/>
+          <w:color w:val="C9D1D9"/>
+          <w:kern w:val="0"/>
+          <w:sz w:val="18"/>
+          <w:szCs w:val="18"/>
+          <w:lang w:eastAsia="fr-FR"/>
+          <w14:ligatures w14:val="none"/>
+        </w:rPr>
+        <w:t>cur</w:t>
+      </w:r>
+      <w:r>
+        <w:rPr>
+          <w:rFonts w:ascii="Menlo" w:eastAsia="Times New Roman" w:hAnsi="Menlo" w:cs="Menlo"/>
+          <w:color w:val="BBBEBF"/>
+          <w:kern w:val="0"/>
+          <w:sz w:val="18"/>
+          <w:szCs w:val="18"/>
+          <w:lang w:eastAsia="fr-FR"/>
+          <w14:ligatures w14:val="none"/>
+        </w:rPr>
+        <w:t>.fetchall()</w:t>
       </w:r>
     </w:p>
     <w:p>
@@ -4636,6 +4681,54 @@
       <w:r>
         <w:rPr>
           <w:rFonts w:ascii="Menlo" w:eastAsia="Times New Roman" w:hAnsi="Menlo" w:cs="Menlo"/>
+          <w:color w:val="C586C0"/>
+          <w:kern w:val="0"/>
+          <w:sz w:val="18"/>
+          <w:szCs w:val="18"/>
+          <w:lang w:eastAsia="fr-FR"/>
+          <w14:ligatures w14:val="none"/>
+        </w:rPr>
+        <w:t>return</w:t>
+      </w:r>
+      <w:r>
+        <w:rPr>
+          <w:rFonts w:ascii="Menlo" w:eastAsia="Times New Roman" w:hAnsi="Menlo" w:cs="Menlo"/>
+          <w:color w:val="BBBEBF"/>
+          <w:kern w:val="0"/>
+          <w:sz w:val="18"/>
+          <w:szCs w:val="18"/>
+          <w:lang w:eastAsia="fr-FR"/>
+          <w14:ligatures w14:val="none"/>
+        </w:rPr>
+        <w:t xml:space="preserve"> {</w:t>
+      </w:r>
+      <w:r>
+        <w:rPr>
+          <w:rFonts w:ascii="Menlo" w:eastAsia="Times New Roman" w:hAnsi="Menlo" w:cs="Menlo"/>
+          <w:color w:val="A5D6FF"/>
+          <w:kern w:val="0"/>
+          <w:sz w:val="18"/>
+          <w:szCs w:val="18"/>
+          <w:lang w:eastAsia="fr-FR"/>
+          <w14:ligatures w14:val="none"/>
+        </w:rPr>
+        <w:t>"calisan_sorgu"</w:t>
+      </w:r>
+      <w:r>
+        <w:rPr>
+          <w:rFonts w:ascii="Menlo" w:eastAsia="Times New Roman" w:hAnsi="Menlo" w:cs="Menlo"/>
+          <w:color w:val="BBBEBF"/>
+          <w:kern w:val="0"/>
+          <w:sz w:val="18"/>
+          <w:szCs w:val="18"/>
+          <w:lang w:eastAsia="fr-FR"/>
+          <w14:ligatures w14:val="none"/>
+        </w:rPr>
+        <w:t xml:space="preserve">: </w:t>
+      </w:r>
+      <w:r>
+        <w:rPr>
+          <w:rFonts w:ascii="Menlo" w:eastAsia="Times New Roman" w:hAnsi="Menlo" w:cs="Menlo"/>
           <w:color w:val="C9D1D9"/>
           <w:kern w:val="0"/>
           <w:sz w:val="18"/>
@@ -4643,7 +4736,7 @@
           <w:lang w:eastAsia="fr-FR"/>
           <w14:ligatures w14:val="none"/>
         </w:rPr>
-        <w:t>cur</w:t>
+        <w:t>query</w:t>
       </w:r>
       <w:r>
         <w:rPr>
@@ -4655,7 +4748,31 @@
           <w:lang w:eastAsia="fr-FR"/>
           <w14:ligatures w14:val="none"/>
         </w:rPr>
-        <w:t>.execute(</w:t>
+        <w:t xml:space="preserve">, </w:t>
+      </w:r>
+      <w:r>
+        <w:rPr>
+          <w:rFonts w:ascii="Menlo" w:eastAsia="Times New Roman" w:hAnsi="Menlo" w:cs="Menlo"/>
+          <w:color w:val="A5D6FF"/>
+          <w:kern w:val="0"/>
+          <w:sz w:val="18"/>
+          <w:szCs w:val="18"/>
+          <w:lang w:eastAsia="fr-FR"/>
+          <w14:ligatures w14:val="none"/>
+        </w:rPr>
+        <w:t>"sonuclar"</w:t>
+      </w:r>
+      <w:r>
+        <w:rPr>
+          <w:rFonts w:ascii="Menlo" w:eastAsia="Times New Roman" w:hAnsi="Menlo" w:cs="Menlo"/>
+          <w:color w:val="BBBEBF"/>
+          <w:kern w:val="0"/>
+          <w:sz w:val="18"/>
+          <w:szCs w:val="18"/>
+          <w:lang w:eastAsia="fr-FR"/>
+          <w14:ligatures w14:val="none"/>
+        </w:rPr>
+        <w:t xml:space="preserve">: </w:t>
       </w:r>
       <w:r>
         <w:rPr>
@@ -4667,7 +4784,7 @@
           <w:lang w:eastAsia="fr-FR"/>
           <w14:ligatures w14:val="none"/>
         </w:rPr>
-        <w:t>query</w:t>
+        <w:t>results</w:t>
       </w:r>
       <w:r>
         <w:rPr>
@@ -4679,7 +4796,7 @@
           <w:lang w:eastAsia="fr-FR"/>
           <w14:ligatures w14:val="none"/>
         </w:rPr>
-        <w:t>)</w:t>
+        <w:t>}</w:t>
       </w:r>
     </w:p>
     <w:p>
@@ -4707,7 +4824,79 @@
           <w:lang w:eastAsia="fr-FR"/>
           <w14:ligatures w14:val="none"/>
         </w:rPr>
-        <w:t xml:space="preserve">        </w:t>
+        <w:t xml:space="preserve">    </w:t>
+      </w:r>
+      <w:r>
+        <w:rPr>
+          <w:rFonts w:ascii="Menlo" w:eastAsia="Times New Roman" w:hAnsi="Menlo" w:cs="Menlo"/>
+          <w:color w:val="C586C0"/>
+          <w:kern w:val="0"/>
+          <w:sz w:val="18"/>
+          <w:szCs w:val="18"/>
+          <w:lang w:eastAsia="fr-FR"/>
+          <w14:ligatures w14:val="none"/>
+        </w:rPr>
+        <w:t>except</w:t>
+      </w:r>
+      <w:r>
+        <w:rPr>
+          <w:rFonts w:ascii="Menlo" w:eastAsia="Times New Roman" w:hAnsi="Menlo" w:cs="Menlo"/>
+          <w:color w:val="BBBEBF"/>
+          <w:kern w:val="0"/>
+          <w:sz w:val="18"/>
+          <w:szCs w:val="18"/>
+          <w:lang w:eastAsia="fr-FR"/>
+          <w14:ligatures w14:val="none"/>
+        </w:rPr>
+        <w:t xml:space="preserve"> </w:t>
+      </w:r>
+      <w:r>
+        <w:rPr>
+          <w:rFonts w:ascii="Menlo" w:eastAsia="Times New Roman" w:hAnsi="Menlo" w:cs="Menlo"/>
+          <w:color w:val="4EC9B0"/>
+          <w:kern w:val="0"/>
+          <w:sz w:val="18"/>
+          <w:szCs w:val="18"/>
+          <w:lang w:eastAsia="fr-FR"/>
+          <w14:ligatures w14:val="none"/>
+        </w:rPr>
+        <w:t>Exception</w:t>
+      </w:r>
+      <w:r>
+        <w:rPr>
+          <w:rFonts w:ascii="Menlo" w:eastAsia="Times New Roman" w:hAnsi="Menlo" w:cs="Menlo"/>
+          <w:color w:val="BBBEBF"/>
+          <w:kern w:val="0"/>
+          <w:sz w:val="18"/>
+          <w:szCs w:val="18"/>
+          <w:lang w:eastAsia="fr-FR"/>
+          <w14:ligatures w14:val="none"/>
+        </w:rPr>
+        <w:t xml:space="preserve"> </w:t>
+      </w:r>
+      <w:r>
+        <w:rPr>
+          <w:rFonts w:ascii="Menlo" w:eastAsia="Times New Roman" w:hAnsi="Menlo" w:cs="Menlo"/>
+          <w:color w:val="C586C0"/>
+          <w:kern w:val="0"/>
+          <w:sz w:val="18"/>
+          <w:szCs w:val="18"/>
+          <w:lang w:eastAsia="fr-FR"/>
+          <w14:ligatures w14:val="none"/>
+        </w:rPr>
+        <w:t>as</w:t>
+      </w:r>
+      <w:r>
+        <w:rPr>
+          <w:rFonts w:ascii="Menlo" w:eastAsia="Times New Roman" w:hAnsi="Menlo" w:cs="Menlo"/>
+          <w:color w:val="BBBEBF"/>
+          <w:kern w:val="0"/>
+          <w:sz w:val="18"/>
+          <w:szCs w:val="18"/>
+          <w:lang w:eastAsia="fr-FR"/>
+          <w14:ligatures w14:val="none"/>
+        </w:rPr>
+        <w:t xml:space="preserve"> </w:t>
       </w:r>
       <w:r>
         <w:rPr>
@@ -4719,7 +4908,7 @@
           <w:lang w:eastAsia="fr-FR"/>
           <w14:ligatures w14:val="none"/>
         </w:rPr>
-        <w:t>results</w:t>
+        <w:t>e</w:t>
       </w:r>
       <w:r>
         <w:rPr>
@@ -4731,55 +4920,7 @@
           <w:lang w:eastAsia="fr-FR"/>
           <w14:ligatures w14:val="none"/>
         </w:rPr>
-        <w:t xml:space="preserve"> </w:t>
-      </w:r>
-      <w:r>
-        <w:rPr>
-          <w:rFonts w:ascii="Menlo" w:eastAsia="Times New Roman" w:hAnsi="Menlo" w:cs="Menlo"/>
-          <w:color w:val="D4D4D4"/>
-          <w:kern w:val="0"/>
-          <w:sz w:val="18"/>
-          <w:szCs w:val="18"/>
-          <w:lang w:eastAsia="fr-FR"/>
-          <w14:ligatures w14:val="none"/>
-        </w:rPr>
-        <w:t>=</w:t>
-      </w:r>
-      <w:r>
-        <w:rPr>
-          <w:rFonts w:ascii="Menlo" w:eastAsia="Times New Roman" w:hAnsi="Menlo" w:cs="Menlo"/>
-          <w:color w:val="BBBEBF"/>
-          <w:kern w:val="0"/>
-          <w:sz w:val="18"/>
-          <w:szCs w:val="18"/>
-          <w:lang w:eastAsia="fr-FR"/>
-          <w14:ligatures w14:val="none"/>
-        </w:rPr>
-        <w:t xml:space="preserve"> </w:t>
-      </w:r>
-      <w:r>
-        <w:rPr>
-          <w:rFonts w:ascii="Menlo" w:eastAsia="Times New Roman" w:hAnsi="Menlo" w:cs="Menlo"/>
-          <w:color w:val="C9D1D9"/>
-          <w:kern w:val="0"/>
-          <w:sz w:val="18"/>
-          <w:szCs w:val="18"/>
-          <w:lang w:eastAsia="fr-FR"/>
-          <w14:ligatures w14:val="none"/>
-        </w:rPr>
-        <w:t>cur</w:t>
-      </w:r>
-      <w:r>
-        <w:rPr>
-          <w:rFonts w:ascii="Menlo" w:eastAsia="Times New Roman" w:hAnsi="Menlo" w:cs="Menlo"/>
-          <w:color w:val="BBBEBF"/>
-          <w:kern w:val="0"/>
-          <w:sz w:val="18"/>
-          <w:szCs w:val="18"/>
-          <w:lang w:eastAsia="fr-FR"/>
-          <w14:ligatures w14:val="none"/>
-        </w:rPr>
-        <w:t>.fetchall()</w:t>
+        <w:t>:</w:t>
       </w:r>
     </w:p>
     <w:p>
@@ -4843,7 +4984,7 @@
           <w:lang w:eastAsia="fr-FR"/>
           <w14:ligatures w14:val="none"/>
         </w:rPr>
-        <w:t>"calisan_sorgu"</w:t>
+        <w:t>"hata"</w:t>
       </w:r>
       <w:r>
         <w:rPr>
@@ -4860,6 +5001,30 @@
       <w:r>
         <w:rPr>
           <w:rFonts w:ascii="Menlo" w:eastAsia="Times New Roman" w:hAnsi="Menlo" w:cs="Menlo"/>
+          <w:color w:val="4EC9B0"/>
+          <w:kern w:val="0"/>
+          <w:sz w:val="18"/>
+          <w:szCs w:val="18"/>
+          <w:lang w:eastAsia="fr-FR"/>
+          <w14:ligatures w14:val="none"/>
+        </w:rPr>
+        <w:t>str</w:t>
+      </w:r>
+      <w:r>
+        <w:rPr>
+          <w:rFonts w:ascii="Menlo" w:eastAsia="Times New Roman" w:hAnsi="Menlo" w:cs="Menlo"/>
+          <w:color w:val="BBBEBF"/>
+          <w:kern w:val="0"/>
+          <w:sz w:val="18"/>
+          <w:szCs w:val="18"/>
+          <w:lang w:eastAsia="fr-FR"/>
+          <w14:ligatures w14:val="none"/>
+        </w:rPr>
+        <w:t>(</w:t>
+      </w:r>
+      <w:r>
+        <w:rPr>
+          <w:rFonts w:ascii="Menlo" w:eastAsia="Times New Roman" w:hAnsi="Menlo" w:cs="Menlo"/>
           <w:color w:val="C9D1D9"/>
           <w:kern w:val="0"/>
           <w:sz w:val="18"/>
@@ -4867,7 +5032,7 @@
           <w:lang w:eastAsia="fr-FR"/>
           <w14:ligatures w14:val="none"/>
         </w:rPr>
-        <w:t>query</w:t>
+        <w:t>e</w:t>
       </w:r>
       <w:r>
         <w:rPr>
@@ -4879,55 +5044,7 @@
           <w:lang w:eastAsia="fr-FR"/>
           <w14:ligatures w14:val="none"/>
         </w:rPr>
-        <w:t xml:space="preserve">, </w:t>
-      </w:r>
-      <w:r>
-        <w:rPr>
-          <w:rFonts w:ascii="Menlo" w:eastAsia="Times New Roman" w:hAnsi="Menlo" w:cs="Menlo"/>
-          <w:color w:val="A5D6FF"/>
-          <w:kern w:val="0"/>
-          <w:sz w:val="18"/>
-          <w:szCs w:val="18"/>
-          <w:lang w:eastAsia="fr-FR"/>
-          <w14:ligatures w14:val="none"/>
-        </w:rPr>
-        <w:t>"sonuclar"</w:t>
-      </w:r>
-      <w:r>
-        <w:rPr>
-          <w:rFonts w:ascii="Menlo" w:eastAsia="Times New Roman" w:hAnsi="Menlo" w:cs="Menlo"/>
-          <w:color w:val="BBBEBF"/>
-          <w:kern w:val="0"/>
-          <w:sz w:val="18"/>
-          <w:szCs w:val="18"/>
-          <w:lang w:eastAsia="fr-FR"/>
-          <w14:ligatures w14:val="none"/>
-        </w:rPr>
-        <w:t xml:space="preserve">: </w:t>
-      </w:r>
-      <w:r>
-        <w:rPr>
-          <w:rFonts w:ascii="Menlo" w:eastAsia="Times New Roman" w:hAnsi="Menlo" w:cs="Menlo"/>
-          <w:color w:val="C9D1D9"/>
-          <w:kern w:val="0"/>
-          <w:sz w:val="18"/>
-          <w:szCs w:val="18"/>
-          <w:lang w:eastAsia="fr-FR"/>
-          <w14:ligatures w14:val="none"/>
-        </w:rPr>
-        <w:t>results</w:t>
-      </w:r>
-      <w:r>
-        <w:rPr>
-          <w:rFonts w:ascii="Menlo" w:eastAsia="Times New Roman" w:hAnsi="Menlo" w:cs="Menlo"/>
-          <w:color w:val="BBBEBF"/>
-          <w:kern w:val="0"/>
-          <w:sz w:val="18"/>
-          <w:szCs w:val="18"/>
-          <w:lang w:eastAsia="fr-FR"/>
-          <w14:ligatures w14:val="none"/>
-        </w:rPr>
-        <w:t>}</w:t>
+        <w:t>)}</w:t>
       </w:r>
     </w:p>
     <w:p>
@@ -4967,79 +5084,7 @@
           <w:lang w:eastAsia="fr-FR"/>
           <w14:ligatures w14:val="none"/>
         </w:rPr>
-        <w:t>except</w:t>
-      </w:r>
-      <w:r>
-        <w:rPr>
-          <w:rFonts w:ascii="Menlo" w:eastAsia="Times New Roman" w:hAnsi="Menlo" w:cs="Menlo"/>
-          <w:color w:val="BBBEBF"/>
-          <w:kern w:val="0"/>
-          <w:sz w:val="18"/>
-          <w:szCs w:val="18"/>
-          <w:lang w:eastAsia="fr-FR"/>
-          <w14:ligatures w14:val="none"/>
-        </w:rPr>
-        <w:t xml:space="preserve"> </w:t>
-      </w:r>
-      <w:r>
-        <w:rPr>
-          <w:rFonts w:ascii="Menlo" w:eastAsia="Times New Roman" w:hAnsi="Menlo" w:cs="Menlo"/>
-          <w:color w:val="4EC9B0"/>
-          <w:kern w:val="0"/>
-          <w:sz w:val="18"/>
-          <w:szCs w:val="18"/>
-          <w:lang w:eastAsia="fr-FR"/>
-          <w14:ligatures w14:val="none"/>
-        </w:rPr>
-        <w:t>Exception</w:t>
-      </w:r>
-      <w:r>
-        <w:rPr>
-          <w:rFonts w:ascii="Menlo" w:eastAsia="Times New Roman" w:hAnsi="Menlo" w:cs="Menlo"/>
-          <w:color w:val="BBBEBF"/>
-          <w:kern w:val="0"/>
-          <w:sz w:val="18"/>
-          <w:szCs w:val="18"/>
-          <w:lang w:eastAsia="fr-FR"/>
-          <w14:ligatures w14:val="none"/>
-        </w:rPr>
-        <w:t xml:space="preserve"> </w:t>
-      </w:r>
-      <w:r>
-        <w:rPr>
-          <w:rFonts w:ascii="Menlo" w:eastAsia="Times New Roman" w:hAnsi="Menlo" w:cs="Menlo"/>
-          <w:color w:val="C586C0"/>
-          <w:kern w:val="0"/>
-          <w:sz w:val="18"/>
-          <w:szCs w:val="18"/>
-          <w:lang w:eastAsia="fr-FR"/>
-          <w14:ligatures w14:val="none"/>
-        </w:rPr>
-        <w:t>as</w:t>
-      </w:r>
-      <w:r>
-        <w:rPr>
-          <w:rFonts w:ascii="Menlo" w:eastAsia="Times New Roman" w:hAnsi="Menlo" w:cs="Menlo"/>
-          <w:color w:val="BBBEBF"/>
-          <w:kern w:val="0"/>
-          <w:sz w:val="18"/>
-          <w:szCs w:val="18"/>
-          <w:lang w:eastAsia="fr-FR"/>
-          <w14:ligatures w14:val="none"/>
-        </w:rPr>
-        <w:t xml:space="preserve"> </w:t>
-      </w:r>
-      <w:r>
-        <w:rPr>
-          <w:rFonts w:ascii="Menlo" w:eastAsia="Times New Roman" w:hAnsi="Menlo" w:cs="Menlo"/>
-          <w:color w:val="C9D1D9"/>
-          <w:kern w:val="0"/>
-          <w:sz w:val="18"/>
-          <w:szCs w:val="18"/>
-          <w:lang w:eastAsia="fr-FR"/>
-          <w14:ligatures w14:val="none"/>
-        </w:rPr>
-        <w:t>e</w:t>
+        <w:t>finally</w:t>
       </w:r>
       <w:r>
         <w:rPr>
@@ -5084,14 +5129,14 @@
       <w:r>
         <w:rPr>
           <w:rFonts w:ascii="Menlo" w:eastAsia="Times New Roman" w:hAnsi="Menlo" w:cs="Menlo"/>
-          <w:color w:val="C586C0"/>
-          <w:kern w:val="0"/>
-          <w:sz w:val="18"/>
-          <w:szCs w:val="18"/>
-          <w:lang w:eastAsia="fr-FR"/>
-          <w14:ligatures w14:val="none"/>
-        </w:rPr>
-        <w:t>return</w:t>
+          <w:color w:val="C9D1D9"/>
+          <w:kern w:val="0"/>
+          <w:sz w:val="18"/>
+          <w:szCs w:val="18"/>
+          <w:lang w:eastAsia="fr-FR"/>
+          <w14:ligatures w14:val="none"/>
+        </w:rPr>
+        <w:t>conn</w:t>
       </w:r>
       <w:r>
         <w:rPr>
@@ -5103,79 +5148,77 @@
           <w:lang w:eastAsia="fr-FR"/>
           <w14:ligatures w14:val="none"/>
         </w:rPr>
-        <w:t xml:space="preserve"> {</w:t>
-      </w:r>
-      <w:r>
-        <w:rPr>
-          <w:rFonts w:ascii="Menlo" w:eastAsia="Times New Roman" w:hAnsi="Menlo" w:cs="Menlo"/>
-          <w:color w:val="A5D6FF"/>
-          <w:kern w:val="0"/>
-          <w:sz w:val="18"/>
-          <w:szCs w:val="18"/>
-          <w:lang w:eastAsia="fr-FR"/>
-          <w14:ligatures w14:val="none"/>
-        </w:rPr>
-        <w:t>"hata"</w:t>
-      </w:r>
-      <w:r>
-        <w:rPr>
-          <w:rFonts w:ascii="Menlo" w:eastAsia="Times New Roman" w:hAnsi="Menlo" w:cs="Menlo"/>
-          <w:color w:val="BBBEBF"/>
-          <w:kern w:val="0"/>
-          <w:sz w:val="18"/>
-          <w:szCs w:val="18"/>
-          <w:lang w:eastAsia="fr-FR"/>
-          <w14:ligatures w14:val="none"/>
-        </w:rPr>
-        <w:t xml:space="preserve">: </w:t>
-      </w:r>
-      <w:r>
-        <w:rPr>
-          <w:rFonts w:ascii="Menlo" w:eastAsia="Times New Roman" w:hAnsi="Menlo" w:cs="Menlo"/>
-          <w:color w:val="4EC9B0"/>
-          <w:kern w:val="0"/>
-          <w:sz w:val="18"/>
-          <w:szCs w:val="18"/>
-          <w:lang w:eastAsia="fr-FR"/>
-          <w14:ligatures w14:val="none"/>
-        </w:rPr>
-        <w:t>str</w:t>
-      </w:r>
-      <w:r>
-        <w:rPr>
-          <w:rFonts w:ascii="Menlo" w:eastAsia="Times New Roman" w:hAnsi="Menlo" w:cs="Menlo"/>
-          <w:color w:val="BBBEBF"/>
-          <w:kern w:val="0"/>
-          <w:sz w:val="18"/>
-          <w:szCs w:val="18"/>
-          <w:lang w:eastAsia="fr-FR"/>
-          <w14:ligatures w14:val="none"/>
-        </w:rPr>
-        <w:t>(</w:t>
-      </w:r>
-      <w:r>
-        <w:rPr>
-          <w:rFonts w:ascii="Menlo" w:eastAsia="Times New Roman" w:hAnsi="Menlo" w:cs="Menlo"/>
-          <w:color w:val="C9D1D9"/>
-          <w:kern w:val="0"/>
-          <w:sz w:val="18"/>
-          <w:szCs w:val="18"/>
-          <w:lang w:eastAsia="fr-FR"/>
-          <w14:ligatures w14:val="none"/>
-        </w:rPr>
-        <w:t>e</w:t>
-      </w:r>
-      <w:r>
-        <w:rPr>
-          <w:rFonts w:ascii="Menlo" w:eastAsia="Times New Roman" w:hAnsi="Menlo" w:cs="Menlo"/>
-          <w:color w:val="BBBEBF"/>
-          <w:kern w:val="0"/>
-          <w:sz w:val="18"/>
-          <w:szCs w:val="18"/>
-          <w:lang w:eastAsia="fr-FR"/>
-          <w14:ligatures w14:val="none"/>
-        </w:rPr>
-        <w:t>)}</w:t>
+        <w:t>.close()</w:t>
+      </w:r>
+    </w:p>
+    <w:p>
+      <w:pPr>
+        <w:rPr>
+          <w:lang w:val="tr-TR"/>
+        </w:rPr>
+      </w:pPr>
+      <w:r>
+        <w:rPr>
+          <w:lang w:val="tr-TR"/>
+        </w:rPr>
+        <w:lastRenderedPageBreak/>
+        <w:t xml:space="preserve">Ardından aşağıdaki kod ile SQL </w:t>
+      </w:r>
+      <w:proofErr w:type="spellStart"/>
+      <w:r>
+        <w:rPr>
+          <w:lang w:val="tr-TR"/>
+        </w:rPr>
+        <w:t>Injection</w:t>
+      </w:r>
+      <w:proofErr w:type="spellEnd"/>
+      <w:r>
+        <w:rPr>
+          <w:lang w:val="tr-TR"/>
+        </w:rPr>
+        <w:t xml:space="preserve"> saldırılarına karşı güvenli bir </w:t>
+      </w:r>
+      <w:proofErr w:type="spellStart"/>
+      <w:r>
+        <w:rPr>
+          <w:lang w:val="tr-TR"/>
+        </w:rPr>
+        <w:t>endpoint</w:t>
+      </w:r>
+      <w:proofErr w:type="spellEnd"/>
+      <w:r>
+        <w:rPr>
+          <w:lang w:val="tr-TR"/>
+        </w:rPr>
+        <w:t xml:space="preserve"> oluşturulmuştur. Parametrik sorgular ile metin direkt sorgu içerisine enjekte edilmemektedir. psycopg2 kütüphanesi metin içerisindeki tırnakları </w:t>
+      </w:r>
+      <w:proofErr w:type="spellStart"/>
+      <w:r>
+        <w:rPr>
+          <w:lang w:val="tr-TR"/>
+        </w:rPr>
+        <w:t>escape</w:t>
+      </w:r>
+      <w:proofErr w:type="spellEnd"/>
+      <w:r>
+        <w:rPr>
+          <w:lang w:val="tr-TR"/>
+        </w:rPr>
+        <w:t xml:space="preserve"> eder ve sonrasında sorgu içerisine ekler. Bu sayede tırnak sembolü kullanılarak SQL </w:t>
+      </w:r>
+      <w:proofErr w:type="spellStart"/>
+      <w:r>
+        <w:rPr>
+          <w:lang w:val="tr-TR"/>
+        </w:rPr>
+        <w:t>Injection</w:t>
+      </w:r>
+      <w:proofErr w:type="spellEnd"/>
+      <w:r>
+        <w:rPr>
+          <w:lang w:val="tr-TR"/>
+        </w:rPr>
+        <w:t xml:space="preserve"> yapmak imkânsız hale gelir.</w:t>
       </w:r>
     </w:p>
     <w:p>
@@ -5196,6 +5239,42 @@
       <w:r>
         <w:rPr>
           <w:rFonts w:ascii="Menlo" w:eastAsia="Times New Roman" w:hAnsi="Menlo" w:cs="Menlo"/>
+          <w:color w:val="D2A8FF"/>
+          <w:kern w:val="0"/>
+          <w:sz w:val="18"/>
+          <w:szCs w:val="18"/>
+          <w:lang w:eastAsia="fr-FR"/>
+          <w14:ligatures w14:val="none"/>
+        </w:rPr>
+        <w:t>@</w:t>
+      </w:r>
+      <w:r>
+        <w:rPr>
+          <w:rFonts w:ascii="Menlo" w:eastAsia="Times New Roman" w:hAnsi="Menlo" w:cs="Menlo"/>
+          <w:color w:val="C9D1D9"/>
+          <w:kern w:val="0"/>
+          <w:sz w:val="18"/>
+          <w:szCs w:val="18"/>
+          <w:lang w:eastAsia="fr-FR"/>
+          <w14:ligatures w14:val="none"/>
+        </w:rPr>
+        <w:t>app</w:t>
+      </w:r>
+      <w:r>
+        <w:rPr>
+          <w:rFonts w:ascii="Menlo" w:eastAsia="Times New Roman" w:hAnsi="Menlo" w:cs="Menlo"/>
+          <w:color w:val="D2A8FF"/>
+          <w:kern w:val="0"/>
+          <w:sz w:val="18"/>
+          <w:szCs w:val="18"/>
+          <w:lang w:eastAsia="fr-FR"/>
+          <w14:ligatures w14:val="none"/>
+        </w:rPr>
+        <w:t>.get</w:t>
+      </w:r>
+      <w:r>
+        <w:rPr>
+          <w:rFonts w:ascii="Menlo" w:eastAsia="Times New Roman" w:hAnsi="Menlo" w:cs="Menlo"/>
           <w:color w:val="BBBEBF"/>
           <w:kern w:val="0"/>
           <w:sz w:val="18"/>
@@ -5203,19 +5282,19 @@
           <w:lang w:eastAsia="fr-FR"/>
           <w14:ligatures w14:val="none"/>
         </w:rPr>
-        <w:t xml:space="preserve">    </w:t>
-      </w:r>
-      <w:r>
-        <w:rPr>
-          <w:rFonts w:ascii="Menlo" w:eastAsia="Times New Roman" w:hAnsi="Menlo" w:cs="Menlo"/>
-          <w:color w:val="C586C0"/>
-          <w:kern w:val="0"/>
-          <w:sz w:val="18"/>
-          <w:szCs w:val="18"/>
-          <w:lang w:eastAsia="fr-FR"/>
-          <w14:ligatures w14:val="none"/>
-        </w:rPr>
-        <w:t>finally</w:t>
+        <w:t>(</w:t>
+      </w:r>
+      <w:r>
+        <w:rPr>
+          <w:rFonts w:ascii="Menlo" w:eastAsia="Times New Roman" w:hAnsi="Menlo" w:cs="Menlo"/>
+          <w:color w:val="A5D6FF"/>
+          <w:kern w:val="0"/>
+          <w:sz w:val="18"/>
+          <w:szCs w:val="18"/>
+          <w:lang w:eastAsia="fr-FR"/>
+          <w14:ligatures w14:val="none"/>
+        </w:rPr>
+        <w:t>"/api/secure/customer"</w:t>
       </w:r>
       <w:r>
         <w:rPr>
@@ -5227,7 +5306,7 @@
           <w:lang w:eastAsia="fr-FR"/>
           <w14:ligatures w14:val="none"/>
         </w:rPr>
-        <w:t>:</w:t>
+        <w:t>)</w:t>
       </w:r>
     </w:p>
     <w:p>
@@ -5248,6 +5327,18 @@
       <w:r>
         <w:rPr>
           <w:rFonts w:ascii="Menlo" w:eastAsia="Times New Roman" w:hAnsi="Menlo" w:cs="Menlo"/>
+          <w:color w:val="FF7B72"/>
+          <w:kern w:val="0"/>
+          <w:sz w:val="18"/>
+          <w:szCs w:val="18"/>
+          <w:lang w:eastAsia="fr-FR"/>
+          <w14:ligatures w14:val="none"/>
+        </w:rPr>
+        <w:t>def</w:t>
+      </w:r>
+      <w:r>
+        <w:rPr>
+          <w:rFonts w:ascii="Menlo" w:eastAsia="Times New Roman" w:hAnsi="Menlo" w:cs="Menlo"/>
           <w:color w:val="BBBEBF"/>
           <w:kern w:val="0"/>
           <w:sz w:val="18"/>
@@ -5255,19 +5346,19 @@
           <w:lang w:eastAsia="fr-FR"/>
           <w14:ligatures w14:val="none"/>
         </w:rPr>
-        <w:t xml:space="preserve">        </w:t>
-      </w:r>
-      <w:r>
-        <w:rPr>
-          <w:rFonts w:ascii="Menlo" w:eastAsia="Times New Roman" w:hAnsi="Menlo" w:cs="Menlo"/>
-          <w:color w:val="C9D1D9"/>
-          <w:kern w:val="0"/>
-          <w:sz w:val="18"/>
-          <w:szCs w:val="18"/>
-          <w:lang w:eastAsia="fr-FR"/>
-          <w14:ligatures w14:val="none"/>
-        </w:rPr>
-        <w:t>conn</w:t>
+        <w:t xml:space="preserve"> </w:t>
+      </w:r>
+      <w:r>
+        <w:rPr>
+          <w:rFonts w:ascii="Menlo" w:eastAsia="Times New Roman" w:hAnsi="Menlo" w:cs="Menlo"/>
+          <w:color w:val="D2A8FF"/>
+          <w:kern w:val="0"/>
+          <w:sz w:val="18"/>
+          <w:szCs w:val="18"/>
+          <w:lang w:eastAsia="fr-FR"/>
+          <w14:ligatures w14:val="none"/>
+        </w:rPr>
+        <w:t>get_customer_secure</w:t>
       </w:r>
       <w:r>
         <w:rPr>
@@ -5279,97 +5370,55 @@
           <w:lang w:eastAsia="fr-FR"/>
           <w14:ligatures w14:val="none"/>
         </w:rPr>
-        <w:t>.close()</w:t>
-      </w:r>
-    </w:p>
-    <w:p>
-      <w:pPr>
-        <w:rPr>
-          <w:lang w:val="tr-TR"/>
-        </w:rPr>
-      </w:pPr>
-    </w:p>
-    <w:p>
-      <w:pPr>
-        <w:rPr>
-          <w:lang w:val="tr-TR"/>
-        </w:rPr>
-      </w:pPr>
-      <w:r>
-        <w:rPr>
-          <w:lang w:val="tr-TR"/>
-        </w:rPr>
-        <w:t xml:space="preserve">Ardından aşağıdaki kod ile SQL </w:t>
-      </w:r>
-      <w:proofErr w:type="spellStart"/>
-      <w:r>
-        <w:rPr>
-          <w:lang w:val="tr-TR"/>
-        </w:rPr>
-        <w:t>Injection</w:t>
-      </w:r>
-      <w:proofErr w:type="spellEnd"/>
-      <w:r>
-        <w:rPr>
-          <w:lang w:val="tr-TR"/>
-        </w:rPr>
-        <w:t xml:space="preserve"> saldırılarına karşı güvenli bir </w:t>
-      </w:r>
-      <w:proofErr w:type="spellStart"/>
-      <w:r>
-        <w:rPr>
-          <w:lang w:val="tr-TR"/>
-        </w:rPr>
-        <w:t>endpoint</w:t>
-      </w:r>
-      <w:proofErr w:type="spellEnd"/>
-      <w:r>
-        <w:rPr>
-          <w:lang w:val="tr-TR"/>
-        </w:rPr>
-        <w:t xml:space="preserve"> oluşturulmuştur. Parametrik sorgular ile metin direkt sorgu içerisine enjekte edilmemektedir. </w:t>
-      </w:r>
-      <w:proofErr w:type="gramStart"/>
-      <w:r>
-        <w:rPr>
-          <w:lang w:val="tr-TR"/>
-        </w:rPr>
-        <w:t>psycopg</w:t>
-      </w:r>
-      <w:proofErr w:type="gramEnd"/>
-      <w:r>
-        <w:rPr>
-          <w:lang w:val="tr-TR"/>
-        </w:rPr>
-        <w:t xml:space="preserve">2 kütüphanesi metin içerisindeki tırnakları </w:t>
-      </w:r>
-      <w:proofErr w:type="spellStart"/>
-      <w:r>
-        <w:rPr>
-          <w:lang w:val="tr-TR"/>
-        </w:rPr>
-        <w:t>escape</w:t>
-      </w:r>
-      <w:proofErr w:type="spellEnd"/>
-      <w:r>
-        <w:rPr>
-          <w:lang w:val="tr-TR"/>
-        </w:rPr>
-        <w:t xml:space="preserve"> eder ve sonrasında sorgu içerisine ekler. Bu sayede tırnak sembolü kullanılarak SQL </w:t>
-      </w:r>
-      <w:proofErr w:type="spellStart"/>
-      <w:r>
-        <w:rPr>
-          <w:lang w:val="tr-TR"/>
-        </w:rPr>
-        <w:t>Injection</w:t>
-      </w:r>
-      <w:proofErr w:type="spellEnd"/>
-      <w:r>
-        <w:rPr>
-          <w:lang w:val="tr-TR"/>
-        </w:rPr>
-        <w:t xml:space="preserve"> yapmak imkânsız hale gelir.</w:t>
+        <w:t>(</w:t>
+      </w:r>
+      <w:r>
+        <w:rPr>
+          <w:rFonts w:ascii="Menlo" w:eastAsia="Times New Roman" w:hAnsi="Menlo" w:cs="Menlo"/>
+          <w:color w:val="FFA657"/>
+          <w:kern w:val="0"/>
+          <w:sz w:val="18"/>
+          <w:szCs w:val="18"/>
+          <w:lang w:eastAsia="fr-FR"/>
+          <w14:ligatures w14:val="none"/>
+        </w:rPr>
+        <w:t>first_name</w:t>
+      </w:r>
+      <w:r>
+        <w:rPr>
+          <w:rFonts w:ascii="Menlo" w:eastAsia="Times New Roman" w:hAnsi="Menlo" w:cs="Menlo"/>
+          <w:color w:val="BBBEBF"/>
+          <w:kern w:val="0"/>
+          <w:sz w:val="18"/>
+          <w:szCs w:val="18"/>
+          <w:lang w:eastAsia="fr-FR"/>
+          <w14:ligatures w14:val="none"/>
+        </w:rPr>
+        <w:t xml:space="preserve">: </w:t>
+      </w:r>
+      <w:r>
+        <w:rPr>
+          <w:rFonts w:ascii="Menlo" w:eastAsia="Times New Roman" w:hAnsi="Menlo" w:cs="Menlo"/>
+          <w:color w:val="4EC9B0"/>
+          <w:kern w:val="0"/>
+          <w:sz w:val="18"/>
+          <w:szCs w:val="18"/>
+          <w:lang w:eastAsia="fr-FR"/>
+          <w14:ligatures w14:val="none"/>
+        </w:rPr>
+        <w:t>str</w:t>
+      </w:r>
+      <w:r>
+        <w:rPr>
+          <w:rFonts w:ascii="Menlo" w:eastAsia="Times New Roman" w:hAnsi="Menlo" w:cs="Menlo"/>
+          <w:color w:val="BBBEBF"/>
+          <w:kern w:val="0"/>
+          <w:sz w:val="18"/>
+          <w:szCs w:val="18"/>
+          <w:lang w:eastAsia="fr-FR"/>
+          <w14:ligatures w14:val="none"/>
+        </w:rPr>
+        <w:t>):</w:t>
       </w:r>
     </w:p>
     <w:p>
@@ -5390,6 +5439,66 @@
       <w:r>
         <w:rPr>
           <w:rFonts w:ascii="Menlo" w:eastAsia="Times New Roman" w:hAnsi="Menlo" w:cs="Menlo"/>
+          <w:color w:val="BBBEBF"/>
+          <w:kern w:val="0"/>
+          <w:sz w:val="18"/>
+          <w:szCs w:val="18"/>
+          <w:lang w:eastAsia="fr-FR"/>
+          <w14:ligatures w14:val="none"/>
+        </w:rPr>
+        <w:t xml:space="preserve">    </w:t>
+      </w:r>
+      <w:r>
+        <w:rPr>
+          <w:rFonts w:ascii="Menlo" w:eastAsia="Times New Roman" w:hAnsi="Menlo" w:cs="Menlo"/>
+          <w:color w:val="C9D1D9"/>
+          <w:kern w:val="0"/>
+          <w:sz w:val="18"/>
+          <w:szCs w:val="18"/>
+          <w:lang w:eastAsia="fr-FR"/>
+          <w14:ligatures w14:val="none"/>
+        </w:rPr>
+        <w:t>conn</w:t>
+      </w:r>
+      <w:r>
+        <w:rPr>
+          <w:rFonts w:ascii="Menlo" w:eastAsia="Times New Roman" w:hAnsi="Menlo" w:cs="Menlo"/>
+          <w:color w:val="BBBEBF"/>
+          <w:kern w:val="0"/>
+          <w:sz w:val="18"/>
+          <w:szCs w:val="18"/>
+          <w:lang w:eastAsia="fr-FR"/>
+          <w14:ligatures w14:val="none"/>
+        </w:rPr>
+        <w:t xml:space="preserve"> </w:t>
+      </w:r>
+      <w:r>
+        <w:rPr>
+          <w:rFonts w:ascii="Menlo" w:eastAsia="Times New Roman" w:hAnsi="Menlo" w:cs="Menlo"/>
+          <w:color w:val="D4D4D4"/>
+          <w:kern w:val="0"/>
+          <w:sz w:val="18"/>
+          <w:szCs w:val="18"/>
+          <w:lang w:eastAsia="fr-FR"/>
+          <w14:ligatures w14:val="none"/>
+        </w:rPr>
+        <w:t>=</w:t>
+      </w:r>
+      <w:r>
+        <w:rPr>
+          <w:rFonts w:ascii="Menlo" w:eastAsia="Times New Roman" w:hAnsi="Menlo" w:cs="Menlo"/>
+          <w:color w:val="BBBEBF"/>
+          <w:kern w:val="0"/>
+          <w:sz w:val="18"/>
+          <w:szCs w:val="18"/>
+          <w:lang w:eastAsia="fr-FR"/>
+          <w14:ligatures w14:val="none"/>
+        </w:rPr>
+        <w:t xml:space="preserve"> </w:t>
+      </w:r>
+      <w:r>
+        <w:rPr>
+          <w:rFonts w:ascii="Menlo" w:eastAsia="Times New Roman" w:hAnsi="Menlo" w:cs="Menlo"/>
           <w:color w:val="D2A8FF"/>
           <w:kern w:val="0"/>
           <w:sz w:val="18"/>
@@ -5397,31 +5506,7 @@
           <w:lang w:eastAsia="fr-FR"/>
           <w14:ligatures w14:val="none"/>
         </w:rPr>
-        <w:t>@</w:t>
-      </w:r>
-      <w:r>
-        <w:rPr>
-          <w:rFonts w:ascii="Menlo" w:eastAsia="Times New Roman" w:hAnsi="Menlo" w:cs="Menlo"/>
-          <w:color w:val="C9D1D9"/>
-          <w:kern w:val="0"/>
-          <w:sz w:val="18"/>
-          <w:szCs w:val="18"/>
-          <w:lang w:eastAsia="fr-FR"/>
-          <w14:ligatures w14:val="none"/>
-        </w:rPr>
-        <w:t>app</w:t>
-      </w:r>
-      <w:r>
-        <w:rPr>
-          <w:rFonts w:ascii="Menlo" w:eastAsia="Times New Roman" w:hAnsi="Menlo" w:cs="Menlo"/>
-          <w:color w:val="D2A8FF"/>
-          <w:kern w:val="0"/>
-          <w:sz w:val="18"/>
-          <w:szCs w:val="18"/>
-          <w:lang w:eastAsia="fr-FR"/>
-          <w14:ligatures w14:val="none"/>
-        </w:rPr>
-        <w:t>.get</w:t>
+        <w:t>get_db_connection</w:t>
       </w:r>
       <w:r>
         <w:rPr>
@@ -5433,31 +5518,7 @@
           <w:lang w:eastAsia="fr-FR"/>
           <w14:ligatures w14:val="none"/>
         </w:rPr>
-        <w:t>(</w:t>
-      </w:r>
-      <w:r>
-        <w:rPr>
-          <w:rFonts w:ascii="Menlo" w:eastAsia="Times New Roman" w:hAnsi="Menlo" w:cs="Menlo"/>
-          <w:color w:val="A5D6FF"/>
-          <w:kern w:val="0"/>
-          <w:sz w:val="18"/>
-          <w:szCs w:val="18"/>
-          <w:lang w:eastAsia="fr-FR"/>
-          <w14:ligatures w14:val="none"/>
-        </w:rPr>
-        <w:t>"/api/secure/customer"</w:t>
-      </w:r>
-      <w:r>
-        <w:rPr>
-          <w:rFonts w:ascii="Menlo" w:eastAsia="Times New Roman" w:hAnsi="Menlo" w:cs="Menlo"/>
-          <w:color w:val="BBBEBF"/>
-          <w:kern w:val="0"/>
-          <w:sz w:val="18"/>
-          <w:szCs w:val="18"/>
-          <w:lang w:eastAsia="fr-FR"/>
-          <w14:ligatures w14:val="none"/>
-        </w:rPr>
-        <w:t>)</w:t>
+        <w:t>()</w:t>
       </w:r>
     </w:p>
     <w:p>
@@ -5478,18 +5539,6 @@
       <w:r>
         <w:rPr>
           <w:rFonts w:ascii="Menlo" w:eastAsia="Times New Roman" w:hAnsi="Menlo" w:cs="Menlo"/>
-          <w:color w:val="FF7B72"/>
-          <w:kern w:val="0"/>
-          <w:sz w:val="18"/>
-          <w:szCs w:val="18"/>
-          <w:lang w:eastAsia="fr-FR"/>
-          <w14:ligatures w14:val="none"/>
-        </w:rPr>
-        <w:t>def</w:t>
-      </w:r>
-      <w:r>
-        <w:rPr>
-          <w:rFonts w:ascii="Menlo" w:eastAsia="Times New Roman" w:hAnsi="Menlo" w:cs="Menlo"/>
           <w:color w:val="BBBEBF"/>
           <w:kern w:val="0"/>
           <w:sz w:val="18"/>
@@ -5497,19 +5546,19 @@
           <w:lang w:eastAsia="fr-FR"/>
           <w14:ligatures w14:val="none"/>
         </w:rPr>
-        <w:t xml:space="preserve"> </w:t>
-      </w:r>
-      <w:r>
-        <w:rPr>
-          <w:rFonts w:ascii="Menlo" w:eastAsia="Times New Roman" w:hAnsi="Menlo" w:cs="Menlo"/>
-          <w:color w:val="D2A8FF"/>
-          <w:kern w:val="0"/>
-          <w:sz w:val="18"/>
-          <w:szCs w:val="18"/>
-          <w:lang w:eastAsia="fr-FR"/>
-          <w14:ligatures w14:val="none"/>
-        </w:rPr>
-        <w:t>get_customer_secure</w:t>
+        <w:t xml:space="preserve">    </w:t>
+      </w:r>
+      <w:r>
+        <w:rPr>
+          <w:rFonts w:ascii="Menlo" w:eastAsia="Times New Roman" w:hAnsi="Menlo" w:cs="Menlo"/>
+          <w:color w:val="C9D1D9"/>
+          <w:kern w:val="0"/>
+          <w:sz w:val="18"/>
+          <w:szCs w:val="18"/>
+          <w:lang w:eastAsia="fr-FR"/>
+          <w14:ligatures w14:val="none"/>
+        </w:rPr>
+        <w:t>cur</w:t>
       </w:r>
       <w:r>
         <w:rPr>
@@ -5521,19 +5570,19 @@
           <w:lang w:eastAsia="fr-FR"/>
           <w14:ligatures w14:val="none"/>
         </w:rPr>
-        <w:t>(</w:t>
-      </w:r>
-      <w:r>
-        <w:rPr>
-          <w:rFonts w:ascii="Menlo" w:eastAsia="Times New Roman" w:hAnsi="Menlo" w:cs="Menlo"/>
-          <w:color w:val="FFA657"/>
-          <w:kern w:val="0"/>
-          <w:sz w:val="18"/>
-          <w:szCs w:val="18"/>
-          <w:lang w:eastAsia="fr-FR"/>
-          <w14:ligatures w14:val="none"/>
-        </w:rPr>
-        <w:t>first_name</w:t>
+        <w:t xml:space="preserve"> </w:t>
+      </w:r>
+      <w:r>
+        <w:rPr>
+          <w:rFonts w:ascii="Menlo" w:eastAsia="Times New Roman" w:hAnsi="Menlo" w:cs="Menlo"/>
+          <w:color w:val="D4D4D4"/>
+          <w:kern w:val="0"/>
+          <w:sz w:val="18"/>
+          <w:szCs w:val="18"/>
+          <w:lang w:eastAsia="fr-FR"/>
+          <w14:ligatures w14:val="none"/>
+        </w:rPr>
+        <w:t>=</w:t>
       </w:r>
       <w:r>
         <w:rPr>
@@ -5545,19 +5594,19 @@
           <w:lang w:eastAsia="fr-FR"/>
           <w14:ligatures w14:val="none"/>
         </w:rPr>
-        <w:t xml:space="preserve">: </w:t>
-      </w:r>
-      <w:r>
-        <w:rPr>
-          <w:rFonts w:ascii="Menlo" w:eastAsia="Times New Roman" w:hAnsi="Menlo" w:cs="Menlo"/>
-          <w:color w:val="4EC9B0"/>
-          <w:kern w:val="0"/>
-          <w:sz w:val="18"/>
-          <w:szCs w:val="18"/>
-          <w:lang w:eastAsia="fr-FR"/>
-          <w14:ligatures w14:val="none"/>
-        </w:rPr>
-        <w:t>str</w:t>
+        <w:t xml:space="preserve"> </w:t>
+      </w:r>
+      <w:r>
+        <w:rPr>
+          <w:rFonts w:ascii="Menlo" w:eastAsia="Times New Roman" w:hAnsi="Menlo" w:cs="Menlo"/>
+          <w:color w:val="C9D1D9"/>
+          <w:kern w:val="0"/>
+          <w:sz w:val="18"/>
+          <w:szCs w:val="18"/>
+          <w:lang w:eastAsia="fr-FR"/>
+          <w14:ligatures w14:val="none"/>
+        </w:rPr>
+        <w:t>conn</w:t>
       </w:r>
       <w:r>
         <w:rPr>
@@ -5569,7 +5618,7 @@
           <w:lang w:eastAsia="fr-FR"/>
           <w14:ligatures w14:val="none"/>
         </w:rPr>
-        <w:t>):</w:t>
+        <w:t>.cursor()</w:t>
       </w:r>
     </w:p>
     <w:p>
@@ -5609,7 +5658,7 @@
           <w:lang w:eastAsia="fr-FR"/>
           <w14:ligatures w14:val="none"/>
         </w:rPr>
-        <w:t>conn</w:t>
+        <w:t>query</w:t>
       </w:r>
       <w:r>
         <w:rPr>
@@ -5650,26 +5699,38 @@
       <w:r>
         <w:rPr>
           <w:rFonts w:ascii="Menlo" w:eastAsia="Times New Roman" w:hAnsi="Menlo" w:cs="Menlo"/>
-          <w:color w:val="D2A8FF"/>
-          <w:kern w:val="0"/>
-          <w:sz w:val="18"/>
-          <w:szCs w:val="18"/>
-          <w:lang w:eastAsia="fr-FR"/>
-          <w14:ligatures w14:val="none"/>
-        </w:rPr>
-        <w:t>get_db_connection</w:t>
-      </w:r>
-      <w:r>
-        <w:rPr>
-          <w:rFonts w:ascii="Menlo" w:eastAsia="Times New Roman" w:hAnsi="Menlo" w:cs="Menlo"/>
-          <w:color w:val="BBBEBF"/>
-          <w:kern w:val="0"/>
-          <w:sz w:val="18"/>
-          <w:szCs w:val="18"/>
-          <w:lang w:eastAsia="fr-FR"/>
-          <w14:ligatures w14:val="none"/>
-        </w:rPr>
-        <w:t>()</w:t>
+          <w:color w:val="A5D6FF"/>
+          <w:kern w:val="0"/>
+          <w:sz w:val="18"/>
+          <w:szCs w:val="18"/>
+          <w:lang w:eastAsia="fr-FR"/>
+          <w14:ligatures w14:val="none"/>
+        </w:rPr>
+        <w:t xml:space="preserve">"SELECT first_name, last_name FROM customer WHERE first_name = </w:t>
+      </w:r>
+      <w:r>
+        <w:rPr>
+          <w:rFonts w:ascii="Menlo" w:eastAsia="Times New Roman" w:hAnsi="Menlo" w:cs="Menlo"/>
+          <w:color w:val="FF7B72"/>
+          <w:kern w:val="0"/>
+          <w:sz w:val="18"/>
+          <w:szCs w:val="18"/>
+          <w:lang w:eastAsia="fr-FR"/>
+          <w14:ligatures w14:val="none"/>
+        </w:rPr>
+        <w:t>%s</w:t>
+      </w:r>
+      <w:r>
+        <w:rPr>
+          <w:rFonts w:ascii="Menlo" w:eastAsia="Times New Roman" w:hAnsi="Menlo" w:cs="Menlo"/>
+          <w:color w:val="A5D6FF"/>
+          <w:kern w:val="0"/>
+          <w:sz w:val="18"/>
+          <w:szCs w:val="18"/>
+          <w:lang w:eastAsia="fr-FR"/>
+          <w14:ligatures w14:val="none"/>
+        </w:rPr>
+        <w:t>;"</w:t>
       </w:r>
     </w:p>
     <w:p>
@@ -5702,14 +5763,14 @@
       <w:r>
         <w:rPr>
           <w:rFonts w:ascii="Menlo" w:eastAsia="Times New Roman" w:hAnsi="Menlo" w:cs="Menlo"/>
-          <w:color w:val="C9D1D9"/>
-          <w:kern w:val="0"/>
-          <w:sz w:val="18"/>
-          <w:szCs w:val="18"/>
-          <w:lang w:eastAsia="fr-FR"/>
-          <w14:ligatures w14:val="none"/>
-        </w:rPr>
-        <w:t>cur</w:t>
+          <w:color w:val="C586C0"/>
+          <w:kern w:val="0"/>
+          <w:sz w:val="18"/>
+          <w:szCs w:val="18"/>
+          <w:lang w:eastAsia="fr-FR"/>
+          <w14:ligatures w14:val="none"/>
+        </w:rPr>
+        <w:t>try</w:t>
       </w:r>
       <w:r>
         <w:rPr>
@@ -5721,55 +5782,7 @@
           <w:lang w:eastAsia="fr-FR"/>
           <w14:ligatures w14:val="none"/>
         </w:rPr>
-        <w:t xml:space="preserve"> </w:t>
-      </w:r>
-      <w:r>
-        <w:rPr>
-          <w:rFonts w:ascii="Menlo" w:eastAsia="Times New Roman" w:hAnsi="Menlo" w:cs="Menlo"/>
-          <w:color w:val="D4D4D4"/>
-          <w:kern w:val="0"/>
-          <w:sz w:val="18"/>
-          <w:szCs w:val="18"/>
-          <w:lang w:eastAsia="fr-FR"/>
-          <w14:ligatures w14:val="none"/>
-        </w:rPr>
-        <w:t>=</w:t>
-      </w:r>
-      <w:r>
-        <w:rPr>
-          <w:rFonts w:ascii="Menlo" w:eastAsia="Times New Roman" w:hAnsi="Menlo" w:cs="Menlo"/>
-          <w:color w:val="BBBEBF"/>
-          <w:kern w:val="0"/>
-          <w:sz w:val="18"/>
-          <w:szCs w:val="18"/>
-          <w:lang w:eastAsia="fr-FR"/>
-          <w14:ligatures w14:val="none"/>
-        </w:rPr>
-        <w:t xml:space="preserve"> </w:t>
-      </w:r>
-      <w:r>
-        <w:rPr>
-          <w:rFonts w:ascii="Menlo" w:eastAsia="Times New Roman" w:hAnsi="Menlo" w:cs="Menlo"/>
-          <w:color w:val="C9D1D9"/>
-          <w:kern w:val="0"/>
-          <w:sz w:val="18"/>
-          <w:szCs w:val="18"/>
-          <w:lang w:eastAsia="fr-FR"/>
-          <w14:ligatures w14:val="none"/>
-        </w:rPr>
-        <w:t>conn</w:t>
-      </w:r>
-      <w:r>
-        <w:rPr>
-          <w:rFonts w:ascii="Menlo" w:eastAsia="Times New Roman" w:hAnsi="Menlo" w:cs="Menlo"/>
-          <w:color w:val="BBBEBF"/>
-          <w:kern w:val="0"/>
-          <w:sz w:val="18"/>
-          <w:szCs w:val="18"/>
-          <w:lang w:eastAsia="fr-FR"/>
-          <w14:ligatures w14:val="none"/>
-        </w:rPr>
-        <w:t>.cursor()</w:t>
+        <w:t>:</w:t>
       </w:r>
     </w:p>
     <w:p>
@@ -5797,7 +5810,79 @@
           <w:lang w:eastAsia="fr-FR"/>
           <w14:ligatures w14:val="none"/>
         </w:rPr>
-        <w:t xml:space="preserve">    </w:t>
+        <w:t xml:space="preserve">        </w:t>
+      </w:r>
+      <w:r>
+        <w:rPr>
+          <w:rFonts w:ascii="Menlo" w:eastAsia="Times New Roman" w:hAnsi="Menlo" w:cs="Menlo"/>
+          <w:color w:val="C9D1D9"/>
+          <w:kern w:val="0"/>
+          <w:sz w:val="18"/>
+          <w:szCs w:val="18"/>
+          <w:lang w:eastAsia="fr-FR"/>
+          <w14:ligatures w14:val="none"/>
+        </w:rPr>
+        <w:t>cur</w:t>
+      </w:r>
+      <w:r>
+        <w:rPr>
+          <w:rFonts w:ascii="Menlo" w:eastAsia="Times New Roman" w:hAnsi="Menlo" w:cs="Menlo"/>
+          <w:color w:val="BBBEBF"/>
+          <w:kern w:val="0"/>
+          <w:sz w:val="18"/>
+          <w:szCs w:val="18"/>
+          <w:lang w:eastAsia="fr-FR"/>
+          <w14:ligatures w14:val="none"/>
+        </w:rPr>
+        <w:t>.execute(</w:t>
+      </w:r>
+      <w:r>
+        <w:rPr>
+          <w:rFonts w:ascii="Menlo" w:eastAsia="Times New Roman" w:hAnsi="Menlo" w:cs="Menlo"/>
+          <w:color w:val="C9D1D9"/>
+          <w:kern w:val="0"/>
+          <w:sz w:val="18"/>
+          <w:szCs w:val="18"/>
+          <w:lang w:eastAsia="fr-FR"/>
+          <w14:ligatures w14:val="none"/>
+        </w:rPr>
+        <w:t>query</w:t>
+      </w:r>
+      <w:r>
+        <w:rPr>
+          <w:rFonts w:ascii="Menlo" w:eastAsia="Times New Roman" w:hAnsi="Menlo" w:cs="Menlo"/>
+          <w:color w:val="BBBEBF"/>
+          <w:kern w:val="0"/>
+          <w:sz w:val="18"/>
+          <w:szCs w:val="18"/>
+          <w:lang w:eastAsia="fr-FR"/>
+          <w14:ligatures w14:val="none"/>
+        </w:rPr>
+        <w:t>, (</w:t>
+      </w:r>
+      <w:r>
+        <w:rPr>
+          <w:rFonts w:ascii="Menlo" w:eastAsia="Times New Roman" w:hAnsi="Menlo" w:cs="Menlo"/>
+          <w:color w:val="FFA657"/>
+          <w:kern w:val="0"/>
+          <w:sz w:val="18"/>
+          <w:szCs w:val="18"/>
+          <w:lang w:eastAsia="fr-FR"/>
+          <w14:ligatures w14:val="none"/>
+        </w:rPr>
+        <w:t>first_name</w:t>
+      </w:r>
+      <w:r>
+        <w:rPr>
+          <w:rFonts w:ascii="Menlo" w:eastAsia="Times New Roman" w:hAnsi="Menlo" w:cs="Menlo"/>
+          <w:color w:val="BBBEBF"/>
+          <w:kern w:val="0"/>
+          <w:sz w:val="18"/>
+          <w:szCs w:val="18"/>
+          <w:lang w:eastAsia="fr-FR"/>
+          <w14:ligatures w14:val="none"/>
+        </w:rPr>
+        <w:t>,))</w:t>
       </w:r>
     </w:p>
     <w:p>
@@ -5825,7 +5910,7 @@
           <w:lang w:eastAsia="fr-FR"/>
           <w14:ligatures w14:val="none"/>
         </w:rPr>
-        <w:t xml:space="preserve">    </w:t>
+        <w:t xml:space="preserve">        </w:t>
       </w:r>
       <w:r>
         <w:rPr>
@@ -5837,7 +5922,7 @@
           <w:lang w:eastAsia="fr-FR"/>
           <w14:ligatures w14:val="none"/>
         </w:rPr>
-        <w:t>query</w:t>
+        <w:t>results</w:t>
       </w:r>
       <w:r>
         <w:rPr>
@@ -5878,38 +5963,26 @@
       <w:r>
         <w:rPr>
           <w:rFonts w:ascii="Menlo" w:eastAsia="Times New Roman" w:hAnsi="Menlo" w:cs="Menlo"/>
-          <w:color w:val="A5D6FF"/>
-          <w:kern w:val="0"/>
-          <w:sz w:val="18"/>
-          <w:szCs w:val="18"/>
-          <w:lang w:eastAsia="fr-FR"/>
-          <w14:ligatures w14:val="none"/>
-        </w:rPr>
-        <w:t xml:space="preserve">"SELECT first_name, last_name FROM customer WHERE first_name = </w:t>
-      </w:r>
-      <w:r>
-        <w:rPr>
-          <w:rFonts w:ascii="Menlo" w:eastAsia="Times New Roman" w:hAnsi="Menlo" w:cs="Menlo"/>
-          <w:color w:val="FF7B72"/>
-          <w:kern w:val="0"/>
-          <w:sz w:val="18"/>
-          <w:szCs w:val="18"/>
-          <w:lang w:eastAsia="fr-FR"/>
-          <w14:ligatures w14:val="none"/>
-        </w:rPr>
-        <w:t>%s</w:t>
-      </w:r>
-      <w:r>
-        <w:rPr>
-          <w:rFonts w:ascii="Menlo" w:eastAsia="Times New Roman" w:hAnsi="Menlo" w:cs="Menlo"/>
-          <w:color w:val="A5D6FF"/>
-          <w:kern w:val="0"/>
-          <w:sz w:val="18"/>
-          <w:szCs w:val="18"/>
-          <w:lang w:eastAsia="fr-FR"/>
-          <w14:ligatures w14:val="none"/>
-        </w:rPr>
-        <w:t>;"</w:t>
+          <w:color w:val="C9D1D9"/>
+          <w:kern w:val="0"/>
+          <w:sz w:val="18"/>
+          <w:szCs w:val="18"/>
+          <w:lang w:eastAsia="fr-FR"/>
+          <w14:ligatures w14:val="none"/>
+        </w:rPr>
+        <w:t>cur</w:t>
+      </w:r>
+      <w:r>
+        <w:rPr>
+          <w:rFonts w:ascii="Menlo" w:eastAsia="Times New Roman" w:hAnsi="Menlo" w:cs="Menlo"/>
+          <w:color w:val="BBBEBF"/>
+          <w:kern w:val="0"/>
+          <w:sz w:val="18"/>
+          <w:szCs w:val="18"/>
+          <w:lang w:eastAsia="fr-FR"/>
+          <w14:ligatures w14:val="none"/>
+        </w:rPr>
+        <w:t>.fetchall()</w:t>
       </w:r>
     </w:p>
     <w:p>
@@ -5937,7 +6010,127 @@
           <w:lang w:eastAsia="fr-FR"/>
           <w14:ligatures w14:val="none"/>
         </w:rPr>
-        <w:t xml:space="preserve">    </w:t>
+        <w:t xml:space="preserve">        </w:t>
+      </w:r>
+      <w:r>
+        <w:rPr>
+          <w:rFonts w:ascii="Menlo" w:eastAsia="Times New Roman" w:hAnsi="Menlo" w:cs="Menlo"/>
+          <w:color w:val="C586C0"/>
+          <w:kern w:val="0"/>
+          <w:sz w:val="18"/>
+          <w:szCs w:val="18"/>
+          <w:lang w:eastAsia="fr-FR"/>
+          <w14:ligatures w14:val="none"/>
+        </w:rPr>
+        <w:t>return</w:t>
+      </w:r>
+      <w:r>
+        <w:rPr>
+          <w:rFonts w:ascii="Menlo" w:eastAsia="Times New Roman" w:hAnsi="Menlo" w:cs="Menlo"/>
+          <w:color w:val="BBBEBF"/>
+          <w:kern w:val="0"/>
+          <w:sz w:val="18"/>
+          <w:szCs w:val="18"/>
+          <w:lang w:eastAsia="fr-FR"/>
+          <w14:ligatures w14:val="none"/>
+        </w:rPr>
+        <w:t xml:space="preserve"> {</w:t>
+      </w:r>
+      <w:r>
+        <w:rPr>
+          <w:rFonts w:ascii="Menlo" w:eastAsia="Times New Roman" w:hAnsi="Menlo" w:cs="Menlo"/>
+          <w:color w:val="A5D6FF"/>
+          <w:kern w:val="0"/>
+          <w:sz w:val="18"/>
+          <w:szCs w:val="18"/>
+          <w:lang w:eastAsia="fr-FR"/>
+          <w14:ligatures w14:val="none"/>
+        </w:rPr>
+        <w:t>"calisan_sorgu"</w:t>
+      </w:r>
+      <w:r>
+        <w:rPr>
+          <w:rFonts w:ascii="Menlo" w:eastAsia="Times New Roman" w:hAnsi="Menlo" w:cs="Menlo"/>
+          <w:color w:val="BBBEBF"/>
+          <w:kern w:val="0"/>
+          <w:sz w:val="18"/>
+          <w:szCs w:val="18"/>
+          <w:lang w:eastAsia="fr-FR"/>
+          <w14:ligatures w14:val="none"/>
+        </w:rPr>
+        <w:t xml:space="preserve">: </w:t>
+      </w:r>
+      <w:r>
+        <w:rPr>
+          <w:rFonts w:ascii="Menlo" w:eastAsia="Times New Roman" w:hAnsi="Menlo" w:cs="Menlo"/>
+          <w:color w:val="C9D1D9"/>
+          <w:kern w:val="0"/>
+          <w:sz w:val="18"/>
+          <w:szCs w:val="18"/>
+          <w:lang w:eastAsia="fr-FR"/>
+          <w14:ligatures w14:val="none"/>
+        </w:rPr>
+        <w:t>query</w:t>
+      </w:r>
+      <w:r>
+        <w:rPr>
+          <w:rFonts w:ascii="Menlo" w:eastAsia="Times New Roman" w:hAnsi="Menlo" w:cs="Menlo"/>
+          <w:color w:val="BBBEBF"/>
+          <w:kern w:val="0"/>
+          <w:sz w:val="18"/>
+          <w:szCs w:val="18"/>
+          <w:lang w:eastAsia="fr-FR"/>
+          <w14:ligatures w14:val="none"/>
+        </w:rPr>
+        <w:t xml:space="preserve">, </w:t>
+      </w:r>
+      <w:r>
+        <w:rPr>
+          <w:rFonts w:ascii="Menlo" w:eastAsia="Times New Roman" w:hAnsi="Menlo" w:cs="Menlo"/>
+          <w:color w:val="A5D6FF"/>
+          <w:kern w:val="0"/>
+          <w:sz w:val="18"/>
+          <w:szCs w:val="18"/>
+          <w:lang w:eastAsia="fr-FR"/>
+          <w14:ligatures w14:val="none"/>
+        </w:rPr>
+        <w:t>"sonuclar"</w:t>
+      </w:r>
+      <w:r>
+        <w:rPr>
+          <w:rFonts w:ascii="Menlo" w:eastAsia="Times New Roman" w:hAnsi="Menlo" w:cs="Menlo"/>
+          <w:color w:val="BBBEBF"/>
+          <w:kern w:val="0"/>
+          <w:sz w:val="18"/>
+          <w:szCs w:val="18"/>
+          <w:lang w:eastAsia="fr-FR"/>
+          <w14:ligatures w14:val="none"/>
+        </w:rPr>
+        <w:t xml:space="preserve">: </w:t>
+      </w:r>
+      <w:r>
+        <w:rPr>
+          <w:rFonts w:ascii="Menlo" w:eastAsia="Times New Roman" w:hAnsi="Menlo" w:cs="Menlo"/>
+          <w:color w:val="C9D1D9"/>
+          <w:kern w:val="0"/>
+          <w:sz w:val="18"/>
+          <w:szCs w:val="18"/>
+          <w:lang w:eastAsia="fr-FR"/>
+          <w14:ligatures w14:val="none"/>
+        </w:rPr>
+        <w:t>results</w:t>
+      </w:r>
+      <w:r>
+        <w:rPr>
+          <w:rFonts w:ascii="Menlo" w:eastAsia="Times New Roman" w:hAnsi="Menlo" w:cs="Menlo"/>
+          <w:color w:val="BBBEBF"/>
+          <w:kern w:val="0"/>
+          <w:sz w:val="18"/>
+          <w:szCs w:val="18"/>
+          <w:lang w:eastAsia="fr-FR"/>
+          <w14:ligatures w14:val="none"/>
+        </w:rPr>
+        <w:t>}</w:t>
       </w:r>
     </w:p>
     <w:p>
@@ -5977,7 +6170,79 @@
           <w:lang w:eastAsia="fr-FR"/>
           <w14:ligatures w14:val="none"/>
         </w:rPr>
-        <w:t>try</w:t>
+        <w:t>except</w:t>
+      </w:r>
+      <w:r>
+        <w:rPr>
+          <w:rFonts w:ascii="Menlo" w:eastAsia="Times New Roman" w:hAnsi="Menlo" w:cs="Menlo"/>
+          <w:color w:val="BBBEBF"/>
+          <w:kern w:val="0"/>
+          <w:sz w:val="18"/>
+          <w:szCs w:val="18"/>
+          <w:lang w:eastAsia="fr-FR"/>
+          <w14:ligatures w14:val="none"/>
+        </w:rPr>
+        <w:t xml:space="preserve"> </w:t>
+      </w:r>
+      <w:r>
+        <w:rPr>
+          <w:rFonts w:ascii="Menlo" w:eastAsia="Times New Roman" w:hAnsi="Menlo" w:cs="Menlo"/>
+          <w:color w:val="4EC9B0"/>
+          <w:kern w:val="0"/>
+          <w:sz w:val="18"/>
+          <w:szCs w:val="18"/>
+          <w:lang w:eastAsia="fr-FR"/>
+          <w14:ligatures w14:val="none"/>
+        </w:rPr>
+        <w:t>Exception</w:t>
+      </w:r>
+      <w:r>
+        <w:rPr>
+          <w:rFonts w:ascii="Menlo" w:eastAsia="Times New Roman" w:hAnsi="Menlo" w:cs="Menlo"/>
+          <w:color w:val="BBBEBF"/>
+          <w:kern w:val="0"/>
+          <w:sz w:val="18"/>
+          <w:szCs w:val="18"/>
+          <w:lang w:eastAsia="fr-FR"/>
+          <w14:ligatures w14:val="none"/>
+        </w:rPr>
+        <w:t xml:space="preserve"> </w:t>
+      </w:r>
+      <w:r>
+        <w:rPr>
+          <w:rFonts w:ascii="Menlo" w:eastAsia="Times New Roman" w:hAnsi="Menlo" w:cs="Menlo"/>
+          <w:color w:val="C586C0"/>
+          <w:kern w:val="0"/>
+          <w:sz w:val="18"/>
+          <w:szCs w:val="18"/>
+          <w:lang w:eastAsia="fr-FR"/>
+          <w14:ligatures w14:val="none"/>
+        </w:rPr>
+        <w:t>as</w:t>
+      </w:r>
+      <w:r>
+        <w:rPr>
+          <w:rFonts w:ascii="Menlo" w:eastAsia="Times New Roman" w:hAnsi="Menlo" w:cs="Menlo"/>
+          <w:color w:val="BBBEBF"/>
+          <w:kern w:val="0"/>
+          <w:sz w:val="18"/>
+          <w:szCs w:val="18"/>
+          <w:lang w:eastAsia="fr-FR"/>
+          <w14:ligatures w14:val="none"/>
+        </w:rPr>
+        <w:t xml:space="preserve"> </w:t>
+      </w:r>
+      <w:r>
+        <w:rPr>
+          <w:rFonts w:ascii="Menlo" w:eastAsia="Times New Roman" w:hAnsi="Menlo" w:cs="Menlo"/>
+          <w:color w:val="C9D1D9"/>
+          <w:kern w:val="0"/>
+          <w:sz w:val="18"/>
+          <w:szCs w:val="18"/>
+          <w:lang w:eastAsia="fr-FR"/>
+          <w14:ligatures w14:val="none"/>
+        </w:rPr>
+        <w:t>e</w:t>
       </w:r>
       <w:r>
         <w:rPr>
@@ -6017,12 +6282,83 @@
           <w:lang w:eastAsia="fr-FR"/>
           <w14:ligatures w14:val="none"/>
         </w:rPr>
-        <w:lastRenderedPageBreak/>
         <w:t xml:space="preserve">        </w:t>
       </w:r>
       <w:r>
         <w:rPr>
           <w:rFonts w:ascii="Menlo" w:eastAsia="Times New Roman" w:hAnsi="Menlo" w:cs="Menlo"/>
+          <w:color w:val="C586C0"/>
+          <w:kern w:val="0"/>
+          <w:sz w:val="18"/>
+          <w:szCs w:val="18"/>
+          <w:lang w:eastAsia="fr-FR"/>
+          <w14:ligatures w14:val="none"/>
+        </w:rPr>
+        <w:t>return</w:t>
+      </w:r>
+      <w:r>
+        <w:rPr>
+          <w:rFonts w:ascii="Menlo" w:eastAsia="Times New Roman" w:hAnsi="Menlo" w:cs="Menlo"/>
+          <w:color w:val="BBBEBF"/>
+          <w:kern w:val="0"/>
+          <w:sz w:val="18"/>
+          <w:szCs w:val="18"/>
+          <w:lang w:eastAsia="fr-FR"/>
+          <w14:ligatures w14:val="none"/>
+        </w:rPr>
+        <w:t xml:space="preserve"> {</w:t>
+      </w:r>
+      <w:r>
+        <w:rPr>
+          <w:rFonts w:ascii="Menlo" w:eastAsia="Times New Roman" w:hAnsi="Menlo" w:cs="Menlo"/>
+          <w:color w:val="A5D6FF"/>
+          <w:kern w:val="0"/>
+          <w:sz w:val="18"/>
+          <w:szCs w:val="18"/>
+          <w:lang w:eastAsia="fr-FR"/>
+          <w14:ligatures w14:val="none"/>
+        </w:rPr>
+        <w:t>"hata"</w:t>
+      </w:r>
+      <w:r>
+        <w:rPr>
+          <w:rFonts w:ascii="Menlo" w:eastAsia="Times New Roman" w:hAnsi="Menlo" w:cs="Menlo"/>
+          <w:color w:val="BBBEBF"/>
+          <w:kern w:val="0"/>
+          <w:sz w:val="18"/>
+          <w:szCs w:val="18"/>
+          <w:lang w:eastAsia="fr-FR"/>
+          <w14:ligatures w14:val="none"/>
+        </w:rPr>
+        <w:t xml:space="preserve">: </w:t>
+      </w:r>
+      <w:r>
+        <w:rPr>
+          <w:rFonts w:ascii="Menlo" w:eastAsia="Times New Roman" w:hAnsi="Menlo" w:cs="Menlo"/>
+          <w:color w:val="4EC9B0"/>
+          <w:kern w:val="0"/>
+          <w:sz w:val="18"/>
+          <w:szCs w:val="18"/>
+          <w:lang w:eastAsia="fr-FR"/>
+          <w14:ligatures w14:val="none"/>
+        </w:rPr>
+        <w:t>str</w:t>
+      </w:r>
+      <w:r>
+        <w:rPr>
+          <w:rFonts w:ascii="Menlo" w:eastAsia="Times New Roman" w:hAnsi="Menlo" w:cs="Menlo"/>
+          <w:color w:val="BBBEBF"/>
+          <w:kern w:val="0"/>
+          <w:sz w:val="18"/>
+          <w:szCs w:val="18"/>
+          <w:lang w:eastAsia="fr-FR"/>
+          <w14:ligatures w14:val="none"/>
+        </w:rPr>
+        <w:t>(</w:t>
+      </w:r>
+      <w:r>
+        <w:rPr>
+          <w:rFonts w:ascii="Menlo" w:eastAsia="Times New Roman" w:hAnsi="Menlo" w:cs="Menlo"/>
           <w:color w:val="C9D1D9"/>
           <w:kern w:val="0"/>
           <w:sz w:val="18"/>
@@ -6030,7 +6366,7 @@
           <w:lang w:eastAsia="fr-FR"/>
           <w14:ligatures w14:val="none"/>
         </w:rPr>
-        <w:t>cur</w:t>
+        <w:t>e</w:t>
       </w:r>
       <w:r>
         <w:rPr>
@@ -6042,55 +6378,7 @@
           <w:lang w:eastAsia="fr-FR"/>
           <w14:ligatures w14:val="none"/>
         </w:rPr>
-        <w:t>.execute(</w:t>
-      </w:r>
-      <w:r>
-        <w:rPr>
-          <w:rFonts w:ascii="Menlo" w:eastAsia="Times New Roman" w:hAnsi="Menlo" w:cs="Menlo"/>
-          <w:color w:val="C9D1D9"/>
-          <w:kern w:val="0"/>
-          <w:sz w:val="18"/>
-          <w:szCs w:val="18"/>
-          <w:lang w:eastAsia="fr-FR"/>
-          <w14:ligatures w14:val="none"/>
-        </w:rPr>
-        <w:t>query</w:t>
-      </w:r>
-      <w:r>
-        <w:rPr>
-          <w:rFonts w:ascii="Menlo" w:eastAsia="Times New Roman" w:hAnsi="Menlo" w:cs="Menlo"/>
-          <w:color w:val="BBBEBF"/>
-          <w:kern w:val="0"/>
-          <w:sz w:val="18"/>
-          <w:szCs w:val="18"/>
-          <w:lang w:eastAsia="fr-FR"/>
-          <w14:ligatures w14:val="none"/>
-        </w:rPr>
-        <w:t>, (</w:t>
-      </w:r>
-      <w:r>
-        <w:rPr>
-          <w:rFonts w:ascii="Menlo" w:eastAsia="Times New Roman" w:hAnsi="Menlo" w:cs="Menlo"/>
-          <w:color w:val="FFA657"/>
-          <w:kern w:val="0"/>
-          <w:sz w:val="18"/>
-          <w:szCs w:val="18"/>
-          <w:lang w:eastAsia="fr-FR"/>
-          <w14:ligatures w14:val="none"/>
-        </w:rPr>
-        <w:t>first_name</w:t>
-      </w:r>
-      <w:r>
-        <w:rPr>
-          <w:rFonts w:ascii="Menlo" w:eastAsia="Times New Roman" w:hAnsi="Menlo" w:cs="Menlo"/>
-          <w:color w:val="BBBEBF"/>
-          <w:kern w:val="0"/>
-          <w:sz w:val="18"/>
-          <w:szCs w:val="18"/>
-          <w:lang w:eastAsia="fr-FR"/>
-          <w14:ligatures w14:val="none"/>
-        </w:rPr>
-        <w:t>,))</w:t>
+        <w:t>)}</w:t>
       </w:r>
     </w:p>
     <w:p>
@@ -6118,19 +6406,19 @@
           <w:lang w:eastAsia="fr-FR"/>
           <w14:ligatures w14:val="none"/>
         </w:rPr>
-        <w:t xml:space="preserve">        </w:t>
-      </w:r>
-      <w:r>
-        <w:rPr>
-          <w:rFonts w:ascii="Menlo" w:eastAsia="Times New Roman" w:hAnsi="Menlo" w:cs="Menlo"/>
-          <w:color w:val="C9D1D9"/>
-          <w:kern w:val="0"/>
-          <w:sz w:val="18"/>
-          <w:szCs w:val="18"/>
-          <w:lang w:eastAsia="fr-FR"/>
-          <w14:ligatures w14:val="none"/>
-        </w:rPr>
-        <w:t>results</w:t>
+        <w:t xml:space="preserve">    </w:t>
+      </w:r>
+      <w:r>
+        <w:rPr>
+          <w:rFonts w:ascii="Menlo" w:eastAsia="Times New Roman" w:hAnsi="Menlo" w:cs="Menlo"/>
+          <w:color w:val="C586C0"/>
+          <w:kern w:val="0"/>
+          <w:sz w:val="18"/>
+          <w:szCs w:val="18"/>
+          <w:lang w:eastAsia="fr-FR"/>
+          <w14:ligatures w14:val="none"/>
+        </w:rPr>
+        <w:t>finally</w:t>
       </w:r>
       <w:r>
         <w:rPr>
@@ -6142,55 +6430,7 @@
           <w:lang w:eastAsia="fr-FR"/>
           <w14:ligatures w14:val="none"/>
         </w:rPr>
-        <w:t xml:space="preserve"> </w:t>
-      </w:r>
-      <w:r>
-        <w:rPr>
-          <w:rFonts w:ascii="Menlo" w:eastAsia="Times New Roman" w:hAnsi="Menlo" w:cs="Menlo"/>
-          <w:color w:val="D4D4D4"/>
-          <w:kern w:val="0"/>
-          <w:sz w:val="18"/>
-          <w:szCs w:val="18"/>
-          <w:lang w:eastAsia="fr-FR"/>
-          <w14:ligatures w14:val="none"/>
-        </w:rPr>
-        <w:t>=</w:t>
-      </w:r>
-      <w:r>
-        <w:rPr>
-          <w:rFonts w:ascii="Menlo" w:eastAsia="Times New Roman" w:hAnsi="Menlo" w:cs="Menlo"/>
-          <w:color w:val="BBBEBF"/>
-          <w:kern w:val="0"/>
-          <w:sz w:val="18"/>
-          <w:szCs w:val="18"/>
-          <w:lang w:eastAsia="fr-FR"/>
-          <w14:ligatures w14:val="none"/>
-        </w:rPr>
-        <w:t xml:space="preserve"> </w:t>
-      </w:r>
-      <w:r>
-        <w:rPr>
-          <w:rFonts w:ascii="Menlo" w:eastAsia="Times New Roman" w:hAnsi="Menlo" w:cs="Menlo"/>
-          <w:color w:val="C9D1D9"/>
-          <w:kern w:val="0"/>
-          <w:sz w:val="18"/>
-          <w:szCs w:val="18"/>
-          <w:lang w:eastAsia="fr-FR"/>
-          <w14:ligatures w14:val="none"/>
-        </w:rPr>
-        <w:t>cur</w:t>
-      </w:r>
-      <w:r>
-        <w:rPr>
-          <w:rFonts w:ascii="Menlo" w:eastAsia="Times New Roman" w:hAnsi="Menlo" w:cs="Menlo"/>
-          <w:color w:val="BBBEBF"/>
-          <w:kern w:val="0"/>
-          <w:sz w:val="18"/>
-          <w:szCs w:val="18"/>
-          <w:lang w:eastAsia="fr-FR"/>
-          <w14:ligatures w14:val="none"/>
-        </w:rPr>
-        <w:t>.fetchall()</w:t>
+        <w:t>:</w:t>
       </w:r>
     </w:p>
     <w:p>
@@ -6223,14 +6463,14 @@
       <w:r>
         <w:rPr>
           <w:rFonts w:ascii="Menlo" w:eastAsia="Times New Roman" w:hAnsi="Menlo" w:cs="Menlo"/>
-          <w:color w:val="C586C0"/>
-          <w:kern w:val="0"/>
-          <w:sz w:val="18"/>
-          <w:szCs w:val="18"/>
-          <w:lang w:eastAsia="fr-FR"/>
-          <w14:ligatures w14:val="none"/>
-        </w:rPr>
-        <w:t>return</w:t>
+          <w:color w:val="C9D1D9"/>
+          <w:kern w:val="0"/>
+          <w:sz w:val="18"/>
+          <w:szCs w:val="18"/>
+          <w:lang w:eastAsia="fr-FR"/>
+          <w14:ligatures w14:val="none"/>
+        </w:rPr>
+        <w:t>conn</w:t>
       </w:r>
       <w:r>
         <w:rPr>
@@ -6242,529 +6482,85 @@
           <w:lang w:eastAsia="fr-FR"/>
           <w14:ligatures w14:val="none"/>
         </w:rPr>
-        <w:t xml:space="preserve"> {</w:t>
-      </w:r>
-      <w:r>
-        <w:rPr>
-          <w:rFonts w:ascii="Menlo" w:eastAsia="Times New Roman" w:hAnsi="Menlo" w:cs="Menlo"/>
-          <w:color w:val="A5D6FF"/>
-          <w:kern w:val="0"/>
-          <w:sz w:val="18"/>
-          <w:szCs w:val="18"/>
-          <w:lang w:eastAsia="fr-FR"/>
-          <w14:ligatures w14:val="none"/>
-        </w:rPr>
-        <w:t>"calisan_sorgu"</w:t>
-      </w:r>
-      <w:r>
-        <w:rPr>
-          <w:rFonts w:ascii="Menlo" w:eastAsia="Times New Roman" w:hAnsi="Menlo" w:cs="Menlo"/>
-          <w:color w:val="BBBEBF"/>
-          <w:kern w:val="0"/>
-          <w:sz w:val="18"/>
-          <w:szCs w:val="18"/>
-          <w:lang w:eastAsia="fr-FR"/>
-          <w14:ligatures w14:val="none"/>
-        </w:rPr>
-        <w:t xml:space="preserve">: </w:t>
-      </w:r>
-      <w:r>
-        <w:rPr>
-          <w:rFonts w:ascii="Menlo" w:eastAsia="Times New Roman" w:hAnsi="Menlo" w:cs="Menlo"/>
-          <w:color w:val="C9D1D9"/>
-          <w:kern w:val="0"/>
-          <w:sz w:val="18"/>
-          <w:szCs w:val="18"/>
-          <w:lang w:eastAsia="fr-FR"/>
-          <w14:ligatures w14:val="none"/>
-        </w:rPr>
-        <w:t>query</w:t>
-      </w:r>
-      <w:r>
-        <w:rPr>
-          <w:rFonts w:ascii="Menlo" w:eastAsia="Times New Roman" w:hAnsi="Menlo" w:cs="Menlo"/>
-          <w:color w:val="BBBEBF"/>
-          <w:kern w:val="0"/>
-          <w:sz w:val="18"/>
-          <w:szCs w:val="18"/>
-          <w:lang w:eastAsia="fr-FR"/>
-          <w14:ligatures w14:val="none"/>
-        </w:rPr>
-        <w:t xml:space="preserve">, </w:t>
-      </w:r>
-      <w:r>
-        <w:rPr>
-          <w:rFonts w:ascii="Menlo" w:eastAsia="Times New Roman" w:hAnsi="Menlo" w:cs="Menlo"/>
-          <w:color w:val="A5D6FF"/>
-          <w:kern w:val="0"/>
-          <w:sz w:val="18"/>
-          <w:szCs w:val="18"/>
-          <w:lang w:eastAsia="fr-FR"/>
-          <w14:ligatures w14:val="none"/>
-        </w:rPr>
-        <w:t>"sonuclar"</w:t>
-      </w:r>
-      <w:r>
-        <w:rPr>
-          <w:rFonts w:ascii="Menlo" w:eastAsia="Times New Roman" w:hAnsi="Menlo" w:cs="Menlo"/>
-          <w:color w:val="BBBEBF"/>
-          <w:kern w:val="0"/>
-          <w:sz w:val="18"/>
-          <w:szCs w:val="18"/>
-          <w:lang w:eastAsia="fr-FR"/>
-          <w14:ligatures w14:val="none"/>
-        </w:rPr>
-        <w:t xml:space="preserve">: </w:t>
-      </w:r>
-      <w:r>
-        <w:rPr>
-          <w:rFonts w:ascii="Menlo" w:eastAsia="Times New Roman" w:hAnsi="Menlo" w:cs="Menlo"/>
-          <w:color w:val="C9D1D9"/>
-          <w:kern w:val="0"/>
-          <w:sz w:val="18"/>
-          <w:szCs w:val="18"/>
-          <w:lang w:eastAsia="fr-FR"/>
-          <w14:ligatures w14:val="none"/>
-        </w:rPr>
-        <w:t>results</w:t>
-      </w:r>
-      <w:r>
-        <w:rPr>
-          <w:rFonts w:ascii="Menlo" w:eastAsia="Times New Roman" w:hAnsi="Menlo" w:cs="Menlo"/>
-          <w:color w:val="BBBEBF"/>
-          <w:kern w:val="0"/>
-          <w:sz w:val="18"/>
-          <w:szCs w:val="18"/>
-          <w:lang w:eastAsia="fr-FR"/>
-          <w14:ligatures w14:val="none"/>
-        </w:rPr>
-        <w:t>}</w:t>
-      </w:r>
-    </w:p>
-    <w:p>
-      <w:pPr>
-        <w:shd w:val="clear" w:color="auto" w:fill="121314"/>
-        <w:spacing w:line="270" w:lineRule="atLeast"/>
-        <w:jc w:val="left"/>
-        <w:rPr>
-          <w:rFonts w:ascii="Menlo" w:eastAsia="Times New Roman" w:hAnsi="Menlo" w:cs="Menlo"/>
-          <w:color w:val="BBBEBF"/>
-          <w:kern w:val="0"/>
-          <w:sz w:val="18"/>
-          <w:szCs w:val="18"/>
-          <w:lang w:eastAsia="fr-FR"/>
-          <w14:ligatures w14:val="none"/>
-        </w:rPr>
-      </w:pPr>
-      <w:r>
-        <w:rPr>
-          <w:rFonts w:ascii="Menlo" w:eastAsia="Times New Roman" w:hAnsi="Menlo" w:cs="Menlo"/>
-          <w:color w:val="BBBEBF"/>
-          <w:kern w:val="0"/>
-          <w:sz w:val="18"/>
-          <w:szCs w:val="18"/>
-          <w:lang w:eastAsia="fr-FR"/>
-          <w14:ligatures w14:val="none"/>
-        </w:rPr>
-        <w:t xml:space="preserve">    </w:t>
-      </w:r>
-      <w:r>
-        <w:rPr>
-          <w:rFonts w:ascii="Menlo" w:eastAsia="Times New Roman" w:hAnsi="Menlo" w:cs="Menlo"/>
-          <w:color w:val="C586C0"/>
-          <w:kern w:val="0"/>
-          <w:sz w:val="18"/>
-          <w:szCs w:val="18"/>
-          <w:lang w:eastAsia="fr-FR"/>
-          <w14:ligatures w14:val="none"/>
-        </w:rPr>
-        <w:t>except</w:t>
-      </w:r>
-      <w:r>
-        <w:rPr>
-          <w:rFonts w:ascii="Menlo" w:eastAsia="Times New Roman" w:hAnsi="Menlo" w:cs="Menlo"/>
-          <w:color w:val="BBBEBF"/>
-          <w:kern w:val="0"/>
-          <w:sz w:val="18"/>
-          <w:szCs w:val="18"/>
-          <w:lang w:eastAsia="fr-FR"/>
-          <w14:ligatures w14:val="none"/>
-        </w:rPr>
-        <w:t xml:space="preserve"> </w:t>
-      </w:r>
-      <w:r>
-        <w:rPr>
-          <w:rFonts w:ascii="Menlo" w:eastAsia="Times New Roman" w:hAnsi="Menlo" w:cs="Menlo"/>
-          <w:color w:val="4EC9B0"/>
-          <w:kern w:val="0"/>
-          <w:sz w:val="18"/>
-          <w:szCs w:val="18"/>
-          <w:lang w:eastAsia="fr-FR"/>
-          <w14:ligatures w14:val="none"/>
-        </w:rPr>
-        <w:t>Exception</w:t>
-      </w:r>
-      <w:r>
-        <w:rPr>
-          <w:rFonts w:ascii="Menlo" w:eastAsia="Times New Roman" w:hAnsi="Menlo" w:cs="Menlo"/>
-          <w:color w:val="BBBEBF"/>
-          <w:kern w:val="0"/>
-          <w:sz w:val="18"/>
-          <w:szCs w:val="18"/>
-          <w:lang w:eastAsia="fr-FR"/>
-          <w14:ligatures w14:val="none"/>
-        </w:rPr>
-        <w:t xml:space="preserve"> </w:t>
-      </w:r>
-      <w:r>
-        <w:rPr>
-          <w:rFonts w:ascii="Menlo" w:eastAsia="Times New Roman" w:hAnsi="Menlo" w:cs="Menlo"/>
-          <w:color w:val="C586C0"/>
-          <w:kern w:val="0"/>
-          <w:sz w:val="18"/>
-          <w:szCs w:val="18"/>
-          <w:lang w:eastAsia="fr-FR"/>
-          <w14:ligatures w14:val="none"/>
-        </w:rPr>
-        <w:t>as</w:t>
-      </w:r>
-      <w:r>
-        <w:rPr>
-          <w:rFonts w:ascii="Menlo" w:eastAsia="Times New Roman" w:hAnsi="Menlo" w:cs="Menlo"/>
-          <w:color w:val="BBBEBF"/>
-          <w:kern w:val="0"/>
-          <w:sz w:val="18"/>
-          <w:szCs w:val="18"/>
-          <w:lang w:eastAsia="fr-FR"/>
-          <w14:ligatures w14:val="none"/>
-        </w:rPr>
-        <w:t xml:space="preserve"> </w:t>
-      </w:r>
-      <w:r>
-        <w:rPr>
-          <w:rFonts w:ascii="Menlo" w:eastAsia="Times New Roman" w:hAnsi="Menlo" w:cs="Menlo"/>
-          <w:color w:val="C9D1D9"/>
-          <w:kern w:val="0"/>
-          <w:sz w:val="18"/>
-          <w:szCs w:val="18"/>
-          <w:lang w:eastAsia="fr-FR"/>
-          <w14:ligatures w14:val="none"/>
-        </w:rPr>
-        <w:t>e</w:t>
-      </w:r>
-      <w:r>
-        <w:rPr>
-          <w:rFonts w:ascii="Menlo" w:eastAsia="Times New Roman" w:hAnsi="Menlo" w:cs="Menlo"/>
-          <w:color w:val="BBBEBF"/>
-          <w:kern w:val="0"/>
-          <w:sz w:val="18"/>
-          <w:szCs w:val="18"/>
-          <w:lang w:eastAsia="fr-FR"/>
-          <w14:ligatures w14:val="none"/>
-        </w:rPr>
-        <w:t>:</w:t>
-      </w:r>
-    </w:p>
-    <w:p>
-      <w:pPr>
-        <w:shd w:val="clear" w:color="auto" w:fill="121314"/>
-        <w:spacing w:line="270" w:lineRule="atLeast"/>
-        <w:jc w:val="left"/>
-        <w:rPr>
-          <w:rFonts w:ascii="Menlo" w:eastAsia="Times New Roman" w:hAnsi="Menlo" w:cs="Menlo"/>
-          <w:color w:val="BBBEBF"/>
-          <w:kern w:val="0"/>
-          <w:sz w:val="18"/>
-          <w:szCs w:val="18"/>
-          <w:lang w:eastAsia="fr-FR"/>
-          <w14:ligatures w14:val="none"/>
-        </w:rPr>
-      </w:pPr>
-      <w:r>
-        <w:rPr>
-          <w:rFonts w:ascii="Menlo" w:eastAsia="Times New Roman" w:hAnsi="Menlo" w:cs="Menlo"/>
-          <w:color w:val="BBBEBF"/>
-          <w:kern w:val="0"/>
-          <w:sz w:val="18"/>
-          <w:szCs w:val="18"/>
-          <w:lang w:eastAsia="fr-FR"/>
-          <w14:ligatures w14:val="none"/>
-        </w:rPr>
-        <w:t xml:space="preserve">        </w:t>
-      </w:r>
-      <w:r>
-        <w:rPr>
-          <w:rFonts w:ascii="Menlo" w:eastAsia="Times New Roman" w:hAnsi="Menlo" w:cs="Menlo"/>
-          <w:color w:val="C586C0"/>
-          <w:kern w:val="0"/>
-          <w:sz w:val="18"/>
-          <w:szCs w:val="18"/>
-          <w:lang w:eastAsia="fr-FR"/>
-          <w14:ligatures w14:val="none"/>
-        </w:rPr>
-        <w:t>return</w:t>
-      </w:r>
-      <w:r>
-        <w:rPr>
-          <w:rFonts w:ascii="Menlo" w:eastAsia="Times New Roman" w:hAnsi="Menlo" w:cs="Menlo"/>
-          <w:color w:val="BBBEBF"/>
-          <w:kern w:val="0"/>
-          <w:sz w:val="18"/>
-          <w:szCs w:val="18"/>
-          <w:lang w:eastAsia="fr-FR"/>
-          <w14:ligatures w14:val="none"/>
-        </w:rPr>
-        <w:t xml:space="preserve"> {</w:t>
-      </w:r>
-      <w:r>
-        <w:rPr>
-          <w:rFonts w:ascii="Menlo" w:eastAsia="Times New Roman" w:hAnsi="Menlo" w:cs="Menlo"/>
-          <w:color w:val="A5D6FF"/>
-          <w:kern w:val="0"/>
-          <w:sz w:val="18"/>
-          <w:szCs w:val="18"/>
-          <w:lang w:eastAsia="fr-FR"/>
-          <w14:ligatures w14:val="none"/>
-        </w:rPr>
-        <w:t>"hata"</w:t>
-      </w:r>
-      <w:r>
-        <w:rPr>
-          <w:rFonts w:ascii="Menlo" w:eastAsia="Times New Roman" w:hAnsi="Menlo" w:cs="Menlo"/>
-          <w:color w:val="BBBEBF"/>
-          <w:kern w:val="0"/>
-          <w:sz w:val="18"/>
-          <w:szCs w:val="18"/>
-          <w:lang w:eastAsia="fr-FR"/>
-          <w14:ligatures w14:val="none"/>
-        </w:rPr>
-        <w:t xml:space="preserve">: </w:t>
-      </w:r>
-      <w:r>
-        <w:rPr>
-          <w:rFonts w:ascii="Menlo" w:eastAsia="Times New Roman" w:hAnsi="Menlo" w:cs="Menlo"/>
-          <w:color w:val="4EC9B0"/>
-          <w:kern w:val="0"/>
-          <w:sz w:val="18"/>
-          <w:szCs w:val="18"/>
-          <w:lang w:eastAsia="fr-FR"/>
-          <w14:ligatures w14:val="none"/>
-        </w:rPr>
-        <w:t>str</w:t>
-      </w:r>
-      <w:r>
-        <w:rPr>
-          <w:rFonts w:ascii="Menlo" w:eastAsia="Times New Roman" w:hAnsi="Menlo" w:cs="Menlo"/>
-          <w:color w:val="BBBEBF"/>
-          <w:kern w:val="0"/>
-          <w:sz w:val="18"/>
-          <w:szCs w:val="18"/>
-          <w:lang w:eastAsia="fr-FR"/>
-          <w14:ligatures w14:val="none"/>
+        <w:t>.close()</w:t>
+      </w:r>
+    </w:p>
+    <w:p>
+      <w:pPr>
+        <w:rPr>
+          <w:lang w:val="tr-TR"/>
+        </w:rPr>
+      </w:pPr>
+      <w:proofErr w:type="spellStart"/>
+      <w:r>
+        <w:rPr>
+          <w:lang w:val="tr-TR"/>
+        </w:rPr>
+        <w:t>Backend</w:t>
+      </w:r>
+      <w:proofErr w:type="spellEnd"/>
+      <w:r>
+        <w:rPr>
+          <w:lang w:val="tr-TR"/>
+        </w:rPr>
+        <w:t xml:space="preserve"> hazırlandıktan sonra </w:t>
+      </w:r>
+      <w:r>
+        <w:rPr>
+          <w:lang w:val="tr-TR"/>
+        </w:rPr>
+        <w:t xml:space="preserve">aşağıdaki komut ile </w:t>
+      </w:r>
+      <w:proofErr w:type="spellStart"/>
+      <w:r>
+        <w:rPr>
+          <w:lang w:val="tr-TR"/>
+        </w:rPr>
+        <w:t>backend</w:t>
+      </w:r>
+      <w:proofErr w:type="spellEnd"/>
+      <w:r>
+        <w:rPr>
+          <w:lang w:val="tr-TR"/>
+        </w:rPr>
+        <w:t xml:space="preserve"> ayağa kaldırılmıştır.</w:t>
+      </w:r>
+    </w:p>
+    <w:p>
+      <w:pPr>
+        <w:jc w:val="center"/>
+        <w:rPr>
+          <w:rFonts w:ascii="FiraCode Nerd Font" w:hAnsi="FiraCode Nerd Font" w:cs="FiraCode Nerd Font"/>
+          <w:sz w:val="20"/>
+          <w:szCs w:val="20"/>
+          <w:lang w:val="tr-TR"/>
+        </w:rPr>
+      </w:pPr>
+      <w:r>
+        <w:rPr>
+          <w:rFonts w:ascii="FiraCode Nerd Font" w:hAnsi="FiraCode Nerd Font" w:cs="FiraCode Nerd Font"/>
+          <w:sz w:val="20"/>
+          <w:szCs w:val="20"/>
+          <w:lang w:val="tr-TR"/>
         </w:rPr>
         <w:t>(</w:t>
       </w:r>
-      <w:r>
-        <w:rPr>
-          <w:rFonts w:ascii="Menlo" w:eastAsia="Times New Roman" w:hAnsi="Menlo" w:cs="Menlo"/>
-          <w:color w:val="C9D1D9"/>
-          <w:kern w:val="0"/>
-          <w:sz w:val="18"/>
-          <w:szCs w:val="18"/>
-          <w:lang w:eastAsia="fr-FR"/>
-          <w14:ligatures w14:val="none"/>
-        </w:rPr>
-        <w:t>e</w:t>
-      </w:r>
-      <w:r>
-        <w:rPr>
-          <w:rFonts w:ascii="Menlo" w:eastAsia="Times New Roman" w:hAnsi="Menlo" w:cs="Menlo"/>
-          <w:color w:val="BBBEBF"/>
-          <w:kern w:val="0"/>
-          <w:sz w:val="18"/>
-          <w:szCs w:val="18"/>
-          <w:lang w:eastAsia="fr-FR"/>
-          <w14:ligatures w14:val="none"/>
-        </w:rPr>
-        <w:t>)}</w:t>
-      </w:r>
-    </w:p>
-    <w:p>
-      <w:pPr>
-        <w:shd w:val="clear" w:color="auto" w:fill="121314"/>
-        <w:spacing w:line="270" w:lineRule="atLeast"/>
-        <w:jc w:val="left"/>
-        <w:rPr>
-          <w:rFonts w:ascii="Menlo" w:eastAsia="Times New Roman" w:hAnsi="Menlo" w:cs="Menlo"/>
-          <w:color w:val="BBBEBF"/>
-          <w:kern w:val="0"/>
-          <w:sz w:val="18"/>
-          <w:szCs w:val="18"/>
-          <w:lang w:eastAsia="fr-FR"/>
-          <w14:ligatures w14:val="none"/>
-        </w:rPr>
-      </w:pPr>
-      <w:r>
-        <w:rPr>
-          <w:rFonts w:ascii="Menlo" w:eastAsia="Times New Roman" w:hAnsi="Menlo" w:cs="Menlo"/>
-          <w:color w:val="BBBEBF"/>
-          <w:kern w:val="0"/>
-          <w:sz w:val="18"/>
-          <w:szCs w:val="18"/>
-          <w:lang w:eastAsia="fr-FR"/>
-          <w14:ligatures w14:val="none"/>
-        </w:rPr>
-        <w:t xml:space="preserve">    </w:t>
-      </w:r>
-      <w:r>
-        <w:rPr>
-          <w:rFonts w:ascii="Menlo" w:eastAsia="Times New Roman" w:hAnsi="Menlo" w:cs="Menlo"/>
-          <w:color w:val="C586C0"/>
-          <w:kern w:val="0"/>
-          <w:sz w:val="18"/>
-          <w:szCs w:val="18"/>
-          <w:lang w:eastAsia="fr-FR"/>
-          <w14:ligatures w14:val="none"/>
-        </w:rPr>
-        <w:t>finally</w:t>
-      </w:r>
-      <w:r>
-        <w:rPr>
-          <w:rFonts w:ascii="Menlo" w:eastAsia="Times New Roman" w:hAnsi="Menlo" w:cs="Menlo"/>
-          <w:color w:val="BBBEBF"/>
-          <w:kern w:val="0"/>
-          <w:sz w:val="18"/>
-          <w:szCs w:val="18"/>
-          <w:lang w:eastAsia="fr-FR"/>
-          <w14:ligatures w14:val="none"/>
-        </w:rPr>
-        <w:t>:</w:t>
-      </w:r>
-    </w:p>
-    <w:p>
-      <w:pPr>
-        <w:shd w:val="clear" w:color="auto" w:fill="121314"/>
-        <w:spacing w:line="270" w:lineRule="atLeast"/>
-        <w:jc w:val="left"/>
-        <w:rPr>
-          <w:rFonts w:ascii="Menlo" w:eastAsia="Times New Roman" w:hAnsi="Menlo" w:cs="Menlo"/>
-          <w:color w:val="BBBEBF"/>
-          <w:kern w:val="0"/>
-          <w:sz w:val="18"/>
-          <w:szCs w:val="18"/>
-          <w:lang w:eastAsia="fr-FR"/>
-          <w14:ligatures w14:val="none"/>
-        </w:rPr>
-      </w:pPr>
-      <w:r>
-        <w:rPr>
-          <w:rFonts w:ascii="Menlo" w:eastAsia="Times New Roman" w:hAnsi="Menlo" w:cs="Menlo"/>
-          <w:color w:val="BBBEBF"/>
-          <w:kern w:val="0"/>
-          <w:sz w:val="18"/>
-          <w:szCs w:val="18"/>
-          <w:lang w:eastAsia="fr-FR"/>
-          <w14:ligatures w14:val="none"/>
-        </w:rPr>
-        <w:t xml:space="preserve">        </w:t>
-      </w:r>
-      <w:r>
-        <w:rPr>
-          <w:rFonts w:ascii="Menlo" w:eastAsia="Times New Roman" w:hAnsi="Menlo" w:cs="Menlo"/>
-          <w:color w:val="C9D1D9"/>
-          <w:kern w:val="0"/>
-          <w:sz w:val="18"/>
-          <w:szCs w:val="18"/>
-          <w:lang w:eastAsia="fr-FR"/>
-          <w14:ligatures w14:val="none"/>
-        </w:rPr>
-        <w:t>conn</w:t>
-      </w:r>
-      <w:r>
-        <w:rPr>
-          <w:rFonts w:ascii="Menlo" w:eastAsia="Times New Roman" w:hAnsi="Menlo" w:cs="Menlo"/>
-          <w:color w:val="BBBEBF"/>
-          <w:kern w:val="0"/>
-          <w:sz w:val="18"/>
-          <w:szCs w:val="18"/>
-          <w:lang w:eastAsia="fr-FR"/>
-          <w14:ligatures w14:val="none"/>
-        </w:rPr>
-        <w:t>.close()</w:t>
-      </w:r>
-    </w:p>
-    <w:p>
-      <w:pPr>
-        <w:rPr>
-          <w:lang w:val="tr-TR"/>
-        </w:rPr>
-      </w:pPr>
-    </w:p>
-    <w:p>
-      <w:pPr>
-        <w:rPr>
-          <w:lang w:val="tr-TR"/>
-        </w:rPr>
-      </w:pPr>
-      <w:proofErr w:type="spellStart"/>
-      <w:r>
-        <w:rPr>
-          <w:lang w:val="tr-TR"/>
-        </w:rPr>
-        <w:t>Backend</w:t>
-      </w:r>
-      <w:proofErr w:type="spellEnd"/>
-      <w:r>
-        <w:rPr>
-          <w:lang w:val="tr-TR"/>
-        </w:rPr>
-        <w:t xml:space="preserve"> hazırlandıktan sonra </w:t>
-      </w:r>
-      <w:r>
-        <w:rPr>
-          <w:lang w:val="tr-TR"/>
-        </w:rPr>
-        <w:t xml:space="preserve">aşağıdaki komut ile </w:t>
-      </w:r>
-      <w:proofErr w:type="spellStart"/>
-      <w:r>
-        <w:rPr>
-          <w:lang w:val="tr-TR"/>
-        </w:rPr>
-        <w:t>backend</w:t>
-      </w:r>
-      <w:proofErr w:type="spellEnd"/>
-      <w:r>
-        <w:rPr>
-          <w:lang w:val="tr-TR"/>
-        </w:rPr>
-        <w:t xml:space="preserve"> ayağa kaldırılmıştır.</w:t>
-      </w:r>
-    </w:p>
-    <w:p>
-      <w:pPr>
-        <w:rPr>
-          <w:lang w:val="tr-TR"/>
-        </w:rPr>
-      </w:pPr>
-      <w:r>
-        <w:rPr>
-          <w:lang w:val="tr-TR"/>
-        </w:rPr>
-        <w:t>(</w:t>
-      </w:r>
-      <w:proofErr w:type="spellStart"/>
-      <w:proofErr w:type="gramStart"/>
-      <w:r>
-        <w:rPr>
+      <w:proofErr w:type="spellStart"/>
+      <w:r>
+        <w:rPr>
+          <w:rFonts w:ascii="FiraCode Nerd Font" w:hAnsi="FiraCode Nerd Font" w:cs="FiraCode Nerd Font"/>
+          <w:sz w:val="20"/>
+          <w:szCs w:val="20"/>
           <w:lang w:val="tr-TR"/>
         </w:rPr>
         <w:t>venv</w:t>
       </w:r>
       <w:proofErr w:type="spellEnd"/>
-      <w:proofErr w:type="gramEnd"/>
-      <w:r>
-        <w:rPr>
+      <w:r>
+        <w:rPr>
+          <w:rFonts w:ascii="FiraCode Nerd Font" w:hAnsi="FiraCode Nerd Font" w:cs="FiraCode Nerd Font"/>
+          <w:sz w:val="20"/>
+          <w:szCs w:val="20"/>
           <w:lang w:val="tr-TR"/>
         </w:rPr>
         <w:t xml:space="preserve">) DatabaseScenarios-2 $ </w:t>
@@ -6772,6 +6568,9 @@
       <w:proofErr w:type="spellStart"/>
       <w:r>
         <w:rPr>
+          <w:rFonts w:ascii="FiraCode Nerd Font" w:hAnsi="FiraCode Nerd Font" w:cs="FiraCode Nerd Font"/>
+          <w:sz w:val="20"/>
+          <w:szCs w:val="20"/>
           <w:lang w:val="tr-TR"/>
         </w:rPr>
         <w:t>uvicorn</w:t>
@@ -6779,13 +6578,19 @@
       <w:proofErr w:type="spellEnd"/>
       <w:r>
         <w:rPr>
-          <w:lang w:val="tr-TR"/>
-        </w:rPr>
-        <w:t xml:space="preserve"> </w:t>
-      </w:r>
-      <w:proofErr w:type="spellStart"/>
-      <w:r>
-        <w:rPr>
+          <w:rFonts w:ascii="FiraCode Nerd Font" w:hAnsi="FiraCode Nerd Font" w:cs="FiraCode Nerd Font"/>
+          <w:sz w:val="20"/>
+          <w:szCs w:val="20"/>
+          <w:lang w:val="tr-TR"/>
+        </w:rPr>
+        <w:t xml:space="preserve"> </w:t>
+      </w:r>
+      <w:proofErr w:type="spellStart"/>
+      <w:r>
+        <w:rPr>
+          <w:rFonts w:ascii="FiraCode Nerd Font" w:hAnsi="FiraCode Nerd Font" w:cs="FiraCode Nerd Font"/>
+          <w:sz w:val="20"/>
+          <w:szCs w:val="20"/>
           <w:lang w:val="tr-TR"/>
         </w:rPr>
         <w:t>main:app</w:t>
@@ -6793,6 +6598,9 @@
       <w:proofErr w:type="spellEnd"/>
       <w:r>
         <w:rPr>
+          <w:rFonts w:ascii="FiraCode Nerd Font" w:hAnsi="FiraCode Nerd Font" w:cs="FiraCode Nerd Font"/>
+          <w:sz w:val="20"/>
+          <w:szCs w:val="20"/>
           <w:lang w:val="tr-TR"/>
         </w:rPr>
         <w:t xml:space="preserve"> --</w:t>
@@ -6800,6 +6608,9 @@
       <w:proofErr w:type="spellStart"/>
       <w:r>
         <w:rPr>
+          <w:rFonts w:ascii="FiraCode Nerd Font" w:hAnsi="FiraCode Nerd Font" w:cs="FiraCode Nerd Font"/>
+          <w:sz w:val="20"/>
+          <w:szCs w:val="20"/>
           <w:lang w:val="tr-TR"/>
         </w:rPr>
         <w:t>reload</w:t>
@@ -6807,6 +6618,9 @@
       <w:proofErr w:type="spellEnd"/>
       <w:r>
         <w:rPr>
+          <w:rFonts w:ascii="FiraCode Nerd Font" w:hAnsi="FiraCode Nerd Font" w:cs="FiraCode Nerd Font"/>
+          <w:sz w:val="20"/>
+          <w:szCs w:val="20"/>
           <w:lang w:val="tr-TR"/>
         </w:rPr>
         <w:t xml:space="preserve"> --</w:t>
@@ -6814,6 +6628,9 @@
       <w:proofErr w:type="spellStart"/>
       <w:r>
         <w:rPr>
+          <w:rFonts w:ascii="FiraCode Nerd Font" w:hAnsi="FiraCode Nerd Font" w:cs="FiraCode Nerd Font"/>
+          <w:sz w:val="20"/>
+          <w:szCs w:val="20"/>
           <w:lang w:val="tr-TR"/>
         </w:rPr>
         <w:t>env</w:t>
@@ -6821,33 +6638,24 @@
       <w:proofErr w:type="spellEnd"/>
       <w:r>
         <w:rPr>
-          <w:lang w:val="tr-TR"/>
-        </w:rPr>
-        <w:t>-</w:t>
-      </w:r>
-      <w:proofErr w:type="gramStart"/>
-      <w:r>
-        <w:rPr>
-          <w:lang w:val="tr-TR"/>
-        </w:rPr>
-        <w:t>file .</w:t>
-      </w:r>
-      <w:proofErr w:type="spellStart"/>
-      <w:r>
-        <w:rPr>
+          <w:rFonts w:ascii="FiraCode Nerd Font" w:hAnsi="FiraCode Nerd Font" w:cs="FiraCode Nerd Font"/>
+          <w:sz w:val="20"/>
+          <w:szCs w:val="20"/>
+          <w:lang w:val="tr-TR"/>
+        </w:rPr>
+        <w:t>-file .</w:t>
+      </w:r>
+      <w:proofErr w:type="spellStart"/>
+      <w:r>
+        <w:rPr>
+          <w:rFonts w:ascii="FiraCode Nerd Font" w:hAnsi="FiraCode Nerd Font" w:cs="FiraCode Nerd Font"/>
+          <w:sz w:val="20"/>
+          <w:szCs w:val="20"/>
           <w:lang w:val="tr-TR"/>
         </w:rPr>
         <w:t>env</w:t>
       </w:r>
       <w:proofErr w:type="spellEnd"/>
-      <w:proofErr w:type="gramEnd"/>
-    </w:p>
-    <w:p>
-      <w:pPr>
-        <w:rPr>
-          <w:lang w:val="tr-TR"/>
-        </w:rPr>
-      </w:pPr>
     </w:p>
     <w:p>
       <w:pPr>
@@ -6918,20 +6726,105 @@
     </w:p>
     <w:p>
       <w:pPr>
-        <w:rPr>
-          <w:lang w:val="tr-TR"/>
-        </w:rPr>
-      </w:pPr>
-      <w:r>
-        <w:rPr>
-          <w:lang w:val="tr-TR"/>
-        </w:rPr>
-        <w:t>{</w:t>
-      </w:r>
-    </w:p>
-    <w:p>
-      <w:pPr>
-        <w:ind w:left="720"/>
+        <w:spacing w:before="240"/>
+        <w:rPr>
+          <w:lang w:val="tr-TR"/>
+        </w:rPr>
+      </w:pPr>
+      <w:r>
+        <w:rPr>
+          <w:lang w:val="tr-TR"/>
+        </w:rPr>
+        <w:t>{"</w:t>
+      </w:r>
+      <w:proofErr w:type="spellStart"/>
+      <w:r>
+        <w:rPr>
+          <w:lang w:val="tr-TR"/>
+        </w:rPr>
+        <w:t>calisan_sorgu":"SELECT</w:t>
+      </w:r>
+      <w:proofErr w:type="spellEnd"/>
+      <w:r>
+        <w:rPr>
+          <w:lang w:val="tr-TR"/>
+        </w:rPr>
+        <w:t xml:space="preserve"> </w:t>
+      </w:r>
+      <w:proofErr w:type="spellStart"/>
+      <w:r>
+        <w:rPr>
+          <w:lang w:val="tr-TR"/>
+        </w:rPr>
+        <w:t>first_name</w:t>
+      </w:r>
+      <w:proofErr w:type="spellEnd"/>
+      <w:r>
+        <w:rPr>
+          <w:lang w:val="tr-TR"/>
+        </w:rPr>
+        <w:t xml:space="preserve">, </w:t>
+      </w:r>
+      <w:proofErr w:type="spellStart"/>
+      <w:r>
+        <w:rPr>
+          <w:lang w:val="tr-TR"/>
+        </w:rPr>
+        <w:t>last_name</w:t>
+      </w:r>
+      <w:proofErr w:type="spellEnd"/>
+      <w:r>
+        <w:rPr>
+          <w:lang w:val="tr-TR"/>
+        </w:rPr>
+        <w:t xml:space="preserve"> FROM </w:t>
+      </w:r>
+      <w:proofErr w:type="spellStart"/>
+      <w:r>
+        <w:rPr>
+          <w:lang w:val="tr-TR"/>
+        </w:rPr>
+        <w:t>customer</w:t>
+      </w:r>
+      <w:proofErr w:type="spellEnd"/>
+      <w:r>
+        <w:rPr>
+          <w:lang w:val="tr-TR"/>
+        </w:rPr>
+        <w:t xml:space="preserve"> WHERE </w:t>
+      </w:r>
+      <w:proofErr w:type="spellStart"/>
+      <w:r>
+        <w:rPr>
+          <w:lang w:val="tr-TR"/>
+        </w:rPr>
+        <w:t>first_name</w:t>
+      </w:r>
+      <w:proofErr w:type="spellEnd"/>
+      <w:r>
+        <w:rPr>
+          <w:lang w:val="tr-TR"/>
+        </w:rPr>
+        <w:t xml:space="preserve"> = '</w:t>
+      </w:r>
+      <w:proofErr w:type="spellStart"/>
+      <w:r>
+        <w:rPr>
+          <w:lang w:val="tr-TR"/>
+        </w:rPr>
+        <w:t>Jared</w:t>
+      </w:r>
+      <w:proofErr w:type="spellEnd"/>
+      <w:r>
+        <w:rPr>
+          <w:lang w:val="tr-TR"/>
+        </w:rPr>
+        <w:t>';",</w:t>
+      </w:r>
+    </w:p>
+    <w:p>
+      <w:pPr>
+        <w:spacing w:after="240"/>
         <w:rPr>
           <w:lang w:val="tr-TR"/>
         </w:rPr>
@@ -6947,70 +6840,14 @@
         <w:rPr>
           <w:lang w:val="tr-TR"/>
         </w:rPr>
-        <w:t>calisan_sorgu":"SELECT</w:t>
-      </w:r>
-      <w:proofErr w:type="spellEnd"/>
-      <w:r>
-        <w:rPr>
-          <w:lang w:val="tr-TR"/>
-        </w:rPr>
-        <w:t xml:space="preserve"> </w:t>
-      </w:r>
-      <w:proofErr w:type="spellStart"/>
-      <w:r>
-        <w:rPr>
-          <w:lang w:val="tr-TR"/>
-        </w:rPr>
-        <w:t>first_name</w:t>
-      </w:r>
-      <w:proofErr w:type="spellEnd"/>
-      <w:r>
-        <w:rPr>
-          <w:lang w:val="tr-TR"/>
-        </w:rPr>
-        <w:t xml:space="preserve">, </w:t>
-      </w:r>
-      <w:proofErr w:type="spellStart"/>
-      <w:r>
-        <w:rPr>
-          <w:lang w:val="tr-TR"/>
-        </w:rPr>
-        <w:t>last_name</w:t>
-      </w:r>
-      <w:proofErr w:type="spellEnd"/>
-      <w:r>
-        <w:rPr>
-          <w:lang w:val="tr-TR"/>
-        </w:rPr>
-        <w:t xml:space="preserve"> FROM </w:t>
-      </w:r>
-      <w:proofErr w:type="spellStart"/>
-      <w:r>
-        <w:rPr>
-          <w:lang w:val="tr-TR"/>
-        </w:rPr>
-        <w:t>customer</w:t>
-      </w:r>
-      <w:proofErr w:type="spellEnd"/>
-      <w:r>
-        <w:rPr>
-          <w:lang w:val="tr-TR"/>
-        </w:rPr>
-        <w:t xml:space="preserve"> WHERE </w:t>
-      </w:r>
-      <w:proofErr w:type="spellStart"/>
-      <w:r>
-        <w:rPr>
-          <w:lang w:val="tr-TR"/>
-        </w:rPr>
-        <w:t>first_name</w:t>
-      </w:r>
-      <w:proofErr w:type="spellEnd"/>
-      <w:r>
-        <w:rPr>
-          <w:lang w:val="tr-TR"/>
-        </w:rPr>
-        <w:t xml:space="preserve"> = '</w:t>
+        <w:t>sonuclar</w:t>
+      </w:r>
+      <w:proofErr w:type="spellEnd"/>
+      <w:r>
+        <w:rPr>
+          <w:lang w:val="tr-TR"/>
+        </w:rPr>
+        <w:t>":[["</w:t>
       </w:r>
       <w:proofErr w:type="spellStart"/>
       <w:r>
@@ -7024,56 +6861,6 @@
         <w:rPr>
           <w:lang w:val="tr-TR"/>
         </w:rPr>
-        <w:t>';",</w:t>
-      </w:r>
-    </w:p>
-    <w:p>
-      <w:pPr>
-        <w:ind w:left="720"/>
-        <w:rPr>
-          <w:lang w:val="tr-TR"/>
-        </w:rPr>
-      </w:pPr>
-      <w:r>
-        <w:rPr>
-          <w:lang w:val="tr-TR"/>
-        </w:rPr>
-        <w:t>"</w:t>
-      </w:r>
-      <w:proofErr w:type="spellStart"/>
-      <w:r>
-        <w:rPr>
-          <w:lang w:val="tr-TR"/>
-        </w:rPr>
-        <w:t>sonuclar</w:t>
-      </w:r>
-      <w:proofErr w:type="spellEnd"/>
-      <w:proofErr w:type="gramStart"/>
-      <w:r>
-        <w:rPr>
-          <w:lang w:val="tr-TR"/>
-        </w:rPr>
-        <w:t>":[</w:t>
-      </w:r>
-      <w:proofErr w:type="gramEnd"/>
-      <w:r>
-        <w:rPr>
-          <w:lang w:val="tr-TR"/>
-        </w:rPr>
-        <w:t>["</w:t>
-      </w:r>
-      <w:proofErr w:type="spellStart"/>
-      <w:r>
-        <w:rPr>
-          <w:lang w:val="tr-TR"/>
-        </w:rPr>
-        <w:t>Jared</w:t>
-      </w:r>
-      <w:proofErr w:type="spellEnd"/>
-      <w:r>
-        <w:rPr>
-          <w:lang w:val="tr-TR"/>
-        </w:rPr>
         <w:t>","</w:t>
       </w:r>
       <w:proofErr w:type="spellStart"/>
@@ -7088,28 +6875,8 @@
         <w:rPr>
           <w:lang w:val="tr-TR"/>
         </w:rPr>
-        <w:t>"]]</w:t>
-      </w:r>
-    </w:p>
-    <w:p>
-      <w:pPr>
-        <w:rPr>
-          <w:lang w:val="tr-TR"/>
-        </w:rPr>
-      </w:pPr>
-      <w:r>
-        <w:rPr>
-          <w:lang w:val="tr-TR"/>
-        </w:rPr>
-        <w:t>}</w:t>
-      </w:r>
-    </w:p>
-    <w:p>
-      <w:pPr>
-        <w:rPr>
-          <w:lang w:val="tr-TR"/>
-        </w:rPr>
-      </w:pPr>
+        <w:t>"]]}</w:t>
+      </w:r>
     </w:p>
     <w:p>
       <w:pPr>
@@ -7183,9 +6950,9 @@
           <w:lang w:val="en-US"/>
         </w:rPr>
         <w:drawing>
-          <wp:inline distT="0" distB="0" distL="0" distR="0" wp14:anchorId="46609231" wp14:editId="56F0B3F5">
-            <wp:extent cx="5971540" cy="2814955"/>
-            <wp:effectExtent l="0" t="0" r="0" b="4445"/>
+          <wp:inline distT="0" distB="0" distL="0" distR="0" wp14:anchorId="46609231" wp14:editId="1BF74609">
+            <wp:extent cx="5968887" cy="1749669"/>
+            <wp:effectExtent l="0" t="0" r="635" b="3175"/>
             <wp:docPr id="115292318" name="Image 1"/>
             <wp:cNvGraphicFramePr>
               <a:graphicFrameLocks xmlns:a="http://schemas.openxmlformats.org/drawingml/2006/main" noChangeAspect="1"/>
@@ -7197,20 +6964,29 @@
                     <pic:cNvPr id="115292318" name=""/>
                     <pic:cNvPicPr/>
                   </pic:nvPicPr>
-                  <pic:blipFill>
+                  <pic:blipFill rotWithShape="1">
                     <a:blip r:embed="rId23"/>
+                    <a:srcRect b="37815"/>
                     <a:stretch>
                       <a:fillRect/>
                     </a:stretch>
                   </pic:blipFill>
-                  <pic:spPr>
+                  <pic:spPr bwMode="auto">
                     <a:xfrm>
                       <a:off x="0" y="0"/>
-                      <a:ext cx="5971540" cy="2814955"/>
+                      <a:ext cx="5971540" cy="1750447"/>
                     </a:xfrm>
                     <a:prstGeom prst="rect">
                       <a:avLst/>
                     </a:prstGeom>
+                    <a:ln>
+                      <a:noFill/>
+                    </a:ln>
+                    <a:extLst>
+                      <a:ext uri="{53640926-AAD7-44D8-BBD7-CCE9431645EC}">
+                        <a14:shadowObscured xmlns:a14="http://schemas.microsoft.com/office/drawing/2010/main"/>
+                      </a:ext>
+                    </a:extLst>
                   </pic:spPr>
                 </pic:pic>
               </a:graphicData>
@@ -7354,43 +7130,120 @@
     </w:p>
     <w:p>
       <w:pPr>
-        <w:rPr>
-          <w:lang w:val="en-US"/>
-        </w:rPr>
-      </w:pPr>
-      <w:r>
-        <w:rPr>
-          <w:lang w:val="en-US"/>
-        </w:rPr>
-        <w:t>{</w:t>
-      </w:r>
-    </w:p>
-    <w:p>
-      <w:pPr>
-        <w:ind w:left="720"/>
-        <w:rPr>
-          <w:lang w:val="en-US"/>
-        </w:rPr>
-      </w:pPr>
+        <w:spacing w:before="240"/>
+        <w:rPr>
+          <w:lang w:val="en-US"/>
+        </w:rPr>
+      </w:pPr>
+      <w:r>
+        <w:rPr>
+          <w:lang w:val="en-US"/>
+        </w:rPr>
+        <w:t>{"calisan_</w:t>
+      </w:r>
+      <w:proofErr w:type="spellStart"/>
+      <w:r>
+        <w:rPr>
+          <w:lang w:val="en-US"/>
+        </w:rPr>
+        <w:t>sorgu</w:t>
+      </w:r>
+      <w:proofErr w:type="spellEnd"/>
+      <w:r>
+        <w:rPr>
+          <w:lang w:val="en-US"/>
+        </w:rPr>
+        <w:t xml:space="preserve">":"SELECT </w:t>
+      </w:r>
+      <w:proofErr w:type="spellStart"/>
+      <w:r>
+        <w:rPr>
+          <w:lang w:val="en-US"/>
+        </w:rPr>
+        <w:t>first_name</w:t>
+      </w:r>
+      <w:proofErr w:type="spellEnd"/>
+      <w:r>
+        <w:rPr>
+          <w:lang w:val="en-US"/>
+        </w:rPr>
+        <w:t xml:space="preserve">, </w:t>
+      </w:r>
+      <w:proofErr w:type="spellStart"/>
+      <w:r>
+        <w:rPr>
+          <w:lang w:val="en-US"/>
+        </w:rPr>
+        <w:t>last_name</w:t>
+      </w:r>
+      <w:proofErr w:type="spellEnd"/>
+      <w:r>
+        <w:rPr>
+          <w:lang w:val="en-US"/>
+        </w:rPr>
+        <w:t xml:space="preserve"> FROM customer WHERE </w:t>
+      </w:r>
+      <w:proofErr w:type="spellStart"/>
+      <w:r>
+        <w:rPr>
+          <w:lang w:val="en-US"/>
+        </w:rPr>
+        <w:t>first_name</w:t>
+      </w:r>
+      <w:proofErr w:type="spellEnd"/>
+      <w:r>
+        <w:rPr>
+          <w:lang w:val="en-US"/>
+        </w:rPr>
+        <w:t xml:space="preserve"> = %s;",</w:t>
+      </w:r>
+      <w:r>
+        <w:rPr>
+          <w:lang w:val="en-US"/>
+        </w:rPr>
+        <w:t xml:space="preserve"> </w:t>
+      </w:r>
       <w:r>
         <w:rPr>
           <w:lang w:val="en-US"/>
         </w:rPr>
         <w:t>"</w:t>
       </w:r>
-      <w:proofErr w:type="gramStart"/>
-      <w:r>
-        <w:rPr>
-          <w:lang w:val="en-US"/>
-        </w:rPr>
-        <w:t>calisan</w:t>
-      </w:r>
-      <w:proofErr w:type="gramEnd"/>
-      <w:r>
-        <w:rPr>
-          <w:lang w:val="en-US"/>
-        </w:rPr>
-        <w:t>_</w:t>
+      <w:proofErr w:type="spellStart"/>
+      <w:r>
+        <w:rPr>
+          <w:lang w:val="en-US"/>
+        </w:rPr>
+        <w:t>sonuclar</w:t>
+      </w:r>
+      <w:proofErr w:type="spellEnd"/>
+      <w:r>
+        <w:rPr>
+          <w:lang w:val="en-US"/>
+        </w:rPr>
+        <w:t>":[]}</w:t>
+      </w:r>
+    </w:p>
+    <w:p>
+      <w:pPr>
+        <w:spacing w:before="240"/>
+        <w:rPr>
+          <w:lang w:val="en-US"/>
+        </w:rPr>
+      </w:pPr>
+      <w:proofErr w:type="spellStart"/>
+      <w:r>
+        <w:rPr>
+          <w:lang w:val="en-US"/>
+        </w:rPr>
+        <w:t>Aynı</w:t>
+      </w:r>
+      <w:proofErr w:type="spellEnd"/>
+      <w:r>
+        <w:rPr>
+          <w:lang w:val="en-US"/>
+        </w:rPr>
+        <w:t xml:space="preserve"> </w:t>
       </w:r>
       <w:proofErr w:type="spellStart"/>
       <w:r>
@@ -7404,98 +7257,273 @@
         <w:rPr>
           <w:lang w:val="en-US"/>
         </w:rPr>
-        <w:t xml:space="preserve">":"SELECT </w:t>
-      </w:r>
-      <w:proofErr w:type="spellStart"/>
-      <w:r>
-        <w:rPr>
-          <w:lang w:val="en-US"/>
-        </w:rPr>
-        <w:t>first_name</w:t>
-      </w:r>
-      <w:proofErr w:type="spellEnd"/>
-      <w:r>
-        <w:rPr>
-          <w:lang w:val="en-US"/>
-        </w:rPr>
-        <w:t xml:space="preserve">, </w:t>
-      </w:r>
-      <w:proofErr w:type="spellStart"/>
-      <w:r>
-        <w:rPr>
-          <w:lang w:val="en-US"/>
-        </w:rPr>
-        <w:t>last_name</w:t>
-      </w:r>
-      <w:proofErr w:type="spellEnd"/>
-      <w:r>
-        <w:rPr>
-          <w:lang w:val="en-US"/>
-        </w:rPr>
-        <w:t xml:space="preserve"> FROM customer WHERE </w:t>
-      </w:r>
-      <w:proofErr w:type="spellStart"/>
-      <w:r>
-        <w:rPr>
-          <w:lang w:val="en-US"/>
-        </w:rPr>
-        <w:t>first_name</w:t>
-      </w:r>
-      <w:proofErr w:type="spellEnd"/>
-      <w:r>
-        <w:rPr>
-          <w:lang w:val="en-US"/>
-        </w:rPr>
-        <w:t xml:space="preserve"> = %s;",</w:t>
-      </w:r>
-    </w:p>
-    <w:p>
-      <w:pPr>
-        <w:ind w:left="720"/>
-        <w:rPr>
-          <w:lang w:val="en-US"/>
-        </w:rPr>
-      </w:pPr>
-      <w:r>
-        <w:rPr>
-          <w:lang w:val="en-US"/>
-        </w:rPr>
-        <w:t>"</w:t>
-      </w:r>
-      <w:proofErr w:type="spellStart"/>
-      <w:r>
-        <w:rPr>
-          <w:lang w:val="en-US"/>
-        </w:rPr>
-        <w:t>sonuclar</w:t>
-      </w:r>
-      <w:proofErr w:type="spellEnd"/>
-      <w:proofErr w:type="gramStart"/>
-      <w:r>
-        <w:rPr>
-          <w:lang w:val="en-US"/>
-        </w:rPr>
-        <w:t>":[</w:t>
-      </w:r>
-      <w:proofErr w:type="gramEnd"/>
-      <w:r>
-        <w:rPr>
-          <w:lang w:val="en-US"/>
-        </w:rPr>
-        <w:t>]</w:t>
-      </w:r>
-    </w:p>
-    <w:p>
-      <w:pPr>
-        <w:rPr>
-          <w:lang w:val="en-US"/>
-        </w:rPr>
-      </w:pPr>
-      <w:r>
-        <w:rPr>
-          <w:lang w:val="en-US"/>
-        </w:rPr>
-        <w:t>}</w:t>
+        <w:t xml:space="preserve"> </w:t>
+      </w:r>
+      <w:proofErr w:type="spellStart"/>
+      <w:r>
+        <w:rPr>
+          <w:lang w:val="en-US"/>
+        </w:rPr>
+        <w:t>güvenli</w:t>
+      </w:r>
+      <w:proofErr w:type="spellEnd"/>
+      <w:r>
+        <w:rPr>
+          <w:lang w:val="en-US"/>
+        </w:rPr>
+        <w:t xml:space="preserve"> </w:t>
+      </w:r>
+      <w:proofErr w:type="spellStart"/>
+      <w:r>
+        <w:rPr>
+          <w:lang w:val="en-US"/>
+        </w:rPr>
+        <w:t>olan</w:t>
+      </w:r>
+      <w:proofErr w:type="spellEnd"/>
+      <w:r>
+        <w:rPr>
+          <w:lang w:val="en-US"/>
+        </w:rPr>
+        <w:t xml:space="preserve"> </w:t>
+      </w:r>
+      <w:proofErr w:type="spellStart"/>
+      <w:r>
+        <w:rPr>
+          <w:lang w:val="en-US"/>
+        </w:rPr>
+        <w:t>endpointte</w:t>
+      </w:r>
+      <w:proofErr w:type="spellEnd"/>
+      <w:r>
+        <w:rPr>
+          <w:lang w:val="en-US"/>
+        </w:rPr>
+        <w:t xml:space="preserve"> </w:t>
+      </w:r>
+      <w:proofErr w:type="spellStart"/>
+      <w:r>
+        <w:rPr>
+          <w:lang w:val="en-US"/>
+        </w:rPr>
+        <w:t>denendiğinde</w:t>
+      </w:r>
+      <w:proofErr w:type="spellEnd"/>
+      <w:r>
+        <w:rPr>
+          <w:lang w:val="en-US"/>
+        </w:rPr>
+        <w:t xml:space="preserve"> </w:t>
+      </w:r>
+      <w:proofErr w:type="spellStart"/>
+      <w:r>
+        <w:rPr>
+          <w:lang w:val="en-US"/>
+        </w:rPr>
+        <w:t>ise</w:t>
+      </w:r>
+      <w:proofErr w:type="spellEnd"/>
+      <w:r>
+        <w:rPr>
+          <w:lang w:val="en-US"/>
+        </w:rPr>
+        <w:t xml:space="preserve"> </w:t>
+      </w:r>
+      <w:proofErr w:type="spellStart"/>
+      <w:r>
+        <w:rPr>
+          <w:lang w:val="en-US"/>
+        </w:rPr>
+        <w:t>ismi</w:t>
+      </w:r>
+      <w:proofErr w:type="spellEnd"/>
+      <w:r>
+        <w:rPr>
+          <w:lang w:val="en-US"/>
+        </w:rPr>
+        <w:t xml:space="preserve"> tam </w:t>
+      </w:r>
+      <w:proofErr w:type="spellStart"/>
+      <w:r>
+        <w:rPr>
+          <w:lang w:val="en-US"/>
+        </w:rPr>
+        <w:t>olarak</w:t>
+      </w:r>
+      <w:proofErr w:type="spellEnd"/>
+      <w:r>
+        <w:rPr>
+          <w:lang w:val="en-US"/>
+        </w:rPr>
+        <w:t xml:space="preserve"> “Jared ‘ OR ‘1’=’1” </w:t>
+      </w:r>
+      <w:proofErr w:type="spellStart"/>
+      <w:r>
+        <w:rPr>
+          <w:lang w:val="en-US"/>
+        </w:rPr>
+        <w:t>olan</w:t>
+      </w:r>
+      <w:proofErr w:type="spellEnd"/>
+      <w:r>
+        <w:rPr>
+          <w:lang w:val="en-US"/>
+        </w:rPr>
+        <w:t xml:space="preserve"> </w:t>
+      </w:r>
+      <w:proofErr w:type="spellStart"/>
+      <w:r>
+        <w:rPr>
+          <w:lang w:val="en-US"/>
+        </w:rPr>
+        <w:t>kullanıcılar</w:t>
+      </w:r>
+      <w:proofErr w:type="spellEnd"/>
+      <w:r>
+        <w:rPr>
+          <w:lang w:val="en-US"/>
+        </w:rPr>
+        <w:t xml:space="preserve"> </w:t>
+      </w:r>
+      <w:proofErr w:type="spellStart"/>
+      <w:r>
+        <w:rPr>
+          <w:lang w:val="en-US"/>
+        </w:rPr>
+        <w:t>aranmaktadır</w:t>
+      </w:r>
+      <w:proofErr w:type="spellEnd"/>
+      <w:r>
+        <w:rPr>
+          <w:lang w:val="en-US"/>
+        </w:rPr>
+        <w:t xml:space="preserve"> </w:t>
+      </w:r>
+      <w:proofErr w:type="spellStart"/>
+      <w:r>
+        <w:rPr>
+          <w:lang w:val="en-US"/>
+        </w:rPr>
+        <w:t>ve</w:t>
+      </w:r>
+      <w:proofErr w:type="spellEnd"/>
+      <w:r>
+        <w:rPr>
+          <w:lang w:val="en-US"/>
+        </w:rPr>
+        <w:t xml:space="preserve"> </w:t>
+      </w:r>
+      <w:proofErr w:type="spellStart"/>
+      <w:r>
+        <w:rPr>
+          <w:lang w:val="en-US"/>
+        </w:rPr>
+        <w:t>böyle</w:t>
+      </w:r>
+      <w:proofErr w:type="spellEnd"/>
+      <w:r>
+        <w:rPr>
+          <w:lang w:val="en-US"/>
+        </w:rPr>
+        <w:t xml:space="preserve"> </w:t>
+      </w:r>
+      <w:proofErr w:type="spellStart"/>
+      <w:r>
+        <w:rPr>
+          <w:lang w:val="en-US"/>
+        </w:rPr>
+        <w:t>bir</w:t>
+      </w:r>
+      <w:proofErr w:type="spellEnd"/>
+      <w:r>
+        <w:rPr>
+          <w:lang w:val="en-US"/>
+        </w:rPr>
+        <w:t xml:space="preserve"> </w:t>
+      </w:r>
+      <w:proofErr w:type="spellStart"/>
+      <w:r>
+        <w:rPr>
+          <w:lang w:val="en-US"/>
+        </w:rPr>
+        <w:t>kullanıcı</w:t>
+      </w:r>
+      <w:proofErr w:type="spellEnd"/>
+      <w:r>
+        <w:rPr>
+          <w:lang w:val="en-US"/>
+        </w:rPr>
+        <w:t xml:space="preserve"> </w:t>
+      </w:r>
+      <w:proofErr w:type="spellStart"/>
+      <w:r>
+        <w:rPr>
+          <w:lang w:val="en-US"/>
+        </w:rPr>
+        <w:t>olmadığından</w:t>
+      </w:r>
+      <w:proofErr w:type="spellEnd"/>
+      <w:r>
+        <w:rPr>
+          <w:lang w:val="en-US"/>
+        </w:rPr>
+        <w:t xml:space="preserve"> </w:t>
+      </w:r>
+      <w:proofErr w:type="spellStart"/>
+      <w:r>
+        <w:rPr>
+          <w:lang w:val="en-US"/>
+        </w:rPr>
+        <w:t>boş</w:t>
+      </w:r>
+      <w:proofErr w:type="spellEnd"/>
+      <w:r>
+        <w:rPr>
+          <w:lang w:val="en-US"/>
+        </w:rPr>
+        <w:t xml:space="preserve"> </w:t>
+      </w:r>
+      <w:proofErr w:type="spellStart"/>
+      <w:r>
+        <w:rPr>
+          <w:lang w:val="en-US"/>
+        </w:rPr>
+        <w:t>bir</w:t>
+      </w:r>
+      <w:proofErr w:type="spellEnd"/>
+      <w:r>
+        <w:rPr>
+          <w:lang w:val="en-US"/>
+        </w:rPr>
+        <w:t xml:space="preserve"> </w:t>
+      </w:r>
+      <w:proofErr w:type="spellStart"/>
+      <w:r>
+        <w:rPr>
+          <w:lang w:val="en-US"/>
+        </w:rPr>
+        <w:t>liste</w:t>
+      </w:r>
+      <w:proofErr w:type="spellEnd"/>
+      <w:r>
+        <w:rPr>
+          <w:lang w:val="en-US"/>
+        </w:rPr>
+        <w:t xml:space="preserve"> </w:t>
+      </w:r>
+      <w:proofErr w:type="spellStart"/>
+      <w:r>
+        <w:rPr>
+          <w:lang w:val="en-US"/>
+        </w:rPr>
+        <w:t>dönmektedir</w:t>
+      </w:r>
+      <w:proofErr w:type="spellEnd"/>
+      <w:r>
+        <w:rPr>
+          <w:lang w:val="en-US"/>
+        </w:rPr>
+        <w:t>.</w:t>
       </w:r>
     </w:p>
     <w:p>
@@ -7505,746 +7533,160 @@
           <w:lang w:val="en-US"/>
         </w:rPr>
       </w:pPr>
-      <w:proofErr w:type="spellStart"/>
-      <w:r>
-        <w:rPr>
-          <w:lang w:val="en-US"/>
-        </w:rPr>
-        <w:t>Aynı</w:t>
-      </w:r>
-      <w:proofErr w:type="spellEnd"/>
-      <w:r>
-        <w:rPr>
-          <w:lang w:val="en-US"/>
-        </w:rPr>
-        <w:t xml:space="preserve"> </w:t>
-      </w:r>
-      <w:proofErr w:type="spellStart"/>
-      <w:r>
-        <w:rPr>
-          <w:lang w:val="en-US"/>
-        </w:rPr>
-        <w:t>sorgu</w:t>
-      </w:r>
-      <w:proofErr w:type="spellEnd"/>
-      <w:r>
-        <w:rPr>
-          <w:lang w:val="en-US"/>
-        </w:rPr>
-        <w:t xml:space="preserve"> </w:t>
-      </w:r>
-      <w:proofErr w:type="spellStart"/>
-      <w:r>
-        <w:rPr>
-          <w:lang w:val="en-US"/>
-        </w:rPr>
-        <w:t>güvenli</w:t>
-      </w:r>
-      <w:proofErr w:type="spellEnd"/>
-      <w:r>
-        <w:rPr>
-          <w:lang w:val="en-US"/>
-        </w:rPr>
-        <w:t xml:space="preserve"> </w:t>
-      </w:r>
-      <w:proofErr w:type="spellStart"/>
-      <w:r>
-        <w:rPr>
-          <w:lang w:val="en-US"/>
-        </w:rPr>
-        <w:t>olan</w:t>
-      </w:r>
-      <w:proofErr w:type="spellEnd"/>
-      <w:r>
-        <w:rPr>
-          <w:lang w:val="en-US"/>
-        </w:rPr>
-        <w:t xml:space="preserve"> </w:t>
-      </w:r>
-      <w:proofErr w:type="spellStart"/>
-      <w:r>
-        <w:rPr>
-          <w:lang w:val="en-US"/>
-        </w:rPr>
-        <w:t>endpointte</w:t>
-      </w:r>
-      <w:proofErr w:type="spellEnd"/>
-      <w:r>
-        <w:rPr>
-          <w:lang w:val="en-US"/>
-        </w:rPr>
-        <w:t xml:space="preserve"> </w:t>
-      </w:r>
-      <w:proofErr w:type="spellStart"/>
-      <w:r>
-        <w:rPr>
-          <w:lang w:val="en-US"/>
-        </w:rPr>
-        <w:t>denendiğinde</w:t>
-      </w:r>
-      <w:proofErr w:type="spellEnd"/>
-      <w:r>
-        <w:rPr>
-          <w:lang w:val="en-US"/>
-        </w:rPr>
-        <w:t xml:space="preserve"> </w:t>
-      </w:r>
-      <w:proofErr w:type="spellStart"/>
-      <w:r>
-        <w:rPr>
-          <w:lang w:val="en-US"/>
-        </w:rPr>
-        <w:t>ise</w:t>
-      </w:r>
-      <w:proofErr w:type="spellEnd"/>
-      <w:r>
-        <w:rPr>
-          <w:lang w:val="en-US"/>
-        </w:rPr>
-        <w:t xml:space="preserve"> </w:t>
-      </w:r>
-      <w:proofErr w:type="spellStart"/>
-      <w:r>
-        <w:rPr>
-          <w:lang w:val="en-US"/>
-        </w:rPr>
-        <w:t>ismi</w:t>
-      </w:r>
-      <w:proofErr w:type="spellEnd"/>
-      <w:r>
-        <w:rPr>
-          <w:lang w:val="en-US"/>
-        </w:rPr>
-        <w:t xml:space="preserve"> tam </w:t>
-      </w:r>
-      <w:proofErr w:type="spellStart"/>
-      <w:r>
-        <w:rPr>
-          <w:lang w:val="en-US"/>
-        </w:rPr>
-        <w:t>olarak</w:t>
-      </w:r>
-      <w:proofErr w:type="spellEnd"/>
-      <w:r>
-        <w:rPr>
-          <w:lang w:val="en-US"/>
-        </w:rPr>
-        <w:t xml:space="preserve"> “Jared ‘ OR ‘1’=’1” </w:t>
-      </w:r>
-      <w:proofErr w:type="spellStart"/>
-      <w:r>
-        <w:rPr>
-          <w:lang w:val="en-US"/>
-        </w:rPr>
-        <w:t>olan</w:t>
-      </w:r>
-      <w:proofErr w:type="spellEnd"/>
-      <w:r>
-        <w:rPr>
-          <w:lang w:val="en-US"/>
-        </w:rPr>
-        <w:t xml:space="preserve"> </w:t>
-      </w:r>
-      <w:proofErr w:type="spellStart"/>
-      <w:r>
-        <w:rPr>
-          <w:lang w:val="en-US"/>
-        </w:rPr>
-        <w:t>kullanıcılar</w:t>
-      </w:r>
-      <w:proofErr w:type="spellEnd"/>
-      <w:r>
-        <w:rPr>
-          <w:lang w:val="en-US"/>
-        </w:rPr>
-        <w:t xml:space="preserve"> </w:t>
-      </w:r>
-      <w:proofErr w:type="spellStart"/>
-      <w:r>
-        <w:rPr>
-          <w:lang w:val="en-US"/>
-        </w:rPr>
-        <w:t>aranmaktadır</w:t>
-      </w:r>
-      <w:proofErr w:type="spellEnd"/>
-      <w:r>
-        <w:rPr>
-          <w:lang w:val="en-US"/>
-        </w:rPr>
-        <w:t xml:space="preserve"> </w:t>
-      </w:r>
-      <w:proofErr w:type="spellStart"/>
-      <w:r>
-        <w:rPr>
-          <w:lang w:val="en-US"/>
-        </w:rPr>
-        <w:t>ve</w:t>
-      </w:r>
-      <w:proofErr w:type="spellEnd"/>
-      <w:r>
-        <w:rPr>
-          <w:lang w:val="en-US"/>
-        </w:rPr>
-        <w:t xml:space="preserve"> </w:t>
-      </w:r>
-      <w:proofErr w:type="spellStart"/>
-      <w:r>
-        <w:rPr>
-          <w:lang w:val="en-US"/>
-        </w:rPr>
-        <w:t>böyle</w:t>
-      </w:r>
-      <w:proofErr w:type="spellEnd"/>
-      <w:r>
-        <w:rPr>
-          <w:lang w:val="en-US"/>
-        </w:rPr>
-        <w:t xml:space="preserve"> </w:t>
-      </w:r>
-      <w:proofErr w:type="spellStart"/>
-      <w:r>
-        <w:rPr>
-          <w:lang w:val="en-US"/>
-        </w:rPr>
-        <w:t>bir</w:t>
-      </w:r>
-      <w:proofErr w:type="spellEnd"/>
-      <w:r>
-        <w:rPr>
-          <w:lang w:val="en-US"/>
-        </w:rPr>
-        <w:t xml:space="preserve"> </w:t>
-      </w:r>
-      <w:proofErr w:type="spellStart"/>
-      <w:r>
-        <w:rPr>
-          <w:lang w:val="en-US"/>
-        </w:rPr>
-        <w:t>kullanıcı</w:t>
-      </w:r>
-      <w:proofErr w:type="spellEnd"/>
-      <w:r>
-        <w:rPr>
-          <w:lang w:val="en-US"/>
-        </w:rPr>
-        <w:t xml:space="preserve"> </w:t>
-      </w:r>
-      <w:proofErr w:type="spellStart"/>
-      <w:r>
-        <w:rPr>
-          <w:lang w:val="en-US"/>
-        </w:rPr>
-        <w:t>olmadığından</w:t>
-      </w:r>
-      <w:proofErr w:type="spellEnd"/>
-      <w:r>
-        <w:rPr>
-          <w:lang w:val="en-US"/>
-        </w:rPr>
-        <w:t xml:space="preserve"> </w:t>
-      </w:r>
-      <w:proofErr w:type="spellStart"/>
-      <w:r>
-        <w:rPr>
-          <w:lang w:val="en-US"/>
-        </w:rPr>
-        <w:t>boş</w:t>
-      </w:r>
-      <w:proofErr w:type="spellEnd"/>
-      <w:r>
-        <w:rPr>
-          <w:lang w:val="en-US"/>
-        </w:rPr>
-        <w:t xml:space="preserve"> </w:t>
-      </w:r>
-      <w:proofErr w:type="spellStart"/>
-      <w:r>
-        <w:rPr>
-          <w:lang w:val="en-US"/>
-        </w:rPr>
-        <w:t>bir</w:t>
-      </w:r>
-      <w:proofErr w:type="spellEnd"/>
-      <w:r>
-        <w:rPr>
-          <w:lang w:val="en-US"/>
-        </w:rPr>
-        <w:t xml:space="preserve"> </w:t>
-      </w:r>
-      <w:proofErr w:type="spellStart"/>
-      <w:r>
-        <w:rPr>
-          <w:lang w:val="en-US"/>
-        </w:rPr>
-        <w:t>liste</w:t>
-      </w:r>
-      <w:proofErr w:type="spellEnd"/>
-      <w:r>
-        <w:rPr>
-          <w:lang w:val="en-US"/>
-        </w:rPr>
-        <w:t xml:space="preserve"> dönmektedir</w:t>
-      </w:r>
-      <w:r>
-        <w:rPr>
-          <w:lang w:val="en-US"/>
-        </w:rPr>
-        <w:t>.</w:t>
-      </w:r>
-    </w:p>
-    <w:p>
-      <w:pPr>
-        <w:spacing w:before="240"/>
-        <w:rPr>
-          <w:lang w:val="en-US"/>
-        </w:rPr>
-      </w:pPr>
     </w:p>
     <w:p>
       <w:pPr>
         <w:pStyle w:val="Titre1"/>
         <w:rPr>
-          <w:lang w:val="en-US"/>
-        </w:rPr>
-      </w:pPr>
-      <w:proofErr w:type="spellStart"/>
-      <w:r>
-        <w:rPr>
-          <w:lang w:val="en-US"/>
-        </w:rPr>
-        <w:t>Çıktılar</w:t>
-      </w:r>
-      <w:proofErr w:type="spellEnd"/>
-    </w:p>
-    <w:p>
-      <w:pPr>
-        <w:rPr>
-          <w:lang w:val="en-US"/>
-        </w:rPr>
-      </w:pPr>
-    </w:p>
-    <w:p>
-      <w:pPr>
-        <w:rPr>
-          <w:lang w:val="en-US"/>
-        </w:rPr>
-      </w:pPr>
-      <w:proofErr w:type="spellStart"/>
-      <w:r>
-        <w:rPr>
-          <w:lang w:val="en-US"/>
-        </w:rPr>
-        <w:t>Proje</w:t>
-      </w:r>
-      <w:proofErr w:type="spellEnd"/>
-      <w:r>
-        <w:rPr>
-          <w:lang w:val="en-US"/>
-        </w:rPr>
-        <w:t xml:space="preserve"> </w:t>
-      </w:r>
-      <w:proofErr w:type="spellStart"/>
-      <w:r>
-        <w:rPr>
-          <w:lang w:val="en-US"/>
-        </w:rPr>
-        <w:t>kapsamında</w:t>
-      </w:r>
-      <w:proofErr w:type="spellEnd"/>
-      <w:r>
-        <w:rPr>
-          <w:lang w:val="en-US"/>
-        </w:rPr>
-        <w:t xml:space="preserve"> </w:t>
-      </w:r>
-      <w:proofErr w:type="spellStart"/>
-      <w:r>
-        <w:rPr>
-          <w:lang w:val="en-US"/>
-        </w:rPr>
-        <w:t>yapılan</w:t>
-      </w:r>
-      <w:proofErr w:type="spellEnd"/>
-      <w:r>
-        <w:rPr>
-          <w:lang w:val="en-US"/>
-        </w:rPr>
-        <w:t xml:space="preserve"> </w:t>
-      </w:r>
-      <w:proofErr w:type="spellStart"/>
-      <w:r>
-        <w:rPr>
-          <w:lang w:val="en-US"/>
-        </w:rPr>
-        <w:t>işlemler</w:t>
-      </w:r>
-      <w:proofErr w:type="spellEnd"/>
-      <w:r>
-        <w:rPr>
-          <w:lang w:val="en-US"/>
-        </w:rPr>
-        <w:t xml:space="preserve"> </w:t>
-      </w:r>
-      <w:proofErr w:type="spellStart"/>
-      <w:r>
-        <w:rPr>
-          <w:lang w:val="en-US"/>
-        </w:rPr>
-        <w:t>sayesinde</w:t>
-      </w:r>
-      <w:proofErr w:type="spellEnd"/>
-      <w:r>
-        <w:rPr>
-          <w:lang w:val="en-US"/>
-        </w:rPr>
-        <w:t xml:space="preserve"> </w:t>
-      </w:r>
-      <w:proofErr w:type="spellStart"/>
-      <w:r>
-        <w:rPr>
-          <w:lang w:val="en-US"/>
-        </w:rPr>
-        <w:t>veri</w:t>
-      </w:r>
-      <w:proofErr w:type="spellEnd"/>
-      <w:r>
-        <w:rPr>
-          <w:lang w:val="en-US"/>
-        </w:rPr>
-        <w:t xml:space="preserve"> </w:t>
-      </w:r>
-      <w:proofErr w:type="spellStart"/>
-      <w:r>
-        <w:rPr>
-          <w:lang w:val="en-US"/>
-        </w:rPr>
-        <w:t>tabanlarının</w:t>
-      </w:r>
-      <w:proofErr w:type="spellEnd"/>
-      <w:r>
-        <w:rPr>
-          <w:lang w:val="en-US"/>
-        </w:rPr>
-        <w:t xml:space="preserve"> </w:t>
-      </w:r>
-      <w:proofErr w:type="spellStart"/>
-      <w:r>
-        <w:rPr>
-          <w:lang w:val="en-US"/>
-        </w:rPr>
-        <w:t>elle</w:t>
-      </w:r>
-      <w:proofErr w:type="spellEnd"/>
-      <w:r>
-        <w:rPr>
-          <w:lang w:val="en-US"/>
-        </w:rPr>
-        <w:t xml:space="preserve"> </w:t>
-      </w:r>
-      <w:proofErr w:type="spellStart"/>
-      <w:r>
-        <w:rPr>
-          <w:lang w:val="en-US"/>
-        </w:rPr>
-        <w:t>nasıl</w:t>
-      </w:r>
-      <w:proofErr w:type="spellEnd"/>
-      <w:r>
-        <w:rPr>
-          <w:lang w:val="en-US"/>
-        </w:rPr>
-        <w:t xml:space="preserve"> </w:t>
-      </w:r>
-      <w:proofErr w:type="spellStart"/>
-      <w:r>
-        <w:rPr>
-          <w:lang w:val="en-US"/>
-        </w:rPr>
-        <w:t>yedeklenebilceği</w:t>
-      </w:r>
-      <w:proofErr w:type="spellEnd"/>
-      <w:r>
-        <w:rPr>
-          <w:lang w:val="en-US"/>
-        </w:rPr>
-        <w:t xml:space="preserve">, </w:t>
-      </w:r>
-      <w:proofErr w:type="spellStart"/>
-      <w:r>
-        <w:rPr>
-          <w:lang w:val="en-US"/>
-        </w:rPr>
-        <w:t>veri</w:t>
-      </w:r>
-      <w:proofErr w:type="spellEnd"/>
-      <w:r>
-        <w:rPr>
-          <w:lang w:val="en-US"/>
-        </w:rPr>
-        <w:t xml:space="preserve"> </w:t>
-      </w:r>
-      <w:proofErr w:type="spellStart"/>
-      <w:r>
-        <w:rPr>
-          <w:lang w:val="en-US"/>
-        </w:rPr>
-        <w:t>tabanı</w:t>
-      </w:r>
-      <w:proofErr w:type="spellEnd"/>
-      <w:r>
-        <w:rPr>
-          <w:lang w:val="en-US"/>
-        </w:rPr>
-        <w:t xml:space="preserve"> </w:t>
-      </w:r>
-      <w:proofErr w:type="spellStart"/>
-      <w:r>
-        <w:rPr>
-          <w:lang w:val="en-US"/>
-        </w:rPr>
-        <w:t>yedekleme</w:t>
-      </w:r>
-      <w:proofErr w:type="spellEnd"/>
-      <w:r>
-        <w:rPr>
-          <w:lang w:val="en-US"/>
-        </w:rPr>
-        <w:t xml:space="preserve"> </w:t>
-      </w:r>
-      <w:proofErr w:type="spellStart"/>
-      <w:r>
-        <w:rPr>
-          <w:lang w:val="en-US"/>
-        </w:rPr>
-        <w:t>türlerinin</w:t>
-      </w:r>
-      <w:proofErr w:type="spellEnd"/>
-      <w:r>
-        <w:rPr>
-          <w:lang w:val="en-US"/>
-        </w:rPr>
-        <w:t xml:space="preserve"> </w:t>
-      </w:r>
-      <w:proofErr w:type="spellStart"/>
-      <w:r>
-        <w:rPr>
-          <w:lang w:val="en-US"/>
-        </w:rPr>
-        <w:t>neler</w:t>
-      </w:r>
-      <w:proofErr w:type="spellEnd"/>
-      <w:r>
-        <w:rPr>
-          <w:lang w:val="en-US"/>
-        </w:rPr>
-        <w:t xml:space="preserve"> </w:t>
-      </w:r>
-      <w:proofErr w:type="spellStart"/>
-      <w:r>
-        <w:rPr>
-          <w:lang w:val="en-US"/>
-        </w:rPr>
-        <w:t>olduğu</w:t>
-      </w:r>
-      <w:proofErr w:type="spellEnd"/>
-      <w:r>
-        <w:rPr>
-          <w:lang w:val="en-US"/>
-        </w:rPr>
-        <w:t xml:space="preserve">, </w:t>
-      </w:r>
-      <w:proofErr w:type="spellStart"/>
-      <w:r>
-        <w:rPr>
-          <w:lang w:val="en-US"/>
-        </w:rPr>
-        <w:t>veri</w:t>
-      </w:r>
-      <w:proofErr w:type="spellEnd"/>
-      <w:r>
-        <w:rPr>
-          <w:lang w:val="en-US"/>
-        </w:rPr>
-        <w:t xml:space="preserve"> </w:t>
-      </w:r>
-      <w:proofErr w:type="spellStart"/>
-      <w:r>
-        <w:rPr>
-          <w:lang w:val="en-US"/>
-        </w:rPr>
-        <w:t>tabanı</w:t>
-      </w:r>
-      <w:proofErr w:type="spellEnd"/>
-      <w:r>
-        <w:rPr>
-          <w:lang w:val="en-US"/>
-        </w:rPr>
-        <w:t xml:space="preserve"> </w:t>
-      </w:r>
-      <w:proofErr w:type="spellStart"/>
-      <w:r>
-        <w:rPr>
-          <w:lang w:val="en-US"/>
-        </w:rPr>
-        <w:t>yedekleme</w:t>
-      </w:r>
-      <w:proofErr w:type="spellEnd"/>
-      <w:r>
-        <w:rPr>
-          <w:lang w:val="en-US"/>
-        </w:rPr>
-        <w:t xml:space="preserve"> </w:t>
-      </w:r>
-      <w:proofErr w:type="spellStart"/>
-      <w:r>
-        <w:rPr>
-          <w:lang w:val="en-US"/>
-        </w:rPr>
-        <w:t>stratejilerinin</w:t>
-      </w:r>
-      <w:proofErr w:type="spellEnd"/>
-      <w:r>
-        <w:rPr>
-          <w:lang w:val="en-US"/>
-        </w:rPr>
-        <w:t xml:space="preserve"> </w:t>
-      </w:r>
-      <w:proofErr w:type="spellStart"/>
-      <w:r>
-        <w:rPr>
-          <w:lang w:val="en-US"/>
-        </w:rPr>
-        <w:t>nasıl</w:t>
-      </w:r>
-      <w:proofErr w:type="spellEnd"/>
-      <w:r>
-        <w:rPr>
-          <w:lang w:val="en-US"/>
-        </w:rPr>
-        <w:t xml:space="preserve"> </w:t>
-      </w:r>
-      <w:proofErr w:type="spellStart"/>
-      <w:r>
-        <w:rPr>
-          <w:lang w:val="en-US"/>
-        </w:rPr>
-        <w:t>hazırlanması</w:t>
-      </w:r>
-      <w:proofErr w:type="spellEnd"/>
-      <w:r>
-        <w:rPr>
-          <w:lang w:val="en-US"/>
-        </w:rPr>
-        <w:t xml:space="preserve"> </w:t>
-      </w:r>
-      <w:proofErr w:type="spellStart"/>
-      <w:r>
-        <w:rPr>
-          <w:lang w:val="en-US"/>
-        </w:rPr>
-        <w:t>gerektiği</w:t>
-      </w:r>
-      <w:proofErr w:type="spellEnd"/>
-      <w:r>
-        <w:rPr>
-          <w:lang w:val="en-US"/>
-        </w:rPr>
-        <w:t xml:space="preserve">, </w:t>
-      </w:r>
-      <w:proofErr w:type="spellStart"/>
-      <w:r>
-        <w:rPr>
-          <w:lang w:val="en-US"/>
-        </w:rPr>
-        <w:t>hazırlanan</w:t>
-      </w:r>
-      <w:proofErr w:type="spellEnd"/>
-      <w:r>
-        <w:rPr>
-          <w:lang w:val="en-US"/>
-        </w:rPr>
-        <w:t xml:space="preserve"> </w:t>
-      </w:r>
-      <w:proofErr w:type="spellStart"/>
-      <w:r>
-        <w:rPr>
-          <w:lang w:val="en-US"/>
-        </w:rPr>
-        <w:t>stratejilerin</w:t>
-      </w:r>
-      <w:proofErr w:type="spellEnd"/>
-      <w:r>
-        <w:rPr>
-          <w:lang w:val="en-US"/>
-        </w:rPr>
-        <w:t xml:space="preserve"> </w:t>
-      </w:r>
-      <w:proofErr w:type="spellStart"/>
-      <w:r>
-        <w:rPr>
-          <w:lang w:val="en-US"/>
-        </w:rPr>
-        <w:t>nasıl</w:t>
-      </w:r>
-      <w:proofErr w:type="spellEnd"/>
-      <w:r>
-        <w:rPr>
-          <w:lang w:val="en-US"/>
-        </w:rPr>
-        <w:t xml:space="preserve"> </w:t>
-      </w:r>
-      <w:proofErr w:type="spellStart"/>
-      <w:r>
-        <w:rPr>
-          <w:lang w:val="en-US"/>
-        </w:rPr>
-        <w:t>uygulamaya</w:t>
-      </w:r>
-      <w:proofErr w:type="spellEnd"/>
-      <w:r>
-        <w:rPr>
-          <w:lang w:val="en-US"/>
-        </w:rPr>
-        <w:t xml:space="preserve"> </w:t>
-      </w:r>
-      <w:proofErr w:type="spellStart"/>
-      <w:r>
-        <w:rPr>
-          <w:lang w:val="en-US"/>
-        </w:rPr>
-        <w:t>döküleceği</w:t>
-      </w:r>
-      <w:proofErr w:type="spellEnd"/>
-      <w:r>
-        <w:rPr>
-          <w:lang w:val="en-US"/>
-        </w:rPr>
-        <w:t xml:space="preserve"> </w:t>
-      </w:r>
-      <w:proofErr w:type="spellStart"/>
-      <w:r>
-        <w:rPr>
-          <w:lang w:val="en-US"/>
-        </w:rPr>
-        <w:t>öğrenilmiştir</w:t>
-      </w:r>
-      <w:proofErr w:type="spellEnd"/>
-      <w:r>
-        <w:rPr>
-          <w:lang w:val="en-US"/>
-        </w:rPr>
-        <w:t xml:space="preserve">.  </w:t>
-      </w:r>
-      <w:r>
-        <w:rPr>
-          <w:noProof/>
+          <w:lang w:val="tr-TR"/>
+        </w:rPr>
+      </w:pPr>
+      <w:r>
+        <w:rPr>
+          <w:lang w:val="en-US"/>
+        </w:rPr>
+        <w:t xml:space="preserve">Audit </w:t>
+      </w:r>
+      <w:proofErr w:type="spellStart"/>
+      <w:r>
+        <w:rPr>
+          <w:lang w:val="en-US"/>
+        </w:rPr>
+        <w:t>Loglar</w:t>
+      </w:r>
+      <w:proofErr w:type="spellEnd"/>
+      <w:r>
+        <w:rPr>
+          <w:lang w:val="tr-TR"/>
+        </w:rPr>
+        <w:t>ı</w:t>
+      </w:r>
+    </w:p>
+    <w:p>
+      <w:pPr>
+        <w:rPr>
+          <w:lang w:val="tr-TR"/>
+        </w:rPr>
+      </w:pPr>
+    </w:p>
+    <w:p>
+      <w:pPr>
+        <w:rPr>
+          <w:lang w:val="tr-TR"/>
+        </w:rPr>
+      </w:pPr>
+      <w:r>
+        <w:rPr>
+          <w:lang w:val="tr-TR"/>
+        </w:rPr>
+        <w:t xml:space="preserve">Veri tabanı üzerinde yapılan değişikliklerin takibi amacıyla </w:t>
+      </w:r>
+      <w:proofErr w:type="spellStart"/>
+      <w:r>
+        <w:rPr>
+          <w:lang w:val="tr-TR"/>
+        </w:rPr>
+        <w:t>audit</w:t>
+      </w:r>
+      <w:proofErr w:type="spellEnd"/>
+      <w:r>
+        <w:rPr>
+          <w:lang w:val="tr-TR"/>
+        </w:rPr>
+        <w:t xml:space="preserve"> logları kullanılmaktadır. Raporumuzun bu kısmında </w:t>
+      </w:r>
+      <w:proofErr w:type="spellStart"/>
+      <w:r>
+        <w:rPr>
+          <w:lang w:val="tr-TR"/>
+        </w:rPr>
+        <w:t>PostgreSQL</w:t>
+      </w:r>
+      <w:proofErr w:type="spellEnd"/>
+      <w:r>
+        <w:rPr>
+          <w:lang w:val="tr-TR"/>
+        </w:rPr>
+        <w:t xml:space="preserve"> veri tabanlarında sunucu seviyesinde </w:t>
+      </w:r>
+      <w:proofErr w:type="spellStart"/>
+      <w:r>
+        <w:rPr>
+          <w:lang w:val="tr-TR"/>
+        </w:rPr>
+        <w:t>audit</w:t>
+      </w:r>
+      <w:proofErr w:type="spellEnd"/>
+      <w:r>
+        <w:rPr>
+          <w:lang w:val="tr-TR"/>
+        </w:rPr>
+        <w:t xml:space="preserve"> takibinin nasıl yapılandırıldığını inceleyeceğiz. </w:t>
+      </w:r>
+    </w:p>
+    <w:p>
+      <w:pPr>
+        <w:rPr>
+          <w:lang w:val="tr-TR"/>
+        </w:rPr>
+      </w:pPr>
+    </w:p>
+    <w:p>
+      <w:pPr>
+        <w:rPr>
+          <w:lang w:val="tr-TR"/>
+        </w:rPr>
+      </w:pPr>
+      <w:r>
+        <w:rPr>
+          <w:lang w:val="tr-TR"/>
+        </w:rPr>
+        <w:t xml:space="preserve">Öncelikle </w:t>
+      </w:r>
+      <w:proofErr w:type="spellStart"/>
+      <w:r>
+        <w:rPr>
+          <w:lang w:val="tr-TR"/>
+        </w:rPr>
+        <w:t>audit</w:t>
+      </w:r>
+      <w:proofErr w:type="spellEnd"/>
+      <w:r>
+        <w:rPr>
+          <w:lang w:val="tr-TR"/>
+        </w:rPr>
+        <w:t xml:space="preserve"> logları için </w:t>
+      </w:r>
+      <w:proofErr w:type="spellStart"/>
+      <w:r>
+        <w:rPr>
+          <w:lang w:val="tr-TR"/>
+        </w:rPr>
+        <w:t>pgaudit</w:t>
+      </w:r>
+      <w:proofErr w:type="spellEnd"/>
+      <w:r>
+        <w:rPr>
+          <w:lang w:val="tr-TR"/>
+        </w:rPr>
+        <w:t xml:space="preserve"> eklentisini kuruyoruz.</w:t>
+      </w:r>
+    </w:p>
+    <w:p>
+      <w:pPr>
+        <w:rPr>
+          <w:lang w:val="en-US"/>
+        </w:rPr>
+      </w:pPr>
+      <w:r>
+        <w:rPr>
           <w:lang w:val="en-US"/>
         </w:rPr>
         <w:drawing>
-          <wp:inline distT="0" distB="0" distL="0" distR="0" wp14:anchorId="43651F47" wp14:editId="72BAA8C6">
-            <wp:extent cx="5971540" cy="1328420"/>
-            <wp:effectExtent l="0" t="0" r="0" b="5080"/>
-            <wp:docPr id="1863236746" name="Image 1" descr="Une image contenant texte, capture d’écran, Police&#10;&#10;Le contenu généré par l’IA peut être incorrect."/>
+          <wp:inline distT="0" distB="0" distL="0" distR="0" wp14:anchorId="077AE98A" wp14:editId="54A46BE9">
+            <wp:extent cx="5971540" cy="1323975"/>
+            <wp:effectExtent l="0" t="0" r="0" b="0"/>
+            <wp:docPr id="138133702" name="Image 1" descr="Une image contenant texte, capture d’écran, Police&#10;&#10;Le contenu généré par l’IA peut être incorrect."/>
             <wp:cNvGraphicFramePr>
               <a:graphicFrameLocks xmlns:a="http://schemas.openxmlformats.org/drawingml/2006/main" noChangeAspect="1"/>
             </wp:cNvGraphicFramePr>
@@ -8252,7 +7694,7 @@
               <a:graphicData uri="http://schemas.openxmlformats.org/drawingml/2006/picture">
                 <pic:pic xmlns:pic="http://schemas.openxmlformats.org/drawingml/2006/picture">
                   <pic:nvPicPr>
-                    <pic:cNvPr id="1863236746" name="Image 1" descr="Une image contenant texte, capture d’écran, Police&#10;&#10;Le contenu généré par l’IA peut être incorrect."/>
+                    <pic:cNvPr id="138133702" name="Image 1" descr="Une image contenant texte, capture d’écran, Police&#10;&#10;Le contenu généré par l’IA peut être incorrect."/>
                     <pic:cNvPicPr/>
                   </pic:nvPicPr>
                   <pic:blipFill>
@@ -8264,7 +7706,7 @@
                   <pic:spPr>
                     <a:xfrm>
                       <a:off x="0" y="0"/>
-                      <a:ext cx="5971540" cy="1328420"/>
+                      <a:ext cx="5971540" cy="1323975"/>
                     </a:xfrm>
                     <a:prstGeom prst="rect">
                       <a:avLst/>
@@ -8283,16 +7725,92 @@
           <w:lang w:val="en-US"/>
         </w:rPr>
       </w:pPr>
-      <w:r>
+      <w:proofErr w:type="spellStart"/>
+      <w:r>
+        <w:rPr>
+          <w:lang w:val="en-US"/>
+        </w:rPr>
+        <w:t>Sonrasında</w:t>
+      </w:r>
+      <w:proofErr w:type="spellEnd"/>
+      <w:r>
+        <w:rPr>
+          <w:lang w:val="en-US"/>
+        </w:rPr>
+        <w:t xml:space="preserve"> </w:t>
+      </w:r>
+      <w:proofErr w:type="spellStart"/>
+      <w:r>
+        <w:rPr>
+          <w:lang w:val="en-US"/>
+        </w:rPr>
+        <w:t>pgauditin</w:t>
+      </w:r>
+      <w:proofErr w:type="spellEnd"/>
+      <w:r>
+        <w:rPr>
+          <w:lang w:val="en-US"/>
+        </w:rPr>
+        <w:t xml:space="preserve"> hangi </w:t>
+      </w:r>
+      <w:proofErr w:type="spellStart"/>
+      <w:r>
+        <w:rPr>
+          <w:lang w:val="en-US"/>
+        </w:rPr>
+        <w:t>işlemleri</w:t>
+      </w:r>
+      <w:proofErr w:type="spellEnd"/>
+      <w:r>
+        <w:rPr>
+          <w:lang w:val="en-US"/>
+        </w:rPr>
+        <w:t xml:space="preserve"> </w:t>
+      </w:r>
+      <w:proofErr w:type="spellStart"/>
+      <w:r>
+        <w:rPr>
+          <w:lang w:val="en-US"/>
+        </w:rPr>
+        <w:t>loglayacağını</w:t>
+      </w:r>
+      <w:proofErr w:type="spellEnd"/>
+      <w:r>
+        <w:rPr>
+          <w:lang w:val="en-US"/>
+        </w:rPr>
+        <w:t xml:space="preserve"> </w:t>
+      </w:r>
+      <w:proofErr w:type="spellStart"/>
+      <w:r>
+        <w:rPr>
+          <w:lang w:val="en-US"/>
+        </w:rPr>
+        <w:t>belirtiyoruz</w:t>
+      </w:r>
+      <w:proofErr w:type="spellEnd"/>
+      <w:r>
+        <w:rPr>
+          <w:lang w:val="en-US"/>
+        </w:rPr>
+        <w:t>.</w:t>
+      </w:r>
+    </w:p>
+    <w:p>
+      <w:pPr>
         <w:rPr>
           <w:noProof/>
+        </w:rPr>
+      </w:pPr>
+      <w:r>
+        <w:rPr>
           <w:lang w:val="en-US"/>
         </w:rPr>
         <w:drawing>
-          <wp:inline distT="0" distB="0" distL="0" distR="0" wp14:anchorId="27E6B06C" wp14:editId="5D50484B">
-            <wp:extent cx="5971540" cy="1986280"/>
-            <wp:effectExtent l="0" t="0" r="0" b="0"/>
-            <wp:docPr id="571866592" name="Image 1" descr="Une image contenant texte, capture d’écran, Police, document&#10;&#10;Le contenu généré par l’IA peut être incorrect."/>
+          <wp:inline distT="0" distB="0" distL="0" distR="0" wp14:anchorId="13042A9E" wp14:editId="0321B597">
+            <wp:extent cx="5971540" cy="378460"/>
+            <wp:effectExtent l="0" t="0" r="0" b="2540"/>
+            <wp:docPr id="877254342" name="Image 1"/>
             <wp:cNvGraphicFramePr>
               <a:graphicFrameLocks xmlns:a="http://schemas.openxmlformats.org/drawingml/2006/main" noChangeAspect="1"/>
             </wp:cNvGraphicFramePr>
@@ -8300,7 +7818,7 @@
               <a:graphicData uri="http://schemas.openxmlformats.org/drawingml/2006/picture">
                 <pic:pic xmlns:pic="http://schemas.openxmlformats.org/drawingml/2006/picture">
                   <pic:nvPicPr>
-                    <pic:cNvPr id="571866592" name="Image 1" descr="Une image contenant texte, capture d’écran, Police, document&#10;&#10;Le contenu généré par l’IA peut être incorrect."/>
+                    <pic:cNvPr id="877254342" name=""/>
                     <pic:cNvPicPr/>
                   </pic:nvPicPr>
                   <pic:blipFill>
@@ -8312,7 +7830,7 @@
                   <pic:spPr>
                     <a:xfrm>
                       <a:off x="0" y="0"/>
-                      <a:ext cx="5971540" cy="1986280"/>
+                      <a:ext cx="5971540" cy="378460"/>
                     </a:xfrm>
                     <a:prstGeom prst="rect">
                       <a:avLst/>
@@ -8324,6 +7842,1458 @@
           </wp:inline>
         </w:drawing>
       </w:r>
+      <w:r>
+        <w:rPr>
+          <w:noProof/>
+        </w:rPr>
+        <w:t xml:space="preserve"> </w:t>
+      </w:r>
+    </w:p>
+    <w:p>
+      <w:pPr>
+        <w:rPr>
+          <w:noProof/>
+        </w:rPr>
+      </w:pPr>
+      <w:r>
+        <w:rPr>
+          <w:noProof/>
+        </w:rPr>
+        <w:t>Sistem tablolarının loglanmasını istemediğimiz için log_catalog değerini off yapıyoruz.</w:t>
+      </w:r>
+      <w:r>
+        <w:rPr>
+          <w:lang w:val="en-US"/>
+        </w:rPr>
+        <w:drawing>
+          <wp:inline distT="0" distB="0" distL="0" distR="0" wp14:anchorId="0CB33126" wp14:editId="01D29761">
+            <wp:extent cx="5971540" cy="393065"/>
+            <wp:effectExtent l="0" t="0" r="0" b="635"/>
+            <wp:docPr id="1502942664" name="Image 1"/>
+            <wp:cNvGraphicFramePr>
+              <a:graphicFrameLocks xmlns:a="http://schemas.openxmlformats.org/drawingml/2006/main" noChangeAspect="1"/>
+            </wp:cNvGraphicFramePr>
+            <a:graphic xmlns:a="http://schemas.openxmlformats.org/drawingml/2006/main">
+              <a:graphicData uri="http://schemas.openxmlformats.org/drawingml/2006/picture">
+                <pic:pic xmlns:pic="http://schemas.openxmlformats.org/drawingml/2006/picture">
+                  <pic:nvPicPr>
+                    <pic:cNvPr id="1502942664" name=""/>
+                    <pic:cNvPicPr/>
+                  </pic:nvPicPr>
+                  <pic:blipFill>
+                    <a:blip r:embed="rId27"/>
+                    <a:stretch>
+                      <a:fillRect/>
+                    </a:stretch>
+                  </pic:blipFill>
+                  <pic:spPr>
+                    <a:xfrm>
+                      <a:off x="0" y="0"/>
+                      <a:ext cx="5971540" cy="393065"/>
+                    </a:xfrm>
+                    <a:prstGeom prst="rect">
+                      <a:avLst/>
+                    </a:prstGeom>
+                  </pic:spPr>
+                </pic:pic>
+              </a:graphicData>
+            </a:graphic>
+          </wp:inline>
+        </w:drawing>
+      </w:r>
+    </w:p>
+    <w:p>
+      <w:pPr>
+        <w:rPr>
+          <w:noProof/>
+        </w:rPr>
+      </w:pPr>
+      <w:r>
+        <w:rPr>
+          <w:noProof/>
+        </w:rPr>
+        <w:t>Parametre değerlerinin de loglanmasını istediğimiz için log_parameter değerini on yapıyoruz.</w:t>
+      </w:r>
+    </w:p>
+    <w:p>
+      <w:pPr>
+        <w:rPr>
+          <w:lang w:val="en-US"/>
+        </w:rPr>
+      </w:pPr>
+      <w:r>
+        <w:rPr>
+          <w:lang w:val="en-US"/>
+        </w:rPr>
+        <w:drawing>
+          <wp:inline distT="0" distB="0" distL="0" distR="0" wp14:anchorId="6E48947C" wp14:editId="0D2D20FF">
+            <wp:extent cx="5971540" cy="401955"/>
+            <wp:effectExtent l="0" t="0" r="0" b="4445"/>
+            <wp:docPr id="1274138311" name="Image 1"/>
+            <wp:cNvGraphicFramePr>
+              <a:graphicFrameLocks xmlns:a="http://schemas.openxmlformats.org/drawingml/2006/main" noChangeAspect="1"/>
+            </wp:cNvGraphicFramePr>
+            <a:graphic xmlns:a="http://schemas.openxmlformats.org/drawingml/2006/main">
+              <a:graphicData uri="http://schemas.openxmlformats.org/drawingml/2006/picture">
+                <pic:pic xmlns:pic="http://schemas.openxmlformats.org/drawingml/2006/picture">
+                  <pic:nvPicPr>
+                    <pic:cNvPr id="1274138311" name=""/>
+                    <pic:cNvPicPr/>
+                  </pic:nvPicPr>
+                  <pic:blipFill>
+                    <a:blip r:embed="rId28"/>
+                    <a:stretch>
+                      <a:fillRect/>
+                    </a:stretch>
+                  </pic:blipFill>
+                  <pic:spPr>
+                    <a:xfrm>
+                      <a:off x="0" y="0"/>
+                      <a:ext cx="5971540" cy="401955"/>
+                    </a:xfrm>
+                    <a:prstGeom prst="rect">
+                      <a:avLst/>
+                    </a:prstGeom>
+                  </pic:spPr>
+                </pic:pic>
+              </a:graphicData>
+            </a:graphic>
+          </wp:inline>
+        </w:drawing>
+      </w:r>
+    </w:p>
+    <w:p>
+      <w:pPr>
+        <w:rPr>
+          <w:lang w:val="en-US"/>
+        </w:rPr>
+      </w:pPr>
+      <w:proofErr w:type="spellStart"/>
+      <w:r>
+        <w:rPr>
+          <w:lang w:val="en-US"/>
+        </w:rPr>
+        <w:t>Ayarların</w:t>
+      </w:r>
+      <w:proofErr w:type="spellEnd"/>
+      <w:r>
+        <w:rPr>
+          <w:lang w:val="en-US"/>
+        </w:rPr>
+        <w:t xml:space="preserve"> </w:t>
+      </w:r>
+      <w:proofErr w:type="spellStart"/>
+      <w:r>
+        <w:rPr>
+          <w:lang w:val="en-US"/>
+        </w:rPr>
+        <w:t>oturuma</w:t>
+      </w:r>
+      <w:proofErr w:type="spellEnd"/>
+      <w:r>
+        <w:rPr>
+          <w:lang w:val="en-US"/>
+        </w:rPr>
+        <w:t xml:space="preserve"> </w:t>
+      </w:r>
+      <w:proofErr w:type="spellStart"/>
+      <w:r>
+        <w:rPr>
+          <w:lang w:val="en-US"/>
+        </w:rPr>
+        <w:t>yansıması</w:t>
+      </w:r>
+      <w:proofErr w:type="spellEnd"/>
+      <w:r>
+        <w:rPr>
+          <w:lang w:val="en-US"/>
+        </w:rPr>
+        <w:t xml:space="preserve"> </w:t>
+      </w:r>
+      <w:proofErr w:type="spellStart"/>
+      <w:r>
+        <w:rPr>
+          <w:lang w:val="en-US"/>
+        </w:rPr>
+        <w:t>için</w:t>
+      </w:r>
+      <w:proofErr w:type="spellEnd"/>
+      <w:r>
+        <w:rPr>
+          <w:lang w:val="en-US"/>
+        </w:rPr>
+        <w:t xml:space="preserve"> config </w:t>
+      </w:r>
+      <w:proofErr w:type="spellStart"/>
+      <w:r>
+        <w:rPr>
+          <w:lang w:val="en-US"/>
+        </w:rPr>
+        <w:t>dosyamız</w:t>
+      </w:r>
+      <w:proofErr w:type="spellEnd"/>
+      <w:r>
+        <w:rPr>
+          <w:lang w:val="en-US"/>
+        </w:rPr>
+        <w:t xml:space="preserve"> </w:t>
+      </w:r>
+      <w:proofErr w:type="spellStart"/>
+      <w:r>
+        <w:rPr>
+          <w:lang w:val="en-US"/>
+        </w:rPr>
+        <w:t>üzerinden</w:t>
+      </w:r>
+      <w:proofErr w:type="spellEnd"/>
+      <w:r>
+        <w:rPr>
+          <w:lang w:val="en-US"/>
+        </w:rPr>
+        <w:t xml:space="preserve"> reload </w:t>
+      </w:r>
+      <w:proofErr w:type="spellStart"/>
+      <w:r>
+        <w:rPr>
+          <w:lang w:val="en-US"/>
+        </w:rPr>
+        <w:t>işlemi</w:t>
+      </w:r>
+      <w:proofErr w:type="spellEnd"/>
+      <w:r>
+        <w:rPr>
+          <w:lang w:val="en-US"/>
+        </w:rPr>
+        <w:t xml:space="preserve"> </w:t>
+      </w:r>
+      <w:proofErr w:type="spellStart"/>
+      <w:r>
+        <w:rPr>
+          <w:lang w:val="en-US"/>
+        </w:rPr>
+        <w:t>gerçekleştiriyoruz</w:t>
+      </w:r>
+      <w:proofErr w:type="spellEnd"/>
+      <w:r>
+        <w:rPr>
+          <w:lang w:val="en-US"/>
+        </w:rPr>
+        <w:t>.</w:t>
+      </w:r>
+    </w:p>
+    <w:p>
+      <w:pPr>
+        <w:rPr>
+          <w:lang w:val="en-US"/>
+        </w:rPr>
+      </w:pPr>
+      <w:r>
+        <w:rPr>
+          <w:lang w:val="en-US"/>
+        </w:rPr>
+        <w:lastRenderedPageBreak/>
+        <w:drawing>
+          <wp:inline distT="0" distB="0" distL="0" distR="0" wp14:anchorId="7328EBC7" wp14:editId="0513CE73">
+            <wp:extent cx="5971540" cy="1059180"/>
+            <wp:effectExtent l="0" t="0" r="0" b="0"/>
+            <wp:docPr id="2106551520" name="Image 1" descr="Une image contenant texte, capture d’écran, Police&#10;&#10;Le contenu généré par l’IA peut être incorrect."/>
+            <wp:cNvGraphicFramePr>
+              <a:graphicFrameLocks xmlns:a="http://schemas.openxmlformats.org/drawingml/2006/main" noChangeAspect="1"/>
+            </wp:cNvGraphicFramePr>
+            <a:graphic xmlns:a="http://schemas.openxmlformats.org/drawingml/2006/main">
+              <a:graphicData uri="http://schemas.openxmlformats.org/drawingml/2006/picture">
+                <pic:pic xmlns:pic="http://schemas.openxmlformats.org/drawingml/2006/picture">
+                  <pic:nvPicPr>
+                    <pic:cNvPr id="2106551520" name="Image 1" descr="Une image contenant texte, capture d’écran, Police&#10;&#10;Le contenu généré par l’IA peut être incorrect."/>
+                    <pic:cNvPicPr/>
+                  </pic:nvPicPr>
+                  <pic:blipFill>
+                    <a:blip r:embed="rId29"/>
+                    <a:stretch>
+                      <a:fillRect/>
+                    </a:stretch>
+                  </pic:blipFill>
+                  <pic:spPr>
+                    <a:xfrm>
+                      <a:off x="0" y="0"/>
+                      <a:ext cx="5971540" cy="1059180"/>
+                    </a:xfrm>
+                    <a:prstGeom prst="rect">
+                      <a:avLst/>
+                    </a:prstGeom>
+                  </pic:spPr>
+                </pic:pic>
+              </a:graphicData>
+            </a:graphic>
+          </wp:inline>
+        </w:drawing>
+      </w:r>
+    </w:p>
+    <w:p>
+      <w:pPr>
+        <w:rPr>
+          <w:lang w:val="en-US"/>
+        </w:rPr>
+      </w:pPr>
+      <w:proofErr w:type="spellStart"/>
+      <w:r>
+        <w:rPr>
+          <w:lang w:val="en-US"/>
+        </w:rPr>
+        <w:t>Ardından</w:t>
+      </w:r>
+      <w:proofErr w:type="spellEnd"/>
+      <w:r>
+        <w:rPr>
+          <w:lang w:val="en-US"/>
+        </w:rPr>
+        <w:t xml:space="preserve"> </w:t>
+      </w:r>
+      <w:proofErr w:type="spellStart"/>
+      <w:r>
+        <w:rPr>
+          <w:lang w:val="en-US"/>
+        </w:rPr>
+        <w:t>takip</w:t>
+      </w:r>
+      <w:proofErr w:type="spellEnd"/>
+      <w:r>
+        <w:rPr>
+          <w:lang w:val="en-US"/>
+        </w:rPr>
+        <w:t xml:space="preserve"> </w:t>
+      </w:r>
+      <w:proofErr w:type="spellStart"/>
+      <w:r>
+        <w:rPr>
+          <w:lang w:val="en-US"/>
+        </w:rPr>
+        <w:t>etmek</w:t>
+      </w:r>
+      <w:proofErr w:type="spellEnd"/>
+      <w:r>
+        <w:rPr>
+          <w:lang w:val="en-US"/>
+        </w:rPr>
+        <w:t xml:space="preserve"> </w:t>
+      </w:r>
+      <w:proofErr w:type="spellStart"/>
+      <w:r>
+        <w:rPr>
+          <w:lang w:val="en-US"/>
+        </w:rPr>
+        <w:t>istediğimiz</w:t>
+      </w:r>
+      <w:proofErr w:type="spellEnd"/>
+      <w:r>
+        <w:rPr>
+          <w:lang w:val="en-US"/>
+        </w:rPr>
+        <w:t xml:space="preserve"> roller </w:t>
+      </w:r>
+      <w:proofErr w:type="spellStart"/>
+      <w:r>
+        <w:rPr>
+          <w:lang w:val="en-US"/>
+        </w:rPr>
+        <w:t>için</w:t>
+      </w:r>
+      <w:proofErr w:type="spellEnd"/>
+      <w:r>
+        <w:rPr>
+          <w:lang w:val="en-US"/>
+        </w:rPr>
+        <w:t xml:space="preserve"> hangi </w:t>
+      </w:r>
+      <w:proofErr w:type="spellStart"/>
+      <w:r>
+        <w:rPr>
+          <w:lang w:val="en-US"/>
+        </w:rPr>
+        <w:t>işlemlerin</w:t>
+      </w:r>
+      <w:proofErr w:type="spellEnd"/>
+      <w:r>
+        <w:rPr>
+          <w:lang w:val="en-US"/>
+        </w:rPr>
+        <w:t xml:space="preserve"> </w:t>
+      </w:r>
+      <w:proofErr w:type="spellStart"/>
+      <w:r>
+        <w:rPr>
+          <w:lang w:val="en-US"/>
+        </w:rPr>
+        <w:t>takip</w:t>
+      </w:r>
+      <w:proofErr w:type="spellEnd"/>
+      <w:r>
+        <w:rPr>
+          <w:lang w:val="en-US"/>
+        </w:rPr>
+        <w:t xml:space="preserve"> </w:t>
+      </w:r>
+      <w:proofErr w:type="spellStart"/>
+      <w:r>
+        <w:rPr>
+          <w:lang w:val="en-US"/>
+        </w:rPr>
+        <w:t>edileceğini</w:t>
+      </w:r>
+      <w:proofErr w:type="spellEnd"/>
+      <w:r>
+        <w:rPr>
+          <w:lang w:val="en-US"/>
+        </w:rPr>
+        <w:t xml:space="preserve"> </w:t>
+      </w:r>
+      <w:proofErr w:type="spellStart"/>
+      <w:r>
+        <w:rPr>
+          <w:lang w:val="en-US"/>
+        </w:rPr>
+        <w:t>belirtiyoruz</w:t>
+      </w:r>
+      <w:proofErr w:type="spellEnd"/>
+      <w:r>
+        <w:rPr>
+          <w:lang w:val="en-US"/>
+        </w:rPr>
+        <w:t>.</w:t>
+      </w:r>
+    </w:p>
+    <w:p>
+      <w:pPr>
+        <w:rPr>
+          <w:lang w:val="en-US"/>
+        </w:rPr>
+      </w:pPr>
+      <w:r>
+        <w:rPr>
+          <w:lang w:val="en-US"/>
+        </w:rPr>
+        <w:drawing>
+          <wp:inline distT="0" distB="0" distL="0" distR="0" wp14:anchorId="2C0E6198" wp14:editId="34280EA3">
+            <wp:extent cx="5971540" cy="390525"/>
+            <wp:effectExtent l="0" t="0" r="0" b="3175"/>
+            <wp:docPr id="1424045405" name="Image 1"/>
+            <wp:cNvGraphicFramePr>
+              <a:graphicFrameLocks xmlns:a="http://schemas.openxmlformats.org/drawingml/2006/main" noChangeAspect="1"/>
+            </wp:cNvGraphicFramePr>
+            <a:graphic xmlns:a="http://schemas.openxmlformats.org/drawingml/2006/main">
+              <a:graphicData uri="http://schemas.openxmlformats.org/drawingml/2006/picture">
+                <pic:pic xmlns:pic="http://schemas.openxmlformats.org/drawingml/2006/picture">
+                  <pic:nvPicPr>
+                    <pic:cNvPr id="1424045405" name=""/>
+                    <pic:cNvPicPr/>
+                  </pic:nvPicPr>
+                  <pic:blipFill>
+                    <a:blip r:embed="rId30"/>
+                    <a:stretch>
+                      <a:fillRect/>
+                    </a:stretch>
+                  </pic:blipFill>
+                  <pic:spPr>
+                    <a:xfrm>
+                      <a:off x="0" y="0"/>
+                      <a:ext cx="5971540" cy="390525"/>
+                    </a:xfrm>
+                    <a:prstGeom prst="rect">
+                      <a:avLst/>
+                    </a:prstGeom>
+                  </pic:spPr>
+                </pic:pic>
+              </a:graphicData>
+            </a:graphic>
+          </wp:inline>
+        </w:drawing>
+      </w:r>
+    </w:p>
+    <w:p>
+      <w:pPr>
+        <w:rPr>
+          <w:lang w:val="en-US"/>
+        </w:rPr>
+      </w:pPr>
+      <w:r>
+        <w:rPr>
+          <w:lang w:val="en-US"/>
+        </w:rPr>
+        <w:t xml:space="preserve">Bu </w:t>
+      </w:r>
+      <w:proofErr w:type="spellStart"/>
+      <w:r>
+        <w:rPr>
+          <w:lang w:val="en-US"/>
+        </w:rPr>
+        <w:t>işlem</w:t>
+      </w:r>
+      <w:proofErr w:type="spellEnd"/>
+      <w:r>
+        <w:rPr>
+          <w:lang w:val="en-US"/>
+        </w:rPr>
+        <w:t xml:space="preserve"> </w:t>
+      </w:r>
+      <w:proofErr w:type="spellStart"/>
+      <w:r>
+        <w:rPr>
+          <w:lang w:val="en-US"/>
+        </w:rPr>
+        <w:t>sonrasında</w:t>
+      </w:r>
+      <w:proofErr w:type="spellEnd"/>
+      <w:r>
+        <w:rPr>
+          <w:lang w:val="en-US"/>
+        </w:rPr>
+        <w:t xml:space="preserve"> </w:t>
+      </w:r>
+      <w:proofErr w:type="spellStart"/>
+      <w:r>
+        <w:rPr>
+          <w:lang w:val="en-US"/>
+        </w:rPr>
+        <w:t>şu</w:t>
+      </w:r>
+      <w:proofErr w:type="spellEnd"/>
+      <w:r>
+        <w:rPr>
+          <w:lang w:val="en-US"/>
+        </w:rPr>
+        <w:t xml:space="preserve"> </w:t>
+      </w:r>
+      <w:proofErr w:type="spellStart"/>
+      <w:r>
+        <w:rPr>
+          <w:lang w:val="en-US"/>
+        </w:rPr>
+        <w:t>anki</w:t>
+      </w:r>
+      <w:proofErr w:type="spellEnd"/>
+      <w:r>
+        <w:rPr>
+          <w:lang w:val="en-US"/>
+        </w:rPr>
+        <w:t xml:space="preserve"> </w:t>
+      </w:r>
+      <w:proofErr w:type="spellStart"/>
+      <w:r>
+        <w:rPr>
+          <w:lang w:val="en-US"/>
+        </w:rPr>
+        <w:t>zamanı</w:t>
+      </w:r>
+      <w:proofErr w:type="spellEnd"/>
+      <w:r>
+        <w:rPr>
+          <w:lang w:val="en-US"/>
+        </w:rPr>
+        <w:t xml:space="preserve"> </w:t>
+      </w:r>
+      <w:proofErr w:type="spellStart"/>
+      <w:r>
+        <w:rPr>
+          <w:lang w:val="en-US"/>
+        </w:rPr>
+        <w:t>sorgulayıp</w:t>
+      </w:r>
+      <w:proofErr w:type="spellEnd"/>
+      <w:r>
+        <w:rPr>
+          <w:lang w:val="en-US"/>
+        </w:rPr>
+        <w:t xml:space="preserve"> not </w:t>
+      </w:r>
+      <w:proofErr w:type="spellStart"/>
+      <w:r>
+        <w:rPr>
+          <w:lang w:val="en-US"/>
+        </w:rPr>
+        <w:t>alıyoruz</w:t>
+      </w:r>
+      <w:proofErr w:type="spellEnd"/>
+      <w:r>
+        <w:rPr>
+          <w:lang w:val="en-US"/>
+        </w:rPr>
+        <w:t xml:space="preserve"> </w:t>
+      </w:r>
+      <w:proofErr w:type="spellStart"/>
+      <w:r>
+        <w:rPr>
+          <w:lang w:val="en-US"/>
+        </w:rPr>
+        <w:t>ve</w:t>
+      </w:r>
+      <w:proofErr w:type="spellEnd"/>
+      <w:r>
+        <w:rPr>
+          <w:lang w:val="en-US"/>
+        </w:rPr>
+        <w:t xml:space="preserve"> </w:t>
+      </w:r>
+      <w:proofErr w:type="spellStart"/>
+      <w:r>
+        <w:rPr>
+          <w:lang w:val="en-US"/>
+        </w:rPr>
+        <w:t>ardından</w:t>
+      </w:r>
+      <w:proofErr w:type="spellEnd"/>
+      <w:r>
+        <w:rPr>
+          <w:lang w:val="en-US"/>
+        </w:rPr>
+        <w:t xml:space="preserve"> </w:t>
+      </w:r>
+      <w:proofErr w:type="spellStart"/>
+      <w:r>
+        <w:rPr>
+          <w:lang w:val="en-US"/>
+        </w:rPr>
+        <w:t>bir</w:t>
+      </w:r>
+      <w:proofErr w:type="spellEnd"/>
+      <w:r>
+        <w:rPr>
+          <w:lang w:val="en-US"/>
+        </w:rPr>
+        <w:t xml:space="preserve"> UPDATE </w:t>
+      </w:r>
+      <w:proofErr w:type="spellStart"/>
+      <w:r>
+        <w:rPr>
+          <w:lang w:val="en-US"/>
+        </w:rPr>
+        <w:t>işlemi</w:t>
+      </w:r>
+      <w:proofErr w:type="spellEnd"/>
+      <w:r>
+        <w:rPr>
+          <w:lang w:val="en-US"/>
+        </w:rPr>
+        <w:t xml:space="preserve"> </w:t>
+      </w:r>
+      <w:proofErr w:type="spellStart"/>
+      <w:r>
+        <w:rPr>
+          <w:lang w:val="en-US"/>
+        </w:rPr>
+        <w:t>gerçekleştiriyoruz</w:t>
+      </w:r>
+      <w:proofErr w:type="spellEnd"/>
+      <w:r>
+        <w:rPr>
+          <w:lang w:val="en-US"/>
+        </w:rPr>
+        <w:t>.</w:t>
+      </w:r>
+    </w:p>
+    <w:p>
+      <w:pPr>
+        <w:rPr>
+          <w:lang w:val="en-US"/>
+        </w:rPr>
+      </w:pPr>
+      <w:r>
+        <w:rPr>
+          <w:lang w:val="en-US"/>
+        </w:rPr>
+        <w:drawing>
+          <wp:inline distT="0" distB="0" distL="0" distR="0" wp14:anchorId="7D78AC2E" wp14:editId="7B022E09">
+            <wp:extent cx="5971540" cy="2315210"/>
+            <wp:effectExtent l="0" t="0" r="0" b="0"/>
+            <wp:docPr id="1367102283" name="Image 1" descr="Une image contenant texte, capture d’écran, Police&#10;&#10;Le contenu généré par l’IA peut être incorrect."/>
+            <wp:cNvGraphicFramePr>
+              <a:graphicFrameLocks xmlns:a="http://schemas.openxmlformats.org/drawingml/2006/main" noChangeAspect="1"/>
+            </wp:cNvGraphicFramePr>
+            <a:graphic xmlns:a="http://schemas.openxmlformats.org/drawingml/2006/main">
+              <a:graphicData uri="http://schemas.openxmlformats.org/drawingml/2006/picture">
+                <pic:pic xmlns:pic="http://schemas.openxmlformats.org/drawingml/2006/picture">
+                  <pic:nvPicPr>
+                    <pic:cNvPr id="1367102283" name="Image 1" descr="Une image contenant texte, capture d’écran, Police&#10;&#10;Le contenu généré par l’IA peut être incorrect."/>
+                    <pic:cNvPicPr/>
+                  </pic:nvPicPr>
+                  <pic:blipFill>
+                    <a:blip r:embed="rId31"/>
+                    <a:stretch>
+                      <a:fillRect/>
+                    </a:stretch>
+                  </pic:blipFill>
+                  <pic:spPr>
+                    <a:xfrm>
+                      <a:off x="0" y="0"/>
+                      <a:ext cx="5971540" cy="2315210"/>
+                    </a:xfrm>
+                    <a:prstGeom prst="rect">
+                      <a:avLst/>
+                    </a:prstGeom>
+                  </pic:spPr>
+                </pic:pic>
+              </a:graphicData>
+            </a:graphic>
+          </wp:inline>
+        </w:drawing>
+      </w:r>
+    </w:p>
+    <w:p>
+      <w:pPr>
+        <w:rPr>
+          <w:lang w:val="en-US"/>
+        </w:rPr>
+      </w:pPr>
+      <w:r>
+        <w:rPr>
+          <w:lang w:val="en-US"/>
+        </w:rPr>
+        <w:t xml:space="preserve">Log </w:t>
+      </w:r>
+      <w:proofErr w:type="spellStart"/>
+      <w:r>
+        <w:rPr>
+          <w:lang w:val="en-US"/>
+        </w:rPr>
+        <w:t>dosyalarını</w:t>
+      </w:r>
+      <w:proofErr w:type="spellEnd"/>
+      <w:r>
+        <w:rPr>
+          <w:lang w:val="en-US"/>
+        </w:rPr>
+        <w:t xml:space="preserve"> </w:t>
+      </w:r>
+      <w:proofErr w:type="spellStart"/>
+      <w:r>
+        <w:rPr>
+          <w:lang w:val="en-US"/>
+        </w:rPr>
+        <w:t>incelediğimizde</w:t>
+      </w:r>
+      <w:proofErr w:type="spellEnd"/>
+      <w:r>
+        <w:rPr>
+          <w:lang w:val="en-US"/>
+        </w:rPr>
+        <w:t xml:space="preserve"> </w:t>
+      </w:r>
+      <w:proofErr w:type="spellStart"/>
+      <w:r>
+        <w:rPr>
+          <w:lang w:val="en-US"/>
+        </w:rPr>
+        <w:t>belirtilen</w:t>
+      </w:r>
+      <w:proofErr w:type="spellEnd"/>
+      <w:r>
+        <w:rPr>
+          <w:lang w:val="en-US"/>
+        </w:rPr>
+        <w:t xml:space="preserve"> </w:t>
+      </w:r>
+      <w:proofErr w:type="spellStart"/>
+      <w:r>
+        <w:rPr>
+          <w:lang w:val="en-US"/>
+        </w:rPr>
+        <w:t>zamanda</w:t>
+      </w:r>
+      <w:proofErr w:type="spellEnd"/>
+      <w:r>
+        <w:rPr>
+          <w:lang w:val="en-US"/>
+        </w:rPr>
+        <w:t xml:space="preserve"> </w:t>
+      </w:r>
+      <w:proofErr w:type="spellStart"/>
+      <w:r>
+        <w:rPr>
+          <w:lang w:val="en-US"/>
+        </w:rPr>
+        <w:t>bir</w:t>
+      </w:r>
+      <w:proofErr w:type="spellEnd"/>
+      <w:r>
+        <w:rPr>
+          <w:lang w:val="en-US"/>
+        </w:rPr>
+        <w:t xml:space="preserve"> UPDATE </w:t>
+      </w:r>
+      <w:proofErr w:type="spellStart"/>
+      <w:r>
+        <w:rPr>
+          <w:lang w:val="en-US"/>
+        </w:rPr>
+        <w:t>işlemi</w:t>
+      </w:r>
+      <w:proofErr w:type="spellEnd"/>
+      <w:r>
+        <w:rPr>
+          <w:lang w:val="en-US"/>
+        </w:rPr>
+        <w:t xml:space="preserve"> </w:t>
+      </w:r>
+      <w:proofErr w:type="spellStart"/>
+      <w:r>
+        <w:rPr>
+          <w:lang w:val="en-US"/>
+        </w:rPr>
+        <w:t>gerçekleştirildiğini</w:t>
+      </w:r>
+      <w:proofErr w:type="spellEnd"/>
+      <w:r>
+        <w:rPr>
+          <w:lang w:val="en-US"/>
+        </w:rPr>
+        <w:t xml:space="preserve"> </w:t>
+      </w:r>
+      <w:proofErr w:type="spellStart"/>
+      <w:r>
+        <w:rPr>
+          <w:lang w:val="en-US"/>
+        </w:rPr>
+        <w:t>ve</w:t>
+      </w:r>
+      <w:proofErr w:type="spellEnd"/>
+      <w:r>
+        <w:rPr>
+          <w:lang w:val="en-US"/>
+        </w:rPr>
+        <w:t xml:space="preserve"> </w:t>
+      </w:r>
+      <w:proofErr w:type="spellStart"/>
+      <w:r>
+        <w:rPr>
+          <w:lang w:val="en-US"/>
+        </w:rPr>
+        <w:t>bu</w:t>
+      </w:r>
+      <w:proofErr w:type="spellEnd"/>
+      <w:r>
+        <w:rPr>
+          <w:lang w:val="en-US"/>
+        </w:rPr>
+        <w:t xml:space="preserve"> </w:t>
+      </w:r>
+      <w:proofErr w:type="spellStart"/>
+      <w:r>
+        <w:rPr>
+          <w:lang w:val="en-US"/>
+        </w:rPr>
+        <w:t>işlemin</w:t>
+      </w:r>
+      <w:proofErr w:type="spellEnd"/>
+      <w:r>
+        <w:rPr>
+          <w:lang w:val="en-US"/>
+        </w:rPr>
+        <w:t xml:space="preserve"> hangi </w:t>
+      </w:r>
+      <w:proofErr w:type="spellStart"/>
+      <w:r>
+        <w:rPr>
+          <w:lang w:val="en-US"/>
+        </w:rPr>
+        <w:t>kullanıcı</w:t>
+      </w:r>
+      <w:proofErr w:type="spellEnd"/>
+      <w:r>
+        <w:rPr>
+          <w:lang w:val="en-US"/>
+        </w:rPr>
+        <w:t xml:space="preserve"> </w:t>
+      </w:r>
+      <w:proofErr w:type="spellStart"/>
+      <w:r>
+        <w:rPr>
+          <w:lang w:val="en-US"/>
+        </w:rPr>
+        <w:t>tarafından</w:t>
+      </w:r>
+      <w:proofErr w:type="spellEnd"/>
+      <w:r>
+        <w:rPr>
+          <w:lang w:val="en-US"/>
+        </w:rPr>
+        <w:t xml:space="preserve"> hangi </w:t>
+      </w:r>
+      <w:proofErr w:type="spellStart"/>
+      <w:r>
+        <w:rPr>
+          <w:lang w:val="en-US"/>
+        </w:rPr>
+        <w:t>veri</w:t>
+      </w:r>
+      <w:proofErr w:type="spellEnd"/>
+      <w:r>
+        <w:rPr>
+          <w:lang w:val="en-US"/>
+        </w:rPr>
+        <w:t xml:space="preserve"> </w:t>
+      </w:r>
+      <w:proofErr w:type="spellStart"/>
+      <w:r>
+        <w:rPr>
+          <w:lang w:val="en-US"/>
+        </w:rPr>
+        <w:t>tabanı</w:t>
+      </w:r>
+      <w:proofErr w:type="spellEnd"/>
+      <w:r>
+        <w:rPr>
+          <w:lang w:val="en-US"/>
+        </w:rPr>
+        <w:t xml:space="preserve"> </w:t>
+      </w:r>
+      <w:proofErr w:type="spellStart"/>
+      <w:r>
+        <w:rPr>
+          <w:lang w:val="en-US"/>
+        </w:rPr>
+        <w:t>üzerinde</w:t>
+      </w:r>
+      <w:proofErr w:type="spellEnd"/>
+      <w:r>
+        <w:rPr>
+          <w:lang w:val="en-US"/>
+        </w:rPr>
+        <w:t xml:space="preserve"> </w:t>
+      </w:r>
+      <w:proofErr w:type="spellStart"/>
+      <w:r>
+        <w:rPr>
+          <w:lang w:val="en-US"/>
+        </w:rPr>
+        <w:t>gerçekleştirildiğini</w:t>
+      </w:r>
+      <w:proofErr w:type="spellEnd"/>
+      <w:r>
+        <w:rPr>
+          <w:lang w:val="en-US"/>
+        </w:rPr>
+        <w:t xml:space="preserve"> </w:t>
+      </w:r>
+      <w:proofErr w:type="spellStart"/>
+      <w:r>
+        <w:rPr>
+          <w:lang w:val="en-US"/>
+        </w:rPr>
+        <w:t>görüyoruz</w:t>
+      </w:r>
+      <w:proofErr w:type="spellEnd"/>
+      <w:r>
+        <w:rPr>
+          <w:lang w:val="en-US"/>
+        </w:rPr>
+        <w:t>.</w:t>
+      </w:r>
+    </w:p>
+    <w:p>
+      <w:pPr>
+        <w:rPr>
+          <w:lang w:val="en-US"/>
+        </w:rPr>
+      </w:pPr>
+      <w:r>
+        <w:rPr>
+          <w:lang w:val="en-US"/>
+        </w:rPr>
+        <w:drawing>
+          <wp:inline distT="0" distB="0" distL="0" distR="0" wp14:anchorId="1DD73AFE" wp14:editId="2EC5C4E7">
+            <wp:extent cx="5971540" cy="566420"/>
+            <wp:effectExtent l="0" t="0" r="0" b="5080"/>
+            <wp:docPr id="890348167" name="Image 1"/>
+            <wp:cNvGraphicFramePr>
+              <a:graphicFrameLocks xmlns:a="http://schemas.openxmlformats.org/drawingml/2006/main" noChangeAspect="1"/>
+            </wp:cNvGraphicFramePr>
+            <a:graphic xmlns:a="http://schemas.openxmlformats.org/drawingml/2006/main">
+              <a:graphicData uri="http://schemas.openxmlformats.org/drawingml/2006/picture">
+                <pic:pic xmlns:pic="http://schemas.openxmlformats.org/drawingml/2006/picture">
+                  <pic:nvPicPr>
+                    <pic:cNvPr id="890348167" name=""/>
+                    <pic:cNvPicPr/>
+                  </pic:nvPicPr>
+                  <pic:blipFill>
+                    <a:blip r:embed="rId32"/>
+                    <a:stretch>
+                      <a:fillRect/>
+                    </a:stretch>
+                  </pic:blipFill>
+                  <pic:spPr>
+                    <a:xfrm>
+                      <a:off x="0" y="0"/>
+                      <a:ext cx="5971540" cy="566420"/>
+                    </a:xfrm>
+                    <a:prstGeom prst="rect">
+                      <a:avLst/>
+                    </a:prstGeom>
+                  </pic:spPr>
+                </pic:pic>
+              </a:graphicData>
+            </a:graphic>
+          </wp:inline>
+        </w:drawing>
+      </w:r>
+    </w:p>
+    <w:p>
+      <w:pPr>
+        <w:rPr>
+          <w:lang w:val="en-US"/>
+        </w:rPr>
+      </w:pPr>
+    </w:p>
+    <w:p>
+      <w:pPr>
+        <w:pStyle w:val="Titre1"/>
+        <w:rPr>
+          <w:lang w:val="en-US"/>
+        </w:rPr>
+      </w:pPr>
+      <w:proofErr w:type="spellStart"/>
+      <w:r>
+        <w:rPr>
+          <w:lang w:val="en-US"/>
+        </w:rPr>
+        <w:t>Çıktılar</w:t>
+      </w:r>
+      <w:proofErr w:type="spellEnd"/>
+    </w:p>
+    <w:p>
+      <w:pPr>
+        <w:rPr>
+          <w:lang w:val="en-US"/>
+        </w:rPr>
+      </w:pPr>
+    </w:p>
+    <w:p>
+      <w:pPr>
+        <w:rPr>
+          <w:lang w:val="en-US"/>
+        </w:rPr>
+      </w:pPr>
+      <w:proofErr w:type="spellStart"/>
+      <w:r>
+        <w:rPr>
+          <w:lang w:val="en-US"/>
+        </w:rPr>
+        <w:t>Proje</w:t>
+      </w:r>
+      <w:proofErr w:type="spellEnd"/>
+      <w:r>
+        <w:rPr>
+          <w:lang w:val="en-US"/>
+        </w:rPr>
+        <w:t xml:space="preserve"> </w:t>
+      </w:r>
+      <w:proofErr w:type="spellStart"/>
+      <w:r>
+        <w:rPr>
+          <w:lang w:val="en-US"/>
+        </w:rPr>
+        <w:t>kapsamında</w:t>
+      </w:r>
+      <w:proofErr w:type="spellEnd"/>
+      <w:r>
+        <w:rPr>
+          <w:lang w:val="en-US"/>
+        </w:rPr>
+        <w:t xml:space="preserve"> </w:t>
+      </w:r>
+      <w:proofErr w:type="spellStart"/>
+      <w:r>
+        <w:rPr>
+          <w:lang w:val="en-US"/>
+        </w:rPr>
+        <w:t>yapılan</w:t>
+      </w:r>
+      <w:proofErr w:type="spellEnd"/>
+      <w:r>
+        <w:rPr>
+          <w:lang w:val="en-US"/>
+        </w:rPr>
+        <w:t xml:space="preserve"> </w:t>
+      </w:r>
+      <w:proofErr w:type="spellStart"/>
+      <w:r>
+        <w:rPr>
+          <w:lang w:val="en-US"/>
+        </w:rPr>
+        <w:t>işlemler</w:t>
+      </w:r>
+      <w:proofErr w:type="spellEnd"/>
+      <w:r>
+        <w:rPr>
+          <w:lang w:val="en-US"/>
+        </w:rPr>
+        <w:t xml:space="preserve"> </w:t>
+      </w:r>
+      <w:proofErr w:type="spellStart"/>
+      <w:r>
+        <w:rPr>
+          <w:lang w:val="en-US"/>
+        </w:rPr>
+        <w:t>sayesinde</w:t>
+      </w:r>
+      <w:proofErr w:type="spellEnd"/>
+      <w:r>
+        <w:rPr>
+          <w:lang w:val="en-US"/>
+        </w:rPr>
+        <w:t xml:space="preserve"> </w:t>
+      </w:r>
+      <w:r>
+        <w:rPr>
+          <w:lang w:val="en-US"/>
+        </w:rPr>
+        <w:t xml:space="preserve">PostgreSQL </w:t>
+      </w:r>
+      <w:proofErr w:type="spellStart"/>
+      <w:r>
+        <w:rPr>
+          <w:lang w:val="en-US"/>
+        </w:rPr>
+        <w:t>veri</w:t>
+      </w:r>
+      <w:proofErr w:type="spellEnd"/>
+      <w:r>
+        <w:rPr>
+          <w:lang w:val="en-US"/>
+        </w:rPr>
+        <w:t xml:space="preserve"> </w:t>
+      </w:r>
+      <w:proofErr w:type="spellStart"/>
+      <w:r>
+        <w:rPr>
+          <w:lang w:val="en-US"/>
+        </w:rPr>
+        <w:t>tabanlarının</w:t>
+      </w:r>
+      <w:proofErr w:type="spellEnd"/>
+      <w:r>
+        <w:rPr>
+          <w:lang w:val="en-US"/>
+        </w:rPr>
+        <w:t xml:space="preserve"> </w:t>
+      </w:r>
+      <w:proofErr w:type="spellStart"/>
+      <w:r>
+        <w:rPr>
+          <w:lang w:val="en-US"/>
+        </w:rPr>
+        <w:t>güvenliğini</w:t>
+      </w:r>
+      <w:proofErr w:type="spellEnd"/>
+      <w:r>
+        <w:rPr>
+          <w:lang w:val="en-US"/>
+        </w:rPr>
+        <w:t xml:space="preserve"> </w:t>
+      </w:r>
+      <w:proofErr w:type="spellStart"/>
+      <w:r>
+        <w:rPr>
+          <w:lang w:val="en-US"/>
+        </w:rPr>
+        <w:t>artırmak</w:t>
+      </w:r>
+      <w:proofErr w:type="spellEnd"/>
+      <w:r>
+        <w:rPr>
+          <w:lang w:val="en-US"/>
+        </w:rPr>
+        <w:t xml:space="preserve"> </w:t>
+      </w:r>
+      <w:proofErr w:type="spellStart"/>
+      <w:r>
+        <w:rPr>
+          <w:lang w:val="en-US"/>
+        </w:rPr>
+        <w:t>için</w:t>
+      </w:r>
+      <w:proofErr w:type="spellEnd"/>
+      <w:r>
+        <w:rPr>
+          <w:lang w:val="en-US"/>
+        </w:rPr>
+        <w:t xml:space="preserve"> </w:t>
+      </w:r>
+      <w:proofErr w:type="spellStart"/>
+      <w:r>
+        <w:rPr>
+          <w:lang w:val="en-US"/>
+        </w:rPr>
+        <w:t>neler</w:t>
+      </w:r>
+      <w:proofErr w:type="spellEnd"/>
+      <w:r>
+        <w:rPr>
+          <w:lang w:val="en-US"/>
+        </w:rPr>
+        <w:t xml:space="preserve"> </w:t>
+      </w:r>
+      <w:proofErr w:type="spellStart"/>
+      <w:r>
+        <w:rPr>
+          <w:lang w:val="en-US"/>
+        </w:rPr>
+        <w:t>yapılabileceğini</w:t>
+      </w:r>
+      <w:proofErr w:type="spellEnd"/>
+      <w:r>
+        <w:rPr>
+          <w:lang w:val="en-US"/>
+        </w:rPr>
+        <w:t xml:space="preserve">, </w:t>
+      </w:r>
+      <w:proofErr w:type="spellStart"/>
+      <w:r>
+        <w:rPr>
+          <w:lang w:val="en-US"/>
+        </w:rPr>
+        <w:t>veri</w:t>
+      </w:r>
+      <w:proofErr w:type="spellEnd"/>
+      <w:r>
+        <w:rPr>
+          <w:lang w:val="en-US"/>
+        </w:rPr>
+        <w:t xml:space="preserve"> </w:t>
+      </w:r>
+      <w:proofErr w:type="spellStart"/>
+      <w:r>
+        <w:rPr>
+          <w:lang w:val="en-US"/>
+        </w:rPr>
+        <w:t>tabanı</w:t>
+      </w:r>
+      <w:r>
+        <w:rPr>
+          <w:lang w:val="en-US"/>
+        </w:rPr>
+        <w:t>nın</w:t>
+      </w:r>
+      <w:proofErr w:type="spellEnd"/>
+      <w:r>
+        <w:rPr>
+          <w:lang w:val="en-US"/>
+        </w:rPr>
+        <w:t xml:space="preserve"> </w:t>
+      </w:r>
+      <w:proofErr w:type="spellStart"/>
+      <w:r>
+        <w:rPr>
+          <w:lang w:val="en-US"/>
+        </w:rPr>
+        <w:t>nasıl</w:t>
+      </w:r>
+      <w:proofErr w:type="spellEnd"/>
+      <w:r>
+        <w:rPr>
+          <w:lang w:val="en-US"/>
+        </w:rPr>
+        <w:t xml:space="preserve"> </w:t>
+      </w:r>
+      <w:proofErr w:type="spellStart"/>
+      <w:r>
+        <w:rPr>
+          <w:lang w:val="en-US"/>
+        </w:rPr>
+        <w:t>şifrelenebileceğini</w:t>
+      </w:r>
+      <w:proofErr w:type="spellEnd"/>
+      <w:r>
+        <w:rPr>
+          <w:lang w:val="en-US"/>
+        </w:rPr>
+        <w:t xml:space="preserve">, </w:t>
+      </w:r>
+      <w:r>
+        <w:rPr>
+          <w:lang w:val="en-US"/>
+        </w:rPr>
+        <w:t xml:space="preserve">SQL </w:t>
+      </w:r>
+      <w:proofErr w:type="spellStart"/>
+      <w:r>
+        <w:rPr>
+          <w:lang w:val="en-US"/>
+        </w:rPr>
+        <w:t>Injectiona</w:t>
+      </w:r>
+      <w:proofErr w:type="spellEnd"/>
+      <w:r>
+        <w:rPr>
+          <w:lang w:val="en-US"/>
+        </w:rPr>
+        <w:t xml:space="preserve"> </w:t>
+      </w:r>
+      <w:proofErr w:type="spellStart"/>
+      <w:r>
+        <w:rPr>
+          <w:lang w:val="en-US"/>
+        </w:rPr>
+        <w:t>karşı</w:t>
+      </w:r>
+      <w:proofErr w:type="spellEnd"/>
+      <w:r>
+        <w:rPr>
+          <w:lang w:val="en-US"/>
+        </w:rPr>
+        <w:t xml:space="preserve"> ne </w:t>
+      </w:r>
+      <w:proofErr w:type="spellStart"/>
+      <w:r>
+        <w:rPr>
+          <w:lang w:val="en-US"/>
+        </w:rPr>
+        <w:t>gibi</w:t>
+      </w:r>
+      <w:proofErr w:type="spellEnd"/>
+      <w:r>
+        <w:rPr>
+          <w:lang w:val="en-US"/>
+        </w:rPr>
+        <w:t xml:space="preserve"> </w:t>
+      </w:r>
+      <w:proofErr w:type="spellStart"/>
+      <w:r>
+        <w:rPr>
+          <w:lang w:val="en-US"/>
+        </w:rPr>
+        <w:t>önlemler</w:t>
+      </w:r>
+      <w:proofErr w:type="spellEnd"/>
+      <w:r>
+        <w:rPr>
+          <w:lang w:val="en-US"/>
+        </w:rPr>
+        <w:t xml:space="preserve"> </w:t>
+      </w:r>
+      <w:proofErr w:type="spellStart"/>
+      <w:r>
+        <w:rPr>
+          <w:lang w:val="en-US"/>
+        </w:rPr>
+        <w:t>alınabileceğini</w:t>
+      </w:r>
+      <w:proofErr w:type="spellEnd"/>
+      <w:r>
+        <w:rPr>
+          <w:lang w:val="en-US"/>
+        </w:rPr>
+        <w:t xml:space="preserve">, </w:t>
+      </w:r>
+      <w:r>
+        <w:rPr>
+          <w:lang w:val="en-US"/>
+        </w:rPr>
+        <w:t xml:space="preserve">Audit </w:t>
+      </w:r>
+      <w:proofErr w:type="spellStart"/>
+      <w:r>
+        <w:rPr>
+          <w:lang w:val="en-US"/>
+        </w:rPr>
+        <w:t>Logları</w:t>
+      </w:r>
+      <w:proofErr w:type="spellEnd"/>
+      <w:r>
+        <w:rPr>
+          <w:lang w:val="en-US"/>
+        </w:rPr>
+        <w:t xml:space="preserve"> </w:t>
+      </w:r>
+      <w:proofErr w:type="spellStart"/>
+      <w:r>
+        <w:rPr>
+          <w:lang w:val="en-US"/>
+        </w:rPr>
+        <w:t>ile</w:t>
+      </w:r>
+      <w:proofErr w:type="spellEnd"/>
+      <w:r>
+        <w:rPr>
+          <w:lang w:val="en-US"/>
+        </w:rPr>
+        <w:t xml:space="preserve"> </w:t>
+      </w:r>
+      <w:proofErr w:type="spellStart"/>
+      <w:r>
+        <w:rPr>
+          <w:lang w:val="en-US"/>
+        </w:rPr>
+        <w:t>değişiklik</w:t>
+      </w:r>
+      <w:proofErr w:type="spellEnd"/>
+      <w:r>
+        <w:rPr>
+          <w:lang w:val="en-US"/>
+        </w:rPr>
+        <w:t xml:space="preserve"> </w:t>
+      </w:r>
+      <w:proofErr w:type="spellStart"/>
+      <w:r>
+        <w:rPr>
+          <w:lang w:val="en-US"/>
+        </w:rPr>
+        <w:t>takibinin</w:t>
+      </w:r>
+      <w:proofErr w:type="spellEnd"/>
+      <w:r>
+        <w:rPr>
+          <w:lang w:val="en-US"/>
+        </w:rPr>
+        <w:t xml:space="preserve"> </w:t>
+      </w:r>
+      <w:proofErr w:type="spellStart"/>
+      <w:r>
+        <w:rPr>
+          <w:lang w:val="en-US"/>
+        </w:rPr>
+        <w:t>nasıl</w:t>
+      </w:r>
+      <w:proofErr w:type="spellEnd"/>
+      <w:r>
+        <w:rPr>
+          <w:lang w:val="en-US"/>
+        </w:rPr>
+        <w:t xml:space="preserve"> </w:t>
+      </w:r>
+      <w:proofErr w:type="spellStart"/>
+      <w:r>
+        <w:rPr>
+          <w:lang w:val="en-US"/>
+        </w:rPr>
+        <w:t>yapılacağını</w:t>
+      </w:r>
+      <w:proofErr w:type="spellEnd"/>
+      <w:r>
+        <w:rPr>
+          <w:lang w:val="en-US"/>
+        </w:rPr>
+        <w:t xml:space="preserve"> </w:t>
+      </w:r>
+      <w:proofErr w:type="spellStart"/>
+      <w:r>
+        <w:rPr>
+          <w:lang w:val="en-US"/>
+        </w:rPr>
+        <w:t>öğrendim</w:t>
+      </w:r>
+      <w:proofErr w:type="spellEnd"/>
+      <w:r>
+        <w:rPr>
+          <w:lang w:val="en-US"/>
+        </w:rPr>
+        <w:t xml:space="preserve">.  </w:t>
+      </w:r>
+    </w:p>
+    <w:p>
+      <w:pPr>
+        <w:rPr>
+          <w:lang w:val="en-US"/>
+        </w:rPr>
+      </w:pPr>
     </w:p>
     <w:sectPr>
       <w:pgSz w:w="12240" w:h="15840"/>

--- a/RAPOR.docx
+++ b/RAPOR.docx
@@ -20,7 +20,7 @@
           <w:noProof/>
         </w:rPr>
         <w:drawing>
-          <wp:inline distT="0" distB="0" distL="0" distR="0" wp14:anchorId="537ECBD4" wp14:editId="2D1A1EBF">
+          <wp:inline distT="0" distB="0" distL="0" distR="0" wp14:anchorId="537ECBD4" wp14:editId="50E8E916">
             <wp:extent cx="2268071" cy="2268071"/>
             <wp:effectExtent l="0" t="0" r="5715" b="5715"/>
             <wp:docPr id="756522366" name="Picture 1"/>
@@ -176,8 +176,6 @@
           <w:rStyle w:val="Lienhypertexte"/>
           <w:b/>
           <w:bCs/>
-          <w:sz w:val="32"/>
-          <w:szCs w:val="32"/>
         </w:rPr>
         <w:t>https://github.com/ismailbsrn/DatabaseScenarios-2</w:t>
       </w:r>
@@ -188,7 +186,76 @@
     <w:p>
       <w:pPr>
         <w:jc w:val="center"/>
-      </w:pPr>
+        <w:rPr>
+          <w:b/>
+          <w:bCs/>
+        </w:rPr>
+      </w:pPr>
+      <w:r>
+        <w:rPr>
+          <w:b/>
+          <w:bCs/>
+        </w:rPr>
+        <w:t xml:space="preserve">Video: </w:t>
+      </w:r>
+      <w:r>
+        <w:rPr>
+          <w:b/>
+          <w:bCs/>
+        </w:rPr>
+        <w:fldChar w:fldCharType="begin"/>
+      </w:r>
+      <w:r>
+        <w:rPr>
+          <w:b/>
+          <w:bCs/>
+        </w:rPr>
+        <w:instrText>HYPERLINK "https://drive.google.com/file/d/168e6W5nPMTUnAK_ULezhM975Zj-tUTQd/view?usp=share_link"</w:instrText>
+      </w:r>
+      <w:r>
+        <w:rPr>
+          <w:b/>
+          <w:bCs/>
+        </w:rPr>
+      </w:r>
+      <w:r>
+        <w:rPr>
+          <w:b/>
+          <w:bCs/>
+        </w:rPr>
+        <w:fldChar w:fldCharType="separate"/>
+      </w:r>
+      <w:r>
+        <w:rPr>
+          <w:rStyle w:val="Lienhypertexte"/>
+          <w:b/>
+          <w:bCs/>
+        </w:rPr>
+        <w:t>https://drive.google.com/file/d/168e6W5nPMTUnAK_ULezhM975Zj-</w:t>
+      </w:r>
+      <w:r>
+        <w:rPr>
+          <w:rStyle w:val="Lienhypertexte"/>
+          <w:b/>
+          <w:bCs/>
+        </w:rPr>
+        <w:t>t</w:t>
+      </w:r>
+      <w:r>
+        <w:rPr>
+          <w:rStyle w:val="Lienhypertexte"/>
+          <w:b/>
+          <w:bCs/>
+        </w:rPr>
+        <w:t>UTQd/view?usp=share_link</w:t>
+      </w:r>
+      <w:r>
+        <w:rPr>
+          <w:b/>
+          <w:bCs/>
+        </w:rPr>
+        <w:fldChar w:fldCharType="end"/>
+      </w:r>
     </w:p>
     <w:p>
       <w:pPr>
@@ -216,15 +283,6 @@
     </w:p>
     <w:p>
       <w:pPr>
-        <w:jc w:val="center"/>
-        <w:rPr>
-          <w:lang w:val="en-US"/>
-        </w:rPr>
-      </w:pPr>
-    </w:p>
-    <w:p>
-      <w:pPr>
-        <w:jc w:val="center"/>
         <w:rPr>
           <w:lang w:val="en-US"/>
         </w:rPr>
@@ -3542,7 +3600,21 @@
         <w:rPr>
           <w:lang w:val="tr-TR"/>
         </w:rPr>
-        <w:t xml:space="preserve"> veri tabanı sistemlerine karşı gerçekleştirilen saldırılarda en çok kullanılan yöntemlerden biridir. Kötü niyetli kişiler veri tabanı sorgusu içine dahil edilecek metinler içerisine ekledikleri tırnaklar için sorguda kendilerine izin verilen alanın dışına çıkarlar ve OR  ‘1’ == ‘1 benzeri ifadelerle ulaşmamaları gereken verilere ulaşırlar. Aşağıda bu duruma örnek bir durum </w:t>
+        <w:t xml:space="preserve"> veri tabanı sistemlerine karşı gerçekleştirilen saldırılarda en çok kullanılan yöntemlerden biridir. Kötü niyetli kişiler veri tabanı sorgusu içine dahil edilecek metinler içerisine ekledikleri tırnaklar için sorguda kendilerine izin verilen alanın dışına çıkarlar ve </w:t>
+      </w:r>
+      <w:proofErr w:type="gramStart"/>
+      <w:r>
+        <w:rPr>
+          <w:lang w:val="tr-TR"/>
+        </w:rPr>
+        <w:t>OR  ‘</w:t>
+      </w:r>
+      <w:proofErr w:type="gramEnd"/>
+      <w:r>
+        <w:rPr>
+          <w:lang w:val="tr-TR"/>
+        </w:rPr>
+        <w:t xml:space="preserve">1’ == ‘1 benzeri ifadelerle ulaşmamaları gereken verilere ulaşırlar. Aşağıda bu duruma örnek bir durum </w:t>
       </w:r>
       <w:r>
         <w:rPr>
@@ -3602,42 +3674,14 @@
           <w:rStyle w:val="hljs-string"/>
           <w:color w:val="000000"/>
         </w:rPr>
-        <w:t xml:space="preserve">f"SELECT first_name FROM customer WHERE </w:t>
-      </w:r>
-      <w:r>
-        <w:rPr>
-          <w:rStyle w:val="hljs-string"/>
-          <w:color w:val="000000"/>
-        </w:rPr>
-        <w:t>email</w:t>
-      </w:r>
-      <w:r>
-        <w:rPr>
-          <w:rStyle w:val="hljs-string"/>
-          <w:color w:val="000000"/>
-        </w:rPr>
-        <w:t xml:space="preserve"> = '</w:t>
+        <w:t>f"SELECT first_name FROM customer WHERE email = '</w:t>
       </w:r>
       <w:r>
         <w:rPr>
           <w:rStyle w:val="hljs-subst"/>
           <w:color w:val="000000"/>
         </w:rPr>
-        <w:t>{</w:t>
-      </w:r>
-      <w:r>
-        <w:rPr>
-          <w:rStyle w:val="hljs-subst"/>
-          <w:color w:val="000000"/>
-        </w:rPr>
-        <w:t xml:space="preserve">email </w:t>
-      </w:r>
-      <w:r>
-        <w:rPr>
-          <w:rStyle w:val="hljs-subst"/>
-          <w:color w:val="000000"/>
-        </w:rPr>
-        <w:t>}</w:t>
+        <w:t>{email }</w:t>
       </w:r>
       <w:r>
         <w:rPr>
@@ -3674,16 +3718,7 @@
           <w:sz w:val="27"/>
           <w:szCs w:val="27"/>
         </w:rPr>
-        <w:t>string</w:t>
-      </w:r>
-      <w:r>
-        <w:rPr>
-          <w:rFonts w:ascii="-webkit-standard" w:hAnsi="-webkit-standard"/>
-          <w:color w:val="000000"/>
-          <w:sz w:val="27"/>
-          <w:szCs w:val="27"/>
-        </w:rPr>
-        <w:t>' OR '1'='1</w:t>
+        <w:t>string' OR '1'='1</w:t>
       </w:r>
     </w:p>
     <w:p>
@@ -3762,12 +3797,14 @@
           <w:lang w:val="tr-TR"/>
         </w:rPr>
       </w:pPr>
+      <w:proofErr w:type="gramStart"/>
       <w:r>
         <w:rPr>
           <w:lang w:val="tr-TR"/>
         </w:rPr>
         <w:t>halini</w:t>
       </w:r>
+      <w:proofErr w:type="gramEnd"/>
       <w:r>
         <w:rPr>
           <w:lang w:val="tr-TR"/>
@@ -5190,7 +5227,21 @@
         <w:rPr>
           <w:lang w:val="tr-TR"/>
         </w:rPr>
-        <w:t xml:space="preserve"> oluşturulmuştur. Parametrik sorgular ile metin direkt sorgu içerisine enjekte edilmemektedir. psycopg2 kütüphanesi metin içerisindeki tırnakları </w:t>
+        <w:t xml:space="preserve"> oluşturulmuştur. Parametrik sorgular ile metin direkt sorgu içerisine enjekte edilmemektedir. </w:t>
+      </w:r>
+      <w:proofErr w:type="gramStart"/>
+      <w:r>
+        <w:rPr>
+          <w:lang w:val="tr-TR"/>
+        </w:rPr>
+        <w:t>psycopg</w:t>
+      </w:r>
+      <w:proofErr w:type="gramEnd"/>
+      <w:r>
+        <w:rPr>
+          <w:lang w:val="tr-TR"/>
+        </w:rPr>
+        <w:t xml:space="preserve">2 kütüphanesi metin içerisindeki tırnakları </w:t>
       </w:r>
       <w:proofErr w:type="spellStart"/>
       <w:r>
@@ -6546,6 +6597,7 @@
         <w:t>(</w:t>
       </w:r>
       <w:proofErr w:type="spellStart"/>
+      <w:proofErr w:type="gramStart"/>
       <w:r>
         <w:rPr>
           <w:rFonts w:ascii="FiraCode Nerd Font" w:hAnsi="FiraCode Nerd Font" w:cs="FiraCode Nerd Font"/>
@@ -6556,6 +6608,7 @@
         <w:t>venv</w:t>
       </w:r>
       <w:proofErr w:type="spellEnd"/>
+      <w:proofErr w:type="gramEnd"/>
       <w:r>
         <w:rPr>
           <w:rFonts w:ascii="FiraCode Nerd Font" w:hAnsi="FiraCode Nerd Font" w:cs="FiraCode Nerd Font"/>
@@ -6643,9 +6696,9 @@
           <w:szCs w:val="20"/>
           <w:lang w:val="tr-TR"/>
         </w:rPr>
-        <w:t>-file .</w:t>
-      </w:r>
-      <w:proofErr w:type="spellStart"/>
+        <w:t>-</w:t>
+      </w:r>
+      <w:proofErr w:type="gramStart"/>
       <w:r>
         <w:rPr>
           <w:rFonts w:ascii="FiraCode Nerd Font" w:hAnsi="FiraCode Nerd Font" w:cs="FiraCode Nerd Font"/>
@@ -6653,9 +6706,20 @@
           <w:szCs w:val="20"/>
           <w:lang w:val="tr-TR"/>
         </w:rPr>
+        <w:t>file .</w:t>
+      </w:r>
+      <w:proofErr w:type="spellStart"/>
+      <w:r>
+        <w:rPr>
+          <w:rFonts w:ascii="FiraCode Nerd Font" w:hAnsi="FiraCode Nerd Font" w:cs="FiraCode Nerd Font"/>
+          <w:sz w:val="20"/>
+          <w:szCs w:val="20"/>
+          <w:lang w:val="tr-TR"/>
+        </w:rPr>
         <w:t>env</w:t>
       </w:r>
       <w:proofErr w:type="spellEnd"/>
+      <w:proofErr w:type="gramEnd"/>
     </w:p>
     <w:p>
       <w:pPr>
@@ -6672,6 +6736,7 @@
       </w:r>
       <w:r>
         <w:rPr>
+          <w:noProof/>
           <w:lang w:val="tr-TR"/>
         </w:rPr>
         <w:drawing>
@@ -6843,11 +6908,19 @@
         <w:t>sonuclar</w:t>
       </w:r>
       <w:proofErr w:type="spellEnd"/>
-      <w:r>
-        <w:rPr>
-          <w:lang w:val="tr-TR"/>
-        </w:rPr>
-        <w:t>":[["</w:t>
+      <w:proofErr w:type="gramStart"/>
+      <w:r>
+        <w:rPr>
+          <w:lang w:val="tr-TR"/>
+        </w:rPr>
+        <w:t>":[</w:t>
+      </w:r>
+      <w:proofErr w:type="gramEnd"/>
+      <w:r>
+        <w:rPr>
+          <w:lang w:val="tr-TR"/>
+        </w:rPr>
+        <w:t>["</w:t>
       </w:r>
       <w:proofErr w:type="spellStart"/>
       <w:r>
@@ -6899,6 +6972,7 @@
       </w:pPr>
       <w:r>
         <w:rPr>
+          <w:noProof/>
           <w:lang w:val="tr-TR"/>
         </w:rPr>
         <w:drawing>
@@ -6947,6 +7021,7 @@
       </w:pPr>
       <w:r>
         <w:rPr>
+          <w:noProof/>
           <w:lang w:val="en-US"/>
         </w:rPr>
         <w:drawing>
@@ -7089,6 +7164,7 @@
       </w:r>
       <w:r>
         <w:rPr>
+          <w:noProof/>
           <w:lang w:val="en-US"/>
         </w:rPr>
         <w:drawing>
@@ -7217,11 +7293,19 @@
         <w:t>sonuclar</w:t>
       </w:r>
       <w:proofErr w:type="spellEnd"/>
-      <w:r>
-        <w:rPr>
-          <w:lang w:val="en-US"/>
-        </w:rPr>
-        <w:t>":[]}</w:t>
+      <w:proofErr w:type="gramStart"/>
+      <w:r>
+        <w:rPr>
+          <w:lang w:val="en-US"/>
+        </w:rPr>
+        <w:t>":[</w:t>
+      </w:r>
+      <w:proofErr w:type="gramEnd"/>
+      <w:r>
+        <w:rPr>
+          <w:lang w:val="en-US"/>
+        </w:rPr>
+        <w:t>]}</w:t>
       </w:r>
     </w:p>
     <w:p>
@@ -7355,7 +7439,21 @@
         <w:rPr>
           <w:lang w:val="en-US"/>
         </w:rPr>
-        <w:t xml:space="preserve"> “Jared ‘ OR ‘1’=’1” </w:t>
+        <w:t xml:space="preserve"> “Jared </w:t>
+      </w:r>
+      <w:proofErr w:type="gramStart"/>
+      <w:r>
+        <w:rPr>
+          <w:lang w:val="en-US"/>
+        </w:rPr>
+        <w:t>‘ OR</w:t>
+      </w:r>
+      <w:proofErr w:type="gramEnd"/>
+      <w:r>
+        <w:rPr>
+          <w:lang w:val="en-US"/>
+        </w:rPr>
+        <w:t xml:space="preserve"> ‘1’=’1” </w:t>
       </w:r>
       <w:proofErr w:type="spellStart"/>
       <w:r>
@@ -7680,6 +7778,7 @@
       </w:pPr>
       <w:r>
         <w:rPr>
+          <w:noProof/>
           <w:lang w:val="en-US"/>
         </w:rPr>
         <w:drawing>
@@ -7804,6 +7903,7 @@
       </w:pPr>
       <w:r>
         <w:rPr>
+          <w:noProof/>
           <w:lang w:val="en-US"/>
         </w:rPr>
         <w:drawing>
@@ -7863,6 +7963,7 @@
       </w:r>
       <w:r>
         <w:rPr>
+          <w:noProof/>
           <w:lang w:val="en-US"/>
         </w:rPr>
         <w:drawing>
@@ -7923,6 +8024,7 @@
       </w:pPr>
       <w:r>
         <w:rPr>
+          <w:noProof/>
           <w:lang w:val="en-US"/>
         </w:rPr>
         <w:drawing>
@@ -8089,6 +8191,7 @@
       </w:pPr>
       <w:r>
         <w:rPr>
+          <w:noProof/>
           <w:lang w:val="en-US"/>
         </w:rPr>
         <w:lastRenderedPageBreak/>
@@ -8270,6 +8373,7 @@
       </w:pPr>
       <w:r>
         <w:rPr>
+          <w:noProof/>
           <w:lang w:val="en-US"/>
         </w:rPr>
         <w:drawing>
@@ -8498,6 +8602,7 @@
       </w:pPr>
       <w:r>
         <w:rPr>
+          <w:noProof/>
           <w:lang w:val="en-US"/>
         </w:rPr>
         <w:drawing>
@@ -8796,6 +8901,7 @@
       </w:pPr>
       <w:r>
         <w:rPr>
+          <w:noProof/>
           <w:lang w:val="en-US"/>
         </w:rPr>
         <w:drawing>
@@ -11324,6 +11430,7 @@
   <w:style w:type="character" w:default="1" w:styleId="Policepardfaut">
     <w:name w:val="Default Paragraph Font"/>
     <w:uiPriority w:val="1"/>
+    <w:semiHidden/>
     <w:unhideWhenUsed/>
   </w:style>
   <w:style w:type="table" w:default="1" w:styleId="TableauNormal">
